--- a/cases_by_tax_domain.docx
+++ b/cases_by_tax_domain.docx
@@ -1143,8 +1143,19 @@
     </w:tbl>
     <w:p>
       <w:pPr>
-        <w:spacing w:after="120"/>
-      </w:pPr>
+        <w:spacing w:after="120" w:line="276"/>
+      </w:pPr>
+      <w:r>
+        <w:rPr>
+          <w:rFonts w:ascii="Arial" w:cs="Arial" w:eastAsia="Arial" w:hAnsi="Arial"/>
+          <w:i/>
+          <w:iCs/>
+          <w:color w:val="595959"/>
+          <w:sz w:val="18"/>
+          <w:szCs w:val="18"/>
+        </w:rPr>
+        <w:t xml:space="preserve">Поперечный срез по типам проблем (11 сквозных поддоменов) приведён в конце документа.</w:t>
+      </w:r>
     </w:p>
     <w:p>
       <w:pPr>
@@ -1245,6 +1256,32 @@
           <w:szCs w:val="18"/>
         </w:rPr>
         <w:t xml:space="preserve">ф. 0504805</w:t>
+      </w:r>
+    </w:p>
+    <w:p>
+      <w:pPr>
+        <w:keepNext/>
+        <w:spacing w:after="20" w:line="276"/>
+      </w:pPr>
+      <w:r>
+        <w:rPr>
+          <w:rFonts w:ascii="Arial" w:cs="Arial" w:eastAsia="Arial" w:hAnsi="Arial"/>
+          <w:b/>
+          <w:bCs/>
+          <w:color w:val="595959"/>
+          <w:sz w:val="18"/>
+          <w:szCs w:val="18"/>
+        </w:rPr>
+        <w:t xml:space="preserve">Сквозной поддомен: </w:t>
+      </w:r>
+      <w:r>
+        <w:rPr>
+          <w:rFonts w:ascii="Arial" w:cs="Arial" w:eastAsia="Arial" w:hAnsi="Arial"/>
+          <w:color w:val="595959"/>
+          <w:sz w:val="18"/>
+          <w:szCs w:val="18"/>
+        </w:rPr>
+        <w:t xml:space="preserve">П4. Сверка и сопоставление записей; П5. Классификация, дедубликация и кластеризация</w:t>
       </w:r>
     </w:p>
     <w:p>
@@ -1477,6 +1514,32 @@
           <w:sz w:val="18"/>
           <w:szCs w:val="18"/>
         </w:rPr>
+        <w:t xml:space="preserve">Сквозной поддомен: </w:t>
+      </w:r>
+      <w:r>
+        <w:rPr>
+          <w:rFonts w:ascii="Arial" w:cs="Arial" w:eastAsia="Arial" w:hAnsi="Arial"/>
+          <w:color w:val="595959"/>
+          <w:sz w:val="18"/>
+          <w:szCs w:val="18"/>
+        </w:rPr>
+        <w:t xml:space="preserve">П4. Сверка и сопоставление записей; П3. Проверка на соответствие нормам, срокам и эталонам</w:t>
+      </w:r>
+    </w:p>
+    <w:p>
+      <w:pPr>
+        <w:keepNext/>
+        <w:spacing w:after="20" w:line="276"/>
+      </w:pPr>
+      <w:r>
+        <w:rPr>
+          <w:rFonts w:ascii="Arial" w:cs="Arial" w:eastAsia="Arial" w:hAnsi="Arial"/>
+          <w:b/>
+          <w:bCs/>
+          <w:color w:val="595959"/>
+          <w:sz w:val="18"/>
+          <w:szCs w:val="18"/>
+        </w:rPr>
         <w:t xml:space="preserve">Тип ИИ-задачи: </w:t>
       </w:r>
       <w:r>
@@ -1693,6 +1756,32 @@
           <w:sz w:val="18"/>
           <w:szCs w:val="18"/>
         </w:rPr>
+        <w:t xml:space="preserve">Сквозной поддомен: </w:t>
+      </w:r>
+      <w:r>
+        <w:rPr>
+          <w:rFonts w:ascii="Arial" w:cs="Arial" w:eastAsia="Arial" w:hAnsi="Arial"/>
+          <w:color w:val="595959"/>
+          <w:sz w:val="18"/>
+          <w:szCs w:val="18"/>
+        </w:rPr>
+        <w:t xml:space="preserve">П4. Сверка и сопоставление записей; П1. Консолидация данных из разных источников</w:t>
+      </w:r>
+    </w:p>
+    <w:p>
+      <w:pPr>
+        <w:keepNext/>
+        <w:spacing w:after="20" w:line="276"/>
+      </w:pPr>
+      <w:r>
+        <w:rPr>
+          <w:rFonts w:ascii="Arial" w:cs="Arial" w:eastAsia="Arial" w:hAnsi="Arial"/>
+          <w:b/>
+          <w:bCs/>
+          <w:color w:val="595959"/>
+          <w:sz w:val="18"/>
+          <w:szCs w:val="18"/>
+        </w:rPr>
         <w:t xml:space="preserve">Тип ИИ-задачи: </w:t>
       </w:r>
       <w:r>
@@ -1909,6 +1998,32 @@
           <w:sz w:val="18"/>
           <w:szCs w:val="18"/>
         </w:rPr>
+        <w:t xml:space="preserve">Сквозной поддомен: </w:t>
+      </w:r>
+      <w:r>
+        <w:rPr>
+          <w:rFonts w:ascii="Arial" w:cs="Arial" w:eastAsia="Arial" w:hAnsi="Arial"/>
+          <w:color w:val="595959"/>
+          <w:sz w:val="18"/>
+          <w:szCs w:val="18"/>
+        </w:rPr>
+        <w:t xml:space="preserve">П11. Автоматизация процесса и агентные сценарии</w:t>
+      </w:r>
+    </w:p>
+    <w:p>
+      <w:pPr>
+        <w:keepNext/>
+        <w:spacing w:after="20" w:line="276"/>
+      </w:pPr>
+      <w:r>
+        <w:rPr>
+          <w:rFonts w:ascii="Arial" w:cs="Arial" w:eastAsia="Arial" w:hAnsi="Arial"/>
+          <w:b/>
+          <w:bCs/>
+          <w:color w:val="595959"/>
+          <w:sz w:val="18"/>
+          <w:szCs w:val="18"/>
+        </w:rPr>
         <w:t xml:space="preserve">Тип ИИ-задачи: </w:t>
       </w:r>
       <w:r>
@@ -2188,6 +2303,32 @@
           <w:sz w:val="18"/>
           <w:szCs w:val="18"/>
         </w:rPr>
+        <w:t xml:space="preserve">Сквозной поддомен: </w:t>
+      </w:r>
+      <w:r>
+        <w:rPr>
+          <w:rFonts w:ascii="Arial" w:cs="Arial" w:eastAsia="Arial" w:hAnsi="Arial"/>
+          <w:color w:val="595959"/>
+          <w:sz w:val="18"/>
+          <w:szCs w:val="18"/>
+        </w:rPr>
+        <w:t xml:space="preserve">П9. Оценка платежеспособности, стоимости и рисков; П5. Классификация, дедубликация и кластеризация</w:t>
+      </w:r>
+    </w:p>
+    <w:p>
+      <w:pPr>
+        <w:keepNext/>
+        <w:spacing w:after="20" w:line="276"/>
+      </w:pPr>
+      <w:r>
+        <w:rPr>
+          <w:rFonts w:ascii="Arial" w:cs="Arial" w:eastAsia="Arial" w:hAnsi="Arial"/>
+          <w:b/>
+          <w:bCs/>
+          <w:color w:val="595959"/>
+          <w:sz w:val="18"/>
+          <w:szCs w:val="18"/>
+        </w:rPr>
         <w:t xml:space="preserve">Тип ИИ-задачи: </w:t>
       </w:r>
       <w:r>
@@ -2404,6 +2545,32 @@
           <w:sz w:val="18"/>
           <w:szCs w:val="18"/>
         </w:rPr>
+        <w:t xml:space="preserve">Сквозной поддомен: </w:t>
+      </w:r>
+      <w:r>
+        <w:rPr>
+          <w:rFonts w:ascii="Arial" w:cs="Arial" w:eastAsia="Arial" w:hAnsi="Arial"/>
+          <w:color w:val="595959"/>
+          <w:sz w:val="18"/>
+          <w:szCs w:val="18"/>
+        </w:rPr>
+        <w:t xml:space="preserve">П8. Аналитика, дашборды и регулярная отчётность</w:t>
+      </w:r>
+    </w:p>
+    <w:p>
+      <w:pPr>
+        <w:keepNext/>
+        <w:spacing w:after="20" w:line="276"/>
+      </w:pPr>
+      <w:r>
+        <w:rPr>
+          <w:rFonts w:ascii="Arial" w:cs="Arial" w:eastAsia="Arial" w:hAnsi="Arial"/>
+          <w:b/>
+          <w:bCs/>
+          <w:color w:val="595959"/>
+          <w:sz w:val="18"/>
+          <w:szCs w:val="18"/>
+        </w:rPr>
         <w:t xml:space="preserve">Тип ИИ-задачи: </w:t>
       </w:r>
       <w:r>
@@ -2594,6 +2761,32 @@
           <w:sz w:val="18"/>
           <w:szCs w:val="18"/>
         </w:rPr>
+        <w:t xml:space="preserve">Сквозной поддомен: </w:t>
+      </w:r>
+      <w:r>
+        <w:rPr>
+          <w:rFonts w:ascii="Arial" w:cs="Arial" w:eastAsia="Arial" w:hAnsi="Arial"/>
+          <w:color w:val="595959"/>
+          <w:sz w:val="18"/>
+          <w:szCs w:val="18"/>
+        </w:rPr>
+        <w:t xml:space="preserve">П8. Аналитика, дашборды и регулярная отчётность</w:t>
+      </w:r>
+    </w:p>
+    <w:p>
+      <w:pPr>
+        <w:keepNext/>
+        <w:spacing w:after="20" w:line="276"/>
+      </w:pPr>
+      <w:r>
+        <w:rPr>
+          <w:rFonts w:ascii="Arial" w:cs="Arial" w:eastAsia="Arial" w:hAnsi="Arial"/>
+          <w:b/>
+          <w:bCs/>
+          <w:color w:val="595959"/>
+          <w:sz w:val="18"/>
+          <w:szCs w:val="18"/>
+        </w:rPr>
         <w:t xml:space="preserve">Тип ИИ-задачи: </w:t>
       </w:r>
       <w:r>
@@ -2810,6 +3003,32 @@
           <w:sz w:val="18"/>
           <w:szCs w:val="18"/>
         </w:rPr>
+        <w:t xml:space="preserve">Сквозной поддомен: </w:t>
+      </w:r>
+      <w:r>
+        <w:rPr>
+          <w:rFonts w:ascii="Arial" w:cs="Arial" w:eastAsia="Arial" w:hAnsi="Arial"/>
+          <w:color w:val="595959"/>
+          <w:sz w:val="18"/>
+          <w:szCs w:val="18"/>
+        </w:rPr>
+        <w:t xml:space="preserve">П5. Классификация, дедубликация и кластеризация; П6. Подготовка документов и справок</w:t>
+      </w:r>
+    </w:p>
+    <w:p>
+      <w:pPr>
+        <w:keepNext/>
+        <w:spacing w:after="20" w:line="276"/>
+      </w:pPr>
+      <w:r>
+        <w:rPr>
+          <w:rFonts w:ascii="Arial" w:cs="Arial" w:eastAsia="Arial" w:hAnsi="Arial"/>
+          <w:b/>
+          <w:bCs/>
+          <w:color w:val="595959"/>
+          <w:sz w:val="18"/>
+          <w:szCs w:val="18"/>
+        </w:rPr>
         <w:t xml:space="preserve">Тип ИИ-задачи: </w:t>
       </w:r>
       <w:r>
@@ -3052,6 +3271,32 @@
           <w:sz w:val="18"/>
           <w:szCs w:val="18"/>
         </w:rPr>
+        <w:t xml:space="preserve">Сквозной поддомен: </w:t>
+      </w:r>
+      <w:r>
+        <w:rPr>
+          <w:rFonts w:ascii="Arial" w:cs="Arial" w:eastAsia="Arial" w:hAnsi="Arial"/>
+          <w:color w:val="595959"/>
+          <w:sz w:val="18"/>
+          <w:szCs w:val="18"/>
+        </w:rPr>
+        <w:t xml:space="preserve">П2. Анализ и извлечение из больших документов; П5. Классификация, дедубликация и кластеризация</w:t>
+      </w:r>
+    </w:p>
+    <w:p>
+      <w:pPr>
+        <w:keepNext/>
+        <w:spacing w:after="20" w:line="276"/>
+      </w:pPr>
+      <w:r>
+        <w:rPr>
+          <w:rFonts w:ascii="Arial" w:cs="Arial" w:eastAsia="Arial" w:hAnsi="Arial"/>
+          <w:b/>
+          <w:bCs/>
+          <w:color w:val="595959"/>
+          <w:sz w:val="18"/>
+          <w:szCs w:val="18"/>
+        </w:rPr>
         <w:t xml:space="preserve">Тип ИИ-задачи: </w:t>
       </w:r>
       <w:r>
@@ -3279,6 +3524,32 @@
           <w:sz w:val="18"/>
           <w:szCs w:val="18"/>
         </w:rPr>
+        <w:t xml:space="preserve">Сквозной поддомен: </w:t>
+      </w:r>
+      <w:r>
+        <w:rPr>
+          <w:rFonts w:ascii="Arial" w:cs="Arial" w:eastAsia="Arial" w:hAnsi="Arial"/>
+          <w:color w:val="595959"/>
+          <w:sz w:val="18"/>
+          <w:szCs w:val="18"/>
+        </w:rPr>
+        <w:t xml:space="preserve">П10. Качество данных, интеграция и доступ; П7. Сбор данных из внешних источников</w:t>
+      </w:r>
+    </w:p>
+    <w:p>
+      <w:pPr>
+        <w:keepNext/>
+        <w:spacing w:after="20" w:line="276"/>
+      </w:pPr>
+      <w:r>
+        <w:rPr>
+          <w:rFonts w:ascii="Arial" w:cs="Arial" w:eastAsia="Arial" w:hAnsi="Arial"/>
+          <w:b/>
+          <w:bCs/>
+          <w:color w:val="595959"/>
+          <w:sz w:val="18"/>
+          <w:szCs w:val="18"/>
+        </w:rPr>
         <w:t xml:space="preserve">Тип ИИ-задачи: </w:t>
       </w:r>
       <w:r>
@@ -3469,6 +3740,32 @@
           <w:sz w:val="18"/>
           <w:szCs w:val="18"/>
         </w:rPr>
+        <w:t xml:space="preserve">Сквозной поддомен: </w:t>
+      </w:r>
+      <w:r>
+        <w:rPr>
+          <w:rFonts w:ascii="Arial" w:cs="Arial" w:eastAsia="Arial" w:hAnsi="Arial"/>
+          <w:color w:val="595959"/>
+          <w:sz w:val="18"/>
+          <w:szCs w:val="18"/>
+        </w:rPr>
+        <w:t xml:space="preserve">П10. Качество данных, интеграция и доступ; П8. Аналитика, дашборды и регулярная отчётность</w:t>
+      </w:r>
+    </w:p>
+    <w:p>
+      <w:pPr>
+        <w:keepNext/>
+        <w:spacing w:after="20" w:line="276"/>
+      </w:pPr>
+      <w:r>
+        <w:rPr>
+          <w:rFonts w:ascii="Arial" w:cs="Arial" w:eastAsia="Arial" w:hAnsi="Arial"/>
+          <w:b/>
+          <w:bCs/>
+          <w:color w:val="595959"/>
+          <w:sz w:val="18"/>
+          <w:szCs w:val="18"/>
+        </w:rPr>
         <w:t xml:space="preserve">Тип ИИ-задачи: </w:t>
       </w:r>
       <w:r>
@@ -3685,6 +3982,32 @@
           <w:sz w:val="18"/>
           <w:szCs w:val="18"/>
         </w:rPr>
+        <w:t xml:space="preserve">Сквозной поддомен: </w:t>
+      </w:r>
+      <w:r>
+        <w:rPr>
+          <w:rFonts w:ascii="Arial" w:cs="Arial" w:eastAsia="Arial" w:hAnsi="Arial"/>
+          <w:color w:val="595959"/>
+          <w:sz w:val="18"/>
+          <w:szCs w:val="18"/>
+        </w:rPr>
+        <w:t xml:space="preserve">П5. Классификация, дедубликация и кластеризация; П2. Анализ и извлечение из больших документов</w:t>
+      </w:r>
+    </w:p>
+    <w:p>
+      <w:pPr>
+        <w:keepNext/>
+        <w:spacing w:after="20" w:line="276"/>
+      </w:pPr>
+      <w:r>
+        <w:rPr>
+          <w:rFonts w:ascii="Arial" w:cs="Arial" w:eastAsia="Arial" w:hAnsi="Arial"/>
+          <w:b/>
+          <w:bCs/>
+          <w:color w:val="595959"/>
+          <w:sz w:val="18"/>
+          <w:szCs w:val="18"/>
+        </w:rPr>
         <w:t xml:space="preserve">Тип ИИ-задачи: </w:t>
       </w:r>
       <w:r>
@@ -3901,6 +4224,32 @@
           <w:sz w:val="18"/>
           <w:szCs w:val="18"/>
         </w:rPr>
+        <w:t xml:space="preserve">Сквозной поддомен: </w:t>
+      </w:r>
+      <w:r>
+        <w:rPr>
+          <w:rFonts w:ascii="Arial" w:cs="Arial" w:eastAsia="Arial" w:hAnsi="Arial"/>
+          <w:color w:val="595959"/>
+          <w:sz w:val="18"/>
+          <w:szCs w:val="18"/>
+        </w:rPr>
+        <w:t xml:space="preserve">П1. Консолидация данных из разных источников; П7. Сбор данных из внешних источников; П11. Автоматизация процесса и агентные сценарии</w:t>
+      </w:r>
+    </w:p>
+    <w:p>
+      <w:pPr>
+        <w:keepNext/>
+        <w:spacing w:after="20" w:line="276"/>
+      </w:pPr>
+      <w:r>
+        <w:rPr>
+          <w:rFonts w:ascii="Arial" w:cs="Arial" w:eastAsia="Arial" w:hAnsi="Arial"/>
+          <w:b/>
+          <w:bCs/>
+          <w:color w:val="595959"/>
+          <w:sz w:val="18"/>
+          <w:szCs w:val="18"/>
+        </w:rPr>
         <w:t xml:space="preserve">Тип ИИ-задачи: </w:t>
       </w:r>
       <w:r>
@@ -4091,6 +4440,32 @@
           <w:sz w:val="18"/>
           <w:szCs w:val="18"/>
         </w:rPr>
+        <w:t xml:space="preserve">Сквозной поддомен: </w:t>
+      </w:r>
+      <w:r>
+        <w:rPr>
+          <w:rFonts w:ascii="Arial" w:cs="Arial" w:eastAsia="Arial" w:hAnsi="Arial"/>
+          <w:color w:val="595959"/>
+          <w:sz w:val="18"/>
+          <w:szCs w:val="18"/>
+        </w:rPr>
+        <w:t xml:space="preserve">П7. Сбор данных из внешних источников</w:t>
+      </w:r>
+    </w:p>
+    <w:p>
+      <w:pPr>
+        <w:keepNext/>
+        <w:spacing w:after="20" w:line="276"/>
+      </w:pPr>
+      <w:r>
+        <w:rPr>
+          <w:rFonts w:ascii="Arial" w:cs="Arial" w:eastAsia="Arial" w:hAnsi="Arial"/>
+          <w:b/>
+          <w:bCs/>
+          <w:color w:val="595959"/>
+          <w:sz w:val="18"/>
+          <w:szCs w:val="18"/>
+        </w:rPr>
         <w:t xml:space="preserve">Тип ИИ-задачи: </w:t>
       </w:r>
       <w:r>
@@ -4307,6 +4682,32 @@
           <w:sz w:val="18"/>
           <w:szCs w:val="18"/>
         </w:rPr>
+        <w:t xml:space="preserve">Сквозной поддомен: </w:t>
+      </w:r>
+      <w:r>
+        <w:rPr>
+          <w:rFonts w:ascii="Arial" w:cs="Arial" w:eastAsia="Arial" w:hAnsi="Arial"/>
+          <w:color w:val="595959"/>
+          <w:sz w:val="18"/>
+          <w:szCs w:val="18"/>
+        </w:rPr>
+        <w:t xml:space="preserve">П7. Сбор данных из внешних источников; П1. Консолидация данных из разных источников</w:t>
+      </w:r>
+    </w:p>
+    <w:p>
+      <w:pPr>
+        <w:keepNext/>
+        <w:spacing w:after="20" w:line="276"/>
+      </w:pPr>
+      <w:r>
+        <w:rPr>
+          <w:rFonts w:ascii="Arial" w:cs="Arial" w:eastAsia="Arial" w:hAnsi="Arial"/>
+          <w:b/>
+          <w:bCs/>
+          <w:color w:val="595959"/>
+          <w:sz w:val="18"/>
+          <w:szCs w:val="18"/>
+        </w:rPr>
         <w:t xml:space="preserve">Тип ИИ-задачи: </w:t>
       </w:r>
       <w:r>
@@ -4523,6 +4924,32 @@
           <w:sz w:val="18"/>
           <w:szCs w:val="18"/>
         </w:rPr>
+        <w:t xml:space="preserve">Сквозной поддомен: </w:t>
+      </w:r>
+      <w:r>
+        <w:rPr>
+          <w:rFonts w:ascii="Arial" w:cs="Arial" w:eastAsia="Arial" w:hAnsi="Arial"/>
+          <w:color w:val="595959"/>
+          <w:sz w:val="18"/>
+          <w:szCs w:val="18"/>
+        </w:rPr>
+        <w:t xml:space="preserve">П8. Аналитика, дашборды и регулярная отчётность; П5. Классификация, дедубликация и кластеризация; П6. Подготовка документов и справок</w:t>
+      </w:r>
+    </w:p>
+    <w:p>
+      <w:pPr>
+        <w:keepNext/>
+        <w:spacing w:after="20" w:line="276"/>
+      </w:pPr>
+      <w:r>
+        <w:rPr>
+          <w:rFonts w:ascii="Arial" w:cs="Arial" w:eastAsia="Arial" w:hAnsi="Arial"/>
+          <w:b/>
+          <w:bCs/>
+          <w:color w:val="595959"/>
+          <w:sz w:val="18"/>
+          <w:szCs w:val="18"/>
+        </w:rPr>
         <w:t xml:space="preserve">Тип ИИ-задачи: </w:t>
       </w:r>
       <w:r>
@@ -4713,6 +5140,32 @@
           <w:sz w:val="18"/>
           <w:szCs w:val="18"/>
         </w:rPr>
+        <w:t xml:space="preserve">Сквозной поддомен: </w:t>
+      </w:r>
+      <w:r>
+        <w:rPr>
+          <w:rFonts w:ascii="Arial" w:cs="Arial" w:eastAsia="Arial" w:hAnsi="Arial"/>
+          <w:color w:val="595959"/>
+          <w:sz w:val="18"/>
+          <w:szCs w:val="18"/>
+        </w:rPr>
+        <w:t xml:space="preserve">П8. Аналитика, дашборды и регулярная отчётность; П1. Консолидация данных из разных источников</w:t>
+      </w:r>
+    </w:p>
+    <w:p>
+      <w:pPr>
+        <w:keepNext/>
+        <w:spacing w:after="20" w:line="276"/>
+      </w:pPr>
+      <w:r>
+        <w:rPr>
+          <w:rFonts w:ascii="Arial" w:cs="Arial" w:eastAsia="Arial" w:hAnsi="Arial"/>
+          <w:b/>
+          <w:bCs/>
+          <w:color w:val="595959"/>
+          <w:sz w:val="18"/>
+          <w:szCs w:val="18"/>
+        </w:rPr>
         <w:t xml:space="preserve">Тип ИИ-задачи: </w:t>
       </w:r>
       <w:r>
@@ -4903,6 +5356,32 @@
           <w:sz w:val="18"/>
           <w:szCs w:val="18"/>
         </w:rPr>
+        <w:t xml:space="preserve">Сквозной поддомен: </w:t>
+      </w:r>
+      <w:r>
+        <w:rPr>
+          <w:rFonts w:ascii="Arial" w:cs="Arial" w:eastAsia="Arial" w:hAnsi="Arial"/>
+          <w:color w:val="595959"/>
+          <w:sz w:val="18"/>
+          <w:szCs w:val="18"/>
+        </w:rPr>
+        <w:t xml:space="preserve">П8. Аналитика, дашборды и регулярная отчётность; П1. Консолидация данных из разных источников</w:t>
+      </w:r>
+    </w:p>
+    <w:p>
+      <w:pPr>
+        <w:keepNext/>
+        <w:spacing w:after="20" w:line="276"/>
+      </w:pPr>
+      <w:r>
+        <w:rPr>
+          <w:rFonts w:ascii="Arial" w:cs="Arial" w:eastAsia="Arial" w:hAnsi="Arial"/>
+          <w:b/>
+          <w:bCs/>
+          <w:color w:val="595959"/>
+          <w:sz w:val="18"/>
+          <w:szCs w:val="18"/>
+        </w:rPr>
         <w:t xml:space="preserve">Тип ИИ-задачи: </w:t>
       </w:r>
       <w:r>
@@ -5119,6 +5598,32 @@
           <w:sz w:val="18"/>
           <w:szCs w:val="18"/>
         </w:rPr>
+        <w:t xml:space="preserve">Сквозной поддомен: </w:t>
+      </w:r>
+      <w:r>
+        <w:rPr>
+          <w:rFonts w:ascii="Arial" w:cs="Arial" w:eastAsia="Arial" w:hAnsi="Arial"/>
+          <w:color w:val="595959"/>
+          <w:sz w:val="18"/>
+          <w:szCs w:val="18"/>
+        </w:rPr>
+        <w:t xml:space="preserve">П3. Проверка на соответствие нормам, срокам и эталонам</w:t>
+      </w:r>
+    </w:p>
+    <w:p>
+      <w:pPr>
+        <w:keepNext/>
+        <w:spacing w:after="20" w:line="276"/>
+      </w:pPr>
+      <w:r>
+        <w:rPr>
+          <w:rFonts w:ascii="Arial" w:cs="Arial" w:eastAsia="Arial" w:hAnsi="Arial"/>
+          <w:b/>
+          <w:bCs/>
+          <w:color w:val="595959"/>
+          <w:sz w:val="18"/>
+          <w:szCs w:val="18"/>
+        </w:rPr>
         <w:t xml:space="preserve">Тип ИИ-задачи: </w:t>
       </w:r>
       <w:r>
@@ -5309,6 +5814,32 @@
           <w:sz w:val="18"/>
           <w:szCs w:val="18"/>
         </w:rPr>
+        <w:t xml:space="preserve">Сквозной поддомен: </w:t>
+      </w:r>
+      <w:r>
+        <w:rPr>
+          <w:rFonts w:ascii="Arial" w:cs="Arial" w:eastAsia="Arial" w:hAnsi="Arial"/>
+          <w:color w:val="595959"/>
+          <w:sz w:val="18"/>
+          <w:szCs w:val="18"/>
+        </w:rPr>
+        <w:t xml:space="preserve">П8. Аналитика, дашборды и регулярная отчётность; П1. Консолидация данных из разных источников</w:t>
+      </w:r>
+    </w:p>
+    <w:p>
+      <w:pPr>
+        <w:keepNext/>
+        <w:spacing w:after="20" w:line="276"/>
+      </w:pPr>
+      <w:r>
+        <w:rPr>
+          <w:rFonts w:ascii="Arial" w:cs="Arial" w:eastAsia="Arial" w:hAnsi="Arial"/>
+          <w:b/>
+          <w:bCs/>
+          <w:color w:val="595959"/>
+          <w:sz w:val="18"/>
+          <w:szCs w:val="18"/>
+        </w:rPr>
         <w:t xml:space="preserve">Тип ИИ-задачи: </w:t>
       </w:r>
       <w:r>
@@ -5499,6 +6030,32 @@
           <w:sz w:val="18"/>
           <w:szCs w:val="18"/>
         </w:rPr>
+        <w:t xml:space="preserve">Сквозной поддомен: </w:t>
+      </w:r>
+      <w:r>
+        <w:rPr>
+          <w:rFonts w:ascii="Arial" w:cs="Arial" w:eastAsia="Arial" w:hAnsi="Arial"/>
+          <w:color w:val="595959"/>
+          <w:sz w:val="18"/>
+          <w:szCs w:val="18"/>
+        </w:rPr>
+        <w:t xml:space="preserve">П3. Проверка на соответствие нормам, срокам и эталонам</w:t>
+      </w:r>
+    </w:p>
+    <w:p>
+      <w:pPr>
+        <w:keepNext/>
+        <w:spacing w:after="20" w:line="276"/>
+      </w:pPr>
+      <w:r>
+        <w:rPr>
+          <w:rFonts w:ascii="Arial" w:cs="Arial" w:eastAsia="Arial" w:hAnsi="Arial"/>
+          <w:b/>
+          <w:bCs/>
+          <w:color w:val="595959"/>
+          <w:sz w:val="18"/>
+          <w:szCs w:val="18"/>
+        </w:rPr>
         <w:t xml:space="preserve">Тип ИИ-задачи: </w:t>
       </w:r>
       <w:r>
@@ -5778,6 +6335,32 @@
           <w:sz w:val="18"/>
           <w:szCs w:val="18"/>
         </w:rPr>
+        <w:t xml:space="preserve">Сквозной поддомен: </w:t>
+      </w:r>
+      <w:r>
+        <w:rPr>
+          <w:rFonts w:ascii="Arial" w:cs="Arial" w:eastAsia="Arial" w:hAnsi="Arial"/>
+          <w:color w:val="595959"/>
+          <w:sz w:val="18"/>
+          <w:szCs w:val="18"/>
+        </w:rPr>
+        <w:t xml:space="preserve">П3. Проверка на соответствие нормам, срокам и эталонам; П2. Анализ и извлечение из больших документов</w:t>
+      </w:r>
+    </w:p>
+    <w:p>
+      <w:pPr>
+        <w:keepNext/>
+        <w:spacing w:after="20" w:line="276"/>
+      </w:pPr>
+      <w:r>
+        <w:rPr>
+          <w:rFonts w:ascii="Arial" w:cs="Arial" w:eastAsia="Arial" w:hAnsi="Arial"/>
+          <w:b/>
+          <w:bCs/>
+          <w:color w:val="595959"/>
+          <w:sz w:val="18"/>
+          <w:szCs w:val="18"/>
+        </w:rPr>
         <w:t xml:space="preserve">Тип ИИ-задачи: </w:t>
       </w:r>
       <w:r>
@@ -5994,6 +6577,32 @@
           <w:sz w:val="18"/>
           <w:szCs w:val="18"/>
         </w:rPr>
+        <w:t xml:space="preserve">Сквозной поддомен: </w:t>
+      </w:r>
+      <w:r>
+        <w:rPr>
+          <w:rFonts w:ascii="Arial" w:cs="Arial" w:eastAsia="Arial" w:hAnsi="Arial"/>
+          <w:color w:val="595959"/>
+          <w:sz w:val="18"/>
+          <w:szCs w:val="18"/>
+        </w:rPr>
+        <w:t xml:space="preserve">П2. Анализ и извлечение из больших документов</w:t>
+      </w:r>
+    </w:p>
+    <w:p>
+      <w:pPr>
+        <w:keepNext/>
+        <w:spacing w:after="20" w:line="276"/>
+      </w:pPr>
+      <w:r>
+        <w:rPr>
+          <w:rFonts w:ascii="Arial" w:cs="Arial" w:eastAsia="Arial" w:hAnsi="Arial"/>
+          <w:b/>
+          <w:bCs/>
+          <w:color w:val="595959"/>
+          <w:sz w:val="18"/>
+          <w:szCs w:val="18"/>
+        </w:rPr>
         <w:t xml:space="preserve">Тип ИИ-задачи: </w:t>
       </w:r>
       <w:r>
@@ -6210,6 +6819,32 @@
           <w:sz w:val="18"/>
           <w:szCs w:val="18"/>
         </w:rPr>
+        <w:t xml:space="preserve">Сквозной поддомен: </w:t>
+      </w:r>
+      <w:r>
+        <w:rPr>
+          <w:rFonts w:ascii="Arial" w:cs="Arial" w:eastAsia="Arial" w:hAnsi="Arial"/>
+          <w:color w:val="595959"/>
+          <w:sz w:val="18"/>
+          <w:szCs w:val="18"/>
+        </w:rPr>
+        <w:t xml:space="preserve">П7. Сбор данных из внешних источников</w:t>
+      </w:r>
+    </w:p>
+    <w:p>
+      <w:pPr>
+        <w:keepNext/>
+        <w:spacing w:after="20" w:line="276"/>
+      </w:pPr>
+      <w:r>
+        <w:rPr>
+          <w:rFonts w:ascii="Arial" w:cs="Arial" w:eastAsia="Arial" w:hAnsi="Arial"/>
+          <w:b/>
+          <w:bCs/>
+          <w:color w:val="595959"/>
+          <w:sz w:val="18"/>
+          <w:szCs w:val="18"/>
+        </w:rPr>
         <w:t xml:space="preserve">Тип ИИ-задачи: </w:t>
       </w:r>
       <w:r>
@@ -6400,6 +7035,32 @@
           <w:sz w:val="18"/>
           <w:szCs w:val="18"/>
         </w:rPr>
+        <w:t xml:space="preserve">Сквозной поддомен: </w:t>
+      </w:r>
+      <w:r>
+        <w:rPr>
+          <w:rFonts w:ascii="Arial" w:cs="Arial" w:eastAsia="Arial" w:hAnsi="Arial"/>
+          <w:color w:val="595959"/>
+          <w:sz w:val="18"/>
+          <w:szCs w:val="18"/>
+        </w:rPr>
+        <w:t xml:space="preserve">П9. Оценка платежеспособности, стоимости и рисков; П7. Сбор данных из внешних источников</w:t>
+      </w:r>
+    </w:p>
+    <w:p>
+      <w:pPr>
+        <w:keepNext/>
+        <w:spacing w:after="20" w:line="276"/>
+      </w:pPr>
+      <w:r>
+        <w:rPr>
+          <w:rFonts w:ascii="Arial" w:cs="Arial" w:eastAsia="Arial" w:hAnsi="Arial"/>
+          <w:b/>
+          <w:bCs/>
+          <w:color w:val="595959"/>
+          <w:sz w:val="18"/>
+          <w:szCs w:val="18"/>
+        </w:rPr>
         <w:t xml:space="preserve">Тип ИИ-задачи: </w:t>
       </w:r>
       <w:r>
@@ -6616,6 +7277,32 @@
           <w:sz w:val="18"/>
           <w:szCs w:val="18"/>
         </w:rPr>
+        <w:t xml:space="preserve">Сквозной поддомен: </w:t>
+      </w:r>
+      <w:r>
+        <w:rPr>
+          <w:rFonts w:ascii="Arial" w:cs="Arial" w:eastAsia="Arial" w:hAnsi="Arial"/>
+          <w:color w:val="595959"/>
+          <w:sz w:val="18"/>
+          <w:szCs w:val="18"/>
+        </w:rPr>
+        <w:t xml:space="preserve">П9. Оценка платежеспособности, стоимости и рисков; П7. Сбор данных из внешних источников; П1. Консолидация данных из разных источников</w:t>
+      </w:r>
+    </w:p>
+    <w:p>
+      <w:pPr>
+        <w:keepNext/>
+        <w:spacing w:after="20" w:line="276"/>
+      </w:pPr>
+      <w:r>
+        <w:rPr>
+          <w:rFonts w:ascii="Arial" w:cs="Arial" w:eastAsia="Arial" w:hAnsi="Arial"/>
+          <w:b/>
+          <w:bCs/>
+          <w:color w:val="595959"/>
+          <w:sz w:val="18"/>
+          <w:szCs w:val="18"/>
+        </w:rPr>
         <w:t xml:space="preserve">Тип ИИ-задачи: </w:t>
       </w:r>
       <w:r>
@@ -6832,6 +7519,32 @@
           <w:sz w:val="18"/>
           <w:szCs w:val="18"/>
         </w:rPr>
+        <w:t xml:space="preserve">Сквозной поддомен: </w:t>
+      </w:r>
+      <w:r>
+        <w:rPr>
+          <w:rFonts w:ascii="Arial" w:cs="Arial" w:eastAsia="Arial" w:hAnsi="Arial"/>
+          <w:color w:val="595959"/>
+          <w:sz w:val="18"/>
+          <w:szCs w:val="18"/>
+        </w:rPr>
+        <w:t xml:space="preserve">П9. Оценка платежеспособности, стоимости и рисков; П2. Анализ и извлечение из больших документов; П6. Подготовка документов и справок</w:t>
+      </w:r>
+    </w:p>
+    <w:p>
+      <w:pPr>
+        <w:keepNext/>
+        <w:spacing w:after="20" w:line="276"/>
+      </w:pPr>
+      <w:r>
+        <w:rPr>
+          <w:rFonts w:ascii="Arial" w:cs="Arial" w:eastAsia="Arial" w:hAnsi="Arial"/>
+          <w:b/>
+          <w:bCs/>
+          <w:color w:val="595959"/>
+          <w:sz w:val="18"/>
+          <w:szCs w:val="18"/>
+        </w:rPr>
         <w:t xml:space="preserve">Тип ИИ-задачи: </w:t>
       </w:r>
       <w:r>
@@ -7022,6 +7735,32 @@
           <w:sz w:val="18"/>
           <w:szCs w:val="18"/>
         </w:rPr>
+        <w:t xml:space="preserve">Сквозной поддомен: </w:t>
+      </w:r>
+      <w:r>
+        <w:rPr>
+          <w:rFonts w:ascii="Arial" w:cs="Arial" w:eastAsia="Arial" w:hAnsi="Arial"/>
+          <w:color w:val="595959"/>
+          <w:sz w:val="18"/>
+          <w:szCs w:val="18"/>
+        </w:rPr>
+        <w:t xml:space="preserve">П8. Аналитика, дашборды и регулярная отчётность; П1. Консолидация данных из разных источников</w:t>
+      </w:r>
+    </w:p>
+    <w:p>
+      <w:pPr>
+        <w:keepNext/>
+        <w:spacing w:after="20" w:line="276"/>
+      </w:pPr>
+      <w:r>
+        <w:rPr>
+          <w:rFonts w:ascii="Arial" w:cs="Arial" w:eastAsia="Arial" w:hAnsi="Arial"/>
+          <w:b/>
+          <w:bCs/>
+          <w:color w:val="595959"/>
+          <w:sz w:val="18"/>
+          <w:szCs w:val="18"/>
+        </w:rPr>
         <w:t xml:space="preserve">Тип ИИ-задачи: </w:t>
       </w:r>
       <w:r>
@@ -7238,6 +7977,32 @@
           <w:sz w:val="18"/>
           <w:szCs w:val="18"/>
         </w:rPr>
+        <w:t xml:space="preserve">Сквозной поддомен: </w:t>
+      </w:r>
+      <w:r>
+        <w:rPr>
+          <w:rFonts w:ascii="Arial" w:cs="Arial" w:eastAsia="Arial" w:hAnsi="Arial"/>
+          <w:color w:val="595959"/>
+          <w:sz w:val="18"/>
+          <w:szCs w:val="18"/>
+        </w:rPr>
+        <w:t xml:space="preserve">П2. Анализ и извлечение из больших документов; П6. Подготовка документов и справок</w:t>
+      </w:r>
+    </w:p>
+    <w:p>
+      <w:pPr>
+        <w:keepNext/>
+        <w:spacing w:after="20" w:line="276"/>
+      </w:pPr>
+      <w:r>
+        <w:rPr>
+          <w:rFonts w:ascii="Arial" w:cs="Arial" w:eastAsia="Arial" w:hAnsi="Arial"/>
+          <w:b/>
+          <w:bCs/>
+          <w:color w:val="595959"/>
+          <w:sz w:val="18"/>
+          <w:szCs w:val="18"/>
+        </w:rPr>
         <w:t xml:space="preserve">Тип ИИ-задачи: </w:t>
       </w:r>
       <w:r>
@@ -7491,6 +8256,32 @@
           <w:sz w:val="18"/>
           <w:szCs w:val="18"/>
         </w:rPr>
+        <w:t xml:space="preserve">Сквозной поддомен: </w:t>
+      </w:r>
+      <w:r>
+        <w:rPr>
+          <w:rFonts w:ascii="Arial" w:cs="Arial" w:eastAsia="Arial" w:hAnsi="Arial"/>
+          <w:color w:val="595959"/>
+          <w:sz w:val="18"/>
+          <w:szCs w:val="18"/>
+        </w:rPr>
+        <w:t xml:space="preserve">П9. Оценка платежеспособности, стоимости и рисков; П6. Подготовка документов и справок; П1. Консолидация данных из разных источников</w:t>
+      </w:r>
+    </w:p>
+    <w:p>
+      <w:pPr>
+        <w:keepNext/>
+        <w:spacing w:after="20" w:line="276"/>
+      </w:pPr>
+      <w:r>
+        <w:rPr>
+          <w:rFonts w:ascii="Arial" w:cs="Arial" w:eastAsia="Arial" w:hAnsi="Arial"/>
+          <w:b/>
+          <w:bCs/>
+          <w:color w:val="595959"/>
+          <w:sz w:val="18"/>
+          <w:szCs w:val="18"/>
+        </w:rPr>
         <w:t xml:space="preserve">Тип ИИ-задачи: </w:t>
       </w:r>
       <w:r>
@@ -7733,6 +8524,32 @@
           <w:sz w:val="18"/>
           <w:szCs w:val="18"/>
         </w:rPr>
+        <w:t xml:space="preserve">Сквозной поддомен: </w:t>
+      </w:r>
+      <w:r>
+        <w:rPr>
+          <w:rFonts w:ascii="Arial" w:cs="Arial" w:eastAsia="Arial" w:hAnsi="Arial"/>
+          <w:color w:val="595959"/>
+          <w:sz w:val="18"/>
+          <w:szCs w:val="18"/>
+        </w:rPr>
+        <w:t xml:space="preserve">П2. Анализ и извлечение из больших документов; П7. Сбор данных из внешних источников; П6. Подготовка документов и справок</w:t>
+      </w:r>
+    </w:p>
+    <w:p>
+      <w:pPr>
+        <w:keepNext/>
+        <w:spacing w:after="20" w:line="276"/>
+      </w:pPr>
+      <w:r>
+        <w:rPr>
+          <w:rFonts w:ascii="Arial" w:cs="Arial" w:eastAsia="Arial" w:hAnsi="Arial"/>
+          <w:b/>
+          <w:bCs/>
+          <w:color w:val="595959"/>
+          <w:sz w:val="18"/>
+          <w:szCs w:val="18"/>
+        </w:rPr>
         <w:t xml:space="preserve">Тип ИИ-задачи: </w:t>
       </w:r>
       <w:r>
@@ -8012,6 +8829,32 @@
           <w:sz w:val="18"/>
           <w:szCs w:val="18"/>
         </w:rPr>
+        <w:t xml:space="preserve">Сквозной поддомен: </w:t>
+      </w:r>
+      <w:r>
+        <w:rPr>
+          <w:rFonts w:ascii="Arial" w:cs="Arial" w:eastAsia="Arial" w:hAnsi="Arial"/>
+          <w:color w:val="595959"/>
+          <w:sz w:val="18"/>
+          <w:szCs w:val="18"/>
+        </w:rPr>
+        <w:t xml:space="preserve">П6. Подготовка документов и справок; П2. Анализ и извлечение из больших документов</w:t>
+      </w:r>
+    </w:p>
+    <w:p>
+      <w:pPr>
+        <w:keepNext/>
+        <w:spacing w:after="20" w:line="276"/>
+      </w:pPr>
+      <w:r>
+        <w:rPr>
+          <w:rFonts w:ascii="Arial" w:cs="Arial" w:eastAsia="Arial" w:hAnsi="Arial"/>
+          <w:b/>
+          <w:bCs/>
+          <w:color w:val="595959"/>
+          <w:sz w:val="18"/>
+          <w:szCs w:val="18"/>
+        </w:rPr>
         <w:t xml:space="preserve">Тип ИИ-задачи: </w:t>
       </w:r>
       <w:r>
@@ -8265,6 +9108,32 @@
           <w:sz w:val="18"/>
           <w:szCs w:val="18"/>
         </w:rPr>
+        <w:t xml:space="preserve">Сквозной поддомен: </w:t>
+      </w:r>
+      <w:r>
+        <w:rPr>
+          <w:rFonts w:ascii="Arial" w:cs="Arial" w:eastAsia="Arial" w:hAnsi="Arial"/>
+          <w:color w:val="595959"/>
+          <w:sz w:val="18"/>
+          <w:szCs w:val="18"/>
+        </w:rPr>
+        <w:t xml:space="preserve">П3. Проверка на соответствие нормам, срокам и эталонам; П4. Сверка и сопоставление записей</w:t>
+      </w:r>
+    </w:p>
+    <w:p>
+      <w:pPr>
+        <w:keepNext/>
+        <w:spacing w:after="20" w:line="276"/>
+      </w:pPr>
+      <w:r>
+        <w:rPr>
+          <w:rFonts w:ascii="Arial" w:cs="Arial" w:eastAsia="Arial" w:hAnsi="Arial"/>
+          <w:b/>
+          <w:bCs/>
+          <w:color w:val="595959"/>
+          <w:sz w:val="18"/>
+          <w:szCs w:val="18"/>
+        </w:rPr>
         <w:t xml:space="preserve">Тип ИИ-задачи: </w:t>
       </w:r>
       <w:r>
@@ -8455,6 +9324,32 @@
           <w:sz w:val="18"/>
           <w:szCs w:val="18"/>
         </w:rPr>
+        <w:t xml:space="preserve">Сквозной поддомен: </w:t>
+      </w:r>
+      <w:r>
+        <w:rPr>
+          <w:rFonts w:ascii="Arial" w:cs="Arial" w:eastAsia="Arial" w:hAnsi="Arial"/>
+          <w:color w:val="595959"/>
+          <w:sz w:val="18"/>
+          <w:szCs w:val="18"/>
+        </w:rPr>
+        <w:t xml:space="preserve">П1. Консолидация данных из разных источников</w:t>
+      </w:r>
+    </w:p>
+    <w:p>
+      <w:pPr>
+        <w:keepNext/>
+        <w:spacing w:after="20" w:line="276"/>
+      </w:pPr>
+      <w:r>
+        <w:rPr>
+          <w:rFonts w:ascii="Arial" w:cs="Arial" w:eastAsia="Arial" w:hAnsi="Arial"/>
+          <w:b/>
+          <w:bCs/>
+          <w:color w:val="595959"/>
+          <w:sz w:val="18"/>
+          <w:szCs w:val="18"/>
+        </w:rPr>
         <w:t xml:space="preserve">Тип ИИ-задачи: </w:t>
       </w:r>
       <w:r>
@@ -8645,6 +9540,32 @@
           <w:sz w:val="18"/>
           <w:szCs w:val="18"/>
         </w:rPr>
+        <w:t xml:space="preserve">Сквозной поддомен: </w:t>
+      </w:r>
+      <w:r>
+        <w:rPr>
+          <w:rFonts w:ascii="Arial" w:cs="Arial" w:eastAsia="Arial" w:hAnsi="Arial"/>
+          <w:color w:val="595959"/>
+          <w:sz w:val="18"/>
+          <w:szCs w:val="18"/>
+        </w:rPr>
+        <w:t xml:space="preserve">П1. Консолидация данных из разных источников</w:t>
+      </w:r>
+    </w:p>
+    <w:p>
+      <w:pPr>
+        <w:keepNext/>
+        <w:spacing w:after="20" w:line="276"/>
+      </w:pPr>
+      <w:r>
+        <w:rPr>
+          <w:rFonts w:ascii="Arial" w:cs="Arial" w:eastAsia="Arial" w:hAnsi="Arial"/>
+          <w:b/>
+          <w:bCs/>
+          <w:color w:val="595959"/>
+          <w:sz w:val="18"/>
+          <w:szCs w:val="18"/>
+        </w:rPr>
         <w:t xml:space="preserve">Тип ИИ-задачи: </w:t>
       </w:r>
       <w:r>
@@ -8872,6 +9793,32 @@
           <w:sz w:val="18"/>
           <w:szCs w:val="18"/>
         </w:rPr>
+        <w:t xml:space="preserve">Сквозной поддомен: </w:t>
+      </w:r>
+      <w:r>
+        <w:rPr>
+          <w:rFonts w:ascii="Arial" w:cs="Arial" w:eastAsia="Arial" w:hAnsi="Arial"/>
+          <w:color w:val="595959"/>
+          <w:sz w:val="18"/>
+          <w:szCs w:val="18"/>
+        </w:rPr>
+        <w:t xml:space="preserve">П8. Аналитика, дашборды и регулярная отчётность</w:t>
+      </w:r>
+    </w:p>
+    <w:p>
+      <w:pPr>
+        <w:keepNext/>
+        <w:spacing w:after="20" w:line="276"/>
+      </w:pPr>
+      <w:r>
+        <w:rPr>
+          <w:rFonts w:ascii="Arial" w:cs="Arial" w:eastAsia="Arial" w:hAnsi="Arial"/>
+          <w:b/>
+          <w:bCs/>
+          <w:color w:val="595959"/>
+          <w:sz w:val="18"/>
+          <w:szCs w:val="18"/>
+        </w:rPr>
         <w:t xml:space="preserve">Тип ИИ-задачи: </w:t>
       </w:r>
       <w:r>
@@ -9062,6 +10009,32 @@
           <w:sz w:val="18"/>
           <w:szCs w:val="18"/>
         </w:rPr>
+        <w:t xml:space="preserve">Сквозной поддомен: </w:t>
+      </w:r>
+      <w:r>
+        <w:rPr>
+          <w:rFonts w:ascii="Arial" w:cs="Arial" w:eastAsia="Arial" w:hAnsi="Arial"/>
+          <w:color w:val="595959"/>
+          <w:sz w:val="18"/>
+          <w:szCs w:val="18"/>
+        </w:rPr>
+        <w:t xml:space="preserve">П11. Автоматизация процесса и агентные сценарии</w:t>
+      </w:r>
+    </w:p>
+    <w:p>
+      <w:pPr>
+        <w:keepNext/>
+        <w:spacing w:after="20" w:line="276"/>
+      </w:pPr>
+      <w:r>
+        <w:rPr>
+          <w:rFonts w:ascii="Arial" w:cs="Arial" w:eastAsia="Arial" w:hAnsi="Arial"/>
+          <w:b/>
+          <w:bCs/>
+          <w:color w:val="595959"/>
+          <w:sz w:val="18"/>
+          <w:szCs w:val="18"/>
+        </w:rPr>
         <w:t xml:space="preserve">Тип ИИ-задачи: </w:t>
       </w:r>
       <w:r>
@@ -9278,6 +10251,32 @@
           <w:sz w:val="18"/>
           <w:szCs w:val="18"/>
         </w:rPr>
+        <w:t xml:space="preserve">Сквозной поддомен: </w:t>
+      </w:r>
+      <w:r>
+        <w:rPr>
+          <w:rFonts w:ascii="Arial" w:cs="Arial" w:eastAsia="Arial" w:hAnsi="Arial"/>
+          <w:color w:val="595959"/>
+          <w:sz w:val="18"/>
+          <w:szCs w:val="18"/>
+        </w:rPr>
+        <w:t xml:space="preserve">П6. Подготовка документов и справок; П3. Проверка на соответствие нормам, срокам и эталонам</w:t>
+      </w:r>
+    </w:p>
+    <w:p>
+      <w:pPr>
+        <w:keepNext/>
+        <w:spacing w:after="20" w:line="276"/>
+      </w:pPr>
+      <w:r>
+        <w:rPr>
+          <w:rFonts w:ascii="Arial" w:cs="Arial" w:eastAsia="Arial" w:hAnsi="Arial"/>
+          <w:b/>
+          <w:bCs/>
+          <w:color w:val="595959"/>
+          <w:sz w:val="18"/>
+          <w:szCs w:val="18"/>
+        </w:rPr>
         <w:t xml:space="preserve">Тип ИИ-задачи: </w:t>
       </w:r>
       <w:r>
@@ -9468,6 +10467,32 @@
           <w:sz w:val="18"/>
           <w:szCs w:val="18"/>
         </w:rPr>
+        <w:t xml:space="preserve">Сквозной поддомен: </w:t>
+      </w:r>
+      <w:r>
+        <w:rPr>
+          <w:rFonts w:ascii="Arial" w:cs="Arial" w:eastAsia="Arial" w:hAnsi="Arial"/>
+          <w:color w:val="595959"/>
+          <w:sz w:val="18"/>
+          <w:szCs w:val="18"/>
+        </w:rPr>
+        <w:t xml:space="preserve">П6. Подготовка документов и справок; П2. Анализ и извлечение из больших документов</w:t>
+      </w:r>
+    </w:p>
+    <w:p>
+      <w:pPr>
+        <w:keepNext/>
+        <w:spacing w:after="20" w:line="276"/>
+      </w:pPr>
+      <w:r>
+        <w:rPr>
+          <w:rFonts w:ascii="Arial" w:cs="Arial" w:eastAsia="Arial" w:hAnsi="Arial"/>
+          <w:b/>
+          <w:bCs/>
+          <w:color w:val="595959"/>
+          <w:sz w:val="18"/>
+          <w:szCs w:val="18"/>
+        </w:rPr>
         <w:t xml:space="preserve">Тип ИИ-задачи: </w:t>
       </w:r>
       <w:r>
@@ -9658,6 +10683,32 @@
           <w:sz w:val="18"/>
           <w:szCs w:val="18"/>
         </w:rPr>
+        <w:t xml:space="preserve">Сквозной поддомен: </w:t>
+      </w:r>
+      <w:r>
+        <w:rPr>
+          <w:rFonts w:ascii="Arial" w:cs="Arial" w:eastAsia="Arial" w:hAnsi="Arial"/>
+          <w:color w:val="595959"/>
+          <w:sz w:val="18"/>
+          <w:szCs w:val="18"/>
+        </w:rPr>
+        <w:t xml:space="preserve">П8. Аналитика, дашборды и регулярная отчётность; П1. Консолидация данных из разных источников</w:t>
+      </w:r>
+    </w:p>
+    <w:p>
+      <w:pPr>
+        <w:keepNext/>
+        <w:spacing w:after="20" w:line="276"/>
+      </w:pPr>
+      <w:r>
+        <w:rPr>
+          <w:rFonts w:ascii="Arial" w:cs="Arial" w:eastAsia="Arial" w:hAnsi="Arial"/>
+          <w:b/>
+          <w:bCs/>
+          <w:color w:val="595959"/>
+          <w:sz w:val="18"/>
+          <w:szCs w:val="18"/>
+        </w:rPr>
         <w:t xml:space="preserve">Тип ИИ-задачи: </w:t>
       </w:r>
       <w:r>
@@ -9848,6 +10899,32 @@
           <w:sz w:val="18"/>
           <w:szCs w:val="18"/>
         </w:rPr>
+        <w:t xml:space="preserve">Сквозной поддомен: </w:t>
+      </w:r>
+      <w:r>
+        <w:rPr>
+          <w:rFonts w:ascii="Arial" w:cs="Arial" w:eastAsia="Arial" w:hAnsi="Arial"/>
+          <w:color w:val="595959"/>
+          <w:sz w:val="18"/>
+          <w:szCs w:val="18"/>
+        </w:rPr>
+        <w:t xml:space="preserve">П5. Классификация, дедубликация и кластеризация; П6. Подготовка документов и справок</w:t>
+      </w:r>
+    </w:p>
+    <w:p>
+      <w:pPr>
+        <w:keepNext/>
+        <w:spacing w:after="20" w:line="276"/>
+      </w:pPr>
+      <w:r>
+        <w:rPr>
+          <w:rFonts w:ascii="Arial" w:cs="Arial" w:eastAsia="Arial" w:hAnsi="Arial"/>
+          <w:b/>
+          <w:bCs/>
+          <w:color w:val="595959"/>
+          <w:sz w:val="18"/>
+          <w:szCs w:val="18"/>
+        </w:rPr>
         <w:t xml:space="preserve">Тип ИИ-задачи: </w:t>
       </w:r>
       <w:r>
@@ -10038,6 +11115,32 @@
           <w:sz w:val="18"/>
           <w:szCs w:val="18"/>
         </w:rPr>
+        <w:t xml:space="preserve">Сквозной поддомен: </w:t>
+      </w:r>
+      <w:r>
+        <w:rPr>
+          <w:rFonts w:ascii="Arial" w:cs="Arial" w:eastAsia="Arial" w:hAnsi="Arial"/>
+          <w:color w:val="595959"/>
+          <w:sz w:val="18"/>
+          <w:szCs w:val="18"/>
+        </w:rPr>
+        <w:t xml:space="preserve">П5. Классификация, дедубликация и кластеризация; П8. Аналитика, дашборды и регулярная отчётность</w:t>
+      </w:r>
+    </w:p>
+    <w:p>
+      <w:pPr>
+        <w:keepNext/>
+        <w:spacing w:after="20" w:line="276"/>
+      </w:pPr>
+      <w:r>
+        <w:rPr>
+          <w:rFonts w:ascii="Arial" w:cs="Arial" w:eastAsia="Arial" w:hAnsi="Arial"/>
+          <w:b/>
+          <w:bCs/>
+          <w:color w:val="595959"/>
+          <w:sz w:val="18"/>
+          <w:szCs w:val="18"/>
+        </w:rPr>
         <w:t xml:space="preserve">Тип ИИ-задачи: </w:t>
       </w:r>
       <w:r>
@@ -10228,6 +11331,32 @@
           <w:sz w:val="18"/>
           <w:szCs w:val="18"/>
         </w:rPr>
+        <w:t xml:space="preserve">Сквозной поддомен: </w:t>
+      </w:r>
+      <w:r>
+        <w:rPr>
+          <w:rFonts w:ascii="Arial" w:cs="Arial" w:eastAsia="Arial" w:hAnsi="Arial"/>
+          <w:color w:val="595959"/>
+          <w:sz w:val="18"/>
+          <w:szCs w:val="18"/>
+        </w:rPr>
+        <w:t xml:space="preserve">П10. Качество данных, интеграция и доступ</w:t>
+      </w:r>
+    </w:p>
+    <w:p>
+      <w:pPr>
+        <w:keepNext/>
+        <w:spacing w:after="20" w:line="276"/>
+      </w:pPr>
+      <w:r>
+        <w:rPr>
+          <w:rFonts w:ascii="Arial" w:cs="Arial" w:eastAsia="Arial" w:hAnsi="Arial"/>
+          <w:b/>
+          <w:bCs/>
+          <w:color w:val="595959"/>
+          <w:sz w:val="18"/>
+          <w:szCs w:val="18"/>
+        </w:rPr>
         <w:t xml:space="preserve">Тип ИИ-задачи: </w:t>
       </w:r>
       <w:r>
@@ -10418,6 +11547,32 @@
           <w:sz w:val="18"/>
           <w:szCs w:val="18"/>
         </w:rPr>
+        <w:t xml:space="preserve">Сквозной поддомен: </w:t>
+      </w:r>
+      <w:r>
+        <w:rPr>
+          <w:rFonts w:ascii="Arial" w:cs="Arial" w:eastAsia="Arial" w:hAnsi="Arial"/>
+          <w:color w:val="595959"/>
+          <w:sz w:val="18"/>
+          <w:szCs w:val="18"/>
+        </w:rPr>
+        <w:t xml:space="preserve">П10. Качество данных, интеграция и доступ; П8. Аналитика, дашборды и регулярная отчётность</w:t>
+      </w:r>
+    </w:p>
+    <w:p>
+      <w:pPr>
+        <w:keepNext/>
+        <w:spacing w:after="20" w:line="276"/>
+      </w:pPr>
+      <w:r>
+        <w:rPr>
+          <w:rFonts w:ascii="Arial" w:cs="Arial" w:eastAsia="Arial" w:hAnsi="Arial"/>
+          <w:b/>
+          <w:bCs/>
+          <w:color w:val="595959"/>
+          <w:sz w:val="18"/>
+          <w:szCs w:val="18"/>
+        </w:rPr>
         <w:t xml:space="preserve">Тип ИИ-задачи: </w:t>
       </w:r>
       <w:r>
@@ -10608,6 +11763,32 @@
           <w:sz w:val="18"/>
           <w:szCs w:val="18"/>
         </w:rPr>
+        <w:t xml:space="preserve">Сквозной поддомен: </w:t>
+      </w:r>
+      <w:r>
+        <w:rPr>
+          <w:rFonts w:ascii="Arial" w:cs="Arial" w:eastAsia="Arial" w:hAnsi="Arial"/>
+          <w:color w:val="595959"/>
+          <w:sz w:val="18"/>
+          <w:szCs w:val="18"/>
+        </w:rPr>
+        <w:t xml:space="preserve">П11. Автоматизация процесса и агентные сценарии; П2. Анализ и извлечение из больших документов</w:t>
+      </w:r>
+    </w:p>
+    <w:p>
+      <w:pPr>
+        <w:keepNext/>
+        <w:spacing w:after="20" w:line="276"/>
+      </w:pPr>
+      <w:r>
+        <w:rPr>
+          <w:rFonts w:ascii="Arial" w:cs="Arial" w:eastAsia="Arial" w:hAnsi="Arial"/>
+          <w:b/>
+          <w:bCs/>
+          <w:color w:val="595959"/>
+          <w:sz w:val="18"/>
+          <w:szCs w:val="18"/>
+        </w:rPr>
         <w:t xml:space="preserve">Тип ИИ-задачи: </w:t>
       </w:r>
       <w:r>
@@ -10798,6 +11979,32 @@
           <w:sz w:val="18"/>
           <w:szCs w:val="18"/>
         </w:rPr>
+        <w:t xml:space="preserve">Сквозной поддомен: </w:t>
+      </w:r>
+      <w:r>
+        <w:rPr>
+          <w:rFonts w:ascii="Arial" w:cs="Arial" w:eastAsia="Arial" w:hAnsi="Arial"/>
+          <w:color w:val="595959"/>
+          <w:sz w:val="18"/>
+          <w:szCs w:val="18"/>
+        </w:rPr>
+        <w:t xml:space="preserve">П4. Сверка и сопоставление записей</w:t>
+      </w:r>
+    </w:p>
+    <w:p>
+      <w:pPr>
+        <w:keepNext/>
+        <w:spacing w:after="20" w:line="276"/>
+      </w:pPr>
+      <w:r>
+        <w:rPr>
+          <w:rFonts w:ascii="Arial" w:cs="Arial" w:eastAsia="Arial" w:hAnsi="Arial"/>
+          <w:b/>
+          <w:bCs/>
+          <w:color w:val="595959"/>
+          <w:sz w:val="18"/>
+          <w:szCs w:val="18"/>
+        </w:rPr>
         <w:t xml:space="preserve">Тип ИИ-задачи: </w:t>
       </w:r>
       <w:r>
@@ -10988,6 +12195,32 @@
           <w:sz w:val="18"/>
           <w:szCs w:val="18"/>
         </w:rPr>
+        <w:t xml:space="preserve">Сквозной поддомен: </w:t>
+      </w:r>
+      <w:r>
+        <w:rPr>
+          <w:rFonts w:ascii="Arial" w:cs="Arial" w:eastAsia="Arial" w:hAnsi="Arial"/>
+          <w:color w:val="595959"/>
+          <w:sz w:val="18"/>
+          <w:szCs w:val="18"/>
+        </w:rPr>
+        <w:t xml:space="preserve">П6. Подготовка документов и справок; П2. Анализ и извлечение из больших документов</w:t>
+      </w:r>
+    </w:p>
+    <w:p>
+      <w:pPr>
+        <w:keepNext/>
+        <w:spacing w:after="20" w:line="276"/>
+      </w:pPr>
+      <w:r>
+        <w:rPr>
+          <w:rFonts w:ascii="Arial" w:cs="Arial" w:eastAsia="Arial" w:hAnsi="Arial"/>
+          <w:b/>
+          <w:bCs/>
+          <w:color w:val="595959"/>
+          <w:sz w:val="18"/>
+          <w:szCs w:val="18"/>
+        </w:rPr>
         <w:t xml:space="preserve">Тип ИИ-задачи: </w:t>
       </w:r>
       <w:r>
@@ -11125,6 +12358,7338 @@
         </w:pBdr>
         <w:spacing w:after="120"/>
       </w:pPr>
+    </w:p>
+    <w:p>
+      <w:pPr>
+        <w:pStyle w:val="Heading1"/>
+        <w:pageBreakBefore/>
+      </w:pPr>
+      <w:r>
+        <w:rPr>
+          <w:rFonts w:ascii="Arial" w:cs="Arial" w:eastAsia="Arial" w:hAnsi="Arial"/>
+        </w:rPr>
+        <w:t xml:space="preserve">Сквозные поддомены</w:t>
+      </w:r>
+    </w:p>
+    <w:p>
+      <w:pPr>
+        <w:spacing w:after="160" w:line="276"/>
+      </w:pPr>
+      <w:r>
+        <w:rPr>
+          <w:rFonts w:ascii="Arial" w:cs="Arial" w:eastAsia="Arial" w:hAnsi="Arial"/>
+          <w:color w:val="404040"/>
+          <w:sz w:val="21"/>
+          <w:szCs w:val="21"/>
+        </w:rPr>
+        <w:t xml:space="preserve">Домены выше описывают предмет кейса (налоговую функцию). Сквозные поддомены описывают тип проблемы и проходят через несколько доменов: один и тот же механизм решения может закрыть кейсы из разных отделов. У каждого кейса один основной поддомен и, при необходимости, дополнительные.</w:t>
+      </w:r>
+    </w:p>
+    <w:tbl>
+      <w:tblPr>
+        <w:tblW w:type="dxa" w:w="9634"/>
+        <w:tblBorders>
+          <w:top w:val="single" w:color="auto" w:sz="4"/>
+          <w:left w:val="single" w:color="auto" w:sz="4"/>
+          <w:bottom w:val="single" w:color="auto" w:sz="4"/>
+          <w:right w:val="single" w:color="auto" w:sz="4"/>
+          <w:insideH w:val="single" w:color="auto" w:sz="4"/>
+          <w:insideV w:val="single" w:color="auto" w:sz="4"/>
+        </w:tblBorders>
+      </w:tblPr>
+      <w:tblGrid>
+        <w:gridCol w:w="2638"/>
+        <w:gridCol w:w="636"/>
+        <w:gridCol w:w="636"/>
+        <w:gridCol w:w="636"/>
+        <w:gridCol w:w="636"/>
+        <w:gridCol w:w="636"/>
+        <w:gridCol w:w="636"/>
+        <w:gridCol w:w="636"/>
+        <w:gridCol w:w="636"/>
+        <w:gridCol w:w="636"/>
+        <w:gridCol w:w="636"/>
+        <w:gridCol w:w="636"/>
+      </w:tblGrid>
+      <w:tr>
+        <w:trPr>
+          <w:tblHeader/>
+        </w:trPr>
+        <w:tc>
+          <w:tcPr>
+            <w:tcW w:type="dxa" w:w="2638"/>
+            <w:tcBorders>
+              <w:top w:val="single" w:color="BFBFBF" w:sz="4"/>
+              <w:left w:val="single" w:color="BFBFBF" w:sz="4"/>
+              <w:bottom w:val="single" w:color="BFBFBF" w:sz="4"/>
+              <w:right w:val="single" w:color="BFBFBF" w:sz="4"/>
+            </w:tcBorders>
+            <w:shd w:fill="1F3864" w:color="auto" w:val="clear"/>
+            <w:tcMar>
+              <w:top w:type="dxa" w:w="60"/>
+              <w:left w:type="dxa" w:w="100"/>
+              <w:bottom w:type="dxa" w:w="60"/>
+              <w:right w:type="dxa" w:w="100"/>
+            </w:tcMar>
+          </w:tcPr>
+          <w:p>
+            <w:r>
+              <w:rPr>
+                <w:rFonts w:ascii="Arial" w:cs="Arial" w:eastAsia="Arial" w:hAnsi="Arial"/>
+                <w:b/>
+                <w:bCs/>
+                <w:color w:val="FFFFFF"/>
+                <w:sz w:val="16"/>
+                <w:szCs w:val="16"/>
+              </w:rPr>
+              <w:t xml:space="preserve">Домен \ поддомен</w:t>
+            </w:r>
+          </w:p>
+        </w:tc>
+        <w:tc>
+          <w:tcPr>
+            <w:tcW w:type="dxa" w:w="636"/>
+            <w:tcBorders>
+              <w:top w:val="single" w:color="BFBFBF" w:sz="4"/>
+              <w:left w:val="single" w:color="BFBFBF" w:sz="4"/>
+              <w:bottom w:val="single" w:color="BFBFBF" w:sz="4"/>
+              <w:right w:val="single" w:color="BFBFBF" w:sz="4"/>
+            </w:tcBorders>
+            <w:shd w:fill="1F3864" w:color="auto" w:val="clear"/>
+            <w:tcMar>
+              <w:top w:type="dxa" w:w="60"/>
+              <w:left w:type="dxa" w:w="100"/>
+              <w:bottom w:type="dxa" w:w="60"/>
+              <w:right w:type="dxa" w:w="100"/>
+            </w:tcMar>
+          </w:tcPr>
+          <w:p>
+            <w:r>
+              <w:rPr>
+                <w:rFonts w:ascii="Arial" w:cs="Arial" w:eastAsia="Arial" w:hAnsi="Arial"/>
+                <w:b/>
+                <w:bCs/>
+                <w:color w:val="FFFFFF"/>
+                <w:sz w:val="16"/>
+                <w:szCs w:val="16"/>
+              </w:rPr>
+              <w:t xml:space="preserve">П1</w:t>
+            </w:r>
+          </w:p>
+        </w:tc>
+        <w:tc>
+          <w:tcPr>
+            <w:tcW w:type="dxa" w:w="636"/>
+            <w:tcBorders>
+              <w:top w:val="single" w:color="BFBFBF" w:sz="4"/>
+              <w:left w:val="single" w:color="BFBFBF" w:sz="4"/>
+              <w:bottom w:val="single" w:color="BFBFBF" w:sz="4"/>
+              <w:right w:val="single" w:color="BFBFBF" w:sz="4"/>
+            </w:tcBorders>
+            <w:shd w:fill="1F3864" w:color="auto" w:val="clear"/>
+            <w:tcMar>
+              <w:top w:type="dxa" w:w="60"/>
+              <w:left w:type="dxa" w:w="100"/>
+              <w:bottom w:type="dxa" w:w="60"/>
+              <w:right w:type="dxa" w:w="100"/>
+            </w:tcMar>
+          </w:tcPr>
+          <w:p>
+            <w:r>
+              <w:rPr>
+                <w:rFonts w:ascii="Arial" w:cs="Arial" w:eastAsia="Arial" w:hAnsi="Arial"/>
+                <w:b/>
+                <w:bCs/>
+                <w:color w:val="FFFFFF"/>
+                <w:sz w:val="16"/>
+                <w:szCs w:val="16"/>
+              </w:rPr>
+              <w:t xml:space="preserve">П2</w:t>
+            </w:r>
+          </w:p>
+        </w:tc>
+        <w:tc>
+          <w:tcPr>
+            <w:tcW w:type="dxa" w:w="636"/>
+            <w:tcBorders>
+              <w:top w:val="single" w:color="BFBFBF" w:sz="4"/>
+              <w:left w:val="single" w:color="BFBFBF" w:sz="4"/>
+              <w:bottom w:val="single" w:color="BFBFBF" w:sz="4"/>
+              <w:right w:val="single" w:color="BFBFBF" w:sz="4"/>
+            </w:tcBorders>
+            <w:shd w:fill="1F3864" w:color="auto" w:val="clear"/>
+            <w:tcMar>
+              <w:top w:type="dxa" w:w="60"/>
+              <w:left w:type="dxa" w:w="100"/>
+              <w:bottom w:type="dxa" w:w="60"/>
+              <w:right w:type="dxa" w:w="100"/>
+            </w:tcMar>
+          </w:tcPr>
+          <w:p>
+            <w:r>
+              <w:rPr>
+                <w:rFonts w:ascii="Arial" w:cs="Arial" w:eastAsia="Arial" w:hAnsi="Arial"/>
+                <w:b/>
+                <w:bCs/>
+                <w:color w:val="FFFFFF"/>
+                <w:sz w:val="16"/>
+                <w:szCs w:val="16"/>
+              </w:rPr>
+              <w:t xml:space="preserve">П3</w:t>
+            </w:r>
+          </w:p>
+        </w:tc>
+        <w:tc>
+          <w:tcPr>
+            <w:tcW w:type="dxa" w:w="636"/>
+            <w:tcBorders>
+              <w:top w:val="single" w:color="BFBFBF" w:sz="4"/>
+              <w:left w:val="single" w:color="BFBFBF" w:sz="4"/>
+              <w:bottom w:val="single" w:color="BFBFBF" w:sz="4"/>
+              <w:right w:val="single" w:color="BFBFBF" w:sz="4"/>
+            </w:tcBorders>
+            <w:shd w:fill="1F3864" w:color="auto" w:val="clear"/>
+            <w:tcMar>
+              <w:top w:type="dxa" w:w="60"/>
+              <w:left w:type="dxa" w:w="100"/>
+              <w:bottom w:type="dxa" w:w="60"/>
+              <w:right w:type="dxa" w:w="100"/>
+            </w:tcMar>
+          </w:tcPr>
+          <w:p>
+            <w:r>
+              <w:rPr>
+                <w:rFonts w:ascii="Arial" w:cs="Arial" w:eastAsia="Arial" w:hAnsi="Arial"/>
+                <w:b/>
+                <w:bCs/>
+                <w:color w:val="FFFFFF"/>
+                <w:sz w:val="16"/>
+                <w:szCs w:val="16"/>
+              </w:rPr>
+              <w:t xml:space="preserve">П4</w:t>
+            </w:r>
+          </w:p>
+        </w:tc>
+        <w:tc>
+          <w:tcPr>
+            <w:tcW w:type="dxa" w:w="636"/>
+            <w:tcBorders>
+              <w:top w:val="single" w:color="BFBFBF" w:sz="4"/>
+              <w:left w:val="single" w:color="BFBFBF" w:sz="4"/>
+              <w:bottom w:val="single" w:color="BFBFBF" w:sz="4"/>
+              <w:right w:val="single" w:color="BFBFBF" w:sz="4"/>
+            </w:tcBorders>
+            <w:shd w:fill="1F3864" w:color="auto" w:val="clear"/>
+            <w:tcMar>
+              <w:top w:type="dxa" w:w="60"/>
+              <w:left w:type="dxa" w:w="100"/>
+              <w:bottom w:type="dxa" w:w="60"/>
+              <w:right w:type="dxa" w:w="100"/>
+            </w:tcMar>
+          </w:tcPr>
+          <w:p>
+            <w:r>
+              <w:rPr>
+                <w:rFonts w:ascii="Arial" w:cs="Arial" w:eastAsia="Arial" w:hAnsi="Arial"/>
+                <w:b/>
+                <w:bCs/>
+                <w:color w:val="FFFFFF"/>
+                <w:sz w:val="16"/>
+                <w:szCs w:val="16"/>
+              </w:rPr>
+              <w:t xml:space="preserve">П5</w:t>
+            </w:r>
+          </w:p>
+        </w:tc>
+        <w:tc>
+          <w:tcPr>
+            <w:tcW w:type="dxa" w:w="636"/>
+            <w:tcBorders>
+              <w:top w:val="single" w:color="BFBFBF" w:sz="4"/>
+              <w:left w:val="single" w:color="BFBFBF" w:sz="4"/>
+              <w:bottom w:val="single" w:color="BFBFBF" w:sz="4"/>
+              <w:right w:val="single" w:color="BFBFBF" w:sz="4"/>
+            </w:tcBorders>
+            <w:shd w:fill="1F3864" w:color="auto" w:val="clear"/>
+            <w:tcMar>
+              <w:top w:type="dxa" w:w="60"/>
+              <w:left w:type="dxa" w:w="100"/>
+              <w:bottom w:type="dxa" w:w="60"/>
+              <w:right w:type="dxa" w:w="100"/>
+            </w:tcMar>
+          </w:tcPr>
+          <w:p>
+            <w:r>
+              <w:rPr>
+                <w:rFonts w:ascii="Arial" w:cs="Arial" w:eastAsia="Arial" w:hAnsi="Arial"/>
+                <w:b/>
+                <w:bCs/>
+                <w:color w:val="FFFFFF"/>
+                <w:sz w:val="16"/>
+                <w:szCs w:val="16"/>
+              </w:rPr>
+              <w:t xml:space="preserve">П6</w:t>
+            </w:r>
+          </w:p>
+        </w:tc>
+        <w:tc>
+          <w:tcPr>
+            <w:tcW w:type="dxa" w:w="636"/>
+            <w:tcBorders>
+              <w:top w:val="single" w:color="BFBFBF" w:sz="4"/>
+              <w:left w:val="single" w:color="BFBFBF" w:sz="4"/>
+              <w:bottom w:val="single" w:color="BFBFBF" w:sz="4"/>
+              <w:right w:val="single" w:color="BFBFBF" w:sz="4"/>
+            </w:tcBorders>
+            <w:shd w:fill="1F3864" w:color="auto" w:val="clear"/>
+            <w:tcMar>
+              <w:top w:type="dxa" w:w="60"/>
+              <w:left w:type="dxa" w:w="100"/>
+              <w:bottom w:type="dxa" w:w="60"/>
+              <w:right w:type="dxa" w:w="100"/>
+            </w:tcMar>
+          </w:tcPr>
+          <w:p>
+            <w:r>
+              <w:rPr>
+                <w:rFonts w:ascii="Arial" w:cs="Arial" w:eastAsia="Arial" w:hAnsi="Arial"/>
+                <w:b/>
+                <w:bCs/>
+                <w:color w:val="FFFFFF"/>
+                <w:sz w:val="16"/>
+                <w:szCs w:val="16"/>
+              </w:rPr>
+              <w:t xml:space="preserve">П7</w:t>
+            </w:r>
+          </w:p>
+        </w:tc>
+        <w:tc>
+          <w:tcPr>
+            <w:tcW w:type="dxa" w:w="636"/>
+            <w:tcBorders>
+              <w:top w:val="single" w:color="BFBFBF" w:sz="4"/>
+              <w:left w:val="single" w:color="BFBFBF" w:sz="4"/>
+              <w:bottom w:val="single" w:color="BFBFBF" w:sz="4"/>
+              <w:right w:val="single" w:color="BFBFBF" w:sz="4"/>
+            </w:tcBorders>
+            <w:shd w:fill="1F3864" w:color="auto" w:val="clear"/>
+            <w:tcMar>
+              <w:top w:type="dxa" w:w="60"/>
+              <w:left w:type="dxa" w:w="100"/>
+              <w:bottom w:type="dxa" w:w="60"/>
+              <w:right w:type="dxa" w:w="100"/>
+            </w:tcMar>
+          </w:tcPr>
+          <w:p>
+            <w:r>
+              <w:rPr>
+                <w:rFonts w:ascii="Arial" w:cs="Arial" w:eastAsia="Arial" w:hAnsi="Arial"/>
+                <w:b/>
+                <w:bCs/>
+                <w:color w:val="FFFFFF"/>
+                <w:sz w:val="16"/>
+                <w:szCs w:val="16"/>
+              </w:rPr>
+              <w:t xml:space="preserve">П8</w:t>
+            </w:r>
+          </w:p>
+        </w:tc>
+        <w:tc>
+          <w:tcPr>
+            <w:tcW w:type="dxa" w:w="636"/>
+            <w:tcBorders>
+              <w:top w:val="single" w:color="BFBFBF" w:sz="4"/>
+              <w:left w:val="single" w:color="BFBFBF" w:sz="4"/>
+              <w:bottom w:val="single" w:color="BFBFBF" w:sz="4"/>
+              <w:right w:val="single" w:color="BFBFBF" w:sz="4"/>
+            </w:tcBorders>
+            <w:shd w:fill="1F3864" w:color="auto" w:val="clear"/>
+            <w:tcMar>
+              <w:top w:type="dxa" w:w="60"/>
+              <w:left w:type="dxa" w:w="100"/>
+              <w:bottom w:type="dxa" w:w="60"/>
+              <w:right w:type="dxa" w:w="100"/>
+            </w:tcMar>
+          </w:tcPr>
+          <w:p>
+            <w:r>
+              <w:rPr>
+                <w:rFonts w:ascii="Arial" w:cs="Arial" w:eastAsia="Arial" w:hAnsi="Arial"/>
+                <w:b/>
+                <w:bCs/>
+                <w:color w:val="FFFFFF"/>
+                <w:sz w:val="16"/>
+                <w:szCs w:val="16"/>
+              </w:rPr>
+              <w:t xml:space="preserve">П9</w:t>
+            </w:r>
+          </w:p>
+        </w:tc>
+        <w:tc>
+          <w:tcPr>
+            <w:tcW w:type="dxa" w:w="636"/>
+            <w:tcBorders>
+              <w:top w:val="single" w:color="BFBFBF" w:sz="4"/>
+              <w:left w:val="single" w:color="BFBFBF" w:sz="4"/>
+              <w:bottom w:val="single" w:color="BFBFBF" w:sz="4"/>
+              <w:right w:val="single" w:color="BFBFBF" w:sz="4"/>
+            </w:tcBorders>
+            <w:shd w:fill="1F3864" w:color="auto" w:val="clear"/>
+            <w:tcMar>
+              <w:top w:type="dxa" w:w="60"/>
+              <w:left w:type="dxa" w:w="100"/>
+              <w:bottom w:type="dxa" w:w="60"/>
+              <w:right w:type="dxa" w:w="100"/>
+            </w:tcMar>
+          </w:tcPr>
+          <w:p>
+            <w:r>
+              <w:rPr>
+                <w:rFonts w:ascii="Arial" w:cs="Arial" w:eastAsia="Arial" w:hAnsi="Arial"/>
+                <w:b/>
+                <w:bCs/>
+                <w:color w:val="FFFFFF"/>
+                <w:sz w:val="16"/>
+                <w:szCs w:val="16"/>
+              </w:rPr>
+              <w:t xml:space="preserve">П10</w:t>
+            </w:r>
+          </w:p>
+        </w:tc>
+        <w:tc>
+          <w:tcPr>
+            <w:tcW w:type="dxa" w:w="636"/>
+            <w:tcBorders>
+              <w:top w:val="single" w:color="BFBFBF" w:sz="4"/>
+              <w:left w:val="single" w:color="BFBFBF" w:sz="4"/>
+              <w:bottom w:val="single" w:color="BFBFBF" w:sz="4"/>
+              <w:right w:val="single" w:color="BFBFBF" w:sz="4"/>
+            </w:tcBorders>
+            <w:shd w:fill="1F3864" w:color="auto" w:val="clear"/>
+            <w:tcMar>
+              <w:top w:type="dxa" w:w="60"/>
+              <w:left w:type="dxa" w:w="100"/>
+              <w:bottom w:type="dxa" w:w="60"/>
+              <w:right w:type="dxa" w:w="100"/>
+            </w:tcMar>
+          </w:tcPr>
+          <w:p>
+            <w:r>
+              <w:rPr>
+                <w:rFonts w:ascii="Arial" w:cs="Arial" w:eastAsia="Arial" w:hAnsi="Arial"/>
+                <w:b/>
+                <w:bCs/>
+                <w:color w:val="FFFFFF"/>
+                <w:sz w:val="16"/>
+                <w:szCs w:val="16"/>
+              </w:rPr>
+              <w:t xml:space="preserve">П11</w:t>
+            </w:r>
+          </w:p>
+        </w:tc>
+      </w:tr>
+      <w:tr>
+        <w:tc>
+          <w:tcPr>
+            <w:tcW w:type="dxa" w:w="2638"/>
+            <w:tcBorders>
+              <w:top w:val="single" w:color="BFBFBF" w:sz="4"/>
+              <w:left w:val="single" w:color="BFBFBF" w:sz="4"/>
+              <w:bottom w:val="single" w:color="BFBFBF" w:sz="4"/>
+              <w:right w:val="single" w:color="BFBFBF" w:sz="4"/>
+            </w:tcBorders>
+            <w:tcMar>
+              <w:top w:type="dxa" w:w="60"/>
+              <w:left w:type="dxa" w:w="100"/>
+              <w:bottom w:type="dxa" w:w="60"/>
+              <w:right w:type="dxa" w:w="100"/>
+            </w:tcMar>
+          </w:tcPr>
+          <w:p>
+            <w:r>
+              <w:rPr>
+                <w:rFonts w:ascii="Arial" w:cs="Arial" w:eastAsia="Arial" w:hAnsi="Arial"/>
+                <w:b w:val="false"/>
+                <w:bCs w:val="false"/>
+                <w:sz w:val="16"/>
+                <w:szCs w:val="16"/>
+              </w:rPr>
+              <w:t xml:space="preserve">1. Платежи и ЕНС</w:t>
+            </w:r>
+          </w:p>
+        </w:tc>
+        <w:tc>
+          <w:tcPr>
+            <w:tcW w:type="dxa" w:w="636"/>
+            <w:tcBorders>
+              <w:top w:val="single" w:color="BFBFBF" w:sz="4"/>
+              <w:left w:val="single" w:color="BFBFBF" w:sz="4"/>
+              <w:bottom w:val="single" w:color="BFBFBF" w:sz="4"/>
+              <w:right w:val="single" w:color="BFBFBF" w:sz="4"/>
+            </w:tcBorders>
+            <w:tcMar>
+              <w:top w:type="dxa" w:w="60"/>
+              <w:left w:type="dxa" w:w="100"/>
+              <w:bottom w:type="dxa" w:w="60"/>
+              <w:right w:type="dxa" w:w="100"/>
+            </w:tcMar>
+          </w:tcPr>
+          <w:p>
+            <w:r>
+              <w:rPr>
+                <w:rFonts w:ascii="Arial" w:cs="Arial" w:eastAsia="Arial" w:hAnsi="Arial"/>
+                <w:b w:val="false"/>
+                <w:bCs w:val="false"/>
+                <w:sz w:val="16"/>
+                <w:szCs w:val="16"/>
+              </w:rPr>
+              <w:t xml:space="preserve"/>
+            </w:r>
+          </w:p>
+        </w:tc>
+        <w:tc>
+          <w:tcPr>
+            <w:tcW w:type="dxa" w:w="636"/>
+            <w:tcBorders>
+              <w:top w:val="single" w:color="BFBFBF" w:sz="4"/>
+              <w:left w:val="single" w:color="BFBFBF" w:sz="4"/>
+              <w:bottom w:val="single" w:color="BFBFBF" w:sz="4"/>
+              <w:right w:val="single" w:color="BFBFBF" w:sz="4"/>
+            </w:tcBorders>
+            <w:tcMar>
+              <w:top w:type="dxa" w:w="60"/>
+              <w:left w:type="dxa" w:w="100"/>
+              <w:bottom w:type="dxa" w:w="60"/>
+              <w:right w:type="dxa" w:w="100"/>
+            </w:tcMar>
+          </w:tcPr>
+          <w:p>
+            <w:r>
+              <w:rPr>
+                <w:rFonts w:ascii="Arial" w:cs="Arial" w:eastAsia="Arial" w:hAnsi="Arial"/>
+                <w:b w:val="false"/>
+                <w:bCs w:val="false"/>
+                <w:sz w:val="16"/>
+                <w:szCs w:val="16"/>
+              </w:rPr>
+              <w:t xml:space="preserve"/>
+            </w:r>
+          </w:p>
+        </w:tc>
+        <w:tc>
+          <w:tcPr>
+            <w:tcW w:type="dxa" w:w="636"/>
+            <w:tcBorders>
+              <w:top w:val="single" w:color="BFBFBF" w:sz="4"/>
+              <w:left w:val="single" w:color="BFBFBF" w:sz="4"/>
+              <w:bottom w:val="single" w:color="BFBFBF" w:sz="4"/>
+              <w:right w:val="single" w:color="BFBFBF" w:sz="4"/>
+            </w:tcBorders>
+            <w:tcMar>
+              <w:top w:type="dxa" w:w="60"/>
+              <w:left w:type="dxa" w:w="100"/>
+              <w:bottom w:type="dxa" w:w="60"/>
+              <w:right w:type="dxa" w:w="100"/>
+            </w:tcMar>
+          </w:tcPr>
+          <w:p>
+            <w:r>
+              <w:rPr>
+                <w:rFonts w:ascii="Arial" w:cs="Arial" w:eastAsia="Arial" w:hAnsi="Arial"/>
+                <w:b w:val="false"/>
+                <w:bCs w:val="false"/>
+                <w:sz w:val="16"/>
+                <w:szCs w:val="16"/>
+              </w:rPr>
+              <w:t xml:space="preserve"/>
+            </w:r>
+          </w:p>
+        </w:tc>
+        <w:tc>
+          <w:tcPr>
+            <w:tcW w:type="dxa" w:w="636"/>
+            <w:tcBorders>
+              <w:top w:val="single" w:color="BFBFBF" w:sz="4"/>
+              <w:left w:val="single" w:color="BFBFBF" w:sz="4"/>
+              <w:bottom w:val="single" w:color="BFBFBF" w:sz="4"/>
+              <w:right w:val="single" w:color="BFBFBF" w:sz="4"/>
+            </w:tcBorders>
+            <w:tcMar>
+              <w:top w:type="dxa" w:w="60"/>
+              <w:left w:type="dxa" w:w="100"/>
+              <w:bottom w:type="dxa" w:w="60"/>
+              <w:right w:type="dxa" w:w="100"/>
+            </w:tcMar>
+          </w:tcPr>
+          <w:p>
+            <w:r>
+              <w:rPr>
+                <w:rFonts w:ascii="Arial" w:cs="Arial" w:eastAsia="Arial" w:hAnsi="Arial"/>
+                <w:b/>
+                <w:bCs/>
+                <w:sz w:val="16"/>
+                <w:szCs w:val="16"/>
+              </w:rPr>
+              <w:t xml:space="preserve">3</w:t>
+            </w:r>
+          </w:p>
+        </w:tc>
+        <w:tc>
+          <w:tcPr>
+            <w:tcW w:type="dxa" w:w="636"/>
+            <w:tcBorders>
+              <w:top w:val="single" w:color="BFBFBF" w:sz="4"/>
+              <w:left w:val="single" w:color="BFBFBF" w:sz="4"/>
+              <w:bottom w:val="single" w:color="BFBFBF" w:sz="4"/>
+              <w:right w:val="single" w:color="BFBFBF" w:sz="4"/>
+            </w:tcBorders>
+            <w:tcMar>
+              <w:top w:type="dxa" w:w="60"/>
+              <w:left w:type="dxa" w:w="100"/>
+              <w:bottom w:type="dxa" w:w="60"/>
+              <w:right w:type="dxa" w:w="100"/>
+            </w:tcMar>
+          </w:tcPr>
+          <w:p>
+            <w:r>
+              <w:rPr>
+                <w:rFonts w:ascii="Arial" w:cs="Arial" w:eastAsia="Arial" w:hAnsi="Arial"/>
+                <w:b w:val="false"/>
+                <w:bCs w:val="false"/>
+                <w:sz w:val="16"/>
+                <w:szCs w:val="16"/>
+              </w:rPr>
+              <w:t xml:space="preserve"/>
+            </w:r>
+          </w:p>
+        </w:tc>
+        <w:tc>
+          <w:tcPr>
+            <w:tcW w:type="dxa" w:w="636"/>
+            <w:tcBorders>
+              <w:top w:val="single" w:color="BFBFBF" w:sz="4"/>
+              <w:left w:val="single" w:color="BFBFBF" w:sz="4"/>
+              <w:bottom w:val="single" w:color="BFBFBF" w:sz="4"/>
+              <w:right w:val="single" w:color="BFBFBF" w:sz="4"/>
+            </w:tcBorders>
+            <w:tcMar>
+              <w:top w:type="dxa" w:w="60"/>
+              <w:left w:type="dxa" w:w="100"/>
+              <w:bottom w:type="dxa" w:w="60"/>
+              <w:right w:type="dxa" w:w="100"/>
+            </w:tcMar>
+          </w:tcPr>
+          <w:p>
+            <w:r>
+              <w:rPr>
+                <w:rFonts w:ascii="Arial" w:cs="Arial" w:eastAsia="Arial" w:hAnsi="Arial"/>
+                <w:b w:val="false"/>
+                <w:bCs w:val="false"/>
+                <w:sz w:val="16"/>
+                <w:szCs w:val="16"/>
+              </w:rPr>
+              <w:t xml:space="preserve"/>
+            </w:r>
+          </w:p>
+        </w:tc>
+        <w:tc>
+          <w:tcPr>
+            <w:tcW w:type="dxa" w:w="636"/>
+            <w:tcBorders>
+              <w:top w:val="single" w:color="BFBFBF" w:sz="4"/>
+              <w:left w:val="single" w:color="BFBFBF" w:sz="4"/>
+              <w:bottom w:val="single" w:color="BFBFBF" w:sz="4"/>
+              <w:right w:val="single" w:color="BFBFBF" w:sz="4"/>
+            </w:tcBorders>
+            <w:tcMar>
+              <w:top w:type="dxa" w:w="60"/>
+              <w:left w:type="dxa" w:w="100"/>
+              <w:bottom w:type="dxa" w:w="60"/>
+              <w:right w:type="dxa" w:w="100"/>
+            </w:tcMar>
+          </w:tcPr>
+          <w:p>
+            <w:r>
+              <w:rPr>
+                <w:rFonts w:ascii="Arial" w:cs="Arial" w:eastAsia="Arial" w:hAnsi="Arial"/>
+                <w:b w:val="false"/>
+                <w:bCs w:val="false"/>
+                <w:sz w:val="16"/>
+                <w:szCs w:val="16"/>
+              </w:rPr>
+              <w:t xml:space="preserve"/>
+            </w:r>
+          </w:p>
+        </w:tc>
+        <w:tc>
+          <w:tcPr>
+            <w:tcW w:type="dxa" w:w="636"/>
+            <w:tcBorders>
+              <w:top w:val="single" w:color="BFBFBF" w:sz="4"/>
+              <w:left w:val="single" w:color="BFBFBF" w:sz="4"/>
+              <w:bottom w:val="single" w:color="BFBFBF" w:sz="4"/>
+              <w:right w:val="single" w:color="BFBFBF" w:sz="4"/>
+            </w:tcBorders>
+            <w:tcMar>
+              <w:top w:type="dxa" w:w="60"/>
+              <w:left w:type="dxa" w:w="100"/>
+              <w:bottom w:type="dxa" w:w="60"/>
+              <w:right w:type="dxa" w:w="100"/>
+            </w:tcMar>
+          </w:tcPr>
+          <w:p>
+            <w:r>
+              <w:rPr>
+                <w:rFonts w:ascii="Arial" w:cs="Arial" w:eastAsia="Arial" w:hAnsi="Arial"/>
+                <w:b w:val="false"/>
+                <w:bCs w:val="false"/>
+                <w:sz w:val="16"/>
+                <w:szCs w:val="16"/>
+              </w:rPr>
+              <w:t xml:space="preserve"/>
+            </w:r>
+          </w:p>
+        </w:tc>
+        <w:tc>
+          <w:tcPr>
+            <w:tcW w:type="dxa" w:w="636"/>
+            <w:tcBorders>
+              <w:top w:val="single" w:color="BFBFBF" w:sz="4"/>
+              <w:left w:val="single" w:color="BFBFBF" w:sz="4"/>
+              <w:bottom w:val="single" w:color="BFBFBF" w:sz="4"/>
+              <w:right w:val="single" w:color="BFBFBF" w:sz="4"/>
+            </w:tcBorders>
+            <w:tcMar>
+              <w:top w:type="dxa" w:w="60"/>
+              <w:left w:type="dxa" w:w="100"/>
+              <w:bottom w:type="dxa" w:w="60"/>
+              <w:right w:type="dxa" w:w="100"/>
+            </w:tcMar>
+          </w:tcPr>
+          <w:p>
+            <w:r>
+              <w:rPr>
+                <w:rFonts w:ascii="Arial" w:cs="Arial" w:eastAsia="Arial" w:hAnsi="Arial"/>
+                <w:b w:val="false"/>
+                <w:bCs w:val="false"/>
+                <w:sz w:val="16"/>
+                <w:szCs w:val="16"/>
+              </w:rPr>
+              <w:t xml:space="preserve"/>
+            </w:r>
+          </w:p>
+        </w:tc>
+        <w:tc>
+          <w:tcPr>
+            <w:tcW w:type="dxa" w:w="636"/>
+            <w:tcBorders>
+              <w:top w:val="single" w:color="BFBFBF" w:sz="4"/>
+              <w:left w:val="single" w:color="BFBFBF" w:sz="4"/>
+              <w:bottom w:val="single" w:color="BFBFBF" w:sz="4"/>
+              <w:right w:val="single" w:color="BFBFBF" w:sz="4"/>
+            </w:tcBorders>
+            <w:tcMar>
+              <w:top w:type="dxa" w:w="60"/>
+              <w:left w:type="dxa" w:w="100"/>
+              <w:bottom w:type="dxa" w:w="60"/>
+              <w:right w:type="dxa" w:w="100"/>
+            </w:tcMar>
+          </w:tcPr>
+          <w:p>
+            <w:r>
+              <w:rPr>
+                <w:rFonts w:ascii="Arial" w:cs="Arial" w:eastAsia="Arial" w:hAnsi="Arial"/>
+                <w:b w:val="false"/>
+                <w:bCs w:val="false"/>
+                <w:sz w:val="16"/>
+                <w:szCs w:val="16"/>
+              </w:rPr>
+              <w:t xml:space="preserve"/>
+            </w:r>
+          </w:p>
+        </w:tc>
+        <w:tc>
+          <w:tcPr>
+            <w:tcW w:type="dxa" w:w="636"/>
+            <w:tcBorders>
+              <w:top w:val="single" w:color="BFBFBF" w:sz="4"/>
+              <w:left w:val="single" w:color="BFBFBF" w:sz="4"/>
+              <w:bottom w:val="single" w:color="BFBFBF" w:sz="4"/>
+              <w:right w:val="single" w:color="BFBFBF" w:sz="4"/>
+            </w:tcBorders>
+            <w:tcMar>
+              <w:top w:type="dxa" w:w="60"/>
+              <w:left w:type="dxa" w:w="100"/>
+              <w:bottom w:type="dxa" w:w="60"/>
+              <w:right w:type="dxa" w:w="100"/>
+            </w:tcMar>
+          </w:tcPr>
+          <w:p>
+            <w:r>
+              <w:rPr>
+                <w:rFonts w:ascii="Arial" w:cs="Arial" w:eastAsia="Arial" w:hAnsi="Arial"/>
+                <w:b/>
+                <w:bCs/>
+                <w:sz w:val="16"/>
+                <w:szCs w:val="16"/>
+              </w:rPr>
+              <w:t xml:space="preserve">1</w:t>
+            </w:r>
+          </w:p>
+        </w:tc>
+      </w:tr>
+      <w:tr>
+        <w:tc>
+          <w:tcPr>
+            <w:tcW w:type="dxa" w:w="2638"/>
+            <w:tcBorders>
+              <w:top w:val="single" w:color="BFBFBF" w:sz="4"/>
+              <w:left w:val="single" w:color="BFBFBF" w:sz="4"/>
+              <w:bottom w:val="single" w:color="BFBFBF" w:sz="4"/>
+              <w:right w:val="single" w:color="BFBFBF" w:sz="4"/>
+            </w:tcBorders>
+            <w:tcMar>
+              <w:top w:type="dxa" w:w="60"/>
+              <w:left w:type="dxa" w:w="100"/>
+              <w:bottom w:type="dxa" w:w="60"/>
+              <w:right w:type="dxa" w:w="100"/>
+            </w:tcMar>
+          </w:tcPr>
+          <w:p>
+            <w:r>
+              <w:rPr>
+                <w:rFonts w:ascii="Arial" w:cs="Arial" w:eastAsia="Arial" w:hAnsi="Arial"/>
+                <w:b w:val="false"/>
+                <w:bCs w:val="false"/>
+                <w:sz w:val="16"/>
+                <w:szCs w:val="16"/>
+              </w:rPr>
+              <w:t xml:space="preserve">2. Взыскание задолженности</w:t>
+            </w:r>
+          </w:p>
+        </w:tc>
+        <w:tc>
+          <w:tcPr>
+            <w:tcW w:type="dxa" w:w="636"/>
+            <w:tcBorders>
+              <w:top w:val="single" w:color="BFBFBF" w:sz="4"/>
+              <w:left w:val="single" w:color="BFBFBF" w:sz="4"/>
+              <w:bottom w:val="single" w:color="BFBFBF" w:sz="4"/>
+              <w:right w:val="single" w:color="BFBFBF" w:sz="4"/>
+            </w:tcBorders>
+            <w:tcMar>
+              <w:top w:type="dxa" w:w="60"/>
+              <w:left w:type="dxa" w:w="100"/>
+              <w:bottom w:type="dxa" w:w="60"/>
+              <w:right w:type="dxa" w:w="100"/>
+            </w:tcMar>
+          </w:tcPr>
+          <w:p>
+            <w:r>
+              <w:rPr>
+                <w:rFonts w:ascii="Arial" w:cs="Arial" w:eastAsia="Arial" w:hAnsi="Arial"/>
+                <w:b w:val="false"/>
+                <w:bCs w:val="false"/>
+                <w:sz w:val="16"/>
+                <w:szCs w:val="16"/>
+              </w:rPr>
+              <w:t xml:space="preserve"/>
+            </w:r>
+          </w:p>
+        </w:tc>
+        <w:tc>
+          <w:tcPr>
+            <w:tcW w:type="dxa" w:w="636"/>
+            <w:tcBorders>
+              <w:top w:val="single" w:color="BFBFBF" w:sz="4"/>
+              <w:left w:val="single" w:color="BFBFBF" w:sz="4"/>
+              <w:bottom w:val="single" w:color="BFBFBF" w:sz="4"/>
+              <w:right w:val="single" w:color="BFBFBF" w:sz="4"/>
+            </w:tcBorders>
+            <w:tcMar>
+              <w:top w:type="dxa" w:w="60"/>
+              <w:left w:type="dxa" w:w="100"/>
+              <w:bottom w:type="dxa" w:w="60"/>
+              <w:right w:type="dxa" w:w="100"/>
+            </w:tcMar>
+          </w:tcPr>
+          <w:p>
+            <w:r>
+              <w:rPr>
+                <w:rFonts w:ascii="Arial" w:cs="Arial" w:eastAsia="Arial" w:hAnsi="Arial"/>
+                <w:b/>
+                <w:bCs/>
+                <w:sz w:val="16"/>
+                <w:szCs w:val="16"/>
+              </w:rPr>
+              <w:t xml:space="preserve">1</w:t>
+            </w:r>
+          </w:p>
+        </w:tc>
+        <w:tc>
+          <w:tcPr>
+            <w:tcW w:type="dxa" w:w="636"/>
+            <w:tcBorders>
+              <w:top w:val="single" w:color="BFBFBF" w:sz="4"/>
+              <w:left w:val="single" w:color="BFBFBF" w:sz="4"/>
+              <w:bottom w:val="single" w:color="BFBFBF" w:sz="4"/>
+              <w:right w:val="single" w:color="BFBFBF" w:sz="4"/>
+            </w:tcBorders>
+            <w:tcMar>
+              <w:top w:type="dxa" w:w="60"/>
+              <w:left w:type="dxa" w:w="100"/>
+              <w:bottom w:type="dxa" w:w="60"/>
+              <w:right w:type="dxa" w:w="100"/>
+            </w:tcMar>
+          </w:tcPr>
+          <w:p>
+            <w:r>
+              <w:rPr>
+                <w:rFonts w:ascii="Arial" w:cs="Arial" w:eastAsia="Arial" w:hAnsi="Arial"/>
+                <w:b w:val="false"/>
+                <w:bCs w:val="false"/>
+                <w:sz w:val="16"/>
+                <w:szCs w:val="16"/>
+              </w:rPr>
+              <w:t xml:space="preserve"/>
+            </w:r>
+          </w:p>
+        </w:tc>
+        <w:tc>
+          <w:tcPr>
+            <w:tcW w:type="dxa" w:w="636"/>
+            <w:tcBorders>
+              <w:top w:val="single" w:color="BFBFBF" w:sz="4"/>
+              <w:left w:val="single" w:color="BFBFBF" w:sz="4"/>
+              <w:bottom w:val="single" w:color="BFBFBF" w:sz="4"/>
+              <w:right w:val="single" w:color="BFBFBF" w:sz="4"/>
+            </w:tcBorders>
+            <w:tcMar>
+              <w:top w:type="dxa" w:w="60"/>
+              <w:left w:type="dxa" w:w="100"/>
+              <w:bottom w:type="dxa" w:w="60"/>
+              <w:right w:type="dxa" w:w="100"/>
+            </w:tcMar>
+          </w:tcPr>
+          <w:p>
+            <w:r>
+              <w:rPr>
+                <w:rFonts w:ascii="Arial" w:cs="Arial" w:eastAsia="Arial" w:hAnsi="Arial"/>
+                <w:b w:val="false"/>
+                <w:bCs w:val="false"/>
+                <w:sz w:val="16"/>
+                <w:szCs w:val="16"/>
+              </w:rPr>
+              <w:t xml:space="preserve"/>
+            </w:r>
+          </w:p>
+        </w:tc>
+        <w:tc>
+          <w:tcPr>
+            <w:tcW w:type="dxa" w:w="636"/>
+            <w:tcBorders>
+              <w:top w:val="single" w:color="BFBFBF" w:sz="4"/>
+              <w:left w:val="single" w:color="BFBFBF" w:sz="4"/>
+              <w:bottom w:val="single" w:color="BFBFBF" w:sz="4"/>
+              <w:right w:val="single" w:color="BFBFBF" w:sz="4"/>
+            </w:tcBorders>
+            <w:tcMar>
+              <w:top w:type="dxa" w:w="60"/>
+              <w:left w:type="dxa" w:w="100"/>
+              <w:bottom w:type="dxa" w:w="60"/>
+              <w:right w:type="dxa" w:w="100"/>
+            </w:tcMar>
+          </w:tcPr>
+          <w:p>
+            <w:r>
+              <w:rPr>
+                <w:rFonts w:ascii="Arial" w:cs="Arial" w:eastAsia="Arial" w:hAnsi="Arial"/>
+                <w:b/>
+                <w:bCs/>
+                <w:sz w:val="16"/>
+                <w:szCs w:val="16"/>
+              </w:rPr>
+              <w:t xml:space="preserve">1</w:t>
+            </w:r>
+          </w:p>
+        </w:tc>
+        <w:tc>
+          <w:tcPr>
+            <w:tcW w:type="dxa" w:w="636"/>
+            <w:tcBorders>
+              <w:top w:val="single" w:color="BFBFBF" w:sz="4"/>
+              <w:left w:val="single" w:color="BFBFBF" w:sz="4"/>
+              <w:bottom w:val="single" w:color="BFBFBF" w:sz="4"/>
+              <w:right w:val="single" w:color="BFBFBF" w:sz="4"/>
+            </w:tcBorders>
+            <w:tcMar>
+              <w:top w:type="dxa" w:w="60"/>
+              <w:left w:type="dxa" w:w="100"/>
+              <w:bottom w:type="dxa" w:w="60"/>
+              <w:right w:type="dxa" w:w="100"/>
+            </w:tcMar>
+          </w:tcPr>
+          <w:p>
+            <w:r>
+              <w:rPr>
+                <w:rFonts w:ascii="Arial" w:cs="Arial" w:eastAsia="Arial" w:hAnsi="Arial"/>
+                <w:b w:val="false"/>
+                <w:bCs w:val="false"/>
+                <w:sz w:val="16"/>
+                <w:szCs w:val="16"/>
+              </w:rPr>
+              <w:t xml:space="preserve"/>
+            </w:r>
+          </w:p>
+        </w:tc>
+        <w:tc>
+          <w:tcPr>
+            <w:tcW w:type="dxa" w:w="636"/>
+            <w:tcBorders>
+              <w:top w:val="single" w:color="BFBFBF" w:sz="4"/>
+              <w:left w:val="single" w:color="BFBFBF" w:sz="4"/>
+              <w:bottom w:val="single" w:color="BFBFBF" w:sz="4"/>
+              <w:right w:val="single" w:color="BFBFBF" w:sz="4"/>
+            </w:tcBorders>
+            <w:tcMar>
+              <w:top w:type="dxa" w:w="60"/>
+              <w:left w:type="dxa" w:w="100"/>
+              <w:bottom w:type="dxa" w:w="60"/>
+              <w:right w:type="dxa" w:w="100"/>
+            </w:tcMar>
+          </w:tcPr>
+          <w:p>
+            <w:r>
+              <w:rPr>
+                <w:rFonts w:ascii="Arial" w:cs="Arial" w:eastAsia="Arial" w:hAnsi="Arial"/>
+                <w:b w:val="false"/>
+                <w:bCs w:val="false"/>
+                <w:sz w:val="16"/>
+                <w:szCs w:val="16"/>
+              </w:rPr>
+              <w:t xml:space="preserve"/>
+            </w:r>
+          </w:p>
+        </w:tc>
+        <w:tc>
+          <w:tcPr>
+            <w:tcW w:type="dxa" w:w="636"/>
+            <w:tcBorders>
+              <w:top w:val="single" w:color="BFBFBF" w:sz="4"/>
+              <w:left w:val="single" w:color="BFBFBF" w:sz="4"/>
+              <w:bottom w:val="single" w:color="BFBFBF" w:sz="4"/>
+              <w:right w:val="single" w:color="BFBFBF" w:sz="4"/>
+            </w:tcBorders>
+            <w:tcMar>
+              <w:top w:type="dxa" w:w="60"/>
+              <w:left w:type="dxa" w:w="100"/>
+              <w:bottom w:type="dxa" w:w="60"/>
+              <w:right w:type="dxa" w:w="100"/>
+            </w:tcMar>
+          </w:tcPr>
+          <w:p>
+            <w:r>
+              <w:rPr>
+                <w:rFonts w:ascii="Arial" w:cs="Arial" w:eastAsia="Arial" w:hAnsi="Arial"/>
+                <w:b/>
+                <w:bCs/>
+                <w:sz w:val="16"/>
+                <w:szCs w:val="16"/>
+              </w:rPr>
+              <w:t xml:space="preserve">2</w:t>
+            </w:r>
+          </w:p>
+        </w:tc>
+        <w:tc>
+          <w:tcPr>
+            <w:tcW w:type="dxa" w:w="636"/>
+            <w:tcBorders>
+              <w:top w:val="single" w:color="BFBFBF" w:sz="4"/>
+              <w:left w:val="single" w:color="BFBFBF" w:sz="4"/>
+              <w:bottom w:val="single" w:color="BFBFBF" w:sz="4"/>
+              <w:right w:val="single" w:color="BFBFBF" w:sz="4"/>
+            </w:tcBorders>
+            <w:tcMar>
+              <w:top w:type="dxa" w:w="60"/>
+              <w:left w:type="dxa" w:w="100"/>
+              <w:bottom w:type="dxa" w:w="60"/>
+              <w:right w:type="dxa" w:w="100"/>
+            </w:tcMar>
+          </w:tcPr>
+          <w:p>
+            <w:r>
+              <w:rPr>
+                <w:rFonts w:ascii="Arial" w:cs="Arial" w:eastAsia="Arial" w:hAnsi="Arial"/>
+                <w:b/>
+                <w:bCs/>
+                <w:sz w:val="16"/>
+                <w:szCs w:val="16"/>
+              </w:rPr>
+              <w:t xml:space="preserve">1</w:t>
+            </w:r>
+          </w:p>
+        </w:tc>
+        <w:tc>
+          <w:tcPr>
+            <w:tcW w:type="dxa" w:w="636"/>
+            <w:tcBorders>
+              <w:top w:val="single" w:color="BFBFBF" w:sz="4"/>
+              <w:left w:val="single" w:color="BFBFBF" w:sz="4"/>
+              <w:bottom w:val="single" w:color="BFBFBF" w:sz="4"/>
+              <w:right w:val="single" w:color="BFBFBF" w:sz="4"/>
+            </w:tcBorders>
+            <w:tcMar>
+              <w:top w:type="dxa" w:w="60"/>
+              <w:left w:type="dxa" w:w="100"/>
+              <w:bottom w:type="dxa" w:w="60"/>
+              <w:right w:type="dxa" w:w="100"/>
+            </w:tcMar>
+          </w:tcPr>
+          <w:p>
+            <w:r>
+              <w:rPr>
+                <w:rFonts w:ascii="Arial" w:cs="Arial" w:eastAsia="Arial" w:hAnsi="Arial"/>
+                <w:b w:val="false"/>
+                <w:bCs w:val="false"/>
+                <w:sz w:val="16"/>
+                <w:szCs w:val="16"/>
+              </w:rPr>
+              <w:t xml:space="preserve"/>
+            </w:r>
+          </w:p>
+        </w:tc>
+        <w:tc>
+          <w:tcPr>
+            <w:tcW w:type="dxa" w:w="636"/>
+            <w:tcBorders>
+              <w:top w:val="single" w:color="BFBFBF" w:sz="4"/>
+              <w:left w:val="single" w:color="BFBFBF" w:sz="4"/>
+              <w:bottom w:val="single" w:color="BFBFBF" w:sz="4"/>
+              <w:right w:val="single" w:color="BFBFBF" w:sz="4"/>
+            </w:tcBorders>
+            <w:tcMar>
+              <w:top w:type="dxa" w:w="60"/>
+              <w:left w:type="dxa" w:w="100"/>
+              <w:bottom w:type="dxa" w:w="60"/>
+              <w:right w:type="dxa" w:w="100"/>
+            </w:tcMar>
+          </w:tcPr>
+          <w:p>
+            <w:r>
+              <w:rPr>
+                <w:rFonts w:ascii="Arial" w:cs="Arial" w:eastAsia="Arial" w:hAnsi="Arial"/>
+                <w:b w:val="false"/>
+                <w:bCs w:val="false"/>
+                <w:sz w:val="16"/>
+                <w:szCs w:val="16"/>
+              </w:rPr>
+              <w:t xml:space="preserve"/>
+            </w:r>
+          </w:p>
+        </w:tc>
+      </w:tr>
+      <w:tr>
+        <w:tc>
+          <w:tcPr>
+            <w:tcW w:type="dxa" w:w="2638"/>
+            <w:tcBorders>
+              <w:top w:val="single" w:color="BFBFBF" w:sz="4"/>
+              <w:left w:val="single" w:color="BFBFBF" w:sz="4"/>
+              <w:bottom w:val="single" w:color="BFBFBF" w:sz="4"/>
+              <w:right w:val="single" w:color="BFBFBF" w:sz="4"/>
+            </w:tcBorders>
+            <w:tcMar>
+              <w:top w:type="dxa" w:w="60"/>
+              <w:left w:type="dxa" w:w="100"/>
+              <w:bottom w:type="dxa" w:w="60"/>
+              <w:right w:type="dxa" w:w="100"/>
+            </w:tcMar>
+          </w:tcPr>
+          <w:p>
+            <w:r>
+              <w:rPr>
+                <w:rFonts w:ascii="Arial" w:cs="Arial" w:eastAsia="Arial" w:hAnsi="Arial"/>
+                <w:b w:val="false"/>
+                <w:bCs w:val="false"/>
+                <w:sz w:val="16"/>
+                <w:szCs w:val="16"/>
+              </w:rPr>
+              <w:t xml:space="preserve">3. Банкротство</w:t>
+            </w:r>
+          </w:p>
+        </w:tc>
+        <w:tc>
+          <w:tcPr>
+            <w:tcW w:type="dxa" w:w="636"/>
+            <w:tcBorders>
+              <w:top w:val="single" w:color="BFBFBF" w:sz="4"/>
+              <w:left w:val="single" w:color="BFBFBF" w:sz="4"/>
+              <w:bottom w:val="single" w:color="BFBFBF" w:sz="4"/>
+              <w:right w:val="single" w:color="BFBFBF" w:sz="4"/>
+            </w:tcBorders>
+            <w:tcMar>
+              <w:top w:type="dxa" w:w="60"/>
+              <w:left w:type="dxa" w:w="100"/>
+              <w:bottom w:type="dxa" w:w="60"/>
+              <w:right w:type="dxa" w:w="100"/>
+            </w:tcMar>
+          </w:tcPr>
+          <w:p>
+            <w:r>
+              <w:rPr>
+                <w:rFonts w:ascii="Arial" w:cs="Arial" w:eastAsia="Arial" w:hAnsi="Arial"/>
+                <w:b/>
+                <w:bCs/>
+                <w:sz w:val="16"/>
+                <w:szCs w:val="16"/>
+              </w:rPr>
+              <w:t xml:space="preserve">1</w:t>
+            </w:r>
+          </w:p>
+        </w:tc>
+        <w:tc>
+          <w:tcPr>
+            <w:tcW w:type="dxa" w:w="636"/>
+            <w:tcBorders>
+              <w:top w:val="single" w:color="BFBFBF" w:sz="4"/>
+              <w:left w:val="single" w:color="BFBFBF" w:sz="4"/>
+              <w:bottom w:val="single" w:color="BFBFBF" w:sz="4"/>
+              <w:right w:val="single" w:color="BFBFBF" w:sz="4"/>
+            </w:tcBorders>
+            <w:tcMar>
+              <w:top w:type="dxa" w:w="60"/>
+              <w:left w:type="dxa" w:w="100"/>
+              <w:bottom w:type="dxa" w:w="60"/>
+              <w:right w:type="dxa" w:w="100"/>
+            </w:tcMar>
+          </w:tcPr>
+          <w:p>
+            <w:r>
+              <w:rPr>
+                <w:rFonts w:ascii="Arial" w:cs="Arial" w:eastAsia="Arial" w:hAnsi="Arial"/>
+                <w:b w:val="false"/>
+                <w:bCs w:val="false"/>
+                <w:sz w:val="16"/>
+                <w:szCs w:val="16"/>
+              </w:rPr>
+              <w:t xml:space="preserve"/>
+            </w:r>
+          </w:p>
+        </w:tc>
+        <w:tc>
+          <w:tcPr>
+            <w:tcW w:type="dxa" w:w="636"/>
+            <w:tcBorders>
+              <w:top w:val="single" w:color="BFBFBF" w:sz="4"/>
+              <w:left w:val="single" w:color="BFBFBF" w:sz="4"/>
+              <w:bottom w:val="single" w:color="BFBFBF" w:sz="4"/>
+              <w:right w:val="single" w:color="BFBFBF" w:sz="4"/>
+            </w:tcBorders>
+            <w:tcMar>
+              <w:top w:type="dxa" w:w="60"/>
+              <w:left w:type="dxa" w:w="100"/>
+              <w:bottom w:type="dxa" w:w="60"/>
+              <w:right w:type="dxa" w:w="100"/>
+            </w:tcMar>
+          </w:tcPr>
+          <w:p>
+            <w:r>
+              <w:rPr>
+                <w:rFonts w:ascii="Arial" w:cs="Arial" w:eastAsia="Arial" w:hAnsi="Arial"/>
+                <w:b/>
+                <w:bCs/>
+                <w:sz w:val="16"/>
+                <w:szCs w:val="16"/>
+              </w:rPr>
+              <w:t xml:space="preserve">2</w:t>
+            </w:r>
+          </w:p>
+        </w:tc>
+        <w:tc>
+          <w:tcPr>
+            <w:tcW w:type="dxa" w:w="636"/>
+            <w:tcBorders>
+              <w:top w:val="single" w:color="BFBFBF" w:sz="4"/>
+              <w:left w:val="single" w:color="BFBFBF" w:sz="4"/>
+              <w:bottom w:val="single" w:color="BFBFBF" w:sz="4"/>
+              <w:right w:val="single" w:color="BFBFBF" w:sz="4"/>
+            </w:tcBorders>
+            <w:tcMar>
+              <w:top w:type="dxa" w:w="60"/>
+              <w:left w:type="dxa" w:w="100"/>
+              <w:bottom w:type="dxa" w:w="60"/>
+              <w:right w:type="dxa" w:w="100"/>
+            </w:tcMar>
+          </w:tcPr>
+          <w:p>
+            <w:r>
+              <w:rPr>
+                <w:rFonts w:ascii="Arial" w:cs="Arial" w:eastAsia="Arial" w:hAnsi="Arial"/>
+                <w:b w:val="false"/>
+                <w:bCs w:val="false"/>
+                <w:sz w:val="16"/>
+                <w:szCs w:val="16"/>
+              </w:rPr>
+              <w:t xml:space="preserve"/>
+            </w:r>
+          </w:p>
+        </w:tc>
+        <w:tc>
+          <w:tcPr>
+            <w:tcW w:type="dxa" w:w="636"/>
+            <w:tcBorders>
+              <w:top w:val="single" w:color="BFBFBF" w:sz="4"/>
+              <w:left w:val="single" w:color="BFBFBF" w:sz="4"/>
+              <w:bottom w:val="single" w:color="BFBFBF" w:sz="4"/>
+              <w:right w:val="single" w:color="BFBFBF" w:sz="4"/>
+            </w:tcBorders>
+            <w:tcMar>
+              <w:top w:type="dxa" w:w="60"/>
+              <w:left w:type="dxa" w:w="100"/>
+              <w:bottom w:type="dxa" w:w="60"/>
+              <w:right w:type="dxa" w:w="100"/>
+            </w:tcMar>
+          </w:tcPr>
+          <w:p>
+            <w:r>
+              <w:rPr>
+                <w:rFonts w:ascii="Arial" w:cs="Arial" w:eastAsia="Arial" w:hAnsi="Arial"/>
+                <w:b/>
+                <w:bCs/>
+                <w:sz w:val="16"/>
+                <w:szCs w:val="16"/>
+              </w:rPr>
+              <w:t xml:space="preserve">1</w:t>
+            </w:r>
+          </w:p>
+        </w:tc>
+        <w:tc>
+          <w:tcPr>
+            <w:tcW w:type="dxa" w:w="636"/>
+            <w:tcBorders>
+              <w:top w:val="single" w:color="BFBFBF" w:sz="4"/>
+              <w:left w:val="single" w:color="BFBFBF" w:sz="4"/>
+              <w:bottom w:val="single" w:color="BFBFBF" w:sz="4"/>
+              <w:right w:val="single" w:color="BFBFBF" w:sz="4"/>
+            </w:tcBorders>
+            <w:tcMar>
+              <w:top w:type="dxa" w:w="60"/>
+              <w:left w:type="dxa" w:w="100"/>
+              <w:bottom w:type="dxa" w:w="60"/>
+              <w:right w:type="dxa" w:w="100"/>
+            </w:tcMar>
+          </w:tcPr>
+          <w:p>
+            <w:r>
+              <w:rPr>
+                <w:rFonts w:ascii="Arial" w:cs="Arial" w:eastAsia="Arial" w:hAnsi="Arial"/>
+                <w:b w:val="false"/>
+                <w:bCs w:val="false"/>
+                <w:sz w:val="16"/>
+                <w:szCs w:val="16"/>
+              </w:rPr>
+              <w:t xml:space="preserve"/>
+            </w:r>
+          </w:p>
+        </w:tc>
+        <w:tc>
+          <w:tcPr>
+            <w:tcW w:type="dxa" w:w="636"/>
+            <w:tcBorders>
+              <w:top w:val="single" w:color="BFBFBF" w:sz="4"/>
+              <w:left w:val="single" w:color="BFBFBF" w:sz="4"/>
+              <w:bottom w:val="single" w:color="BFBFBF" w:sz="4"/>
+              <w:right w:val="single" w:color="BFBFBF" w:sz="4"/>
+            </w:tcBorders>
+            <w:tcMar>
+              <w:top w:type="dxa" w:w="60"/>
+              <w:left w:type="dxa" w:w="100"/>
+              <w:bottom w:type="dxa" w:w="60"/>
+              <w:right w:type="dxa" w:w="100"/>
+            </w:tcMar>
+          </w:tcPr>
+          <w:p>
+            <w:r>
+              <w:rPr>
+                <w:rFonts w:ascii="Arial" w:cs="Arial" w:eastAsia="Arial" w:hAnsi="Arial"/>
+                <w:b/>
+                <w:bCs/>
+                <w:sz w:val="16"/>
+                <w:szCs w:val="16"/>
+              </w:rPr>
+              <w:t xml:space="preserve">2</w:t>
+            </w:r>
+          </w:p>
+        </w:tc>
+        <w:tc>
+          <w:tcPr>
+            <w:tcW w:type="dxa" w:w="636"/>
+            <w:tcBorders>
+              <w:top w:val="single" w:color="BFBFBF" w:sz="4"/>
+              <w:left w:val="single" w:color="BFBFBF" w:sz="4"/>
+              <w:bottom w:val="single" w:color="BFBFBF" w:sz="4"/>
+              <w:right w:val="single" w:color="BFBFBF" w:sz="4"/>
+            </w:tcBorders>
+            <w:tcMar>
+              <w:top w:type="dxa" w:w="60"/>
+              <w:left w:type="dxa" w:w="100"/>
+              <w:bottom w:type="dxa" w:w="60"/>
+              <w:right w:type="dxa" w:w="100"/>
+            </w:tcMar>
+          </w:tcPr>
+          <w:p>
+            <w:r>
+              <w:rPr>
+                <w:rFonts w:ascii="Arial" w:cs="Arial" w:eastAsia="Arial" w:hAnsi="Arial"/>
+                <w:b/>
+                <w:bCs/>
+                <w:sz w:val="16"/>
+                <w:szCs w:val="16"/>
+              </w:rPr>
+              <w:t xml:space="preserve">4</w:t>
+            </w:r>
+          </w:p>
+        </w:tc>
+        <w:tc>
+          <w:tcPr>
+            <w:tcW w:type="dxa" w:w="636"/>
+            <w:tcBorders>
+              <w:top w:val="single" w:color="BFBFBF" w:sz="4"/>
+              <w:left w:val="single" w:color="BFBFBF" w:sz="4"/>
+              <w:bottom w:val="single" w:color="BFBFBF" w:sz="4"/>
+              <w:right w:val="single" w:color="BFBFBF" w:sz="4"/>
+            </w:tcBorders>
+            <w:tcMar>
+              <w:top w:type="dxa" w:w="60"/>
+              <w:left w:type="dxa" w:w="100"/>
+              <w:bottom w:type="dxa" w:w="60"/>
+              <w:right w:type="dxa" w:w="100"/>
+            </w:tcMar>
+          </w:tcPr>
+          <w:p>
+            <w:r>
+              <w:rPr>
+                <w:rFonts w:ascii="Arial" w:cs="Arial" w:eastAsia="Arial" w:hAnsi="Arial"/>
+                <w:b w:val="false"/>
+                <w:bCs w:val="false"/>
+                <w:sz w:val="16"/>
+                <w:szCs w:val="16"/>
+              </w:rPr>
+              <w:t xml:space="preserve"/>
+            </w:r>
+          </w:p>
+        </w:tc>
+        <w:tc>
+          <w:tcPr>
+            <w:tcW w:type="dxa" w:w="636"/>
+            <w:tcBorders>
+              <w:top w:val="single" w:color="BFBFBF" w:sz="4"/>
+              <w:left w:val="single" w:color="BFBFBF" w:sz="4"/>
+              <w:bottom w:val="single" w:color="BFBFBF" w:sz="4"/>
+              <w:right w:val="single" w:color="BFBFBF" w:sz="4"/>
+            </w:tcBorders>
+            <w:tcMar>
+              <w:top w:type="dxa" w:w="60"/>
+              <w:left w:type="dxa" w:w="100"/>
+              <w:bottom w:type="dxa" w:w="60"/>
+              <w:right w:type="dxa" w:w="100"/>
+            </w:tcMar>
+          </w:tcPr>
+          <w:p>
+            <w:r>
+              <w:rPr>
+                <w:rFonts w:ascii="Arial" w:cs="Arial" w:eastAsia="Arial" w:hAnsi="Arial"/>
+                <w:b/>
+                <w:bCs/>
+                <w:sz w:val="16"/>
+                <w:szCs w:val="16"/>
+              </w:rPr>
+              <w:t xml:space="preserve">2</w:t>
+            </w:r>
+          </w:p>
+        </w:tc>
+        <w:tc>
+          <w:tcPr>
+            <w:tcW w:type="dxa" w:w="636"/>
+            <w:tcBorders>
+              <w:top w:val="single" w:color="BFBFBF" w:sz="4"/>
+              <w:left w:val="single" w:color="BFBFBF" w:sz="4"/>
+              <w:bottom w:val="single" w:color="BFBFBF" w:sz="4"/>
+              <w:right w:val="single" w:color="BFBFBF" w:sz="4"/>
+            </w:tcBorders>
+            <w:tcMar>
+              <w:top w:type="dxa" w:w="60"/>
+              <w:left w:type="dxa" w:w="100"/>
+              <w:bottom w:type="dxa" w:w="60"/>
+              <w:right w:type="dxa" w:w="100"/>
+            </w:tcMar>
+          </w:tcPr>
+          <w:p>
+            <w:r>
+              <w:rPr>
+                <w:rFonts w:ascii="Arial" w:cs="Arial" w:eastAsia="Arial" w:hAnsi="Arial"/>
+                <w:b w:val="false"/>
+                <w:bCs w:val="false"/>
+                <w:sz w:val="16"/>
+                <w:szCs w:val="16"/>
+              </w:rPr>
+              <w:t xml:space="preserve"/>
+            </w:r>
+          </w:p>
+        </w:tc>
+      </w:tr>
+      <w:tr>
+        <w:tc>
+          <w:tcPr>
+            <w:tcW w:type="dxa" w:w="2638"/>
+            <w:tcBorders>
+              <w:top w:val="single" w:color="BFBFBF" w:sz="4"/>
+              <w:left w:val="single" w:color="BFBFBF" w:sz="4"/>
+              <w:bottom w:val="single" w:color="BFBFBF" w:sz="4"/>
+              <w:right w:val="single" w:color="BFBFBF" w:sz="4"/>
+            </w:tcBorders>
+            <w:tcMar>
+              <w:top w:type="dxa" w:w="60"/>
+              <w:left w:type="dxa" w:w="100"/>
+              <w:bottom w:type="dxa" w:w="60"/>
+              <w:right w:type="dxa" w:w="100"/>
+            </w:tcMar>
+          </w:tcPr>
+          <w:p>
+            <w:r>
+              <w:rPr>
+                <w:rFonts w:ascii="Arial" w:cs="Arial" w:eastAsia="Arial" w:hAnsi="Arial"/>
+                <w:b w:val="false"/>
+                <w:bCs w:val="false"/>
+                <w:sz w:val="16"/>
+                <w:szCs w:val="16"/>
+              </w:rPr>
+              <w:t xml:space="preserve">4. Изменение сроков уплаты и меры поддержки</w:t>
+            </w:r>
+          </w:p>
+        </w:tc>
+        <w:tc>
+          <w:tcPr>
+            <w:tcW w:type="dxa" w:w="636"/>
+            <w:tcBorders>
+              <w:top w:val="single" w:color="BFBFBF" w:sz="4"/>
+              <w:left w:val="single" w:color="BFBFBF" w:sz="4"/>
+              <w:bottom w:val="single" w:color="BFBFBF" w:sz="4"/>
+              <w:right w:val="single" w:color="BFBFBF" w:sz="4"/>
+            </w:tcBorders>
+            <w:tcMar>
+              <w:top w:type="dxa" w:w="60"/>
+              <w:left w:type="dxa" w:w="100"/>
+              <w:bottom w:type="dxa" w:w="60"/>
+              <w:right w:type="dxa" w:w="100"/>
+            </w:tcMar>
+          </w:tcPr>
+          <w:p>
+            <w:r>
+              <w:rPr>
+                <w:rFonts w:ascii="Arial" w:cs="Arial" w:eastAsia="Arial" w:hAnsi="Arial"/>
+                <w:b w:val="false"/>
+                <w:bCs w:val="false"/>
+                <w:sz w:val="16"/>
+                <w:szCs w:val="16"/>
+              </w:rPr>
+              <w:t xml:space="preserve"/>
+            </w:r>
+          </w:p>
+        </w:tc>
+        <w:tc>
+          <w:tcPr>
+            <w:tcW w:type="dxa" w:w="636"/>
+            <w:tcBorders>
+              <w:top w:val="single" w:color="BFBFBF" w:sz="4"/>
+              <w:left w:val="single" w:color="BFBFBF" w:sz="4"/>
+              <w:bottom w:val="single" w:color="BFBFBF" w:sz="4"/>
+              <w:right w:val="single" w:color="BFBFBF" w:sz="4"/>
+            </w:tcBorders>
+            <w:tcMar>
+              <w:top w:type="dxa" w:w="60"/>
+              <w:left w:type="dxa" w:w="100"/>
+              <w:bottom w:type="dxa" w:w="60"/>
+              <w:right w:type="dxa" w:w="100"/>
+            </w:tcMar>
+          </w:tcPr>
+          <w:p>
+            <w:r>
+              <w:rPr>
+                <w:rFonts w:ascii="Arial" w:cs="Arial" w:eastAsia="Arial" w:hAnsi="Arial"/>
+                <w:b/>
+                <w:bCs/>
+                <w:sz w:val="16"/>
+                <w:szCs w:val="16"/>
+              </w:rPr>
+              <w:t xml:space="preserve">2</w:t>
+            </w:r>
+          </w:p>
+        </w:tc>
+        <w:tc>
+          <w:tcPr>
+            <w:tcW w:type="dxa" w:w="636"/>
+            <w:tcBorders>
+              <w:top w:val="single" w:color="BFBFBF" w:sz="4"/>
+              <w:left w:val="single" w:color="BFBFBF" w:sz="4"/>
+              <w:bottom w:val="single" w:color="BFBFBF" w:sz="4"/>
+              <w:right w:val="single" w:color="BFBFBF" w:sz="4"/>
+            </w:tcBorders>
+            <w:tcMar>
+              <w:top w:type="dxa" w:w="60"/>
+              <w:left w:type="dxa" w:w="100"/>
+              <w:bottom w:type="dxa" w:w="60"/>
+              <w:right w:type="dxa" w:w="100"/>
+            </w:tcMar>
+          </w:tcPr>
+          <w:p>
+            <w:r>
+              <w:rPr>
+                <w:rFonts w:ascii="Arial" w:cs="Arial" w:eastAsia="Arial" w:hAnsi="Arial"/>
+                <w:b/>
+                <w:bCs/>
+                <w:sz w:val="16"/>
+                <w:szCs w:val="16"/>
+              </w:rPr>
+              <w:t xml:space="preserve">1</w:t>
+            </w:r>
+          </w:p>
+        </w:tc>
+        <w:tc>
+          <w:tcPr>
+            <w:tcW w:type="dxa" w:w="636"/>
+            <w:tcBorders>
+              <w:top w:val="single" w:color="BFBFBF" w:sz="4"/>
+              <w:left w:val="single" w:color="BFBFBF" w:sz="4"/>
+              <w:bottom w:val="single" w:color="BFBFBF" w:sz="4"/>
+              <w:right w:val="single" w:color="BFBFBF" w:sz="4"/>
+            </w:tcBorders>
+            <w:tcMar>
+              <w:top w:type="dxa" w:w="60"/>
+              <w:left w:type="dxa" w:w="100"/>
+              <w:bottom w:type="dxa" w:w="60"/>
+              <w:right w:type="dxa" w:w="100"/>
+            </w:tcMar>
+          </w:tcPr>
+          <w:p>
+            <w:r>
+              <w:rPr>
+                <w:rFonts w:ascii="Arial" w:cs="Arial" w:eastAsia="Arial" w:hAnsi="Arial"/>
+                <w:b w:val="false"/>
+                <w:bCs w:val="false"/>
+                <w:sz w:val="16"/>
+                <w:szCs w:val="16"/>
+              </w:rPr>
+              <w:t xml:space="preserve"/>
+            </w:r>
+          </w:p>
+        </w:tc>
+        <w:tc>
+          <w:tcPr>
+            <w:tcW w:type="dxa" w:w="636"/>
+            <w:tcBorders>
+              <w:top w:val="single" w:color="BFBFBF" w:sz="4"/>
+              <w:left w:val="single" w:color="BFBFBF" w:sz="4"/>
+              <w:bottom w:val="single" w:color="BFBFBF" w:sz="4"/>
+              <w:right w:val="single" w:color="BFBFBF" w:sz="4"/>
+            </w:tcBorders>
+            <w:tcMar>
+              <w:top w:type="dxa" w:w="60"/>
+              <w:left w:type="dxa" w:w="100"/>
+              <w:bottom w:type="dxa" w:w="60"/>
+              <w:right w:type="dxa" w:w="100"/>
+            </w:tcMar>
+          </w:tcPr>
+          <w:p>
+            <w:r>
+              <w:rPr>
+                <w:rFonts w:ascii="Arial" w:cs="Arial" w:eastAsia="Arial" w:hAnsi="Arial"/>
+                <w:b w:val="false"/>
+                <w:bCs w:val="false"/>
+                <w:sz w:val="16"/>
+                <w:szCs w:val="16"/>
+              </w:rPr>
+              <w:t xml:space="preserve"/>
+            </w:r>
+          </w:p>
+        </w:tc>
+        <w:tc>
+          <w:tcPr>
+            <w:tcW w:type="dxa" w:w="636"/>
+            <w:tcBorders>
+              <w:top w:val="single" w:color="BFBFBF" w:sz="4"/>
+              <w:left w:val="single" w:color="BFBFBF" w:sz="4"/>
+              <w:bottom w:val="single" w:color="BFBFBF" w:sz="4"/>
+              <w:right w:val="single" w:color="BFBFBF" w:sz="4"/>
+            </w:tcBorders>
+            <w:tcMar>
+              <w:top w:type="dxa" w:w="60"/>
+              <w:left w:type="dxa" w:w="100"/>
+              <w:bottom w:type="dxa" w:w="60"/>
+              <w:right w:type="dxa" w:w="100"/>
+            </w:tcMar>
+          </w:tcPr>
+          <w:p>
+            <w:r>
+              <w:rPr>
+                <w:rFonts w:ascii="Arial" w:cs="Arial" w:eastAsia="Arial" w:hAnsi="Arial"/>
+                <w:b w:val="false"/>
+                <w:bCs w:val="false"/>
+                <w:sz w:val="16"/>
+                <w:szCs w:val="16"/>
+              </w:rPr>
+              <w:t xml:space="preserve"/>
+            </w:r>
+          </w:p>
+        </w:tc>
+        <w:tc>
+          <w:tcPr>
+            <w:tcW w:type="dxa" w:w="636"/>
+            <w:tcBorders>
+              <w:top w:val="single" w:color="BFBFBF" w:sz="4"/>
+              <w:left w:val="single" w:color="BFBFBF" w:sz="4"/>
+              <w:bottom w:val="single" w:color="BFBFBF" w:sz="4"/>
+              <w:right w:val="single" w:color="BFBFBF" w:sz="4"/>
+            </w:tcBorders>
+            <w:tcMar>
+              <w:top w:type="dxa" w:w="60"/>
+              <w:left w:type="dxa" w:w="100"/>
+              <w:bottom w:type="dxa" w:w="60"/>
+              <w:right w:type="dxa" w:w="100"/>
+            </w:tcMar>
+          </w:tcPr>
+          <w:p>
+            <w:r>
+              <w:rPr>
+                <w:rFonts w:ascii="Arial" w:cs="Arial" w:eastAsia="Arial" w:hAnsi="Arial"/>
+                <w:b/>
+                <w:bCs/>
+                <w:sz w:val="16"/>
+                <w:szCs w:val="16"/>
+              </w:rPr>
+              <w:t xml:space="preserve">1</w:t>
+            </w:r>
+          </w:p>
+        </w:tc>
+        <w:tc>
+          <w:tcPr>
+            <w:tcW w:type="dxa" w:w="636"/>
+            <w:tcBorders>
+              <w:top w:val="single" w:color="BFBFBF" w:sz="4"/>
+              <w:left w:val="single" w:color="BFBFBF" w:sz="4"/>
+              <w:bottom w:val="single" w:color="BFBFBF" w:sz="4"/>
+              <w:right w:val="single" w:color="BFBFBF" w:sz="4"/>
+            </w:tcBorders>
+            <w:tcMar>
+              <w:top w:type="dxa" w:w="60"/>
+              <w:left w:type="dxa" w:w="100"/>
+              <w:bottom w:type="dxa" w:w="60"/>
+              <w:right w:type="dxa" w:w="100"/>
+            </w:tcMar>
+          </w:tcPr>
+          <w:p>
+            <w:r>
+              <w:rPr>
+                <w:rFonts w:ascii="Arial" w:cs="Arial" w:eastAsia="Arial" w:hAnsi="Arial"/>
+                <w:b/>
+                <w:bCs/>
+                <w:sz w:val="16"/>
+                <w:szCs w:val="16"/>
+              </w:rPr>
+              <w:t xml:space="preserve">1</w:t>
+            </w:r>
+          </w:p>
+        </w:tc>
+        <w:tc>
+          <w:tcPr>
+            <w:tcW w:type="dxa" w:w="636"/>
+            <w:tcBorders>
+              <w:top w:val="single" w:color="BFBFBF" w:sz="4"/>
+              <w:left w:val="single" w:color="BFBFBF" w:sz="4"/>
+              <w:bottom w:val="single" w:color="BFBFBF" w:sz="4"/>
+              <w:right w:val="single" w:color="BFBFBF" w:sz="4"/>
+            </w:tcBorders>
+            <w:tcMar>
+              <w:top w:type="dxa" w:w="60"/>
+              <w:left w:type="dxa" w:w="100"/>
+              <w:bottom w:type="dxa" w:w="60"/>
+              <w:right w:type="dxa" w:w="100"/>
+            </w:tcMar>
+          </w:tcPr>
+          <w:p>
+            <w:r>
+              <w:rPr>
+                <w:rFonts w:ascii="Arial" w:cs="Arial" w:eastAsia="Arial" w:hAnsi="Arial"/>
+                <w:b/>
+                <w:bCs/>
+                <w:sz w:val="16"/>
+                <w:szCs w:val="16"/>
+              </w:rPr>
+              <w:t xml:space="preserve">3</w:t>
+            </w:r>
+          </w:p>
+        </w:tc>
+        <w:tc>
+          <w:tcPr>
+            <w:tcW w:type="dxa" w:w="636"/>
+            <w:tcBorders>
+              <w:top w:val="single" w:color="BFBFBF" w:sz="4"/>
+              <w:left w:val="single" w:color="BFBFBF" w:sz="4"/>
+              <w:bottom w:val="single" w:color="BFBFBF" w:sz="4"/>
+              <w:right w:val="single" w:color="BFBFBF" w:sz="4"/>
+            </w:tcBorders>
+            <w:tcMar>
+              <w:top w:type="dxa" w:w="60"/>
+              <w:left w:type="dxa" w:w="100"/>
+              <w:bottom w:type="dxa" w:w="60"/>
+              <w:right w:type="dxa" w:w="100"/>
+            </w:tcMar>
+          </w:tcPr>
+          <w:p>
+            <w:r>
+              <w:rPr>
+                <w:rFonts w:ascii="Arial" w:cs="Arial" w:eastAsia="Arial" w:hAnsi="Arial"/>
+                <w:b w:val="false"/>
+                <w:bCs w:val="false"/>
+                <w:sz w:val="16"/>
+                <w:szCs w:val="16"/>
+              </w:rPr>
+              <w:t xml:space="preserve"/>
+            </w:r>
+          </w:p>
+        </w:tc>
+        <w:tc>
+          <w:tcPr>
+            <w:tcW w:type="dxa" w:w="636"/>
+            <w:tcBorders>
+              <w:top w:val="single" w:color="BFBFBF" w:sz="4"/>
+              <w:left w:val="single" w:color="BFBFBF" w:sz="4"/>
+              <w:bottom w:val="single" w:color="BFBFBF" w:sz="4"/>
+              <w:right w:val="single" w:color="BFBFBF" w:sz="4"/>
+            </w:tcBorders>
+            <w:tcMar>
+              <w:top w:type="dxa" w:w="60"/>
+              <w:left w:type="dxa" w:w="100"/>
+              <w:bottom w:type="dxa" w:w="60"/>
+              <w:right w:type="dxa" w:w="100"/>
+            </w:tcMar>
+          </w:tcPr>
+          <w:p>
+            <w:r>
+              <w:rPr>
+                <w:rFonts w:ascii="Arial" w:cs="Arial" w:eastAsia="Arial" w:hAnsi="Arial"/>
+                <w:b w:val="false"/>
+                <w:bCs w:val="false"/>
+                <w:sz w:val="16"/>
+                <w:szCs w:val="16"/>
+              </w:rPr>
+              <w:t xml:space="preserve"/>
+            </w:r>
+          </w:p>
+        </w:tc>
+      </w:tr>
+      <w:tr>
+        <w:tc>
+          <w:tcPr>
+            <w:tcW w:type="dxa" w:w="2638"/>
+            <w:tcBorders>
+              <w:top w:val="single" w:color="BFBFBF" w:sz="4"/>
+              <w:left w:val="single" w:color="BFBFBF" w:sz="4"/>
+              <w:bottom w:val="single" w:color="BFBFBF" w:sz="4"/>
+              <w:right w:val="single" w:color="BFBFBF" w:sz="4"/>
+            </w:tcBorders>
+            <w:tcMar>
+              <w:top w:type="dxa" w:w="60"/>
+              <w:left w:type="dxa" w:w="100"/>
+              <w:bottom w:type="dxa" w:w="60"/>
+              <w:right w:type="dxa" w:w="100"/>
+            </w:tcMar>
+          </w:tcPr>
+          <w:p>
+            <w:r>
+              <w:rPr>
+                <w:rFonts w:ascii="Arial" w:cs="Arial" w:eastAsia="Arial" w:hAnsi="Arial"/>
+                <w:b w:val="false"/>
+                <w:bCs w:val="false"/>
+                <w:sz w:val="16"/>
+                <w:szCs w:val="16"/>
+              </w:rPr>
+              <w:t xml:space="preserve">5. Налоговый контроль и обеспечительные меры</w:t>
+            </w:r>
+          </w:p>
+        </w:tc>
+        <w:tc>
+          <w:tcPr>
+            <w:tcW w:type="dxa" w:w="636"/>
+            <w:tcBorders>
+              <w:top w:val="single" w:color="BFBFBF" w:sz="4"/>
+              <w:left w:val="single" w:color="BFBFBF" w:sz="4"/>
+              <w:bottom w:val="single" w:color="BFBFBF" w:sz="4"/>
+              <w:right w:val="single" w:color="BFBFBF" w:sz="4"/>
+            </w:tcBorders>
+            <w:tcMar>
+              <w:top w:type="dxa" w:w="60"/>
+              <w:left w:type="dxa" w:w="100"/>
+              <w:bottom w:type="dxa" w:w="60"/>
+              <w:right w:type="dxa" w:w="100"/>
+            </w:tcMar>
+          </w:tcPr>
+          <w:p>
+            <w:r>
+              <w:rPr>
+                <w:rFonts w:ascii="Arial" w:cs="Arial" w:eastAsia="Arial" w:hAnsi="Arial"/>
+                <w:b w:val="false"/>
+                <w:bCs w:val="false"/>
+                <w:sz w:val="16"/>
+                <w:szCs w:val="16"/>
+              </w:rPr>
+              <w:t xml:space="preserve"/>
+            </w:r>
+          </w:p>
+        </w:tc>
+        <w:tc>
+          <w:tcPr>
+            <w:tcW w:type="dxa" w:w="636"/>
+            <w:tcBorders>
+              <w:top w:val="single" w:color="BFBFBF" w:sz="4"/>
+              <w:left w:val="single" w:color="BFBFBF" w:sz="4"/>
+              <w:bottom w:val="single" w:color="BFBFBF" w:sz="4"/>
+              <w:right w:val="single" w:color="BFBFBF" w:sz="4"/>
+            </w:tcBorders>
+            <w:tcMar>
+              <w:top w:type="dxa" w:w="60"/>
+              <w:left w:type="dxa" w:w="100"/>
+              <w:bottom w:type="dxa" w:w="60"/>
+              <w:right w:type="dxa" w:w="100"/>
+            </w:tcMar>
+          </w:tcPr>
+          <w:p>
+            <w:r>
+              <w:rPr>
+                <w:rFonts w:ascii="Arial" w:cs="Arial" w:eastAsia="Arial" w:hAnsi="Arial"/>
+                <w:b/>
+                <w:bCs/>
+                <w:sz w:val="16"/>
+                <w:szCs w:val="16"/>
+              </w:rPr>
+              <w:t xml:space="preserve">1</w:t>
+            </w:r>
+          </w:p>
+        </w:tc>
+        <w:tc>
+          <w:tcPr>
+            <w:tcW w:type="dxa" w:w="636"/>
+            <w:tcBorders>
+              <w:top w:val="single" w:color="BFBFBF" w:sz="4"/>
+              <w:left w:val="single" w:color="BFBFBF" w:sz="4"/>
+              <w:bottom w:val="single" w:color="BFBFBF" w:sz="4"/>
+              <w:right w:val="single" w:color="BFBFBF" w:sz="4"/>
+            </w:tcBorders>
+            <w:tcMar>
+              <w:top w:type="dxa" w:w="60"/>
+              <w:left w:type="dxa" w:w="100"/>
+              <w:bottom w:type="dxa" w:w="60"/>
+              <w:right w:type="dxa" w:w="100"/>
+            </w:tcMar>
+          </w:tcPr>
+          <w:p>
+            <w:r>
+              <w:rPr>
+                <w:rFonts w:ascii="Arial" w:cs="Arial" w:eastAsia="Arial" w:hAnsi="Arial"/>
+                <w:b w:val="false"/>
+                <w:bCs w:val="false"/>
+                <w:sz w:val="16"/>
+                <w:szCs w:val="16"/>
+              </w:rPr>
+              <w:t xml:space="preserve"/>
+            </w:r>
+          </w:p>
+        </w:tc>
+        <w:tc>
+          <w:tcPr>
+            <w:tcW w:type="dxa" w:w="636"/>
+            <w:tcBorders>
+              <w:top w:val="single" w:color="BFBFBF" w:sz="4"/>
+              <w:left w:val="single" w:color="BFBFBF" w:sz="4"/>
+              <w:bottom w:val="single" w:color="BFBFBF" w:sz="4"/>
+              <w:right w:val="single" w:color="BFBFBF" w:sz="4"/>
+            </w:tcBorders>
+            <w:tcMar>
+              <w:top w:type="dxa" w:w="60"/>
+              <w:left w:type="dxa" w:w="100"/>
+              <w:bottom w:type="dxa" w:w="60"/>
+              <w:right w:type="dxa" w:w="100"/>
+            </w:tcMar>
+          </w:tcPr>
+          <w:p>
+            <w:r>
+              <w:rPr>
+                <w:rFonts w:ascii="Arial" w:cs="Arial" w:eastAsia="Arial" w:hAnsi="Arial"/>
+                <w:b w:val="false"/>
+                <w:bCs w:val="false"/>
+                <w:sz w:val="16"/>
+                <w:szCs w:val="16"/>
+              </w:rPr>
+              <w:t xml:space="preserve"/>
+            </w:r>
+          </w:p>
+        </w:tc>
+        <w:tc>
+          <w:tcPr>
+            <w:tcW w:type="dxa" w:w="636"/>
+            <w:tcBorders>
+              <w:top w:val="single" w:color="BFBFBF" w:sz="4"/>
+              <w:left w:val="single" w:color="BFBFBF" w:sz="4"/>
+              <w:bottom w:val="single" w:color="BFBFBF" w:sz="4"/>
+              <w:right w:val="single" w:color="BFBFBF" w:sz="4"/>
+            </w:tcBorders>
+            <w:tcMar>
+              <w:top w:type="dxa" w:w="60"/>
+              <w:left w:type="dxa" w:w="100"/>
+              <w:bottom w:type="dxa" w:w="60"/>
+              <w:right w:type="dxa" w:w="100"/>
+            </w:tcMar>
+          </w:tcPr>
+          <w:p>
+            <w:r>
+              <w:rPr>
+                <w:rFonts w:ascii="Arial" w:cs="Arial" w:eastAsia="Arial" w:hAnsi="Arial"/>
+                <w:b w:val="false"/>
+                <w:bCs w:val="false"/>
+                <w:sz w:val="16"/>
+                <w:szCs w:val="16"/>
+              </w:rPr>
+              <w:t xml:space="preserve"/>
+            </w:r>
+          </w:p>
+        </w:tc>
+        <w:tc>
+          <w:tcPr>
+            <w:tcW w:type="dxa" w:w="636"/>
+            <w:tcBorders>
+              <w:top w:val="single" w:color="BFBFBF" w:sz="4"/>
+              <w:left w:val="single" w:color="BFBFBF" w:sz="4"/>
+              <w:bottom w:val="single" w:color="BFBFBF" w:sz="4"/>
+              <w:right w:val="single" w:color="BFBFBF" w:sz="4"/>
+            </w:tcBorders>
+            <w:tcMar>
+              <w:top w:type="dxa" w:w="60"/>
+              <w:left w:type="dxa" w:w="100"/>
+              <w:bottom w:type="dxa" w:w="60"/>
+              <w:right w:type="dxa" w:w="100"/>
+            </w:tcMar>
+          </w:tcPr>
+          <w:p>
+            <w:r>
+              <w:rPr>
+                <w:rFonts w:ascii="Arial" w:cs="Arial" w:eastAsia="Arial" w:hAnsi="Arial"/>
+                <w:b w:val="false"/>
+                <w:bCs w:val="false"/>
+                <w:sz w:val="16"/>
+                <w:szCs w:val="16"/>
+              </w:rPr>
+              <w:t xml:space="preserve"/>
+            </w:r>
+          </w:p>
+        </w:tc>
+        <w:tc>
+          <w:tcPr>
+            <w:tcW w:type="dxa" w:w="636"/>
+            <w:tcBorders>
+              <w:top w:val="single" w:color="BFBFBF" w:sz="4"/>
+              <w:left w:val="single" w:color="BFBFBF" w:sz="4"/>
+              <w:bottom w:val="single" w:color="BFBFBF" w:sz="4"/>
+              <w:right w:val="single" w:color="BFBFBF" w:sz="4"/>
+            </w:tcBorders>
+            <w:tcMar>
+              <w:top w:type="dxa" w:w="60"/>
+              <w:left w:type="dxa" w:w="100"/>
+              <w:bottom w:type="dxa" w:w="60"/>
+              <w:right w:type="dxa" w:w="100"/>
+            </w:tcMar>
+          </w:tcPr>
+          <w:p>
+            <w:r>
+              <w:rPr>
+                <w:rFonts w:ascii="Arial" w:cs="Arial" w:eastAsia="Arial" w:hAnsi="Arial"/>
+                <w:b w:val="false"/>
+                <w:bCs w:val="false"/>
+                <w:sz w:val="16"/>
+                <w:szCs w:val="16"/>
+              </w:rPr>
+              <w:t xml:space="preserve"/>
+            </w:r>
+          </w:p>
+        </w:tc>
+        <w:tc>
+          <w:tcPr>
+            <w:tcW w:type="dxa" w:w="636"/>
+            <w:tcBorders>
+              <w:top w:val="single" w:color="BFBFBF" w:sz="4"/>
+              <w:left w:val="single" w:color="BFBFBF" w:sz="4"/>
+              <w:bottom w:val="single" w:color="BFBFBF" w:sz="4"/>
+              <w:right w:val="single" w:color="BFBFBF" w:sz="4"/>
+            </w:tcBorders>
+            <w:tcMar>
+              <w:top w:type="dxa" w:w="60"/>
+              <w:left w:type="dxa" w:w="100"/>
+              <w:bottom w:type="dxa" w:w="60"/>
+              <w:right w:type="dxa" w:w="100"/>
+            </w:tcMar>
+          </w:tcPr>
+          <w:p>
+            <w:r>
+              <w:rPr>
+                <w:rFonts w:ascii="Arial" w:cs="Arial" w:eastAsia="Arial" w:hAnsi="Arial"/>
+                <w:b w:val="false"/>
+                <w:bCs w:val="false"/>
+                <w:sz w:val="16"/>
+                <w:szCs w:val="16"/>
+              </w:rPr>
+              <w:t xml:space="preserve"/>
+            </w:r>
+          </w:p>
+        </w:tc>
+        <w:tc>
+          <w:tcPr>
+            <w:tcW w:type="dxa" w:w="636"/>
+            <w:tcBorders>
+              <w:top w:val="single" w:color="BFBFBF" w:sz="4"/>
+              <w:left w:val="single" w:color="BFBFBF" w:sz="4"/>
+              <w:bottom w:val="single" w:color="BFBFBF" w:sz="4"/>
+              <w:right w:val="single" w:color="BFBFBF" w:sz="4"/>
+            </w:tcBorders>
+            <w:tcMar>
+              <w:top w:type="dxa" w:w="60"/>
+              <w:left w:type="dxa" w:w="100"/>
+              <w:bottom w:type="dxa" w:w="60"/>
+              <w:right w:type="dxa" w:w="100"/>
+            </w:tcMar>
+          </w:tcPr>
+          <w:p>
+            <w:r>
+              <w:rPr>
+                <w:rFonts w:ascii="Arial" w:cs="Arial" w:eastAsia="Arial" w:hAnsi="Arial"/>
+                <w:b/>
+                <w:bCs/>
+                <w:sz w:val="16"/>
+                <w:szCs w:val="16"/>
+              </w:rPr>
+              <w:t xml:space="preserve">1</w:t>
+            </w:r>
+          </w:p>
+        </w:tc>
+        <w:tc>
+          <w:tcPr>
+            <w:tcW w:type="dxa" w:w="636"/>
+            <w:tcBorders>
+              <w:top w:val="single" w:color="BFBFBF" w:sz="4"/>
+              <w:left w:val="single" w:color="BFBFBF" w:sz="4"/>
+              <w:bottom w:val="single" w:color="BFBFBF" w:sz="4"/>
+              <w:right w:val="single" w:color="BFBFBF" w:sz="4"/>
+            </w:tcBorders>
+            <w:tcMar>
+              <w:top w:type="dxa" w:w="60"/>
+              <w:left w:type="dxa" w:w="100"/>
+              <w:bottom w:type="dxa" w:w="60"/>
+              <w:right w:type="dxa" w:w="100"/>
+            </w:tcMar>
+          </w:tcPr>
+          <w:p>
+            <w:r>
+              <w:rPr>
+                <w:rFonts w:ascii="Arial" w:cs="Arial" w:eastAsia="Arial" w:hAnsi="Arial"/>
+                <w:b w:val="false"/>
+                <w:bCs w:val="false"/>
+                <w:sz w:val="16"/>
+                <w:szCs w:val="16"/>
+              </w:rPr>
+              <w:t xml:space="preserve"/>
+            </w:r>
+          </w:p>
+        </w:tc>
+        <w:tc>
+          <w:tcPr>
+            <w:tcW w:type="dxa" w:w="636"/>
+            <w:tcBorders>
+              <w:top w:val="single" w:color="BFBFBF" w:sz="4"/>
+              <w:left w:val="single" w:color="BFBFBF" w:sz="4"/>
+              <w:bottom w:val="single" w:color="BFBFBF" w:sz="4"/>
+              <w:right w:val="single" w:color="BFBFBF" w:sz="4"/>
+            </w:tcBorders>
+            <w:tcMar>
+              <w:top w:type="dxa" w:w="60"/>
+              <w:left w:type="dxa" w:w="100"/>
+              <w:bottom w:type="dxa" w:w="60"/>
+              <w:right w:type="dxa" w:w="100"/>
+            </w:tcMar>
+          </w:tcPr>
+          <w:p>
+            <w:r>
+              <w:rPr>
+                <w:rFonts w:ascii="Arial" w:cs="Arial" w:eastAsia="Arial" w:hAnsi="Arial"/>
+                <w:b w:val="false"/>
+                <w:bCs w:val="false"/>
+                <w:sz w:val="16"/>
+                <w:szCs w:val="16"/>
+              </w:rPr>
+              <w:t xml:space="preserve"/>
+            </w:r>
+          </w:p>
+        </w:tc>
+      </w:tr>
+      <w:tr>
+        <w:tc>
+          <w:tcPr>
+            <w:tcW w:type="dxa" w:w="2638"/>
+            <w:tcBorders>
+              <w:top w:val="single" w:color="BFBFBF" w:sz="4"/>
+              <w:left w:val="single" w:color="BFBFBF" w:sz="4"/>
+              <w:bottom w:val="single" w:color="BFBFBF" w:sz="4"/>
+              <w:right w:val="single" w:color="BFBFBF" w:sz="4"/>
+            </w:tcBorders>
+            <w:tcMar>
+              <w:top w:type="dxa" w:w="60"/>
+              <w:left w:type="dxa" w:w="100"/>
+              <w:bottom w:type="dxa" w:w="60"/>
+              <w:right w:type="dxa" w:w="100"/>
+            </w:tcMar>
+          </w:tcPr>
+          <w:p>
+            <w:r>
+              <w:rPr>
+                <w:rFonts w:ascii="Arial" w:cs="Arial" w:eastAsia="Arial" w:hAnsi="Arial"/>
+                <w:b w:val="false"/>
+                <w:bCs w:val="false"/>
+                <w:sz w:val="16"/>
+                <w:szCs w:val="16"/>
+              </w:rPr>
+              <w:t xml:space="preserve">6. Правовая работа и споры</w:t>
+            </w:r>
+          </w:p>
+        </w:tc>
+        <w:tc>
+          <w:tcPr>
+            <w:tcW w:type="dxa" w:w="636"/>
+            <w:tcBorders>
+              <w:top w:val="single" w:color="BFBFBF" w:sz="4"/>
+              <w:left w:val="single" w:color="BFBFBF" w:sz="4"/>
+              <w:bottom w:val="single" w:color="BFBFBF" w:sz="4"/>
+              <w:right w:val="single" w:color="BFBFBF" w:sz="4"/>
+            </w:tcBorders>
+            <w:tcMar>
+              <w:top w:type="dxa" w:w="60"/>
+              <w:left w:type="dxa" w:w="100"/>
+              <w:bottom w:type="dxa" w:w="60"/>
+              <w:right w:type="dxa" w:w="100"/>
+            </w:tcMar>
+          </w:tcPr>
+          <w:p>
+            <w:r>
+              <w:rPr>
+                <w:rFonts w:ascii="Arial" w:cs="Arial" w:eastAsia="Arial" w:hAnsi="Arial"/>
+                <w:b w:val="false"/>
+                <w:bCs w:val="false"/>
+                <w:sz w:val="16"/>
+                <w:szCs w:val="16"/>
+              </w:rPr>
+              <w:t xml:space="preserve"/>
+            </w:r>
+          </w:p>
+        </w:tc>
+        <w:tc>
+          <w:tcPr>
+            <w:tcW w:type="dxa" w:w="636"/>
+            <w:tcBorders>
+              <w:top w:val="single" w:color="BFBFBF" w:sz="4"/>
+              <w:left w:val="single" w:color="BFBFBF" w:sz="4"/>
+              <w:bottom w:val="single" w:color="BFBFBF" w:sz="4"/>
+              <w:right w:val="single" w:color="BFBFBF" w:sz="4"/>
+            </w:tcBorders>
+            <w:tcMar>
+              <w:top w:type="dxa" w:w="60"/>
+              <w:left w:type="dxa" w:w="100"/>
+              <w:bottom w:type="dxa" w:w="60"/>
+              <w:right w:type="dxa" w:w="100"/>
+            </w:tcMar>
+          </w:tcPr>
+          <w:p>
+            <w:r>
+              <w:rPr>
+                <w:rFonts w:ascii="Arial" w:cs="Arial" w:eastAsia="Arial" w:hAnsi="Arial"/>
+                <w:b w:val="false"/>
+                <w:bCs w:val="false"/>
+                <w:sz w:val="16"/>
+                <w:szCs w:val="16"/>
+              </w:rPr>
+              <w:t xml:space="preserve"/>
+            </w:r>
+          </w:p>
+        </w:tc>
+        <w:tc>
+          <w:tcPr>
+            <w:tcW w:type="dxa" w:w="636"/>
+            <w:tcBorders>
+              <w:top w:val="single" w:color="BFBFBF" w:sz="4"/>
+              <w:left w:val="single" w:color="BFBFBF" w:sz="4"/>
+              <w:bottom w:val="single" w:color="BFBFBF" w:sz="4"/>
+              <w:right w:val="single" w:color="BFBFBF" w:sz="4"/>
+            </w:tcBorders>
+            <w:tcMar>
+              <w:top w:type="dxa" w:w="60"/>
+              <w:left w:type="dxa" w:w="100"/>
+              <w:bottom w:type="dxa" w:w="60"/>
+              <w:right w:type="dxa" w:w="100"/>
+            </w:tcMar>
+          </w:tcPr>
+          <w:p>
+            <w:r>
+              <w:rPr>
+                <w:rFonts w:ascii="Arial" w:cs="Arial" w:eastAsia="Arial" w:hAnsi="Arial"/>
+                <w:b w:val="false"/>
+                <w:bCs w:val="false"/>
+                <w:sz w:val="16"/>
+                <w:szCs w:val="16"/>
+              </w:rPr>
+              <w:t xml:space="preserve"/>
+            </w:r>
+          </w:p>
+        </w:tc>
+        <w:tc>
+          <w:tcPr>
+            <w:tcW w:type="dxa" w:w="636"/>
+            <w:tcBorders>
+              <w:top w:val="single" w:color="BFBFBF" w:sz="4"/>
+              <w:left w:val="single" w:color="BFBFBF" w:sz="4"/>
+              <w:bottom w:val="single" w:color="BFBFBF" w:sz="4"/>
+              <w:right w:val="single" w:color="BFBFBF" w:sz="4"/>
+            </w:tcBorders>
+            <w:tcMar>
+              <w:top w:type="dxa" w:w="60"/>
+              <w:left w:type="dxa" w:w="100"/>
+              <w:bottom w:type="dxa" w:w="60"/>
+              <w:right w:type="dxa" w:w="100"/>
+            </w:tcMar>
+          </w:tcPr>
+          <w:p>
+            <w:r>
+              <w:rPr>
+                <w:rFonts w:ascii="Arial" w:cs="Arial" w:eastAsia="Arial" w:hAnsi="Arial"/>
+                <w:b w:val="false"/>
+                <w:bCs w:val="false"/>
+                <w:sz w:val="16"/>
+                <w:szCs w:val="16"/>
+              </w:rPr>
+              <w:t xml:space="preserve"/>
+            </w:r>
+          </w:p>
+        </w:tc>
+        <w:tc>
+          <w:tcPr>
+            <w:tcW w:type="dxa" w:w="636"/>
+            <w:tcBorders>
+              <w:top w:val="single" w:color="BFBFBF" w:sz="4"/>
+              <w:left w:val="single" w:color="BFBFBF" w:sz="4"/>
+              <w:bottom w:val="single" w:color="BFBFBF" w:sz="4"/>
+              <w:right w:val="single" w:color="BFBFBF" w:sz="4"/>
+            </w:tcBorders>
+            <w:tcMar>
+              <w:top w:type="dxa" w:w="60"/>
+              <w:left w:type="dxa" w:w="100"/>
+              <w:bottom w:type="dxa" w:w="60"/>
+              <w:right w:type="dxa" w:w="100"/>
+            </w:tcMar>
+          </w:tcPr>
+          <w:p>
+            <w:r>
+              <w:rPr>
+                <w:rFonts w:ascii="Arial" w:cs="Arial" w:eastAsia="Arial" w:hAnsi="Arial"/>
+                <w:b w:val="false"/>
+                <w:bCs w:val="false"/>
+                <w:sz w:val="16"/>
+                <w:szCs w:val="16"/>
+              </w:rPr>
+              <w:t xml:space="preserve"/>
+            </w:r>
+          </w:p>
+        </w:tc>
+        <w:tc>
+          <w:tcPr>
+            <w:tcW w:type="dxa" w:w="636"/>
+            <w:tcBorders>
+              <w:top w:val="single" w:color="BFBFBF" w:sz="4"/>
+              <w:left w:val="single" w:color="BFBFBF" w:sz="4"/>
+              <w:bottom w:val="single" w:color="BFBFBF" w:sz="4"/>
+              <w:right w:val="single" w:color="BFBFBF" w:sz="4"/>
+            </w:tcBorders>
+            <w:tcMar>
+              <w:top w:type="dxa" w:w="60"/>
+              <w:left w:type="dxa" w:w="100"/>
+              <w:bottom w:type="dxa" w:w="60"/>
+              <w:right w:type="dxa" w:w="100"/>
+            </w:tcMar>
+          </w:tcPr>
+          <w:p>
+            <w:r>
+              <w:rPr>
+                <w:rFonts w:ascii="Arial" w:cs="Arial" w:eastAsia="Arial" w:hAnsi="Arial"/>
+                <w:b/>
+                <w:bCs/>
+                <w:sz w:val="16"/>
+                <w:szCs w:val="16"/>
+              </w:rPr>
+              <w:t xml:space="preserve">1</w:t>
+            </w:r>
+          </w:p>
+        </w:tc>
+        <w:tc>
+          <w:tcPr>
+            <w:tcW w:type="dxa" w:w="636"/>
+            <w:tcBorders>
+              <w:top w:val="single" w:color="BFBFBF" w:sz="4"/>
+              <w:left w:val="single" w:color="BFBFBF" w:sz="4"/>
+              <w:bottom w:val="single" w:color="BFBFBF" w:sz="4"/>
+              <w:right w:val="single" w:color="BFBFBF" w:sz="4"/>
+            </w:tcBorders>
+            <w:tcMar>
+              <w:top w:type="dxa" w:w="60"/>
+              <w:left w:type="dxa" w:w="100"/>
+              <w:bottom w:type="dxa" w:w="60"/>
+              <w:right w:type="dxa" w:w="100"/>
+            </w:tcMar>
+          </w:tcPr>
+          <w:p>
+            <w:r>
+              <w:rPr>
+                <w:rFonts w:ascii="Arial" w:cs="Arial" w:eastAsia="Arial" w:hAnsi="Arial"/>
+                <w:b w:val="false"/>
+                <w:bCs w:val="false"/>
+                <w:sz w:val="16"/>
+                <w:szCs w:val="16"/>
+              </w:rPr>
+              <w:t xml:space="preserve"/>
+            </w:r>
+          </w:p>
+        </w:tc>
+        <w:tc>
+          <w:tcPr>
+            <w:tcW w:type="dxa" w:w="636"/>
+            <w:tcBorders>
+              <w:top w:val="single" w:color="BFBFBF" w:sz="4"/>
+              <w:left w:val="single" w:color="BFBFBF" w:sz="4"/>
+              <w:bottom w:val="single" w:color="BFBFBF" w:sz="4"/>
+              <w:right w:val="single" w:color="BFBFBF" w:sz="4"/>
+            </w:tcBorders>
+            <w:tcMar>
+              <w:top w:type="dxa" w:w="60"/>
+              <w:left w:type="dxa" w:w="100"/>
+              <w:bottom w:type="dxa" w:w="60"/>
+              <w:right w:type="dxa" w:w="100"/>
+            </w:tcMar>
+          </w:tcPr>
+          <w:p>
+            <w:r>
+              <w:rPr>
+                <w:rFonts w:ascii="Arial" w:cs="Arial" w:eastAsia="Arial" w:hAnsi="Arial"/>
+                <w:b w:val="false"/>
+                <w:bCs w:val="false"/>
+                <w:sz w:val="16"/>
+                <w:szCs w:val="16"/>
+              </w:rPr>
+              <w:t xml:space="preserve"/>
+            </w:r>
+          </w:p>
+        </w:tc>
+        <w:tc>
+          <w:tcPr>
+            <w:tcW w:type="dxa" w:w="636"/>
+            <w:tcBorders>
+              <w:top w:val="single" w:color="BFBFBF" w:sz="4"/>
+              <w:left w:val="single" w:color="BFBFBF" w:sz="4"/>
+              <w:bottom w:val="single" w:color="BFBFBF" w:sz="4"/>
+              <w:right w:val="single" w:color="BFBFBF" w:sz="4"/>
+            </w:tcBorders>
+            <w:tcMar>
+              <w:top w:type="dxa" w:w="60"/>
+              <w:left w:type="dxa" w:w="100"/>
+              <w:bottom w:type="dxa" w:w="60"/>
+              <w:right w:type="dxa" w:w="100"/>
+            </w:tcMar>
+          </w:tcPr>
+          <w:p>
+            <w:r>
+              <w:rPr>
+                <w:rFonts w:ascii="Arial" w:cs="Arial" w:eastAsia="Arial" w:hAnsi="Arial"/>
+                <w:b w:val="false"/>
+                <w:bCs w:val="false"/>
+                <w:sz w:val="16"/>
+                <w:szCs w:val="16"/>
+              </w:rPr>
+              <w:t xml:space="preserve"/>
+            </w:r>
+          </w:p>
+        </w:tc>
+        <w:tc>
+          <w:tcPr>
+            <w:tcW w:type="dxa" w:w="636"/>
+            <w:tcBorders>
+              <w:top w:val="single" w:color="BFBFBF" w:sz="4"/>
+              <w:left w:val="single" w:color="BFBFBF" w:sz="4"/>
+              <w:bottom w:val="single" w:color="BFBFBF" w:sz="4"/>
+              <w:right w:val="single" w:color="BFBFBF" w:sz="4"/>
+            </w:tcBorders>
+            <w:tcMar>
+              <w:top w:type="dxa" w:w="60"/>
+              <w:left w:type="dxa" w:w="100"/>
+              <w:bottom w:type="dxa" w:w="60"/>
+              <w:right w:type="dxa" w:w="100"/>
+            </w:tcMar>
+          </w:tcPr>
+          <w:p>
+            <w:r>
+              <w:rPr>
+                <w:rFonts w:ascii="Arial" w:cs="Arial" w:eastAsia="Arial" w:hAnsi="Arial"/>
+                <w:b w:val="false"/>
+                <w:bCs w:val="false"/>
+                <w:sz w:val="16"/>
+                <w:szCs w:val="16"/>
+              </w:rPr>
+              <w:t xml:space="preserve"/>
+            </w:r>
+          </w:p>
+        </w:tc>
+        <w:tc>
+          <w:tcPr>
+            <w:tcW w:type="dxa" w:w="636"/>
+            <w:tcBorders>
+              <w:top w:val="single" w:color="BFBFBF" w:sz="4"/>
+              <w:left w:val="single" w:color="BFBFBF" w:sz="4"/>
+              <w:bottom w:val="single" w:color="BFBFBF" w:sz="4"/>
+              <w:right w:val="single" w:color="BFBFBF" w:sz="4"/>
+            </w:tcBorders>
+            <w:tcMar>
+              <w:top w:type="dxa" w:w="60"/>
+              <w:left w:type="dxa" w:w="100"/>
+              <w:bottom w:type="dxa" w:w="60"/>
+              <w:right w:type="dxa" w:w="100"/>
+            </w:tcMar>
+          </w:tcPr>
+          <w:p>
+            <w:r>
+              <w:rPr>
+                <w:rFonts w:ascii="Arial" w:cs="Arial" w:eastAsia="Arial" w:hAnsi="Arial"/>
+                <w:b w:val="false"/>
+                <w:bCs w:val="false"/>
+                <w:sz w:val="16"/>
+                <w:szCs w:val="16"/>
+              </w:rPr>
+              <w:t xml:space="preserve"/>
+            </w:r>
+          </w:p>
+        </w:tc>
+      </w:tr>
+      <w:tr>
+        <w:tc>
+          <w:tcPr>
+            <w:tcW w:type="dxa" w:w="2638"/>
+            <w:tcBorders>
+              <w:top w:val="single" w:color="BFBFBF" w:sz="4"/>
+              <w:left w:val="single" w:color="BFBFBF" w:sz="4"/>
+              <w:bottom w:val="single" w:color="BFBFBF" w:sz="4"/>
+              <w:right w:val="single" w:color="BFBFBF" w:sz="4"/>
+            </w:tcBorders>
+            <w:tcMar>
+              <w:top w:type="dxa" w:w="60"/>
+              <w:left w:type="dxa" w:w="100"/>
+              <w:bottom w:type="dxa" w:w="60"/>
+              <w:right w:type="dxa" w:w="100"/>
+            </w:tcMar>
+          </w:tcPr>
+          <w:p>
+            <w:r>
+              <w:rPr>
+                <w:rFonts w:ascii="Arial" w:cs="Arial" w:eastAsia="Arial" w:hAnsi="Arial"/>
+                <w:b w:val="false"/>
+                <w:bCs w:val="false"/>
+                <w:sz w:val="16"/>
+                <w:szCs w:val="16"/>
+              </w:rPr>
+              <w:t xml:space="preserve">7. Финансовый мониторинг налогоплательщиков</w:t>
+            </w:r>
+          </w:p>
+        </w:tc>
+        <w:tc>
+          <w:tcPr>
+            <w:tcW w:type="dxa" w:w="636"/>
+            <w:tcBorders>
+              <w:top w:val="single" w:color="BFBFBF" w:sz="4"/>
+              <w:left w:val="single" w:color="BFBFBF" w:sz="4"/>
+              <w:bottom w:val="single" w:color="BFBFBF" w:sz="4"/>
+              <w:right w:val="single" w:color="BFBFBF" w:sz="4"/>
+            </w:tcBorders>
+            <w:tcMar>
+              <w:top w:type="dxa" w:w="60"/>
+              <w:left w:type="dxa" w:w="100"/>
+              <w:bottom w:type="dxa" w:w="60"/>
+              <w:right w:type="dxa" w:w="100"/>
+            </w:tcMar>
+          </w:tcPr>
+          <w:p>
+            <w:r>
+              <w:rPr>
+                <w:rFonts w:ascii="Arial" w:cs="Arial" w:eastAsia="Arial" w:hAnsi="Arial"/>
+                <w:b/>
+                <w:bCs/>
+                <w:sz w:val="16"/>
+                <w:szCs w:val="16"/>
+              </w:rPr>
+              <w:t xml:space="preserve">2</w:t>
+            </w:r>
+          </w:p>
+        </w:tc>
+        <w:tc>
+          <w:tcPr>
+            <w:tcW w:type="dxa" w:w="636"/>
+            <w:tcBorders>
+              <w:top w:val="single" w:color="BFBFBF" w:sz="4"/>
+              <w:left w:val="single" w:color="BFBFBF" w:sz="4"/>
+              <w:bottom w:val="single" w:color="BFBFBF" w:sz="4"/>
+              <w:right w:val="single" w:color="BFBFBF" w:sz="4"/>
+            </w:tcBorders>
+            <w:tcMar>
+              <w:top w:type="dxa" w:w="60"/>
+              <w:left w:type="dxa" w:w="100"/>
+              <w:bottom w:type="dxa" w:w="60"/>
+              <w:right w:type="dxa" w:w="100"/>
+            </w:tcMar>
+          </w:tcPr>
+          <w:p>
+            <w:r>
+              <w:rPr>
+                <w:rFonts w:ascii="Arial" w:cs="Arial" w:eastAsia="Arial" w:hAnsi="Arial"/>
+                <w:b w:val="false"/>
+                <w:bCs w:val="false"/>
+                <w:sz w:val="16"/>
+                <w:szCs w:val="16"/>
+              </w:rPr>
+              <w:t xml:space="preserve"/>
+            </w:r>
+          </w:p>
+        </w:tc>
+        <w:tc>
+          <w:tcPr>
+            <w:tcW w:type="dxa" w:w="636"/>
+            <w:tcBorders>
+              <w:top w:val="single" w:color="BFBFBF" w:sz="4"/>
+              <w:left w:val="single" w:color="BFBFBF" w:sz="4"/>
+              <w:bottom w:val="single" w:color="BFBFBF" w:sz="4"/>
+              <w:right w:val="single" w:color="BFBFBF" w:sz="4"/>
+            </w:tcBorders>
+            <w:tcMar>
+              <w:top w:type="dxa" w:w="60"/>
+              <w:left w:type="dxa" w:w="100"/>
+              <w:bottom w:type="dxa" w:w="60"/>
+              <w:right w:type="dxa" w:w="100"/>
+            </w:tcMar>
+          </w:tcPr>
+          <w:p>
+            <w:r>
+              <w:rPr>
+                <w:rFonts w:ascii="Arial" w:cs="Arial" w:eastAsia="Arial" w:hAnsi="Arial"/>
+                <w:b/>
+                <w:bCs/>
+                <w:sz w:val="16"/>
+                <w:szCs w:val="16"/>
+              </w:rPr>
+              <w:t xml:space="preserve">1</w:t>
+            </w:r>
+          </w:p>
+        </w:tc>
+        <w:tc>
+          <w:tcPr>
+            <w:tcW w:type="dxa" w:w="636"/>
+            <w:tcBorders>
+              <w:top w:val="single" w:color="BFBFBF" w:sz="4"/>
+              <w:left w:val="single" w:color="BFBFBF" w:sz="4"/>
+              <w:bottom w:val="single" w:color="BFBFBF" w:sz="4"/>
+              <w:right w:val="single" w:color="BFBFBF" w:sz="4"/>
+            </w:tcBorders>
+            <w:tcMar>
+              <w:top w:type="dxa" w:w="60"/>
+              <w:left w:type="dxa" w:w="100"/>
+              <w:bottom w:type="dxa" w:w="60"/>
+              <w:right w:type="dxa" w:w="100"/>
+            </w:tcMar>
+          </w:tcPr>
+          <w:p>
+            <w:r>
+              <w:rPr>
+                <w:rFonts w:ascii="Arial" w:cs="Arial" w:eastAsia="Arial" w:hAnsi="Arial"/>
+                <w:b w:val="false"/>
+                <w:bCs w:val="false"/>
+                <w:sz w:val="16"/>
+                <w:szCs w:val="16"/>
+              </w:rPr>
+              <w:t xml:space="preserve"/>
+            </w:r>
+          </w:p>
+        </w:tc>
+        <w:tc>
+          <w:tcPr>
+            <w:tcW w:type="dxa" w:w="636"/>
+            <w:tcBorders>
+              <w:top w:val="single" w:color="BFBFBF" w:sz="4"/>
+              <w:left w:val="single" w:color="BFBFBF" w:sz="4"/>
+              <w:bottom w:val="single" w:color="BFBFBF" w:sz="4"/>
+              <w:right w:val="single" w:color="BFBFBF" w:sz="4"/>
+            </w:tcBorders>
+            <w:tcMar>
+              <w:top w:type="dxa" w:w="60"/>
+              <w:left w:type="dxa" w:w="100"/>
+              <w:bottom w:type="dxa" w:w="60"/>
+              <w:right w:type="dxa" w:w="100"/>
+            </w:tcMar>
+          </w:tcPr>
+          <w:p>
+            <w:r>
+              <w:rPr>
+                <w:rFonts w:ascii="Arial" w:cs="Arial" w:eastAsia="Arial" w:hAnsi="Arial"/>
+                <w:b w:val="false"/>
+                <w:bCs w:val="false"/>
+                <w:sz w:val="16"/>
+                <w:szCs w:val="16"/>
+              </w:rPr>
+              <w:t xml:space="preserve"/>
+            </w:r>
+          </w:p>
+        </w:tc>
+        <w:tc>
+          <w:tcPr>
+            <w:tcW w:type="dxa" w:w="636"/>
+            <w:tcBorders>
+              <w:top w:val="single" w:color="BFBFBF" w:sz="4"/>
+              <w:left w:val="single" w:color="BFBFBF" w:sz="4"/>
+              <w:bottom w:val="single" w:color="BFBFBF" w:sz="4"/>
+              <w:right w:val="single" w:color="BFBFBF" w:sz="4"/>
+            </w:tcBorders>
+            <w:tcMar>
+              <w:top w:type="dxa" w:w="60"/>
+              <w:left w:type="dxa" w:w="100"/>
+              <w:bottom w:type="dxa" w:w="60"/>
+              <w:right w:type="dxa" w:w="100"/>
+            </w:tcMar>
+          </w:tcPr>
+          <w:p>
+            <w:r>
+              <w:rPr>
+                <w:rFonts w:ascii="Arial" w:cs="Arial" w:eastAsia="Arial" w:hAnsi="Arial"/>
+                <w:b w:val="false"/>
+                <w:bCs w:val="false"/>
+                <w:sz w:val="16"/>
+                <w:szCs w:val="16"/>
+              </w:rPr>
+              <w:t xml:space="preserve"/>
+            </w:r>
+          </w:p>
+        </w:tc>
+        <w:tc>
+          <w:tcPr>
+            <w:tcW w:type="dxa" w:w="636"/>
+            <w:tcBorders>
+              <w:top w:val="single" w:color="BFBFBF" w:sz="4"/>
+              <w:left w:val="single" w:color="BFBFBF" w:sz="4"/>
+              <w:bottom w:val="single" w:color="BFBFBF" w:sz="4"/>
+              <w:right w:val="single" w:color="BFBFBF" w:sz="4"/>
+            </w:tcBorders>
+            <w:tcMar>
+              <w:top w:type="dxa" w:w="60"/>
+              <w:left w:type="dxa" w:w="100"/>
+              <w:bottom w:type="dxa" w:w="60"/>
+              <w:right w:type="dxa" w:w="100"/>
+            </w:tcMar>
+          </w:tcPr>
+          <w:p>
+            <w:r>
+              <w:rPr>
+                <w:rFonts w:ascii="Arial" w:cs="Arial" w:eastAsia="Arial" w:hAnsi="Arial"/>
+                <w:b w:val="false"/>
+                <w:bCs w:val="false"/>
+                <w:sz w:val="16"/>
+                <w:szCs w:val="16"/>
+              </w:rPr>
+              <w:t xml:space="preserve"/>
+            </w:r>
+          </w:p>
+        </w:tc>
+        <w:tc>
+          <w:tcPr>
+            <w:tcW w:type="dxa" w:w="636"/>
+            <w:tcBorders>
+              <w:top w:val="single" w:color="BFBFBF" w:sz="4"/>
+              <w:left w:val="single" w:color="BFBFBF" w:sz="4"/>
+              <w:bottom w:val="single" w:color="BFBFBF" w:sz="4"/>
+              <w:right w:val="single" w:color="BFBFBF" w:sz="4"/>
+            </w:tcBorders>
+            <w:tcMar>
+              <w:top w:type="dxa" w:w="60"/>
+              <w:left w:type="dxa" w:w="100"/>
+              <w:bottom w:type="dxa" w:w="60"/>
+              <w:right w:type="dxa" w:w="100"/>
+            </w:tcMar>
+          </w:tcPr>
+          <w:p>
+            <w:r>
+              <w:rPr>
+                <w:rFonts w:ascii="Arial" w:cs="Arial" w:eastAsia="Arial" w:hAnsi="Arial"/>
+                <w:b w:val="false"/>
+                <w:bCs w:val="false"/>
+                <w:sz w:val="16"/>
+                <w:szCs w:val="16"/>
+              </w:rPr>
+              <w:t xml:space="preserve"/>
+            </w:r>
+          </w:p>
+        </w:tc>
+        <w:tc>
+          <w:tcPr>
+            <w:tcW w:type="dxa" w:w="636"/>
+            <w:tcBorders>
+              <w:top w:val="single" w:color="BFBFBF" w:sz="4"/>
+              <w:left w:val="single" w:color="BFBFBF" w:sz="4"/>
+              <w:bottom w:val="single" w:color="BFBFBF" w:sz="4"/>
+              <w:right w:val="single" w:color="BFBFBF" w:sz="4"/>
+            </w:tcBorders>
+            <w:tcMar>
+              <w:top w:type="dxa" w:w="60"/>
+              <w:left w:type="dxa" w:w="100"/>
+              <w:bottom w:type="dxa" w:w="60"/>
+              <w:right w:type="dxa" w:w="100"/>
+            </w:tcMar>
+          </w:tcPr>
+          <w:p>
+            <w:r>
+              <w:rPr>
+                <w:rFonts w:ascii="Arial" w:cs="Arial" w:eastAsia="Arial" w:hAnsi="Arial"/>
+                <w:b w:val="false"/>
+                <w:bCs w:val="false"/>
+                <w:sz w:val="16"/>
+                <w:szCs w:val="16"/>
+              </w:rPr>
+              <w:t xml:space="preserve"/>
+            </w:r>
+          </w:p>
+        </w:tc>
+        <w:tc>
+          <w:tcPr>
+            <w:tcW w:type="dxa" w:w="636"/>
+            <w:tcBorders>
+              <w:top w:val="single" w:color="BFBFBF" w:sz="4"/>
+              <w:left w:val="single" w:color="BFBFBF" w:sz="4"/>
+              <w:bottom w:val="single" w:color="BFBFBF" w:sz="4"/>
+              <w:right w:val="single" w:color="BFBFBF" w:sz="4"/>
+            </w:tcBorders>
+            <w:tcMar>
+              <w:top w:type="dxa" w:w="60"/>
+              <w:left w:type="dxa" w:w="100"/>
+              <w:bottom w:type="dxa" w:w="60"/>
+              <w:right w:type="dxa" w:w="100"/>
+            </w:tcMar>
+          </w:tcPr>
+          <w:p>
+            <w:r>
+              <w:rPr>
+                <w:rFonts w:ascii="Arial" w:cs="Arial" w:eastAsia="Arial" w:hAnsi="Arial"/>
+                <w:b w:val="false"/>
+                <w:bCs w:val="false"/>
+                <w:sz w:val="16"/>
+                <w:szCs w:val="16"/>
+              </w:rPr>
+              <w:t xml:space="preserve"/>
+            </w:r>
+          </w:p>
+        </w:tc>
+        <w:tc>
+          <w:tcPr>
+            <w:tcW w:type="dxa" w:w="636"/>
+            <w:tcBorders>
+              <w:top w:val="single" w:color="BFBFBF" w:sz="4"/>
+              <w:left w:val="single" w:color="BFBFBF" w:sz="4"/>
+              <w:bottom w:val="single" w:color="BFBFBF" w:sz="4"/>
+              <w:right w:val="single" w:color="BFBFBF" w:sz="4"/>
+            </w:tcBorders>
+            <w:tcMar>
+              <w:top w:type="dxa" w:w="60"/>
+              <w:left w:type="dxa" w:w="100"/>
+              <w:bottom w:type="dxa" w:w="60"/>
+              <w:right w:type="dxa" w:w="100"/>
+            </w:tcMar>
+          </w:tcPr>
+          <w:p>
+            <w:r>
+              <w:rPr>
+                <w:rFonts w:ascii="Arial" w:cs="Arial" w:eastAsia="Arial" w:hAnsi="Arial"/>
+                <w:b w:val="false"/>
+                <w:bCs w:val="false"/>
+                <w:sz w:val="16"/>
+                <w:szCs w:val="16"/>
+              </w:rPr>
+              <w:t xml:space="preserve"/>
+            </w:r>
+          </w:p>
+        </w:tc>
+      </w:tr>
+      <w:tr>
+        <w:tc>
+          <w:tcPr>
+            <w:tcW w:type="dxa" w:w="2638"/>
+            <w:tcBorders>
+              <w:top w:val="single" w:color="BFBFBF" w:sz="4"/>
+              <w:left w:val="single" w:color="BFBFBF" w:sz="4"/>
+              <w:bottom w:val="single" w:color="BFBFBF" w:sz="4"/>
+              <w:right w:val="single" w:color="BFBFBF" w:sz="4"/>
+            </w:tcBorders>
+            <w:tcMar>
+              <w:top w:type="dxa" w:w="60"/>
+              <w:left w:type="dxa" w:w="100"/>
+              <w:bottom w:type="dxa" w:w="60"/>
+              <w:right w:type="dxa" w:w="100"/>
+            </w:tcMar>
+          </w:tcPr>
+          <w:p>
+            <w:r>
+              <w:rPr>
+                <w:rFonts w:ascii="Arial" w:cs="Arial" w:eastAsia="Arial" w:hAnsi="Arial"/>
+                <w:b w:val="false"/>
+                <w:bCs w:val="false"/>
+                <w:sz w:val="16"/>
+                <w:szCs w:val="16"/>
+              </w:rPr>
+              <w:t xml:space="preserve">8. Внутренняя деятельность (не налоговая)</w:t>
+            </w:r>
+          </w:p>
+        </w:tc>
+        <w:tc>
+          <w:tcPr>
+            <w:tcW w:type="dxa" w:w="636"/>
+            <w:tcBorders>
+              <w:top w:val="single" w:color="BFBFBF" w:sz="4"/>
+              <w:left w:val="single" w:color="BFBFBF" w:sz="4"/>
+              <w:bottom w:val="single" w:color="BFBFBF" w:sz="4"/>
+              <w:right w:val="single" w:color="BFBFBF" w:sz="4"/>
+            </w:tcBorders>
+            <w:tcMar>
+              <w:top w:type="dxa" w:w="60"/>
+              <w:left w:type="dxa" w:w="100"/>
+              <w:bottom w:type="dxa" w:w="60"/>
+              <w:right w:type="dxa" w:w="100"/>
+            </w:tcMar>
+          </w:tcPr>
+          <w:p>
+            <w:r>
+              <w:rPr>
+                <w:rFonts w:ascii="Arial" w:cs="Arial" w:eastAsia="Arial" w:hAnsi="Arial"/>
+                <w:b w:val="false"/>
+                <w:bCs w:val="false"/>
+                <w:sz w:val="16"/>
+                <w:szCs w:val="16"/>
+              </w:rPr>
+              <w:t xml:space="preserve"/>
+            </w:r>
+          </w:p>
+        </w:tc>
+        <w:tc>
+          <w:tcPr>
+            <w:tcW w:type="dxa" w:w="636"/>
+            <w:tcBorders>
+              <w:top w:val="single" w:color="BFBFBF" w:sz="4"/>
+              <w:left w:val="single" w:color="BFBFBF" w:sz="4"/>
+              <w:bottom w:val="single" w:color="BFBFBF" w:sz="4"/>
+              <w:right w:val="single" w:color="BFBFBF" w:sz="4"/>
+            </w:tcBorders>
+            <w:tcMar>
+              <w:top w:type="dxa" w:w="60"/>
+              <w:left w:type="dxa" w:w="100"/>
+              <w:bottom w:type="dxa" w:w="60"/>
+              <w:right w:type="dxa" w:w="100"/>
+            </w:tcMar>
+          </w:tcPr>
+          <w:p>
+            <w:r>
+              <w:rPr>
+                <w:rFonts w:ascii="Arial" w:cs="Arial" w:eastAsia="Arial" w:hAnsi="Arial"/>
+                <w:b w:val="false"/>
+                <w:bCs w:val="false"/>
+                <w:sz w:val="16"/>
+                <w:szCs w:val="16"/>
+              </w:rPr>
+              <w:t xml:space="preserve"/>
+            </w:r>
+          </w:p>
+        </w:tc>
+        <w:tc>
+          <w:tcPr>
+            <w:tcW w:type="dxa" w:w="636"/>
+            <w:tcBorders>
+              <w:top w:val="single" w:color="BFBFBF" w:sz="4"/>
+              <w:left w:val="single" w:color="BFBFBF" w:sz="4"/>
+              <w:bottom w:val="single" w:color="BFBFBF" w:sz="4"/>
+              <w:right w:val="single" w:color="BFBFBF" w:sz="4"/>
+            </w:tcBorders>
+            <w:tcMar>
+              <w:top w:type="dxa" w:w="60"/>
+              <w:left w:type="dxa" w:w="100"/>
+              <w:bottom w:type="dxa" w:w="60"/>
+              <w:right w:type="dxa" w:w="100"/>
+            </w:tcMar>
+          </w:tcPr>
+          <w:p>
+            <w:r>
+              <w:rPr>
+                <w:rFonts w:ascii="Arial" w:cs="Arial" w:eastAsia="Arial" w:hAnsi="Arial"/>
+                <w:b w:val="false"/>
+                <w:bCs w:val="false"/>
+                <w:sz w:val="16"/>
+                <w:szCs w:val="16"/>
+              </w:rPr>
+              <w:t xml:space="preserve"/>
+            </w:r>
+          </w:p>
+        </w:tc>
+        <w:tc>
+          <w:tcPr>
+            <w:tcW w:type="dxa" w:w="636"/>
+            <w:tcBorders>
+              <w:top w:val="single" w:color="BFBFBF" w:sz="4"/>
+              <w:left w:val="single" w:color="BFBFBF" w:sz="4"/>
+              <w:bottom w:val="single" w:color="BFBFBF" w:sz="4"/>
+              <w:right w:val="single" w:color="BFBFBF" w:sz="4"/>
+            </w:tcBorders>
+            <w:tcMar>
+              <w:top w:type="dxa" w:w="60"/>
+              <w:left w:type="dxa" w:w="100"/>
+              <w:bottom w:type="dxa" w:w="60"/>
+              <w:right w:type="dxa" w:w="100"/>
+            </w:tcMar>
+          </w:tcPr>
+          <w:p>
+            <w:r>
+              <w:rPr>
+                <w:rFonts w:ascii="Arial" w:cs="Arial" w:eastAsia="Arial" w:hAnsi="Arial"/>
+                <w:b/>
+                <w:bCs/>
+                <w:sz w:val="16"/>
+                <w:szCs w:val="16"/>
+              </w:rPr>
+              <w:t xml:space="preserve">1</w:t>
+            </w:r>
+          </w:p>
+        </w:tc>
+        <w:tc>
+          <w:tcPr>
+            <w:tcW w:type="dxa" w:w="636"/>
+            <w:tcBorders>
+              <w:top w:val="single" w:color="BFBFBF" w:sz="4"/>
+              <w:left w:val="single" w:color="BFBFBF" w:sz="4"/>
+              <w:bottom w:val="single" w:color="BFBFBF" w:sz="4"/>
+              <w:right w:val="single" w:color="BFBFBF" w:sz="4"/>
+            </w:tcBorders>
+            <w:tcMar>
+              <w:top w:type="dxa" w:w="60"/>
+              <w:left w:type="dxa" w:w="100"/>
+              <w:bottom w:type="dxa" w:w="60"/>
+              <w:right w:type="dxa" w:w="100"/>
+            </w:tcMar>
+          </w:tcPr>
+          <w:p>
+            <w:r>
+              <w:rPr>
+                <w:rFonts w:ascii="Arial" w:cs="Arial" w:eastAsia="Arial" w:hAnsi="Arial"/>
+                <w:b/>
+                <w:bCs/>
+                <w:sz w:val="16"/>
+                <w:szCs w:val="16"/>
+              </w:rPr>
+              <w:t xml:space="preserve">2</w:t>
+            </w:r>
+          </w:p>
+        </w:tc>
+        <w:tc>
+          <w:tcPr>
+            <w:tcW w:type="dxa" w:w="636"/>
+            <w:tcBorders>
+              <w:top w:val="single" w:color="BFBFBF" w:sz="4"/>
+              <w:left w:val="single" w:color="BFBFBF" w:sz="4"/>
+              <w:bottom w:val="single" w:color="BFBFBF" w:sz="4"/>
+              <w:right w:val="single" w:color="BFBFBF" w:sz="4"/>
+            </w:tcBorders>
+            <w:tcMar>
+              <w:top w:type="dxa" w:w="60"/>
+              <w:left w:type="dxa" w:w="100"/>
+              <w:bottom w:type="dxa" w:w="60"/>
+              <w:right w:type="dxa" w:w="100"/>
+            </w:tcMar>
+          </w:tcPr>
+          <w:p>
+            <w:r>
+              <w:rPr>
+                <w:rFonts w:ascii="Arial" w:cs="Arial" w:eastAsia="Arial" w:hAnsi="Arial"/>
+                <w:b/>
+                <w:bCs/>
+                <w:sz w:val="16"/>
+                <w:szCs w:val="16"/>
+              </w:rPr>
+              <w:t xml:space="preserve">3</w:t>
+            </w:r>
+          </w:p>
+        </w:tc>
+        <w:tc>
+          <w:tcPr>
+            <w:tcW w:type="dxa" w:w="636"/>
+            <w:tcBorders>
+              <w:top w:val="single" w:color="BFBFBF" w:sz="4"/>
+              <w:left w:val="single" w:color="BFBFBF" w:sz="4"/>
+              <w:bottom w:val="single" w:color="BFBFBF" w:sz="4"/>
+              <w:right w:val="single" w:color="BFBFBF" w:sz="4"/>
+            </w:tcBorders>
+            <w:tcMar>
+              <w:top w:type="dxa" w:w="60"/>
+              <w:left w:type="dxa" w:w="100"/>
+              <w:bottom w:type="dxa" w:w="60"/>
+              <w:right w:type="dxa" w:w="100"/>
+            </w:tcMar>
+          </w:tcPr>
+          <w:p>
+            <w:r>
+              <w:rPr>
+                <w:rFonts w:ascii="Arial" w:cs="Arial" w:eastAsia="Arial" w:hAnsi="Arial"/>
+                <w:b w:val="false"/>
+                <w:bCs w:val="false"/>
+                <w:sz w:val="16"/>
+                <w:szCs w:val="16"/>
+              </w:rPr>
+              <w:t xml:space="preserve"/>
+            </w:r>
+          </w:p>
+        </w:tc>
+        <w:tc>
+          <w:tcPr>
+            <w:tcW w:type="dxa" w:w="636"/>
+            <w:tcBorders>
+              <w:top w:val="single" w:color="BFBFBF" w:sz="4"/>
+              <w:left w:val="single" w:color="BFBFBF" w:sz="4"/>
+              <w:bottom w:val="single" w:color="BFBFBF" w:sz="4"/>
+              <w:right w:val="single" w:color="BFBFBF" w:sz="4"/>
+            </w:tcBorders>
+            <w:tcMar>
+              <w:top w:type="dxa" w:w="60"/>
+              <w:left w:type="dxa" w:w="100"/>
+              <w:bottom w:type="dxa" w:w="60"/>
+              <w:right w:type="dxa" w:w="100"/>
+            </w:tcMar>
+          </w:tcPr>
+          <w:p>
+            <w:r>
+              <w:rPr>
+                <w:rFonts w:ascii="Arial" w:cs="Arial" w:eastAsia="Arial" w:hAnsi="Arial"/>
+                <w:b/>
+                <w:bCs/>
+                <w:sz w:val="16"/>
+                <w:szCs w:val="16"/>
+              </w:rPr>
+              <w:t xml:space="preserve">2</w:t>
+            </w:r>
+          </w:p>
+        </w:tc>
+        <w:tc>
+          <w:tcPr>
+            <w:tcW w:type="dxa" w:w="636"/>
+            <w:tcBorders>
+              <w:top w:val="single" w:color="BFBFBF" w:sz="4"/>
+              <w:left w:val="single" w:color="BFBFBF" w:sz="4"/>
+              <w:bottom w:val="single" w:color="BFBFBF" w:sz="4"/>
+              <w:right w:val="single" w:color="BFBFBF" w:sz="4"/>
+            </w:tcBorders>
+            <w:tcMar>
+              <w:top w:type="dxa" w:w="60"/>
+              <w:left w:type="dxa" w:w="100"/>
+              <w:bottom w:type="dxa" w:w="60"/>
+              <w:right w:type="dxa" w:w="100"/>
+            </w:tcMar>
+          </w:tcPr>
+          <w:p>
+            <w:r>
+              <w:rPr>
+                <w:rFonts w:ascii="Arial" w:cs="Arial" w:eastAsia="Arial" w:hAnsi="Arial"/>
+                <w:b w:val="false"/>
+                <w:bCs w:val="false"/>
+                <w:sz w:val="16"/>
+                <w:szCs w:val="16"/>
+              </w:rPr>
+              <w:t xml:space="preserve"/>
+            </w:r>
+          </w:p>
+        </w:tc>
+        <w:tc>
+          <w:tcPr>
+            <w:tcW w:type="dxa" w:w="636"/>
+            <w:tcBorders>
+              <w:top w:val="single" w:color="BFBFBF" w:sz="4"/>
+              <w:left w:val="single" w:color="BFBFBF" w:sz="4"/>
+              <w:bottom w:val="single" w:color="BFBFBF" w:sz="4"/>
+              <w:right w:val="single" w:color="BFBFBF" w:sz="4"/>
+            </w:tcBorders>
+            <w:tcMar>
+              <w:top w:type="dxa" w:w="60"/>
+              <w:left w:type="dxa" w:w="100"/>
+              <w:bottom w:type="dxa" w:w="60"/>
+              <w:right w:type="dxa" w:w="100"/>
+            </w:tcMar>
+          </w:tcPr>
+          <w:p>
+            <w:r>
+              <w:rPr>
+                <w:rFonts w:ascii="Arial" w:cs="Arial" w:eastAsia="Arial" w:hAnsi="Arial"/>
+                <w:b/>
+                <w:bCs/>
+                <w:sz w:val="16"/>
+                <w:szCs w:val="16"/>
+              </w:rPr>
+              <w:t xml:space="preserve">2</w:t>
+            </w:r>
+          </w:p>
+        </w:tc>
+        <w:tc>
+          <w:tcPr>
+            <w:tcW w:type="dxa" w:w="636"/>
+            <w:tcBorders>
+              <w:top w:val="single" w:color="BFBFBF" w:sz="4"/>
+              <w:left w:val="single" w:color="BFBFBF" w:sz="4"/>
+              <w:bottom w:val="single" w:color="BFBFBF" w:sz="4"/>
+              <w:right w:val="single" w:color="BFBFBF" w:sz="4"/>
+            </w:tcBorders>
+            <w:tcMar>
+              <w:top w:type="dxa" w:w="60"/>
+              <w:left w:type="dxa" w:w="100"/>
+              <w:bottom w:type="dxa" w:w="60"/>
+              <w:right w:type="dxa" w:w="100"/>
+            </w:tcMar>
+          </w:tcPr>
+          <w:p>
+            <w:r>
+              <w:rPr>
+                <w:rFonts w:ascii="Arial" w:cs="Arial" w:eastAsia="Arial" w:hAnsi="Arial"/>
+                <w:b/>
+                <w:bCs/>
+                <w:sz w:val="16"/>
+                <w:szCs w:val="16"/>
+              </w:rPr>
+              <w:t xml:space="preserve">2</w:t>
+            </w:r>
+          </w:p>
+        </w:tc>
+      </w:tr>
+      <w:tr>
+        <w:tc>
+          <w:tcPr>
+            <w:tcW w:type="dxa" w:w="2638"/>
+            <w:tcBorders>
+              <w:top w:val="single" w:color="BFBFBF" w:sz="4"/>
+              <w:left w:val="single" w:color="BFBFBF" w:sz="4"/>
+              <w:bottom w:val="single" w:color="BFBFBF" w:sz="4"/>
+              <w:right w:val="single" w:color="BFBFBF" w:sz="4"/>
+            </w:tcBorders>
+            <w:tcMar>
+              <w:top w:type="dxa" w:w="60"/>
+              <w:left w:type="dxa" w:w="100"/>
+              <w:bottom w:type="dxa" w:w="60"/>
+              <w:right w:type="dxa" w:w="100"/>
+            </w:tcMar>
+          </w:tcPr>
+          <w:p>
+            <w:r>
+              <w:rPr>
+                <w:rFonts w:ascii="Arial" w:cs="Arial" w:eastAsia="Arial" w:hAnsi="Arial"/>
+                <w:b/>
+                <w:bCs/>
+                <w:sz w:val="16"/>
+                <w:szCs w:val="16"/>
+              </w:rPr>
+              <w:t xml:space="preserve">Всего (основной)</w:t>
+            </w:r>
+          </w:p>
+        </w:tc>
+        <w:tc>
+          <w:tcPr>
+            <w:tcW w:type="dxa" w:w="636"/>
+            <w:tcBorders>
+              <w:top w:val="single" w:color="BFBFBF" w:sz="4"/>
+              <w:left w:val="single" w:color="BFBFBF" w:sz="4"/>
+              <w:bottom w:val="single" w:color="BFBFBF" w:sz="4"/>
+              <w:right w:val="single" w:color="BFBFBF" w:sz="4"/>
+            </w:tcBorders>
+            <w:tcMar>
+              <w:top w:type="dxa" w:w="60"/>
+              <w:left w:type="dxa" w:w="100"/>
+              <w:bottom w:type="dxa" w:w="60"/>
+              <w:right w:type="dxa" w:w="100"/>
+            </w:tcMar>
+          </w:tcPr>
+          <w:p>
+            <w:r>
+              <w:rPr>
+                <w:rFonts w:ascii="Arial" w:cs="Arial" w:eastAsia="Arial" w:hAnsi="Arial"/>
+                <w:b/>
+                <w:bCs/>
+                <w:sz w:val="16"/>
+                <w:szCs w:val="16"/>
+              </w:rPr>
+              <w:t xml:space="preserve">3</w:t>
+            </w:r>
+          </w:p>
+        </w:tc>
+        <w:tc>
+          <w:tcPr>
+            <w:tcW w:type="dxa" w:w="636"/>
+            <w:tcBorders>
+              <w:top w:val="single" w:color="BFBFBF" w:sz="4"/>
+              <w:left w:val="single" w:color="BFBFBF" w:sz="4"/>
+              <w:bottom w:val="single" w:color="BFBFBF" w:sz="4"/>
+              <w:right w:val="single" w:color="BFBFBF" w:sz="4"/>
+            </w:tcBorders>
+            <w:tcMar>
+              <w:top w:type="dxa" w:w="60"/>
+              <w:left w:type="dxa" w:w="100"/>
+              <w:bottom w:type="dxa" w:w="60"/>
+              <w:right w:type="dxa" w:w="100"/>
+            </w:tcMar>
+          </w:tcPr>
+          <w:p>
+            <w:r>
+              <w:rPr>
+                <w:rFonts w:ascii="Arial" w:cs="Arial" w:eastAsia="Arial" w:hAnsi="Arial"/>
+                <w:b/>
+                <w:bCs/>
+                <w:sz w:val="16"/>
+                <w:szCs w:val="16"/>
+              </w:rPr>
+              <w:t xml:space="preserve">4</w:t>
+            </w:r>
+          </w:p>
+        </w:tc>
+        <w:tc>
+          <w:tcPr>
+            <w:tcW w:type="dxa" w:w="636"/>
+            <w:tcBorders>
+              <w:top w:val="single" w:color="BFBFBF" w:sz="4"/>
+              <w:left w:val="single" w:color="BFBFBF" w:sz="4"/>
+              <w:bottom w:val="single" w:color="BFBFBF" w:sz="4"/>
+              <w:right w:val="single" w:color="BFBFBF" w:sz="4"/>
+            </w:tcBorders>
+            <w:tcMar>
+              <w:top w:type="dxa" w:w="60"/>
+              <w:left w:type="dxa" w:w="100"/>
+              <w:bottom w:type="dxa" w:w="60"/>
+              <w:right w:type="dxa" w:w="100"/>
+            </w:tcMar>
+          </w:tcPr>
+          <w:p>
+            <w:r>
+              <w:rPr>
+                <w:rFonts w:ascii="Arial" w:cs="Arial" w:eastAsia="Arial" w:hAnsi="Arial"/>
+                <w:b/>
+                <w:bCs/>
+                <w:sz w:val="16"/>
+                <w:szCs w:val="16"/>
+              </w:rPr>
+              <w:t xml:space="preserve">4</w:t>
+            </w:r>
+          </w:p>
+        </w:tc>
+        <w:tc>
+          <w:tcPr>
+            <w:tcW w:type="dxa" w:w="636"/>
+            <w:tcBorders>
+              <w:top w:val="single" w:color="BFBFBF" w:sz="4"/>
+              <w:left w:val="single" w:color="BFBFBF" w:sz="4"/>
+              <w:bottom w:val="single" w:color="BFBFBF" w:sz="4"/>
+              <w:right w:val="single" w:color="BFBFBF" w:sz="4"/>
+            </w:tcBorders>
+            <w:tcMar>
+              <w:top w:type="dxa" w:w="60"/>
+              <w:left w:type="dxa" w:w="100"/>
+              <w:bottom w:type="dxa" w:w="60"/>
+              <w:right w:type="dxa" w:w="100"/>
+            </w:tcMar>
+          </w:tcPr>
+          <w:p>
+            <w:r>
+              <w:rPr>
+                <w:rFonts w:ascii="Arial" w:cs="Arial" w:eastAsia="Arial" w:hAnsi="Arial"/>
+                <w:b/>
+                <w:bCs/>
+                <w:sz w:val="16"/>
+                <w:szCs w:val="16"/>
+              </w:rPr>
+              <w:t xml:space="preserve">4</w:t>
+            </w:r>
+          </w:p>
+        </w:tc>
+        <w:tc>
+          <w:tcPr>
+            <w:tcW w:type="dxa" w:w="636"/>
+            <w:tcBorders>
+              <w:top w:val="single" w:color="BFBFBF" w:sz="4"/>
+              <w:left w:val="single" w:color="BFBFBF" w:sz="4"/>
+              <w:bottom w:val="single" w:color="BFBFBF" w:sz="4"/>
+              <w:right w:val="single" w:color="BFBFBF" w:sz="4"/>
+            </w:tcBorders>
+            <w:tcMar>
+              <w:top w:type="dxa" w:w="60"/>
+              <w:left w:type="dxa" w:w="100"/>
+              <w:bottom w:type="dxa" w:w="60"/>
+              <w:right w:type="dxa" w:w="100"/>
+            </w:tcMar>
+          </w:tcPr>
+          <w:p>
+            <w:r>
+              <w:rPr>
+                <w:rFonts w:ascii="Arial" w:cs="Arial" w:eastAsia="Arial" w:hAnsi="Arial"/>
+                <w:b/>
+                <w:bCs/>
+                <w:sz w:val="16"/>
+                <w:szCs w:val="16"/>
+              </w:rPr>
+              <w:t xml:space="preserve">4</w:t>
+            </w:r>
+          </w:p>
+        </w:tc>
+        <w:tc>
+          <w:tcPr>
+            <w:tcW w:type="dxa" w:w="636"/>
+            <w:tcBorders>
+              <w:top w:val="single" w:color="BFBFBF" w:sz="4"/>
+              <w:left w:val="single" w:color="BFBFBF" w:sz="4"/>
+              <w:bottom w:val="single" w:color="BFBFBF" w:sz="4"/>
+              <w:right w:val="single" w:color="BFBFBF" w:sz="4"/>
+            </w:tcBorders>
+            <w:tcMar>
+              <w:top w:type="dxa" w:w="60"/>
+              <w:left w:type="dxa" w:w="100"/>
+              <w:bottom w:type="dxa" w:w="60"/>
+              <w:right w:type="dxa" w:w="100"/>
+            </w:tcMar>
+          </w:tcPr>
+          <w:p>
+            <w:r>
+              <w:rPr>
+                <w:rFonts w:ascii="Arial" w:cs="Arial" w:eastAsia="Arial" w:hAnsi="Arial"/>
+                <w:b/>
+                <w:bCs/>
+                <w:sz w:val="16"/>
+                <w:szCs w:val="16"/>
+              </w:rPr>
+              <w:t xml:space="preserve">4</w:t>
+            </w:r>
+          </w:p>
+        </w:tc>
+        <w:tc>
+          <w:tcPr>
+            <w:tcW w:type="dxa" w:w="636"/>
+            <w:tcBorders>
+              <w:top w:val="single" w:color="BFBFBF" w:sz="4"/>
+              <w:left w:val="single" w:color="BFBFBF" w:sz="4"/>
+              <w:bottom w:val="single" w:color="BFBFBF" w:sz="4"/>
+              <w:right w:val="single" w:color="BFBFBF" w:sz="4"/>
+            </w:tcBorders>
+            <w:tcMar>
+              <w:top w:type="dxa" w:w="60"/>
+              <w:left w:type="dxa" w:w="100"/>
+              <w:bottom w:type="dxa" w:w="60"/>
+              <w:right w:type="dxa" w:w="100"/>
+            </w:tcMar>
+          </w:tcPr>
+          <w:p>
+            <w:r>
+              <w:rPr>
+                <w:rFonts w:ascii="Arial" w:cs="Arial" w:eastAsia="Arial" w:hAnsi="Arial"/>
+                <w:b/>
+                <w:bCs/>
+                <w:sz w:val="16"/>
+                <w:szCs w:val="16"/>
+              </w:rPr>
+              <w:t xml:space="preserve">3</w:t>
+            </w:r>
+          </w:p>
+        </w:tc>
+        <w:tc>
+          <w:tcPr>
+            <w:tcW w:type="dxa" w:w="636"/>
+            <w:tcBorders>
+              <w:top w:val="single" w:color="BFBFBF" w:sz="4"/>
+              <w:left w:val="single" w:color="BFBFBF" w:sz="4"/>
+              <w:bottom w:val="single" w:color="BFBFBF" w:sz="4"/>
+              <w:right w:val="single" w:color="BFBFBF" w:sz="4"/>
+            </w:tcBorders>
+            <w:tcMar>
+              <w:top w:type="dxa" w:w="60"/>
+              <w:left w:type="dxa" w:w="100"/>
+              <w:bottom w:type="dxa" w:w="60"/>
+              <w:right w:type="dxa" w:w="100"/>
+            </w:tcMar>
+          </w:tcPr>
+          <w:p>
+            <w:r>
+              <w:rPr>
+                <w:rFonts w:ascii="Arial" w:cs="Arial" w:eastAsia="Arial" w:hAnsi="Arial"/>
+                <w:b/>
+                <w:bCs/>
+                <w:sz w:val="16"/>
+                <w:szCs w:val="16"/>
+              </w:rPr>
+              <w:t xml:space="preserve">9</w:t>
+            </w:r>
+          </w:p>
+        </w:tc>
+        <w:tc>
+          <w:tcPr>
+            <w:tcW w:type="dxa" w:w="636"/>
+            <w:tcBorders>
+              <w:top w:val="single" w:color="BFBFBF" w:sz="4"/>
+              <w:left w:val="single" w:color="BFBFBF" w:sz="4"/>
+              <w:bottom w:val="single" w:color="BFBFBF" w:sz="4"/>
+              <w:right w:val="single" w:color="BFBFBF" w:sz="4"/>
+            </w:tcBorders>
+            <w:tcMar>
+              <w:top w:type="dxa" w:w="60"/>
+              <w:left w:type="dxa" w:w="100"/>
+              <w:bottom w:type="dxa" w:w="60"/>
+              <w:right w:type="dxa" w:w="100"/>
+            </w:tcMar>
+          </w:tcPr>
+          <w:p>
+            <w:r>
+              <w:rPr>
+                <w:rFonts w:ascii="Arial" w:cs="Arial" w:eastAsia="Arial" w:hAnsi="Arial"/>
+                <w:b/>
+                <w:bCs/>
+                <w:sz w:val="16"/>
+                <w:szCs w:val="16"/>
+              </w:rPr>
+              <w:t xml:space="preserve">5</w:t>
+            </w:r>
+          </w:p>
+        </w:tc>
+        <w:tc>
+          <w:tcPr>
+            <w:tcW w:type="dxa" w:w="636"/>
+            <w:tcBorders>
+              <w:top w:val="single" w:color="BFBFBF" w:sz="4"/>
+              <w:left w:val="single" w:color="BFBFBF" w:sz="4"/>
+              <w:bottom w:val="single" w:color="BFBFBF" w:sz="4"/>
+              <w:right w:val="single" w:color="BFBFBF" w:sz="4"/>
+            </w:tcBorders>
+            <w:tcMar>
+              <w:top w:type="dxa" w:w="60"/>
+              <w:left w:type="dxa" w:w="100"/>
+              <w:bottom w:type="dxa" w:w="60"/>
+              <w:right w:type="dxa" w:w="100"/>
+            </w:tcMar>
+          </w:tcPr>
+          <w:p>
+            <w:r>
+              <w:rPr>
+                <w:rFonts w:ascii="Arial" w:cs="Arial" w:eastAsia="Arial" w:hAnsi="Arial"/>
+                <w:b/>
+                <w:bCs/>
+                <w:sz w:val="16"/>
+                <w:szCs w:val="16"/>
+              </w:rPr>
+              <w:t xml:space="preserve">4</w:t>
+            </w:r>
+          </w:p>
+        </w:tc>
+        <w:tc>
+          <w:tcPr>
+            <w:tcW w:type="dxa" w:w="636"/>
+            <w:tcBorders>
+              <w:top w:val="single" w:color="BFBFBF" w:sz="4"/>
+              <w:left w:val="single" w:color="BFBFBF" w:sz="4"/>
+              <w:bottom w:val="single" w:color="BFBFBF" w:sz="4"/>
+              <w:right w:val="single" w:color="BFBFBF" w:sz="4"/>
+            </w:tcBorders>
+            <w:tcMar>
+              <w:top w:type="dxa" w:w="60"/>
+              <w:left w:type="dxa" w:w="100"/>
+              <w:bottom w:type="dxa" w:w="60"/>
+              <w:right w:type="dxa" w:w="100"/>
+            </w:tcMar>
+          </w:tcPr>
+          <w:p>
+            <w:r>
+              <w:rPr>
+                <w:rFonts w:ascii="Arial" w:cs="Arial" w:eastAsia="Arial" w:hAnsi="Arial"/>
+                <w:b/>
+                <w:bCs/>
+                <w:sz w:val="16"/>
+                <w:szCs w:val="16"/>
+              </w:rPr>
+              <w:t xml:space="preserve">3</w:t>
+            </w:r>
+          </w:p>
+        </w:tc>
+      </w:tr>
+    </w:tbl>
+    <w:p>
+      <w:pPr>
+        <w:spacing w:after="160" w:line="276"/>
+      </w:pPr>
+      <w:r>
+        <w:rPr>
+          <w:rFonts w:ascii="Arial" w:cs="Arial" w:eastAsia="Arial" w:hAnsi="Arial"/>
+          <w:i/>
+          <w:iCs/>
+          <w:color w:val="595959"/>
+          <w:sz w:val="16"/>
+          <w:szCs w:val="16"/>
+        </w:rPr>
+        <w:t xml:space="preserve">В ячейках — число кейсов по основному поддомену.</w:t>
+      </w:r>
+    </w:p>
+    <w:tbl>
+      <w:tblPr>
+        <w:tblW w:type="dxa" w:w="9638"/>
+        <w:tblBorders>
+          <w:top w:val="single" w:color="auto" w:sz="4"/>
+          <w:left w:val="single" w:color="auto" w:sz="4"/>
+          <w:bottom w:val="single" w:color="auto" w:sz="4"/>
+          <w:right w:val="single" w:color="auto" w:sz="4"/>
+          <w:insideH w:val="single" w:color="auto" w:sz="4"/>
+          <w:insideV w:val="single" w:color="auto" w:sz="4"/>
+        </w:tblBorders>
+      </w:tblPr>
+      <w:tblGrid>
+        <w:gridCol w:w="800"/>
+        <w:gridCol w:w="5000"/>
+        <w:gridCol w:w="2338"/>
+        <w:gridCol w:w="1500"/>
+      </w:tblGrid>
+      <w:tr>
+        <w:trPr>
+          <w:tblHeader/>
+        </w:trPr>
+        <w:tc>
+          <w:tcPr>
+            <w:tcW w:type="dxa" w:w="800"/>
+            <w:tcBorders>
+              <w:top w:val="single" w:color="BFBFBF" w:sz="4"/>
+              <w:left w:val="single" w:color="BFBFBF" w:sz="4"/>
+              <w:bottom w:val="single" w:color="BFBFBF" w:sz="4"/>
+              <w:right w:val="single" w:color="BFBFBF" w:sz="4"/>
+            </w:tcBorders>
+            <w:shd w:fill="1F3864" w:color="auto" w:val="clear"/>
+            <w:tcMar>
+              <w:top w:type="dxa" w:w="60"/>
+              <w:left w:type="dxa" w:w="100"/>
+              <w:bottom w:type="dxa" w:w="60"/>
+              <w:right w:type="dxa" w:w="100"/>
+            </w:tcMar>
+          </w:tcPr>
+          <w:p>
+            <w:r>
+              <w:rPr>
+                <w:rFonts w:ascii="Arial" w:cs="Arial" w:eastAsia="Arial" w:hAnsi="Arial"/>
+                <w:b/>
+                <w:bCs/>
+                <w:color w:val="FFFFFF"/>
+                <w:sz w:val="18"/>
+                <w:szCs w:val="18"/>
+              </w:rPr>
+              <w:t xml:space="preserve">Код</w:t>
+            </w:r>
+          </w:p>
+        </w:tc>
+        <w:tc>
+          <w:tcPr>
+            <w:tcW w:type="dxa" w:w="5000"/>
+            <w:tcBorders>
+              <w:top w:val="single" w:color="BFBFBF" w:sz="4"/>
+              <w:left w:val="single" w:color="BFBFBF" w:sz="4"/>
+              <w:bottom w:val="single" w:color="BFBFBF" w:sz="4"/>
+              <w:right w:val="single" w:color="BFBFBF" w:sz="4"/>
+            </w:tcBorders>
+            <w:shd w:fill="1F3864" w:color="auto" w:val="clear"/>
+            <w:tcMar>
+              <w:top w:type="dxa" w:w="60"/>
+              <w:left w:type="dxa" w:w="100"/>
+              <w:bottom w:type="dxa" w:w="60"/>
+              <w:right w:type="dxa" w:w="100"/>
+            </w:tcMar>
+          </w:tcPr>
+          <w:p>
+            <w:r>
+              <w:rPr>
+                <w:rFonts w:ascii="Arial" w:cs="Arial" w:eastAsia="Arial" w:hAnsi="Arial"/>
+                <w:b/>
+                <w:bCs/>
+                <w:color w:val="FFFFFF"/>
+                <w:sz w:val="18"/>
+                <w:szCs w:val="18"/>
+              </w:rPr>
+              <w:t xml:space="preserve">Поддомен</w:t>
+            </w:r>
+          </w:p>
+        </w:tc>
+        <w:tc>
+          <w:tcPr>
+            <w:tcW w:type="dxa" w:w="2338"/>
+            <w:tcBorders>
+              <w:top w:val="single" w:color="BFBFBF" w:sz="4"/>
+              <w:left w:val="single" w:color="BFBFBF" w:sz="4"/>
+              <w:bottom w:val="single" w:color="BFBFBF" w:sz="4"/>
+              <w:right w:val="single" w:color="BFBFBF" w:sz="4"/>
+            </w:tcBorders>
+            <w:shd w:fill="1F3864" w:color="auto" w:val="clear"/>
+            <w:tcMar>
+              <w:top w:type="dxa" w:w="60"/>
+              <w:left w:type="dxa" w:w="100"/>
+              <w:bottom w:type="dxa" w:w="60"/>
+              <w:right w:type="dxa" w:w="100"/>
+            </w:tcMar>
+          </w:tcPr>
+          <w:p>
+            <w:r>
+              <w:rPr>
+                <w:rFonts w:ascii="Arial" w:cs="Arial" w:eastAsia="Arial" w:hAnsi="Arial"/>
+                <w:b/>
+                <w:bCs/>
+                <w:color w:val="FFFFFF"/>
+                <w:sz w:val="18"/>
+                <w:szCs w:val="18"/>
+              </w:rPr>
+              <w:t xml:space="preserve">Основные кейсы</w:t>
+            </w:r>
+          </w:p>
+        </w:tc>
+        <w:tc>
+          <w:tcPr>
+            <w:tcW w:type="dxa" w:w="1500"/>
+            <w:tcBorders>
+              <w:top w:val="single" w:color="BFBFBF" w:sz="4"/>
+              <w:left w:val="single" w:color="BFBFBF" w:sz="4"/>
+              <w:bottom w:val="single" w:color="BFBFBF" w:sz="4"/>
+              <w:right w:val="single" w:color="BFBFBF" w:sz="4"/>
+            </w:tcBorders>
+            <w:shd w:fill="1F3864" w:color="auto" w:val="clear"/>
+            <w:tcMar>
+              <w:top w:type="dxa" w:w="60"/>
+              <w:left w:type="dxa" w:w="100"/>
+              <w:bottom w:type="dxa" w:w="60"/>
+              <w:right w:type="dxa" w:w="100"/>
+            </w:tcMar>
+          </w:tcPr>
+          <w:p>
+            <w:r>
+              <w:rPr>
+                <w:rFonts w:ascii="Arial" w:cs="Arial" w:eastAsia="Arial" w:hAnsi="Arial"/>
+                <w:b/>
+                <w:bCs/>
+                <w:color w:val="FFFFFF"/>
+                <w:sz w:val="18"/>
+                <w:szCs w:val="18"/>
+              </w:rPr>
+              <w:t xml:space="preserve">Всего</w:t>
+            </w:r>
+          </w:p>
+        </w:tc>
+      </w:tr>
+      <w:tr>
+        <w:tc>
+          <w:tcPr>
+            <w:tcW w:type="dxa" w:w="800"/>
+            <w:tcBorders>
+              <w:top w:val="single" w:color="BFBFBF" w:sz="4"/>
+              <w:left w:val="single" w:color="BFBFBF" w:sz="4"/>
+              <w:bottom w:val="single" w:color="BFBFBF" w:sz="4"/>
+              <w:right w:val="single" w:color="BFBFBF" w:sz="4"/>
+            </w:tcBorders>
+            <w:tcMar>
+              <w:top w:type="dxa" w:w="60"/>
+              <w:left w:type="dxa" w:w="100"/>
+              <w:bottom w:type="dxa" w:w="60"/>
+              <w:right w:type="dxa" w:w="100"/>
+            </w:tcMar>
+          </w:tcPr>
+          <w:p>
+            <w:r>
+              <w:rPr>
+                <w:rFonts w:ascii="Arial" w:cs="Arial" w:eastAsia="Arial" w:hAnsi="Arial"/>
+                <w:b/>
+                <w:bCs/>
+                <w:sz w:val="18"/>
+                <w:szCs w:val="18"/>
+              </w:rPr>
+              <w:t xml:space="preserve">П1</w:t>
+            </w:r>
+          </w:p>
+        </w:tc>
+        <w:tc>
+          <w:tcPr>
+            <w:tcW w:type="dxa" w:w="5000"/>
+            <w:tcBorders>
+              <w:top w:val="single" w:color="BFBFBF" w:sz="4"/>
+              <w:left w:val="single" w:color="BFBFBF" w:sz="4"/>
+              <w:bottom w:val="single" w:color="BFBFBF" w:sz="4"/>
+              <w:right w:val="single" w:color="BFBFBF" w:sz="4"/>
+            </w:tcBorders>
+            <w:tcMar>
+              <w:top w:type="dxa" w:w="60"/>
+              <w:left w:type="dxa" w:w="100"/>
+              <w:bottom w:type="dxa" w:w="60"/>
+              <w:right w:type="dxa" w:w="100"/>
+            </w:tcMar>
+          </w:tcPr>
+          <w:p>
+            <w:r>
+              <w:rPr>
+                <w:rFonts w:ascii="Arial" w:cs="Arial" w:eastAsia="Arial" w:hAnsi="Arial"/>
+                <w:b w:val="false"/>
+                <w:bCs w:val="false"/>
+                <w:sz w:val="18"/>
+                <w:szCs w:val="18"/>
+              </w:rPr>
+              <w:t xml:space="preserve">Консолидация данных из разных источников</w:t>
+            </w:r>
+          </w:p>
+        </w:tc>
+        <w:tc>
+          <w:tcPr>
+            <w:tcW w:type="dxa" w:w="2338"/>
+            <w:tcBorders>
+              <w:top w:val="single" w:color="BFBFBF" w:sz="4"/>
+              <w:left w:val="single" w:color="BFBFBF" w:sz="4"/>
+              <w:bottom w:val="single" w:color="BFBFBF" w:sz="4"/>
+              <w:right w:val="single" w:color="BFBFBF" w:sz="4"/>
+            </w:tcBorders>
+            <w:tcMar>
+              <w:top w:type="dxa" w:w="60"/>
+              <w:left w:type="dxa" w:w="100"/>
+              <w:bottom w:type="dxa" w:w="60"/>
+              <w:right w:type="dxa" w:w="100"/>
+            </w:tcMar>
+          </w:tcPr>
+          <w:p>
+            <w:r>
+              <w:rPr>
+                <w:rFonts w:ascii="Arial" w:cs="Arial" w:eastAsia="Arial" w:hAnsi="Arial"/>
+                <w:b w:val="false"/>
+                <w:bCs w:val="false"/>
+                <w:sz w:val="18"/>
+                <w:szCs w:val="18"/>
+              </w:rPr>
+              <w:t xml:space="preserve">22, 42, 43</w:t>
+            </w:r>
+          </w:p>
+        </w:tc>
+        <w:tc>
+          <w:tcPr>
+            <w:tcW w:type="dxa" w:w="1500"/>
+            <w:tcBorders>
+              <w:top w:val="single" w:color="BFBFBF" w:sz="4"/>
+              <w:left w:val="single" w:color="BFBFBF" w:sz="4"/>
+              <w:bottom w:val="single" w:color="BFBFBF" w:sz="4"/>
+              <w:right w:val="single" w:color="BFBFBF" w:sz="4"/>
+            </w:tcBorders>
+            <w:tcMar>
+              <w:top w:type="dxa" w:w="60"/>
+              <w:left w:type="dxa" w:w="100"/>
+              <w:bottom w:type="dxa" w:w="60"/>
+              <w:right w:type="dxa" w:w="100"/>
+            </w:tcMar>
+          </w:tcPr>
+          <w:p>
+            <w:r>
+              <w:rPr>
+                <w:rFonts w:ascii="Arial" w:cs="Arial" w:eastAsia="Arial" w:hAnsi="Arial"/>
+                <w:b w:val="false"/>
+                <w:bCs w:val="false"/>
+                <w:sz w:val="18"/>
+                <w:szCs w:val="18"/>
+              </w:rPr>
+              <w:t xml:space="preserve">12 (с доп.)</w:t>
+            </w:r>
+          </w:p>
+        </w:tc>
+      </w:tr>
+      <w:tr>
+        <w:tc>
+          <w:tcPr>
+            <w:tcW w:type="dxa" w:w="800"/>
+            <w:tcBorders>
+              <w:top w:val="single" w:color="BFBFBF" w:sz="4"/>
+              <w:left w:val="single" w:color="BFBFBF" w:sz="4"/>
+              <w:bottom w:val="single" w:color="BFBFBF" w:sz="4"/>
+              <w:right w:val="single" w:color="BFBFBF" w:sz="4"/>
+            </w:tcBorders>
+            <w:tcMar>
+              <w:top w:type="dxa" w:w="60"/>
+              <w:left w:type="dxa" w:w="100"/>
+              <w:bottom w:type="dxa" w:w="60"/>
+              <w:right w:type="dxa" w:w="100"/>
+            </w:tcMar>
+          </w:tcPr>
+          <w:p>
+            <w:r>
+              <w:rPr>
+                <w:rFonts w:ascii="Arial" w:cs="Arial" w:eastAsia="Arial" w:hAnsi="Arial"/>
+                <w:b/>
+                <w:bCs/>
+                <w:sz w:val="18"/>
+                <w:szCs w:val="18"/>
+              </w:rPr>
+              <w:t xml:space="preserve">П2</w:t>
+            </w:r>
+          </w:p>
+        </w:tc>
+        <w:tc>
+          <w:tcPr>
+            <w:tcW w:type="dxa" w:w="5000"/>
+            <w:tcBorders>
+              <w:top w:val="single" w:color="BFBFBF" w:sz="4"/>
+              <w:left w:val="single" w:color="BFBFBF" w:sz="4"/>
+              <w:bottom w:val="single" w:color="BFBFBF" w:sz="4"/>
+              <w:right w:val="single" w:color="BFBFBF" w:sz="4"/>
+            </w:tcBorders>
+            <w:tcMar>
+              <w:top w:type="dxa" w:w="60"/>
+              <w:left w:type="dxa" w:w="100"/>
+              <w:bottom w:type="dxa" w:w="60"/>
+              <w:right w:type="dxa" w:w="100"/>
+            </w:tcMar>
+          </w:tcPr>
+          <w:p>
+            <w:r>
+              <w:rPr>
+                <w:rFonts w:ascii="Arial" w:cs="Arial" w:eastAsia="Arial" w:hAnsi="Arial"/>
+                <w:b w:val="false"/>
+                <w:bCs w:val="false"/>
+                <w:sz w:val="18"/>
+                <w:szCs w:val="18"/>
+              </w:rPr>
+              <w:t xml:space="preserve">Анализ и извлечение из больших документов</w:t>
+            </w:r>
+          </w:p>
+        </w:tc>
+        <w:tc>
+          <w:tcPr>
+            <w:tcW w:type="dxa" w:w="2338"/>
+            <w:tcBorders>
+              <w:top w:val="single" w:color="BFBFBF" w:sz="4"/>
+              <w:left w:val="single" w:color="BFBFBF" w:sz="4"/>
+              <w:bottom w:val="single" w:color="BFBFBF" w:sz="4"/>
+              <w:right w:val="single" w:color="BFBFBF" w:sz="4"/>
+            </w:tcBorders>
+            <w:tcMar>
+              <w:top w:type="dxa" w:w="60"/>
+              <w:left w:type="dxa" w:w="100"/>
+              <w:bottom w:type="dxa" w:w="60"/>
+              <w:right w:type="dxa" w:w="100"/>
+            </w:tcMar>
+          </w:tcPr>
+          <w:p>
+            <w:r>
+              <w:rPr>
+                <w:rFonts w:ascii="Arial" w:cs="Arial" w:eastAsia="Arial" w:hAnsi="Arial"/>
+                <w:b w:val="false"/>
+                <w:bCs w:val="false"/>
+                <w:sz w:val="18"/>
+                <w:szCs w:val="18"/>
+              </w:rPr>
+              <w:t xml:space="preserve">7, 37, 39, 47</w:t>
+            </w:r>
+          </w:p>
+        </w:tc>
+        <w:tc>
+          <w:tcPr>
+            <w:tcW w:type="dxa" w:w="1500"/>
+            <w:tcBorders>
+              <w:top w:val="single" w:color="BFBFBF" w:sz="4"/>
+              <w:left w:val="single" w:color="BFBFBF" w:sz="4"/>
+              <w:bottom w:val="single" w:color="BFBFBF" w:sz="4"/>
+              <w:right w:val="single" w:color="BFBFBF" w:sz="4"/>
+            </w:tcBorders>
+            <w:tcMar>
+              <w:top w:type="dxa" w:w="60"/>
+              <w:left w:type="dxa" w:w="100"/>
+              <w:bottom w:type="dxa" w:w="60"/>
+              <w:right w:type="dxa" w:w="100"/>
+            </w:tcMar>
+          </w:tcPr>
+          <w:p>
+            <w:r>
+              <w:rPr>
+                <w:rFonts w:ascii="Arial" w:cs="Arial" w:eastAsia="Arial" w:hAnsi="Arial"/>
+                <w:b w:val="false"/>
+                <w:bCs w:val="false"/>
+                <w:sz w:val="18"/>
+                <w:szCs w:val="18"/>
+              </w:rPr>
+              <w:t xml:space="preserve">11 (с доп.)</w:t>
+            </w:r>
+          </w:p>
+        </w:tc>
+      </w:tr>
+      <w:tr>
+        <w:tc>
+          <w:tcPr>
+            <w:tcW w:type="dxa" w:w="800"/>
+            <w:tcBorders>
+              <w:top w:val="single" w:color="BFBFBF" w:sz="4"/>
+              <w:left w:val="single" w:color="BFBFBF" w:sz="4"/>
+              <w:bottom w:val="single" w:color="BFBFBF" w:sz="4"/>
+              <w:right w:val="single" w:color="BFBFBF" w:sz="4"/>
+            </w:tcBorders>
+            <w:tcMar>
+              <w:top w:type="dxa" w:w="60"/>
+              <w:left w:type="dxa" w:w="100"/>
+              <w:bottom w:type="dxa" w:w="60"/>
+              <w:right w:type="dxa" w:w="100"/>
+            </w:tcMar>
+          </w:tcPr>
+          <w:p>
+            <w:r>
+              <w:rPr>
+                <w:rFonts w:ascii="Arial" w:cs="Arial" w:eastAsia="Arial" w:hAnsi="Arial"/>
+                <w:b/>
+                <w:bCs/>
+                <w:sz w:val="18"/>
+                <w:szCs w:val="18"/>
+              </w:rPr>
+              <w:t xml:space="preserve">П3</w:t>
+            </w:r>
+          </w:p>
+        </w:tc>
+        <w:tc>
+          <w:tcPr>
+            <w:tcW w:type="dxa" w:w="5000"/>
+            <w:tcBorders>
+              <w:top w:val="single" w:color="BFBFBF" w:sz="4"/>
+              <w:left w:val="single" w:color="BFBFBF" w:sz="4"/>
+              <w:bottom w:val="single" w:color="BFBFBF" w:sz="4"/>
+              <w:right w:val="single" w:color="BFBFBF" w:sz="4"/>
+            </w:tcBorders>
+            <w:tcMar>
+              <w:top w:type="dxa" w:w="60"/>
+              <w:left w:type="dxa" w:w="100"/>
+              <w:bottom w:type="dxa" w:w="60"/>
+              <w:right w:type="dxa" w:w="100"/>
+            </w:tcMar>
+          </w:tcPr>
+          <w:p>
+            <w:r>
+              <w:rPr>
+                <w:rFonts w:ascii="Arial" w:cs="Arial" w:eastAsia="Arial" w:hAnsi="Arial"/>
+                <w:b w:val="false"/>
+                <w:bCs w:val="false"/>
+                <w:sz w:val="18"/>
+                <w:szCs w:val="18"/>
+              </w:rPr>
+              <w:t xml:space="preserve">Проверка на соответствие нормам, срокам и эталонам</w:t>
+            </w:r>
+          </w:p>
+        </w:tc>
+        <w:tc>
+          <w:tcPr>
+            <w:tcW w:type="dxa" w:w="2338"/>
+            <w:tcBorders>
+              <w:top w:val="single" w:color="BFBFBF" w:sz="4"/>
+              <w:left w:val="single" w:color="BFBFBF" w:sz="4"/>
+              <w:bottom w:val="single" w:color="BFBFBF" w:sz="4"/>
+              <w:right w:val="single" w:color="BFBFBF" w:sz="4"/>
+            </w:tcBorders>
+            <w:tcMar>
+              <w:top w:type="dxa" w:w="60"/>
+              <w:left w:type="dxa" w:w="100"/>
+              <w:bottom w:type="dxa" w:w="60"/>
+              <w:right w:type="dxa" w:w="100"/>
+            </w:tcMar>
+          </w:tcPr>
+          <w:p>
+            <w:r>
+              <w:rPr>
+                <w:rFonts w:ascii="Arial" w:cs="Arial" w:eastAsia="Arial" w:hAnsi="Arial"/>
+                <w:b w:val="false"/>
+                <w:bCs w:val="false"/>
+                <w:sz w:val="18"/>
+                <w:szCs w:val="18"/>
+              </w:rPr>
+              <w:t xml:space="preserve">6, 14, 35, 41</w:t>
+            </w:r>
+          </w:p>
+        </w:tc>
+        <w:tc>
+          <w:tcPr>
+            <w:tcW w:type="dxa" w:w="1500"/>
+            <w:tcBorders>
+              <w:top w:val="single" w:color="BFBFBF" w:sz="4"/>
+              <w:left w:val="single" w:color="BFBFBF" w:sz="4"/>
+              <w:bottom w:val="single" w:color="BFBFBF" w:sz="4"/>
+              <w:right w:val="single" w:color="BFBFBF" w:sz="4"/>
+            </w:tcBorders>
+            <w:tcMar>
+              <w:top w:type="dxa" w:w="60"/>
+              <w:left w:type="dxa" w:w="100"/>
+              <w:bottom w:type="dxa" w:w="60"/>
+              <w:right w:type="dxa" w:w="100"/>
+            </w:tcMar>
+          </w:tcPr>
+          <w:p>
+            <w:r>
+              <w:rPr>
+                <w:rFonts w:ascii="Arial" w:cs="Arial" w:eastAsia="Arial" w:hAnsi="Arial"/>
+                <w:b w:val="false"/>
+                <w:bCs w:val="false"/>
+                <w:sz w:val="18"/>
+                <w:szCs w:val="18"/>
+              </w:rPr>
+              <w:t xml:space="preserve">6 (с доп.)</w:t>
+            </w:r>
+          </w:p>
+        </w:tc>
+      </w:tr>
+      <w:tr>
+        <w:tc>
+          <w:tcPr>
+            <w:tcW w:type="dxa" w:w="800"/>
+            <w:tcBorders>
+              <w:top w:val="single" w:color="BFBFBF" w:sz="4"/>
+              <w:left w:val="single" w:color="BFBFBF" w:sz="4"/>
+              <w:bottom w:val="single" w:color="BFBFBF" w:sz="4"/>
+              <w:right w:val="single" w:color="BFBFBF" w:sz="4"/>
+            </w:tcBorders>
+            <w:tcMar>
+              <w:top w:type="dxa" w:w="60"/>
+              <w:left w:type="dxa" w:w="100"/>
+              <w:bottom w:type="dxa" w:w="60"/>
+              <w:right w:type="dxa" w:w="100"/>
+            </w:tcMar>
+          </w:tcPr>
+          <w:p>
+            <w:r>
+              <w:rPr>
+                <w:rFonts w:ascii="Arial" w:cs="Arial" w:eastAsia="Arial" w:hAnsi="Arial"/>
+                <w:b/>
+                <w:bCs/>
+                <w:sz w:val="18"/>
+                <w:szCs w:val="18"/>
+              </w:rPr>
+              <w:t xml:space="preserve">П4</w:t>
+            </w:r>
+          </w:p>
+        </w:tc>
+        <w:tc>
+          <w:tcPr>
+            <w:tcW w:type="dxa" w:w="5000"/>
+            <w:tcBorders>
+              <w:top w:val="single" w:color="BFBFBF" w:sz="4"/>
+              <w:left w:val="single" w:color="BFBFBF" w:sz="4"/>
+              <w:bottom w:val="single" w:color="BFBFBF" w:sz="4"/>
+              <w:right w:val="single" w:color="BFBFBF" w:sz="4"/>
+            </w:tcBorders>
+            <w:tcMar>
+              <w:top w:type="dxa" w:w="60"/>
+              <w:left w:type="dxa" w:w="100"/>
+              <w:bottom w:type="dxa" w:w="60"/>
+              <w:right w:type="dxa" w:w="100"/>
+            </w:tcMar>
+          </w:tcPr>
+          <w:p>
+            <w:r>
+              <w:rPr>
+                <w:rFonts w:ascii="Arial" w:cs="Arial" w:eastAsia="Arial" w:hAnsi="Arial"/>
+                <w:b w:val="false"/>
+                <w:bCs w:val="false"/>
+                <w:sz w:val="18"/>
+                <w:szCs w:val="18"/>
+              </w:rPr>
+              <w:t xml:space="preserve">Сверка и сопоставление записей</w:t>
+            </w:r>
+          </w:p>
+        </w:tc>
+        <w:tc>
+          <w:tcPr>
+            <w:tcW w:type="dxa" w:w="2338"/>
+            <w:tcBorders>
+              <w:top w:val="single" w:color="BFBFBF" w:sz="4"/>
+              <w:left w:val="single" w:color="BFBFBF" w:sz="4"/>
+              <w:bottom w:val="single" w:color="BFBFBF" w:sz="4"/>
+              <w:right w:val="single" w:color="BFBFBF" w:sz="4"/>
+            </w:tcBorders>
+            <w:tcMar>
+              <w:top w:type="dxa" w:w="60"/>
+              <w:left w:type="dxa" w:w="100"/>
+              <w:bottom w:type="dxa" w:w="60"/>
+              <w:right w:type="dxa" w:w="100"/>
+            </w:tcMar>
+          </w:tcPr>
+          <w:p>
+            <w:r>
+              <w:rPr>
+                <w:rFonts w:ascii="Arial" w:cs="Arial" w:eastAsia="Arial" w:hAnsi="Arial"/>
+                <w:b w:val="false"/>
+                <w:bCs w:val="false"/>
+                <w:sz w:val="18"/>
+                <w:szCs w:val="18"/>
+              </w:rPr>
+              <w:t xml:space="preserve">1, 2, 16, 32</w:t>
+            </w:r>
+          </w:p>
+        </w:tc>
+        <w:tc>
+          <w:tcPr>
+            <w:tcW w:type="dxa" w:w="1500"/>
+            <w:tcBorders>
+              <w:top w:val="single" w:color="BFBFBF" w:sz="4"/>
+              <w:left w:val="single" w:color="BFBFBF" w:sz="4"/>
+              <w:bottom w:val="single" w:color="BFBFBF" w:sz="4"/>
+              <w:right w:val="single" w:color="BFBFBF" w:sz="4"/>
+            </w:tcBorders>
+            <w:tcMar>
+              <w:top w:type="dxa" w:w="60"/>
+              <w:left w:type="dxa" w:w="100"/>
+              <w:bottom w:type="dxa" w:w="60"/>
+              <w:right w:type="dxa" w:w="100"/>
+            </w:tcMar>
+          </w:tcPr>
+          <w:p>
+            <w:r>
+              <w:rPr>
+                <w:rFonts w:ascii="Arial" w:cs="Arial" w:eastAsia="Arial" w:hAnsi="Arial"/>
+                <w:b w:val="false"/>
+                <w:bCs w:val="false"/>
+                <w:sz w:val="18"/>
+                <w:szCs w:val="18"/>
+              </w:rPr>
+              <w:t xml:space="preserve">5 (с доп.)</w:t>
+            </w:r>
+          </w:p>
+        </w:tc>
+      </w:tr>
+      <w:tr>
+        <w:tc>
+          <w:tcPr>
+            <w:tcW w:type="dxa" w:w="800"/>
+            <w:tcBorders>
+              <w:top w:val="single" w:color="BFBFBF" w:sz="4"/>
+              <w:left w:val="single" w:color="BFBFBF" w:sz="4"/>
+              <w:bottom w:val="single" w:color="BFBFBF" w:sz="4"/>
+              <w:right w:val="single" w:color="BFBFBF" w:sz="4"/>
+            </w:tcBorders>
+            <w:tcMar>
+              <w:top w:type="dxa" w:w="60"/>
+              <w:left w:type="dxa" w:w="100"/>
+              <w:bottom w:type="dxa" w:w="60"/>
+              <w:right w:type="dxa" w:w="100"/>
+            </w:tcMar>
+          </w:tcPr>
+          <w:p>
+            <w:r>
+              <w:rPr>
+                <w:rFonts w:ascii="Arial" w:cs="Arial" w:eastAsia="Arial" w:hAnsi="Arial"/>
+                <w:b/>
+                <w:bCs/>
+                <w:sz w:val="18"/>
+                <w:szCs w:val="18"/>
+              </w:rPr>
+              <w:t xml:space="preserve">П5</w:t>
+            </w:r>
+          </w:p>
+        </w:tc>
+        <w:tc>
+          <w:tcPr>
+            <w:tcW w:type="dxa" w:w="5000"/>
+            <w:tcBorders>
+              <w:top w:val="single" w:color="BFBFBF" w:sz="4"/>
+              <w:left w:val="single" w:color="BFBFBF" w:sz="4"/>
+              <w:bottom w:val="single" w:color="BFBFBF" w:sz="4"/>
+              <w:right w:val="single" w:color="BFBFBF" w:sz="4"/>
+            </w:tcBorders>
+            <w:tcMar>
+              <w:top w:type="dxa" w:w="60"/>
+              <w:left w:type="dxa" w:w="100"/>
+              <w:bottom w:type="dxa" w:w="60"/>
+              <w:right w:type="dxa" w:w="100"/>
+            </w:tcMar>
+          </w:tcPr>
+          <w:p>
+            <w:r>
+              <w:rPr>
+                <w:rFonts w:ascii="Arial" w:cs="Arial" w:eastAsia="Arial" w:hAnsi="Arial"/>
+                <w:b w:val="false"/>
+                <w:bCs w:val="false"/>
+                <w:sz w:val="18"/>
+                <w:szCs w:val="18"/>
+              </w:rPr>
+              <w:t xml:space="preserve">Классификация, дедубликация и кластеризация</w:t>
+            </w:r>
+          </w:p>
+        </w:tc>
+        <w:tc>
+          <w:tcPr>
+            <w:tcW w:type="dxa" w:w="2338"/>
+            <w:tcBorders>
+              <w:top w:val="single" w:color="BFBFBF" w:sz="4"/>
+              <w:left w:val="single" w:color="BFBFBF" w:sz="4"/>
+              <w:bottom w:val="single" w:color="BFBFBF" w:sz="4"/>
+              <w:right w:val="single" w:color="BFBFBF" w:sz="4"/>
+            </w:tcBorders>
+            <w:tcMar>
+              <w:top w:type="dxa" w:w="60"/>
+              <w:left w:type="dxa" w:w="100"/>
+              <w:bottom w:type="dxa" w:w="60"/>
+              <w:right w:type="dxa" w:w="100"/>
+            </w:tcMar>
+          </w:tcPr>
+          <w:p>
+            <w:r>
+              <w:rPr>
+                <w:rFonts w:ascii="Arial" w:cs="Arial" w:eastAsia="Arial" w:hAnsi="Arial"/>
+                <w:b w:val="false"/>
+                <w:bCs w:val="false"/>
+                <w:sz w:val="18"/>
+                <w:szCs w:val="18"/>
+              </w:rPr>
+              <w:t xml:space="preserve">13, 15, 21, 36</w:t>
+            </w:r>
+          </w:p>
+        </w:tc>
+        <w:tc>
+          <w:tcPr>
+            <w:tcW w:type="dxa" w:w="1500"/>
+            <w:tcBorders>
+              <w:top w:val="single" w:color="BFBFBF" w:sz="4"/>
+              <w:left w:val="single" w:color="BFBFBF" w:sz="4"/>
+              <w:bottom w:val="single" w:color="BFBFBF" w:sz="4"/>
+              <w:right w:val="single" w:color="BFBFBF" w:sz="4"/>
+            </w:tcBorders>
+            <w:tcMar>
+              <w:top w:type="dxa" w:w="60"/>
+              <w:left w:type="dxa" w:w="100"/>
+              <w:bottom w:type="dxa" w:w="60"/>
+              <w:right w:type="dxa" w:w="100"/>
+            </w:tcMar>
+          </w:tcPr>
+          <w:p>
+            <w:r>
+              <w:rPr>
+                <w:rFonts w:ascii="Arial" w:cs="Arial" w:eastAsia="Arial" w:hAnsi="Arial"/>
+                <w:b w:val="false"/>
+                <w:bCs w:val="false"/>
+                <w:sz w:val="18"/>
+                <w:szCs w:val="18"/>
+              </w:rPr>
+              <w:t xml:space="preserve">8 (с доп.)</w:t>
+            </w:r>
+          </w:p>
+        </w:tc>
+      </w:tr>
+      <w:tr>
+        <w:tc>
+          <w:tcPr>
+            <w:tcW w:type="dxa" w:w="800"/>
+            <w:tcBorders>
+              <w:top w:val="single" w:color="BFBFBF" w:sz="4"/>
+              <w:left w:val="single" w:color="BFBFBF" w:sz="4"/>
+              <w:bottom w:val="single" w:color="BFBFBF" w:sz="4"/>
+              <w:right w:val="single" w:color="BFBFBF" w:sz="4"/>
+            </w:tcBorders>
+            <w:tcMar>
+              <w:top w:type="dxa" w:w="60"/>
+              <w:left w:type="dxa" w:w="100"/>
+              <w:bottom w:type="dxa" w:w="60"/>
+              <w:right w:type="dxa" w:w="100"/>
+            </w:tcMar>
+          </w:tcPr>
+          <w:p>
+            <w:r>
+              <w:rPr>
+                <w:rFonts w:ascii="Arial" w:cs="Arial" w:eastAsia="Arial" w:hAnsi="Arial"/>
+                <w:b/>
+                <w:bCs/>
+                <w:sz w:val="18"/>
+                <w:szCs w:val="18"/>
+              </w:rPr>
+              <w:t xml:space="preserve">П6</w:t>
+            </w:r>
+          </w:p>
+        </w:tc>
+        <w:tc>
+          <w:tcPr>
+            <w:tcW w:type="dxa" w:w="5000"/>
+            <w:tcBorders>
+              <w:top w:val="single" w:color="BFBFBF" w:sz="4"/>
+              <w:left w:val="single" w:color="BFBFBF" w:sz="4"/>
+              <w:bottom w:val="single" w:color="BFBFBF" w:sz="4"/>
+              <w:right w:val="single" w:color="BFBFBF" w:sz="4"/>
+            </w:tcBorders>
+            <w:tcMar>
+              <w:top w:type="dxa" w:w="60"/>
+              <w:left w:type="dxa" w:w="100"/>
+              <w:bottom w:type="dxa" w:w="60"/>
+              <w:right w:type="dxa" w:w="100"/>
+            </w:tcMar>
+          </w:tcPr>
+          <w:p>
+            <w:r>
+              <w:rPr>
+                <w:rFonts w:ascii="Arial" w:cs="Arial" w:eastAsia="Arial" w:hAnsi="Arial"/>
+                <w:b w:val="false"/>
+                <w:bCs w:val="false"/>
+                <w:sz w:val="18"/>
+                <w:szCs w:val="18"/>
+              </w:rPr>
+              <w:t xml:space="preserve">Подготовка документов и справок</w:t>
+            </w:r>
+          </w:p>
+        </w:tc>
+        <w:tc>
+          <w:tcPr>
+            <w:tcW w:type="dxa" w:w="2338"/>
+            <w:tcBorders>
+              <w:top w:val="single" w:color="BFBFBF" w:sz="4"/>
+              <w:left w:val="single" w:color="BFBFBF" w:sz="4"/>
+              <w:bottom w:val="single" w:color="BFBFBF" w:sz="4"/>
+              <w:right w:val="single" w:color="BFBFBF" w:sz="4"/>
+            </w:tcBorders>
+            <w:tcMar>
+              <w:top w:type="dxa" w:w="60"/>
+              <w:left w:type="dxa" w:w="100"/>
+              <w:bottom w:type="dxa" w:w="60"/>
+              <w:right w:type="dxa" w:w="100"/>
+            </w:tcMar>
+          </w:tcPr>
+          <w:p>
+            <w:r>
+              <w:rPr>
+                <w:rFonts w:ascii="Arial" w:cs="Arial" w:eastAsia="Arial" w:hAnsi="Arial"/>
+                <w:b w:val="false"/>
+                <w:bCs w:val="false"/>
+                <w:sz w:val="18"/>
+                <w:szCs w:val="18"/>
+              </w:rPr>
+              <w:t xml:space="preserve">5, 11, 33, 44</w:t>
+            </w:r>
+          </w:p>
+        </w:tc>
+        <w:tc>
+          <w:tcPr>
+            <w:tcW w:type="dxa" w:w="1500"/>
+            <w:tcBorders>
+              <w:top w:val="single" w:color="BFBFBF" w:sz="4"/>
+              <w:left w:val="single" w:color="BFBFBF" w:sz="4"/>
+              <w:bottom w:val="single" w:color="BFBFBF" w:sz="4"/>
+              <w:right w:val="single" w:color="BFBFBF" w:sz="4"/>
+            </w:tcBorders>
+            <w:tcMar>
+              <w:top w:type="dxa" w:w="60"/>
+              <w:left w:type="dxa" w:w="100"/>
+              <w:bottom w:type="dxa" w:w="60"/>
+              <w:right w:type="dxa" w:w="100"/>
+            </w:tcMar>
+          </w:tcPr>
+          <w:p>
+            <w:r>
+              <w:rPr>
+                <w:rFonts w:ascii="Arial" w:cs="Arial" w:eastAsia="Arial" w:hAnsi="Arial"/>
+                <w:b w:val="false"/>
+                <w:bCs w:val="false"/>
+                <w:sz w:val="18"/>
+                <w:szCs w:val="18"/>
+              </w:rPr>
+              <w:t xml:space="preserve">11 (с доп.)</w:t>
+            </w:r>
+          </w:p>
+        </w:tc>
+      </w:tr>
+      <w:tr>
+        <w:tc>
+          <w:tcPr>
+            <w:tcW w:type="dxa" w:w="800"/>
+            <w:tcBorders>
+              <w:top w:val="single" w:color="BFBFBF" w:sz="4"/>
+              <w:left w:val="single" w:color="BFBFBF" w:sz="4"/>
+              <w:bottom w:val="single" w:color="BFBFBF" w:sz="4"/>
+              <w:right w:val="single" w:color="BFBFBF" w:sz="4"/>
+            </w:tcBorders>
+            <w:tcMar>
+              <w:top w:type="dxa" w:w="60"/>
+              <w:left w:type="dxa" w:w="100"/>
+              <w:bottom w:type="dxa" w:w="60"/>
+              <w:right w:type="dxa" w:w="100"/>
+            </w:tcMar>
+          </w:tcPr>
+          <w:p>
+            <w:r>
+              <w:rPr>
+                <w:rFonts w:ascii="Arial" w:cs="Arial" w:eastAsia="Arial" w:hAnsi="Arial"/>
+                <w:b/>
+                <w:bCs/>
+                <w:sz w:val="18"/>
+                <w:szCs w:val="18"/>
+              </w:rPr>
+              <w:t xml:space="preserve">П7</w:t>
+            </w:r>
+          </w:p>
+        </w:tc>
+        <w:tc>
+          <w:tcPr>
+            <w:tcW w:type="dxa" w:w="5000"/>
+            <w:tcBorders>
+              <w:top w:val="single" w:color="BFBFBF" w:sz="4"/>
+              <w:left w:val="single" w:color="BFBFBF" w:sz="4"/>
+              <w:bottom w:val="single" w:color="BFBFBF" w:sz="4"/>
+              <w:right w:val="single" w:color="BFBFBF" w:sz="4"/>
+            </w:tcBorders>
+            <w:tcMar>
+              <w:top w:type="dxa" w:w="60"/>
+              <w:left w:type="dxa" w:w="100"/>
+              <w:bottom w:type="dxa" w:w="60"/>
+              <w:right w:type="dxa" w:w="100"/>
+            </w:tcMar>
+          </w:tcPr>
+          <w:p>
+            <w:r>
+              <w:rPr>
+                <w:rFonts w:ascii="Arial" w:cs="Arial" w:eastAsia="Arial" w:hAnsi="Arial"/>
+                <w:b w:val="false"/>
+                <w:bCs w:val="false"/>
+                <w:sz w:val="18"/>
+                <w:szCs w:val="18"/>
+              </w:rPr>
+              <w:t xml:space="preserve">Сбор данных из внешних источников</w:t>
+            </w:r>
+          </w:p>
+        </w:tc>
+        <w:tc>
+          <w:tcPr>
+            <w:tcW w:type="dxa" w:w="2338"/>
+            <w:tcBorders>
+              <w:top w:val="single" w:color="BFBFBF" w:sz="4"/>
+              <w:left w:val="single" w:color="BFBFBF" w:sz="4"/>
+              <w:bottom w:val="single" w:color="BFBFBF" w:sz="4"/>
+              <w:right w:val="single" w:color="BFBFBF" w:sz="4"/>
+            </w:tcBorders>
+            <w:tcMar>
+              <w:top w:type="dxa" w:w="60"/>
+              <w:left w:type="dxa" w:w="100"/>
+              <w:bottom w:type="dxa" w:w="60"/>
+              <w:right w:type="dxa" w:w="100"/>
+            </w:tcMar>
+          </w:tcPr>
+          <w:p>
+            <w:r>
+              <w:rPr>
+                <w:rFonts w:ascii="Arial" w:cs="Arial" w:eastAsia="Arial" w:hAnsi="Arial"/>
+                <w:b w:val="false"/>
+                <w:bCs w:val="false"/>
+                <w:sz w:val="18"/>
+                <w:szCs w:val="18"/>
+              </w:rPr>
+              <w:t xml:space="preserve">8, 23, 24</w:t>
+            </w:r>
+          </w:p>
+        </w:tc>
+        <w:tc>
+          <w:tcPr>
+            <w:tcW w:type="dxa" w:w="1500"/>
+            <w:tcBorders>
+              <w:top w:val="single" w:color="BFBFBF" w:sz="4"/>
+              <w:left w:val="single" w:color="BFBFBF" w:sz="4"/>
+              <w:bottom w:val="single" w:color="BFBFBF" w:sz="4"/>
+              <w:right w:val="single" w:color="BFBFBF" w:sz="4"/>
+            </w:tcBorders>
+            <w:tcMar>
+              <w:top w:type="dxa" w:w="60"/>
+              <w:left w:type="dxa" w:w="100"/>
+              <w:bottom w:type="dxa" w:w="60"/>
+              <w:right w:type="dxa" w:w="100"/>
+            </w:tcMar>
+          </w:tcPr>
+          <w:p>
+            <w:r>
+              <w:rPr>
+                <w:rFonts w:ascii="Arial" w:cs="Arial" w:eastAsia="Arial" w:hAnsi="Arial"/>
+                <w:b w:val="false"/>
+                <w:bCs w:val="false"/>
+                <w:sz w:val="18"/>
+                <w:szCs w:val="18"/>
+              </w:rPr>
+              <w:t xml:space="preserve">8 (с доп.)</w:t>
+            </w:r>
+          </w:p>
+        </w:tc>
+      </w:tr>
+      <w:tr>
+        <w:tc>
+          <w:tcPr>
+            <w:tcW w:type="dxa" w:w="800"/>
+            <w:tcBorders>
+              <w:top w:val="single" w:color="BFBFBF" w:sz="4"/>
+              <w:left w:val="single" w:color="BFBFBF" w:sz="4"/>
+              <w:bottom w:val="single" w:color="BFBFBF" w:sz="4"/>
+              <w:right w:val="single" w:color="BFBFBF" w:sz="4"/>
+            </w:tcBorders>
+            <w:tcMar>
+              <w:top w:type="dxa" w:w="60"/>
+              <w:left w:type="dxa" w:w="100"/>
+              <w:bottom w:type="dxa" w:w="60"/>
+              <w:right w:type="dxa" w:w="100"/>
+            </w:tcMar>
+          </w:tcPr>
+          <w:p>
+            <w:r>
+              <w:rPr>
+                <w:rFonts w:ascii="Arial" w:cs="Arial" w:eastAsia="Arial" w:hAnsi="Arial"/>
+                <w:b/>
+                <w:bCs/>
+                <w:sz w:val="18"/>
+                <w:szCs w:val="18"/>
+              </w:rPr>
+              <w:t xml:space="preserve">П8</w:t>
+            </w:r>
+          </w:p>
+        </w:tc>
+        <w:tc>
+          <w:tcPr>
+            <w:tcW w:type="dxa" w:w="5000"/>
+            <w:tcBorders>
+              <w:top w:val="single" w:color="BFBFBF" w:sz="4"/>
+              <w:left w:val="single" w:color="BFBFBF" w:sz="4"/>
+              <w:bottom w:val="single" w:color="BFBFBF" w:sz="4"/>
+              <w:right w:val="single" w:color="BFBFBF" w:sz="4"/>
+            </w:tcBorders>
+            <w:tcMar>
+              <w:top w:type="dxa" w:w="60"/>
+              <w:left w:type="dxa" w:w="100"/>
+              <w:bottom w:type="dxa" w:w="60"/>
+              <w:right w:type="dxa" w:w="100"/>
+            </w:tcMar>
+          </w:tcPr>
+          <w:p>
+            <w:r>
+              <w:rPr>
+                <w:rFonts w:ascii="Arial" w:cs="Arial" w:eastAsia="Arial" w:hAnsi="Arial"/>
+                <w:b w:val="false"/>
+                <w:bCs w:val="false"/>
+                <w:sz w:val="18"/>
+                <w:szCs w:val="18"/>
+              </w:rPr>
+              <w:t xml:space="preserve">Аналитика, дашборды и регулярная отчётность</w:t>
+            </w:r>
+          </w:p>
+        </w:tc>
+        <w:tc>
+          <w:tcPr>
+            <w:tcW w:type="dxa" w:w="2338"/>
+            <w:tcBorders>
+              <w:top w:val="single" w:color="BFBFBF" w:sz="4"/>
+              <w:left w:val="single" w:color="BFBFBF" w:sz="4"/>
+              <w:bottom w:val="single" w:color="BFBFBF" w:sz="4"/>
+              <w:right w:val="single" w:color="BFBFBF" w:sz="4"/>
+            </w:tcBorders>
+            <w:tcMar>
+              <w:top w:type="dxa" w:w="60"/>
+              <w:left w:type="dxa" w:w="100"/>
+              <w:bottom w:type="dxa" w:w="60"/>
+              <w:right w:type="dxa" w:w="100"/>
+            </w:tcMar>
+          </w:tcPr>
+          <w:p>
+            <w:r>
+              <w:rPr>
+                <w:rFonts w:ascii="Arial" w:cs="Arial" w:eastAsia="Arial" w:hAnsi="Arial"/>
+                <w:b w:val="false"/>
+                <w:bCs w:val="false"/>
+                <w:sz w:val="18"/>
+                <w:szCs w:val="18"/>
+              </w:rPr>
+              <w:t xml:space="preserve">3, 12, 25, 26, 28, 29, 34, 40, 46</w:t>
+            </w:r>
+          </w:p>
+        </w:tc>
+        <w:tc>
+          <w:tcPr>
+            <w:tcW w:type="dxa" w:w="1500"/>
+            <w:tcBorders>
+              <w:top w:val="single" w:color="BFBFBF" w:sz="4"/>
+              <w:left w:val="single" w:color="BFBFBF" w:sz="4"/>
+              <w:bottom w:val="single" w:color="BFBFBF" w:sz="4"/>
+              <w:right w:val="single" w:color="BFBFBF" w:sz="4"/>
+            </w:tcBorders>
+            <w:tcMar>
+              <w:top w:type="dxa" w:w="60"/>
+              <w:left w:type="dxa" w:w="100"/>
+              <w:bottom w:type="dxa" w:w="60"/>
+              <w:right w:type="dxa" w:w="100"/>
+            </w:tcMar>
+          </w:tcPr>
+          <w:p>
+            <w:r>
+              <w:rPr>
+                <w:rFonts w:ascii="Arial" w:cs="Arial" w:eastAsia="Arial" w:hAnsi="Arial"/>
+                <w:b w:val="false"/>
+                <w:bCs w:val="false"/>
+                <w:sz w:val="18"/>
+                <w:szCs w:val="18"/>
+              </w:rPr>
+              <w:t xml:space="preserve">12 (с доп.)</w:t>
+            </w:r>
+          </w:p>
+        </w:tc>
+      </w:tr>
+      <w:tr>
+        <w:tc>
+          <w:tcPr>
+            <w:tcW w:type="dxa" w:w="800"/>
+            <w:tcBorders>
+              <w:top w:val="single" w:color="BFBFBF" w:sz="4"/>
+              <w:left w:val="single" w:color="BFBFBF" w:sz="4"/>
+              <w:bottom w:val="single" w:color="BFBFBF" w:sz="4"/>
+              <w:right w:val="single" w:color="BFBFBF" w:sz="4"/>
+            </w:tcBorders>
+            <w:tcMar>
+              <w:top w:type="dxa" w:w="60"/>
+              <w:left w:type="dxa" w:w="100"/>
+              <w:bottom w:type="dxa" w:w="60"/>
+              <w:right w:type="dxa" w:w="100"/>
+            </w:tcMar>
+          </w:tcPr>
+          <w:p>
+            <w:r>
+              <w:rPr>
+                <w:rFonts w:ascii="Arial" w:cs="Arial" w:eastAsia="Arial" w:hAnsi="Arial"/>
+                <w:b/>
+                <w:bCs/>
+                <w:sz w:val="18"/>
+                <w:szCs w:val="18"/>
+              </w:rPr>
+              <w:t xml:space="preserve">П9</w:t>
+            </w:r>
+          </w:p>
+        </w:tc>
+        <w:tc>
+          <w:tcPr>
+            <w:tcW w:type="dxa" w:w="5000"/>
+            <w:tcBorders>
+              <w:top w:val="single" w:color="BFBFBF" w:sz="4"/>
+              <w:left w:val="single" w:color="BFBFBF" w:sz="4"/>
+              <w:bottom w:val="single" w:color="BFBFBF" w:sz="4"/>
+              <w:right w:val="single" w:color="BFBFBF" w:sz="4"/>
+            </w:tcBorders>
+            <w:tcMar>
+              <w:top w:type="dxa" w:w="60"/>
+              <w:left w:type="dxa" w:w="100"/>
+              <w:bottom w:type="dxa" w:w="60"/>
+              <w:right w:type="dxa" w:w="100"/>
+            </w:tcMar>
+          </w:tcPr>
+          <w:p>
+            <w:r>
+              <w:rPr>
+                <w:rFonts w:ascii="Arial" w:cs="Arial" w:eastAsia="Arial" w:hAnsi="Arial"/>
+                <w:b w:val="false"/>
+                <w:bCs w:val="false"/>
+                <w:sz w:val="18"/>
+                <w:szCs w:val="18"/>
+              </w:rPr>
+              <w:t xml:space="preserve">Оценка платежеспособности, стоимости и рисков</w:t>
+            </w:r>
+          </w:p>
+        </w:tc>
+        <w:tc>
+          <w:tcPr>
+            <w:tcW w:type="dxa" w:w="2338"/>
+            <w:tcBorders>
+              <w:top w:val="single" w:color="BFBFBF" w:sz="4"/>
+              <w:left w:val="single" w:color="BFBFBF" w:sz="4"/>
+              <w:bottom w:val="single" w:color="BFBFBF" w:sz="4"/>
+              <w:right w:val="single" w:color="BFBFBF" w:sz="4"/>
+            </w:tcBorders>
+            <w:tcMar>
+              <w:top w:type="dxa" w:w="60"/>
+              <w:left w:type="dxa" w:w="100"/>
+              <w:bottom w:type="dxa" w:w="60"/>
+              <w:right w:type="dxa" w:w="100"/>
+            </w:tcMar>
+          </w:tcPr>
+          <w:p>
+            <w:r>
+              <w:rPr>
+                <w:rFonts w:ascii="Arial" w:cs="Arial" w:eastAsia="Arial" w:hAnsi="Arial"/>
+                <w:b w:val="false"/>
+                <w:bCs w:val="false"/>
+                <w:sz w:val="18"/>
+                <w:szCs w:val="18"/>
+              </w:rPr>
+              <w:t xml:space="preserve">9, 10, 27, 38, 45</w:t>
+            </w:r>
+          </w:p>
+        </w:tc>
+        <w:tc>
+          <w:tcPr>
+            <w:tcW w:type="dxa" w:w="1500"/>
+            <w:tcBorders>
+              <w:top w:val="single" w:color="BFBFBF" w:sz="4"/>
+              <w:left w:val="single" w:color="BFBFBF" w:sz="4"/>
+              <w:bottom w:val="single" w:color="BFBFBF" w:sz="4"/>
+              <w:right w:val="single" w:color="BFBFBF" w:sz="4"/>
+            </w:tcBorders>
+            <w:tcMar>
+              <w:top w:type="dxa" w:w="60"/>
+              <w:left w:type="dxa" w:w="100"/>
+              <w:bottom w:type="dxa" w:w="60"/>
+              <w:right w:type="dxa" w:w="100"/>
+            </w:tcMar>
+          </w:tcPr>
+          <w:p>
+            <w:r>
+              <w:rPr>
+                <w:rFonts w:ascii="Arial" w:cs="Arial" w:eastAsia="Arial" w:hAnsi="Arial"/>
+                <w:b w:val="false"/>
+                <w:bCs w:val="false"/>
+                <w:sz w:val="18"/>
+                <w:szCs w:val="18"/>
+              </w:rPr>
+              <w:t xml:space="preserve">5 (с доп.)</w:t>
+            </w:r>
+          </w:p>
+        </w:tc>
+      </w:tr>
+      <w:tr>
+        <w:tc>
+          <w:tcPr>
+            <w:tcW w:type="dxa" w:w="800"/>
+            <w:tcBorders>
+              <w:top w:val="single" w:color="BFBFBF" w:sz="4"/>
+              <w:left w:val="single" w:color="BFBFBF" w:sz="4"/>
+              <w:bottom w:val="single" w:color="BFBFBF" w:sz="4"/>
+              <w:right w:val="single" w:color="BFBFBF" w:sz="4"/>
+            </w:tcBorders>
+            <w:tcMar>
+              <w:top w:type="dxa" w:w="60"/>
+              <w:left w:type="dxa" w:w="100"/>
+              <w:bottom w:type="dxa" w:w="60"/>
+              <w:right w:type="dxa" w:w="100"/>
+            </w:tcMar>
+          </w:tcPr>
+          <w:p>
+            <w:r>
+              <w:rPr>
+                <w:rFonts w:ascii="Arial" w:cs="Arial" w:eastAsia="Arial" w:hAnsi="Arial"/>
+                <w:b/>
+                <w:bCs/>
+                <w:sz w:val="18"/>
+                <w:szCs w:val="18"/>
+              </w:rPr>
+              <w:t xml:space="preserve">П10</w:t>
+            </w:r>
+          </w:p>
+        </w:tc>
+        <w:tc>
+          <w:tcPr>
+            <w:tcW w:type="dxa" w:w="5000"/>
+            <w:tcBorders>
+              <w:top w:val="single" w:color="BFBFBF" w:sz="4"/>
+              <w:left w:val="single" w:color="BFBFBF" w:sz="4"/>
+              <w:bottom w:val="single" w:color="BFBFBF" w:sz="4"/>
+              <w:right w:val="single" w:color="BFBFBF" w:sz="4"/>
+            </w:tcBorders>
+            <w:tcMar>
+              <w:top w:type="dxa" w:w="60"/>
+              <w:left w:type="dxa" w:w="100"/>
+              <w:bottom w:type="dxa" w:w="60"/>
+              <w:right w:type="dxa" w:w="100"/>
+            </w:tcMar>
+          </w:tcPr>
+          <w:p>
+            <w:r>
+              <w:rPr>
+                <w:rFonts w:ascii="Arial" w:cs="Arial" w:eastAsia="Arial" w:hAnsi="Arial"/>
+                <w:b w:val="false"/>
+                <w:bCs w:val="false"/>
+                <w:sz w:val="18"/>
+                <w:szCs w:val="18"/>
+              </w:rPr>
+              <w:t xml:space="preserve">Качество данных, интеграция и доступ</w:t>
+            </w:r>
+          </w:p>
+        </w:tc>
+        <w:tc>
+          <w:tcPr>
+            <w:tcW w:type="dxa" w:w="2338"/>
+            <w:tcBorders>
+              <w:top w:val="single" w:color="BFBFBF" w:sz="4"/>
+              <w:left w:val="single" w:color="BFBFBF" w:sz="4"/>
+              <w:bottom w:val="single" w:color="BFBFBF" w:sz="4"/>
+              <w:right w:val="single" w:color="BFBFBF" w:sz="4"/>
+            </w:tcBorders>
+            <w:tcMar>
+              <w:top w:type="dxa" w:w="60"/>
+              <w:left w:type="dxa" w:w="100"/>
+              <w:bottom w:type="dxa" w:w="60"/>
+              <w:right w:type="dxa" w:w="100"/>
+            </w:tcMar>
+          </w:tcPr>
+          <w:p>
+            <w:r>
+              <w:rPr>
+                <w:rFonts w:ascii="Arial" w:cs="Arial" w:eastAsia="Arial" w:hAnsi="Arial"/>
+                <w:b w:val="false"/>
+                <w:bCs w:val="false"/>
+                <w:sz w:val="18"/>
+                <w:szCs w:val="18"/>
+              </w:rPr>
+              <w:t xml:space="preserve">18, 19, 20, 30</w:t>
+            </w:r>
+          </w:p>
+        </w:tc>
+        <w:tc>
+          <w:tcPr>
+            <w:tcW w:type="dxa" w:w="1500"/>
+            <w:tcBorders>
+              <w:top w:val="single" w:color="BFBFBF" w:sz="4"/>
+              <w:left w:val="single" w:color="BFBFBF" w:sz="4"/>
+              <w:bottom w:val="single" w:color="BFBFBF" w:sz="4"/>
+              <w:right w:val="single" w:color="BFBFBF" w:sz="4"/>
+            </w:tcBorders>
+            <w:tcMar>
+              <w:top w:type="dxa" w:w="60"/>
+              <w:left w:type="dxa" w:w="100"/>
+              <w:bottom w:type="dxa" w:w="60"/>
+              <w:right w:type="dxa" w:w="100"/>
+            </w:tcMar>
+          </w:tcPr>
+          <w:p>
+            <w:r>
+              <w:rPr>
+                <w:rFonts w:ascii="Arial" w:cs="Arial" w:eastAsia="Arial" w:hAnsi="Arial"/>
+                <w:b w:val="false"/>
+                <w:bCs w:val="false"/>
+                <w:sz w:val="18"/>
+                <w:szCs w:val="18"/>
+              </w:rPr>
+              <w:t xml:space="preserve">4 (с доп.)</w:t>
+            </w:r>
+          </w:p>
+        </w:tc>
+      </w:tr>
+      <w:tr>
+        <w:tc>
+          <w:tcPr>
+            <w:tcW w:type="dxa" w:w="800"/>
+            <w:tcBorders>
+              <w:top w:val="single" w:color="BFBFBF" w:sz="4"/>
+              <w:left w:val="single" w:color="BFBFBF" w:sz="4"/>
+              <w:bottom w:val="single" w:color="BFBFBF" w:sz="4"/>
+              <w:right w:val="single" w:color="BFBFBF" w:sz="4"/>
+            </w:tcBorders>
+            <w:tcMar>
+              <w:top w:type="dxa" w:w="60"/>
+              <w:left w:type="dxa" w:w="100"/>
+              <w:bottom w:type="dxa" w:w="60"/>
+              <w:right w:type="dxa" w:w="100"/>
+            </w:tcMar>
+          </w:tcPr>
+          <w:p>
+            <w:r>
+              <w:rPr>
+                <w:rFonts w:ascii="Arial" w:cs="Arial" w:eastAsia="Arial" w:hAnsi="Arial"/>
+                <w:b/>
+                <w:bCs/>
+                <w:sz w:val="18"/>
+                <w:szCs w:val="18"/>
+              </w:rPr>
+              <w:t xml:space="preserve">П11</w:t>
+            </w:r>
+          </w:p>
+        </w:tc>
+        <w:tc>
+          <w:tcPr>
+            <w:tcW w:type="dxa" w:w="5000"/>
+            <w:tcBorders>
+              <w:top w:val="single" w:color="BFBFBF" w:sz="4"/>
+              <w:left w:val="single" w:color="BFBFBF" w:sz="4"/>
+              <w:bottom w:val="single" w:color="BFBFBF" w:sz="4"/>
+              <w:right w:val="single" w:color="BFBFBF" w:sz="4"/>
+            </w:tcBorders>
+            <w:tcMar>
+              <w:top w:type="dxa" w:w="60"/>
+              <w:left w:type="dxa" w:w="100"/>
+              <w:bottom w:type="dxa" w:w="60"/>
+              <w:right w:type="dxa" w:w="100"/>
+            </w:tcMar>
+          </w:tcPr>
+          <w:p>
+            <w:r>
+              <w:rPr>
+                <w:rFonts w:ascii="Arial" w:cs="Arial" w:eastAsia="Arial" w:hAnsi="Arial"/>
+                <w:b w:val="false"/>
+                <w:bCs w:val="false"/>
+                <w:sz w:val="18"/>
+                <w:szCs w:val="18"/>
+              </w:rPr>
+              <w:t xml:space="preserve">Автоматизация процесса и агентные сценарии</w:t>
+            </w:r>
+          </w:p>
+        </w:tc>
+        <w:tc>
+          <w:tcPr>
+            <w:tcW w:type="dxa" w:w="2338"/>
+            <w:tcBorders>
+              <w:top w:val="single" w:color="BFBFBF" w:sz="4"/>
+              <w:left w:val="single" w:color="BFBFBF" w:sz="4"/>
+              <w:bottom w:val="single" w:color="BFBFBF" w:sz="4"/>
+              <w:right w:val="single" w:color="BFBFBF" w:sz="4"/>
+            </w:tcBorders>
+            <w:tcMar>
+              <w:top w:type="dxa" w:w="60"/>
+              <w:left w:type="dxa" w:w="100"/>
+              <w:bottom w:type="dxa" w:w="60"/>
+              <w:right w:type="dxa" w:w="100"/>
+            </w:tcMar>
+          </w:tcPr>
+          <w:p>
+            <w:r>
+              <w:rPr>
+                <w:rFonts w:ascii="Arial" w:cs="Arial" w:eastAsia="Arial" w:hAnsi="Arial"/>
+                <w:b w:val="false"/>
+                <w:bCs w:val="false"/>
+                <w:sz w:val="18"/>
+                <w:szCs w:val="18"/>
+              </w:rPr>
+              <w:t xml:space="preserve">4, 17, 31</w:t>
+            </w:r>
+          </w:p>
+        </w:tc>
+        <w:tc>
+          <w:tcPr>
+            <w:tcW w:type="dxa" w:w="1500"/>
+            <w:tcBorders>
+              <w:top w:val="single" w:color="BFBFBF" w:sz="4"/>
+              <w:left w:val="single" w:color="BFBFBF" w:sz="4"/>
+              <w:bottom w:val="single" w:color="BFBFBF" w:sz="4"/>
+              <w:right w:val="single" w:color="BFBFBF" w:sz="4"/>
+            </w:tcBorders>
+            <w:tcMar>
+              <w:top w:type="dxa" w:w="60"/>
+              <w:left w:type="dxa" w:w="100"/>
+              <w:bottom w:type="dxa" w:w="60"/>
+              <w:right w:type="dxa" w:w="100"/>
+            </w:tcMar>
+          </w:tcPr>
+          <w:p>
+            <w:r>
+              <w:rPr>
+                <w:rFonts w:ascii="Arial" w:cs="Arial" w:eastAsia="Arial" w:hAnsi="Arial"/>
+                <w:b w:val="false"/>
+                <w:bCs w:val="false"/>
+                <w:sz w:val="18"/>
+                <w:szCs w:val="18"/>
+              </w:rPr>
+              <w:t xml:space="preserve">4 (с доп.)</w:t>
+            </w:r>
+          </w:p>
+        </w:tc>
+      </w:tr>
+    </w:tbl>
+    <w:p>
+      <w:pPr>
+        <w:pStyle w:val="Heading2"/>
+        <w:keepNext/>
+      </w:pPr>
+      <w:r>
+        <w:rPr>
+          <w:rFonts w:ascii="Arial" w:cs="Arial" w:eastAsia="Arial" w:hAnsi="Arial"/>
+        </w:rPr>
+        <w:t xml:space="preserve">П1. Консолидация данных из разных источников</w:t>
+      </w:r>
+    </w:p>
+    <w:p>
+      <w:pPr>
+        <w:spacing w:after="80" w:line="276"/>
+      </w:pPr>
+      <w:r>
+        <w:rPr>
+          <w:rFonts w:ascii="Arial" w:cs="Arial" w:eastAsia="Arial" w:hAnsi="Arial"/>
+          <w:b/>
+          <w:bCs/>
+          <w:sz w:val="21"/>
+          <w:szCs w:val="21"/>
+        </w:rPr>
+        <w:t xml:space="preserve">Общая проблема: </w:t>
+      </w:r>
+      <w:r>
+        <w:rPr>
+          <w:rFonts w:ascii="Arial" w:cs="Arial" w:eastAsia="Arial" w:hAnsi="Arial"/>
+          <w:sz w:val="21"/>
+          <w:szCs w:val="21"/>
+        </w:rPr>
+        <w:t xml:space="preserve">Данные лежат в разных системах и выгрузках; сотрудник склеивает их вручную (ВПР, Excel, подтягивание по ИНН или номеру дела), файлы приходят с меняющейся структурой.</w:t>
+      </w:r>
+    </w:p>
+    <w:p>
+      <w:pPr>
+        <w:spacing w:after="80" w:line="276"/>
+      </w:pPr>
+      <w:r>
+        <w:rPr>
+          <w:rFonts w:ascii="Arial" w:cs="Arial" w:eastAsia="Arial" w:hAnsi="Arial"/>
+          <w:b/>
+          <w:bCs/>
+          <w:sz w:val="21"/>
+          <w:szCs w:val="21"/>
+        </w:rPr>
+        <w:t xml:space="preserve">Тиражируемое решение: </w:t>
+      </w:r>
+      <w:r>
+        <w:rPr>
+          <w:rFonts w:ascii="Arial" w:cs="Arial" w:eastAsia="Arial" w:hAnsi="Arial"/>
+          <w:sz w:val="21"/>
+          <w:szCs w:val="21"/>
+        </w:rPr>
+        <w:t xml:space="preserve">Единый конвейер загрузки и сведения выгрузок с ключом ИНН / номер дела и автоматической проверкой сходимости с эталоном. Кейсы 42 и 43 по тексту проблемы идентичны.</w:t>
+      </w:r>
+    </w:p>
+    <w:p>
+      <w:pPr>
+        <w:keepNext/>
+        <w:spacing w:after="40" w:line="276"/>
+      </w:pPr>
+      <w:r>
+        <w:rPr>
+          <w:rFonts w:ascii="Arial" w:cs="Arial" w:eastAsia="Arial" w:hAnsi="Arial"/>
+          <w:b/>
+          <w:bCs/>
+          <w:sz w:val="21"/>
+          <w:szCs w:val="21"/>
+        </w:rPr>
+        <w:t xml:space="preserve">Основные кейсы:</w:t>
+      </w:r>
+    </w:p>
+    <w:p>
+      <w:pPr>
+        <w:pStyle w:val="ListParagraph"/>
+        <w:numPr>
+          <w:ilvl w:val="0"/>
+          <w:numId w:val="2"/>
+        </w:numPr>
+        <w:spacing w:after="30"/>
+      </w:pPr>
+      <w:r>
+        <w:rPr>
+          <w:rFonts w:ascii="Arial" w:cs="Arial" w:eastAsia="Arial" w:hAnsi="Arial"/>
+          <w:sz w:val="20"/>
+          <w:szCs w:val="20"/>
+        </w:rPr>
+        <w:t xml:space="preserve">Кейс 22. Еженедельный перечень новых банкротств для ЦК ИПБ</w:t>
+      </w:r>
+      <w:r>
+        <w:rPr>
+          <w:rFonts w:ascii="Arial" w:cs="Arial" w:eastAsia="Arial" w:hAnsi="Arial"/>
+          <w:color w:val="7F7F7F"/>
+          <w:sz w:val="20"/>
+          <w:szCs w:val="20"/>
+        </w:rPr>
+        <w:t xml:space="preserve"> (Банкротство)</w:t>
+      </w:r>
+    </w:p>
+    <w:p>
+      <w:pPr>
+        <w:pStyle w:val="ListParagraph"/>
+        <w:numPr>
+          <w:ilvl w:val="0"/>
+          <w:numId w:val="2"/>
+        </w:numPr>
+        <w:spacing w:after="30"/>
+      </w:pPr>
+      <w:r>
+        <w:rPr>
+          <w:rFonts w:ascii="Arial" w:cs="Arial" w:eastAsia="Arial" w:hAnsi="Arial"/>
+          <w:sz w:val="20"/>
+          <w:szCs w:val="20"/>
+        </w:rPr>
+        <w:t xml:space="preserve">Кейс 42. Сбор датасета по бухгалтерской и налоговой отчётности</w:t>
+      </w:r>
+      <w:r>
+        <w:rPr>
+          <w:rFonts w:ascii="Arial" w:cs="Arial" w:eastAsia="Arial" w:hAnsi="Arial"/>
+          <w:color w:val="7F7F7F"/>
+          <w:sz w:val="20"/>
+          <w:szCs w:val="20"/>
+        </w:rPr>
+        <w:t xml:space="preserve"> (Финансовый мониторинг налогоплательщиков)</w:t>
+      </w:r>
+    </w:p>
+    <w:p>
+      <w:pPr>
+        <w:pStyle w:val="ListParagraph"/>
+        <w:numPr>
+          <w:ilvl w:val="0"/>
+          <w:numId w:val="2"/>
+        </w:numPr>
+        <w:spacing w:after="30"/>
+      </w:pPr>
+      <w:r>
+        <w:rPr>
+          <w:rFonts w:ascii="Arial" w:cs="Arial" w:eastAsia="Arial" w:hAnsi="Arial"/>
+          <w:sz w:val="20"/>
+          <w:szCs w:val="20"/>
+        </w:rPr>
+        <w:t xml:space="preserve">Кейс 43. Квартальный мониторинг стратегических организаций и ОПК</w:t>
+      </w:r>
+      <w:r>
+        <w:rPr>
+          <w:rFonts w:ascii="Arial" w:cs="Arial" w:eastAsia="Arial" w:hAnsi="Arial"/>
+          <w:color w:val="7F7F7F"/>
+          <w:sz w:val="20"/>
+          <w:szCs w:val="20"/>
+        </w:rPr>
+        <w:t xml:space="preserve"> (Финансовый мониторинг налогоплательщиков)</w:t>
+      </w:r>
+    </w:p>
+    <w:p>
+      <w:pPr>
+        <w:spacing w:after="120" w:line="276"/>
+      </w:pPr>
+      <w:r>
+        <w:rPr>
+          <w:rFonts w:ascii="Arial" w:cs="Arial" w:eastAsia="Arial" w:hAnsi="Arial"/>
+          <w:b/>
+          <w:bCs/>
+          <w:sz w:val="20"/>
+          <w:szCs w:val="20"/>
+        </w:rPr>
+        <w:t xml:space="preserve">Также затрагивает: </w:t>
+      </w:r>
+      <w:r>
+        <w:rPr>
+          <w:rFonts w:ascii="Arial" w:cs="Arial" w:eastAsia="Arial" w:hAnsi="Arial"/>
+          <w:sz w:val="20"/>
+          <w:szCs w:val="20"/>
+        </w:rPr>
+        <w:t xml:space="preserve">кейсы 10, 12, 16, 24, 26, 34, 38, 40, 46</w:t>
+      </w:r>
+    </w:p>
+    <w:p>
+      <w:pPr>
+        <w:pStyle w:val="Heading2"/>
+        <w:keepNext/>
+      </w:pPr>
+      <w:r>
+        <w:rPr>
+          <w:rFonts w:ascii="Arial" w:cs="Arial" w:eastAsia="Arial" w:hAnsi="Arial"/>
+        </w:rPr>
+        <w:t xml:space="preserve">П2. Анализ и извлечение из больших документов</w:t>
+      </w:r>
+    </w:p>
+    <w:p>
+      <w:pPr>
+        <w:spacing w:after="80" w:line="276"/>
+      </w:pPr>
+      <w:r>
+        <w:rPr>
+          <w:rFonts w:ascii="Arial" w:cs="Arial" w:eastAsia="Arial" w:hAnsi="Arial"/>
+          <w:b/>
+          <w:bCs/>
+          <w:sz w:val="21"/>
+          <w:szCs w:val="21"/>
+        </w:rPr>
+        <w:t xml:space="preserve">Общая проблема: </w:t>
+      </w:r>
+      <w:r>
+        <w:rPr>
+          <w:rFonts w:ascii="Arial" w:cs="Arial" w:eastAsia="Arial" w:hAnsi="Arial"/>
+          <w:sz w:val="21"/>
+          <w:szCs w:val="21"/>
+        </w:rPr>
+        <w:t xml:space="preserve">Сотрудник читает сотни страниц или массив PDF и судебных актов, поэтому анализ частичный или выборочный.</w:t>
+      </w:r>
+    </w:p>
+    <w:p>
+      <w:pPr>
+        <w:spacing w:after="80" w:line="276"/>
+      </w:pPr>
+      <w:r>
+        <w:rPr>
+          <w:rFonts w:ascii="Arial" w:cs="Arial" w:eastAsia="Arial" w:hAnsi="Arial"/>
+          <w:b/>
+          <w:bCs/>
+          <w:sz w:val="21"/>
+          <w:szCs w:val="21"/>
+        </w:rPr>
+        <w:t xml:space="preserve">Тиражируемое решение: </w:t>
+      </w:r>
+      <w:r>
+        <w:rPr>
+          <w:rFonts w:ascii="Arial" w:cs="Arial" w:eastAsia="Arial" w:hAnsi="Arial"/>
+          <w:sz w:val="21"/>
+          <w:szCs w:val="21"/>
+        </w:rPr>
+        <w:t xml:space="preserve">Извлечение структурированных полей и краткая выжимка со ссылкой на фрагмент первоисточника. Один механизм для судебных актов (7, 21, 37, 39) и объёмных заключений (38, 45, 47).</w:t>
+      </w:r>
+    </w:p>
+    <w:p>
+      <w:pPr>
+        <w:keepNext/>
+        <w:spacing w:after="40" w:line="276"/>
+      </w:pPr>
+      <w:r>
+        <w:rPr>
+          <w:rFonts w:ascii="Arial" w:cs="Arial" w:eastAsia="Arial" w:hAnsi="Arial"/>
+          <w:b/>
+          <w:bCs/>
+          <w:sz w:val="21"/>
+          <w:szCs w:val="21"/>
+        </w:rPr>
+        <w:t xml:space="preserve">Основные кейсы:</w:t>
+      </w:r>
+    </w:p>
+    <w:p>
+      <w:pPr>
+        <w:pStyle w:val="ListParagraph"/>
+        <w:numPr>
+          <w:ilvl w:val="0"/>
+          <w:numId w:val="2"/>
+        </w:numPr>
+        <w:spacing w:after="30"/>
+      </w:pPr>
+      <w:r>
+        <w:rPr>
+          <w:rFonts w:ascii="Arial" w:cs="Arial" w:eastAsia="Arial" w:hAnsi="Arial"/>
+          <w:sz w:val="20"/>
+          <w:szCs w:val="20"/>
+        </w:rPr>
+        <w:t xml:space="preserve">Кейс 7. Анализ выписок ЕГРН (обременения, собственник)</w:t>
+      </w:r>
+      <w:r>
+        <w:rPr>
+          <w:rFonts w:ascii="Arial" w:cs="Arial" w:eastAsia="Arial" w:hAnsi="Arial"/>
+          <w:color w:val="7F7F7F"/>
+          <w:sz w:val="20"/>
+          <w:szCs w:val="20"/>
+        </w:rPr>
+        <w:t xml:space="preserve"> (Изменение сроков уплаты и меры поддержки)</w:t>
+      </w:r>
+    </w:p>
+    <w:p>
+      <w:pPr>
+        <w:pStyle w:val="ListParagraph"/>
+        <w:numPr>
+          <w:ilvl w:val="0"/>
+          <w:numId w:val="2"/>
+        </w:numPr>
+        <w:spacing w:after="30"/>
+      </w:pPr>
+      <w:r>
+        <w:rPr>
+          <w:rFonts w:ascii="Arial" w:cs="Arial" w:eastAsia="Arial" w:hAnsi="Arial"/>
+          <w:sz w:val="20"/>
+          <w:szCs w:val="20"/>
+        </w:rPr>
+        <w:t xml:space="preserve">Кейс 37. Анализ судебных актов на предмет списания безнадёжной задолженности</w:t>
+      </w:r>
+      <w:r>
+        <w:rPr>
+          <w:rFonts w:ascii="Arial" w:cs="Arial" w:eastAsia="Arial" w:hAnsi="Arial"/>
+          <w:color w:val="7F7F7F"/>
+          <w:sz w:val="20"/>
+          <w:szCs w:val="20"/>
+        </w:rPr>
+        <w:t xml:space="preserve"> (Взыскание задолженности)</w:t>
+      </w:r>
+    </w:p>
+    <w:p>
+      <w:pPr>
+        <w:pStyle w:val="ListParagraph"/>
+        <w:numPr>
+          <w:ilvl w:val="0"/>
+          <w:numId w:val="2"/>
+        </w:numPr>
+        <w:spacing w:after="30"/>
+      </w:pPr>
+      <w:r>
+        <w:rPr>
+          <w:rFonts w:ascii="Arial" w:cs="Arial" w:eastAsia="Arial" w:hAnsi="Arial"/>
+          <w:sz w:val="20"/>
+          <w:szCs w:val="20"/>
+        </w:rPr>
+        <w:t xml:space="preserve">Кейс 39. Анализ судебной практики по аресту имущества (ст. 77 НК РФ)</w:t>
+      </w:r>
+      <w:r>
+        <w:rPr>
+          <w:rFonts w:ascii="Arial" w:cs="Arial" w:eastAsia="Arial" w:hAnsi="Arial"/>
+          <w:color w:val="7F7F7F"/>
+          <w:sz w:val="20"/>
+          <w:szCs w:val="20"/>
+        </w:rPr>
+        <w:t xml:space="preserve"> (Налоговый контроль и обеспечительные меры)</w:t>
+      </w:r>
+    </w:p>
+    <w:p>
+      <w:pPr>
+        <w:pStyle w:val="ListParagraph"/>
+        <w:numPr>
+          <w:ilvl w:val="0"/>
+          <w:numId w:val="2"/>
+        </w:numPr>
+        <w:spacing w:after="30"/>
+      </w:pPr>
+      <w:r>
+        <w:rPr>
+          <w:rFonts w:ascii="Arial" w:cs="Arial" w:eastAsia="Arial" w:hAnsi="Arial"/>
+          <w:sz w:val="20"/>
+          <w:szCs w:val="20"/>
+        </w:rPr>
+        <w:t xml:space="preserve">Кейс 47. Краткая справка о платежеспособности из заключения для Подкомиссии</w:t>
+      </w:r>
+      <w:r>
+        <w:rPr>
+          <w:rFonts w:ascii="Arial" w:cs="Arial" w:eastAsia="Arial" w:hAnsi="Arial"/>
+          <w:color w:val="7F7F7F"/>
+          <w:sz w:val="20"/>
+          <w:szCs w:val="20"/>
+        </w:rPr>
+        <w:t xml:space="preserve"> (Изменение сроков уплаты и меры поддержки)</w:t>
+      </w:r>
+    </w:p>
+    <w:p>
+      <w:pPr>
+        <w:spacing w:after="120" w:line="276"/>
+      </w:pPr>
+      <w:r>
+        <w:rPr>
+          <w:rFonts w:ascii="Arial" w:cs="Arial" w:eastAsia="Arial" w:hAnsi="Arial"/>
+          <w:b/>
+          <w:bCs/>
+          <w:sz w:val="20"/>
+          <w:szCs w:val="20"/>
+        </w:rPr>
+        <w:t xml:space="preserve">Также затрагивает: </w:t>
+      </w:r>
+      <w:r>
+        <w:rPr>
+          <w:rFonts w:ascii="Arial" w:cs="Arial" w:eastAsia="Arial" w:hAnsi="Arial"/>
+          <w:sz w:val="20"/>
+          <w:szCs w:val="20"/>
+        </w:rPr>
+        <w:t xml:space="preserve">кейсы 6, 11, 21, 31, 33, 44, 45</w:t>
+      </w:r>
+    </w:p>
+    <w:p>
+      <w:pPr>
+        <w:pStyle w:val="Heading2"/>
+        <w:keepNext/>
+      </w:pPr>
+      <w:r>
+        <w:rPr>
+          <w:rFonts w:ascii="Arial" w:cs="Arial" w:eastAsia="Arial" w:hAnsi="Arial"/>
+        </w:rPr>
+        <w:t xml:space="preserve">П3. Проверка на соответствие нормам, срокам и эталонам</w:t>
+      </w:r>
+    </w:p>
+    <w:p>
+      <w:pPr>
+        <w:spacing w:after="80" w:line="276"/>
+      </w:pPr>
+      <w:r>
+        <w:rPr>
+          <w:rFonts w:ascii="Arial" w:cs="Arial" w:eastAsia="Arial" w:hAnsi="Arial"/>
+          <w:b/>
+          <w:bCs/>
+          <w:sz w:val="21"/>
+          <w:szCs w:val="21"/>
+        </w:rPr>
+        <w:t xml:space="preserve">Общая проблема: </w:t>
+      </w:r>
+      <w:r>
+        <w:rPr>
+          <w:rFonts w:ascii="Arial" w:cs="Arial" w:eastAsia="Arial" w:hAnsi="Arial"/>
+          <w:sz w:val="21"/>
+          <w:szCs w:val="21"/>
+        </w:rPr>
+        <w:t xml:space="preserve">Нужно сопоставить факт с нормой, сроком или эталонным значением и найти отклонение; ошибки неочевидны и требуют постоянной концентрации.</w:t>
+      </w:r>
+    </w:p>
+    <w:p>
+      <w:pPr>
+        <w:spacing w:after="80" w:line="276"/>
+      </w:pPr>
+      <w:r>
+        <w:rPr>
+          <w:rFonts w:ascii="Arial" w:cs="Arial" w:eastAsia="Arial" w:hAnsi="Arial"/>
+          <w:b/>
+          <w:bCs/>
+          <w:sz w:val="21"/>
+          <w:szCs w:val="21"/>
+        </w:rPr>
+        <w:t xml:space="preserve">Тиражируемое решение: </w:t>
+      </w:r>
+      <w:r>
+        <w:rPr>
+          <w:rFonts w:ascii="Arial" w:cs="Arial" w:eastAsia="Arial" w:hAnsi="Arial"/>
+          <w:sz w:val="21"/>
+          <w:szCs w:val="21"/>
+        </w:rPr>
+        <w:t xml:space="preserve">Движок правил «факт против нормы или срока» с перечнем отклонений и степенью уверенности. Кейсы 35 и 41 — один и тот же механизм на разных реестрах (ВПД и РКМ).</w:t>
+      </w:r>
+    </w:p>
+    <w:p>
+      <w:pPr>
+        <w:keepNext/>
+        <w:spacing w:after="40" w:line="276"/>
+      </w:pPr>
+      <w:r>
+        <w:rPr>
+          <w:rFonts w:ascii="Arial" w:cs="Arial" w:eastAsia="Arial" w:hAnsi="Arial"/>
+          <w:b/>
+          <w:bCs/>
+          <w:sz w:val="21"/>
+          <w:szCs w:val="21"/>
+        </w:rPr>
+        <w:t xml:space="preserve">Основные кейсы:</w:t>
+      </w:r>
+    </w:p>
+    <w:p>
+      <w:pPr>
+        <w:pStyle w:val="ListParagraph"/>
+        <w:numPr>
+          <w:ilvl w:val="0"/>
+          <w:numId w:val="2"/>
+        </w:numPr>
+        <w:spacing w:after="30"/>
+      </w:pPr>
+      <w:r>
+        <w:rPr>
+          <w:rFonts w:ascii="Arial" w:cs="Arial" w:eastAsia="Arial" w:hAnsi="Arial"/>
+          <w:sz w:val="20"/>
+          <w:szCs w:val="20"/>
+        </w:rPr>
+        <w:t xml:space="preserve">Кейс 6. Анализ отчётов об оценке имущества</w:t>
+      </w:r>
+      <w:r>
+        <w:rPr>
+          <w:rFonts w:ascii="Arial" w:cs="Arial" w:eastAsia="Arial" w:hAnsi="Arial"/>
+          <w:color w:val="7F7F7F"/>
+          <w:sz w:val="20"/>
+          <w:szCs w:val="20"/>
+        </w:rPr>
+        <w:t xml:space="preserve"> (Изменение сроков уплаты и меры поддержки)</w:t>
+      </w:r>
+    </w:p>
+    <w:p>
+      <w:pPr>
+        <w:pStyle w:val="ListParagraph"/>
+        <w:numPr>
+          <w:ilvl w:val="0"/>
+          <w:numId w:val="2"/>
+        </w:numPr>
+        <w:spacing w:after="30"/>
+      </w:pPr>
+      <w:r>
+        <w:rPr>
+          <w:rFonts w:ascii="Arial" w:cs="Arial" w:eastAsia="Arial" w:hAnsi="Arial"/>
+          <w:sz w:val="20"/>
+          <w:szCs w:val="20"/>
+        </w:rPr>
+        <w:t xml:space="preserve">Кейс 14. Проверка справок «Единый финансовый анализ»</w:t>
+      </w:r>
+      <w:r>
+        <w:rPr>
+          <w:rFonts w:ascii="Arial" w:cs="Arial" w:eastAsia="Arial" w:hAnsi="Arial"/>
+          <w:color w:val="7F7F7F"/>
+          <w:sz w:val="20"/>
+          <w:szCs w:val="20"/>
+        </w:rPr>
+        <w:t xml:space="preserve"> (Финансовый мониторинг налогоплательщиков)</w:t>
+      </w:r>
+    </w:p>
+    <w:p>
+      <w:pPr>
+        <w:pStyle w:val="ListParagraph"/>
+        <w:numPr>
+          <w:ilvl w:val="0"/>
+          <w:numId w:val="2"/>
+        </w:numPr>
+        <w:spacing w:after="30"/>
+      </w:pPr>
+      <w:r>
+        <w:rPr>
+          <w:rFonts w:ascii="Arial" w:cs="Arial" w:eastAsia="Arial" w:hAnsi="Arial"/>
+          <w:sz w:val="20"/>
+          <w:szCs w:val="20"/>
+        </w:rPr>
+        <w:t xml:space="preserve">Кейс 35. Нарушения и риски при принятии механизмов ВПД</w:t>
+      </w:r>
+      <w:r>
+        <w:rPr>
+          <w:rFonts w:ascii="Arial" w:cs="Arial" w:eastAsia="Arial" w:hAnsi="Arial"/>
+          <w:color w:val="7F7F7F"/>
+          <w:sz w:val="20"/>
+          <w:szCs w:val="20"/>
+        </w:rPr>
+        <w:t xml:space="preserve"> (Банкротство)</w:t>
+      </w:r>
+    </w:p>
+    <w:p>
+      <w:pPr>
+        <w:pStyle w:val="ListParagraph"/>
+        <w:numPr>
+          <w:ilvl w:val="0"/>
+          <w:numId w:val="2"/>
+        </w:numPr>
+        <w:spacing w:after="30"/>
+      </w:pPr>
+      <w:r>
+        <w:rPr>
+          <w:rFonts w:ascii="Arial" w:cs="Arial" w:eastAsia="Arial" w:hAnsi="Arial"/>
+          <w:sz w:val="20"/>
+          <w:szCs w:val="20"/>
+        </w:rPr>
+        <w:t xml:space="preserve">Кейс 41. Нарушения и риски при формировании и реализации конкурсной массы</w:t>
+      </w:r>
+      <w:r>
+        <w:rPr>
+          <w:rFonts w:ascii="Arial" w:cs="Arial" w:eastAsia="Arial" w:hAnsi="Arial"/>
+          <w:color w:val="7F7F7F"/>
+          <w:sz w:val="20"/>
+          <w:szCs w:val="20"/>
+        </w:rPr>
+        <w:t xml:space="preserve"> (Банкротство)</w:t>
+      </w:r>
+    </w:p>
+    <w:p>
+      <w:pPr>
+        <w:spacing w:after="120" w:line="276"/>
+      </w:pPr>
+      <w:r>
+        <w:rPr>
+          <w:rFonts w:ascii="Arial" w:cs="Arial" w:eastAsia="Arial" w:hAnsi="Arial"/>
+          <w:b/>
+          <w:bCs/>
+          <w:sz w:val="20"/>
+          <w:szCs w:val="20"/>
+        </w:rPr>
+        <w:t xml:space="preserve">Также затрагивает: </w:t>
+      </w:r>
+      <w:r>
+        <w:rPr>
+          <w:rFonts w:ascii="Arial" w:cs="Arial" w:eastAsia="Arial" w:hAnsi="Arial"/>
+          <w:sz w:val="20"/>
+          <w:szCs w:val="20"/>
+        </w:rPr>
+        <w:t xml:space="preserve">кейсы 2, 5</w:t>
+      </w:r>
+    </w:p>
+    <w:p>
+      <w:pPr>
+        <w:pStyle w:val="Heading2"/>
+        <w:keepNext/>
+      </w:pPr>
+      <w:r>
+        <w:rPr>
+          <w:rFonts w:ascii="Arial" w:cs="Arial" w:eastAsia="Arial" w:hAnsi="Arial"/>
+        </w:rPr>
+        <w:t xml:space="preserve">П4. Сверка и сопоставление записей</w:t>
+      </w:r>
+    </w:p>
+    <w:p>
+      <w:pPr>
+        <w:spacing w:after="80" w:line="276"/>
+      </w:pPr>
+      <w:r>
+        <w:rPr>
+          <w:rFonts w:ascii="Arial" w:cs="Arial" w:eastAsia="Arial" w:hAnsi="Arial"/>
+          <w:b/>
+          <w:bCs/>
+          <w:sz w:val="21"/>
+          <w:szCs w:val="21"/>
+        </w:rPr>
+        <w:t xml:space="preserve">Общая проблема: </w:t>
+      </w:r>
+      <w:r>
+        <w:rPr>
+          <w:rFonts w:ascii="Arial" w:cs="Arial" w:eastAsia="Arial" w:hAnsi="Arial"/>
+          <w:sz w:val="21"/>
+          <w:szCs w:val="21"/>
+        </w:rPr>
+        <w:t xml:space="preserve">Две записи или реестра нужно сопоставить по неполным или расходящимся реквизитам: платежи и извещения, документы и вложения, справочник и кадровые изменения.</w:t>
+      </w:r>
+    </w:p>
+    <w:p>
+      <w:pPr>
+        <w:spacing w:after="80" w:line="276"/>
+      </w:pPr>
+      <w:r>
+        <w:rPr>
+          <w:rFonts w:ascii="Arial" w:cs="Arial" w:eastAsia="Arial" w:hAnsi="Arial"/>
+          <w:b/>
+          <w:bCs/>
+          <w:sz w:val="21"/>
+          <w:szCs w:val="21"/>
+        </w:rPr>
+        <w:t xml:space="preserve">Тиражируемое решение: </w:t>
+      </w:r>
+      <w:r>
+        <w:rPr>
+          <w:rFonts w:ascii="Arial" w:cs="Arial" w:eastAsia="Arial" w:hAnsi="Arial"/>
+          <w:sz w:val="21"/>
+          <w:szCs w:val="21"/>
+        </w:rPr>
+        <w:t xml:space="preserve">Сопоставление со статусами «совпало / вероятно / не подтверждено / не удалось идентифицировать» и степенью уверенности; решение остаётся за сотрудником.</w:t>
+      </w:r>
+    </w:p>
+    <w:p>
+      <w:pPr>
+        <w:keepNext/>
+        <w:spacing w:after="40" w:line="276"/>
+      </w:pPr>
+      <w:r>
+        <w:rPr>
+          <w:rFonts w:ascii="Arial" w:cs="Arial" w:eastAsia="Arial" w:hAnsi="Arial"/>
+          <w:b/>
+          <w:bCs/>
+          <w:sz w:val="21"/>
+          <w:szCs w:val="21"/>
+        </w:rPr>
+        <w:t xml:space="preserve">Основные кейсы:</w:t>
+      </w:r>
+    </w:p>
+    <w:p>
+      <w:pPr>
+        <w:pStyle w:val="ListParagraph"/>
+        <w:numPr>
+          <w:ilvl w:val="0"/>
+          <w:numId w:val="2"/>
+        </w:numPr>
+        <w:spacing w:after="30"/>
+      </w:pPr>
+      <w:r>
+        <w:rPr>
+          <w:rFonts w:ascii="Arial" w:cs="Arial" w:eastAsia="Arial" w:hAnsi="Arial"/>
+          <w:sz w:val="20"/>
+          <w:szCs w:val="20"/>
+        </w:rPr>
+        <w:t xml:space="preserve">Кейс 1. Сверка поступлений по КБК с извещениями ф. 0504805, распределение по ТНО</w:t>
+      </w:r>
+      <w:r>
+        <w:rPr>
+          <w:rFonts w:ascii="Arial" w:cs="Arial" w:eastAsia="Arial" w:hAnsi="Arial"/>
+          <w:color w:val="7F7F7F"/>
+          <w:sz w:val="20"/>
+          <w:szCs w:val="20"/>
+        </w:rPr>
+        <w:t xml:space="preserve"> (Платежи и ЕНС)</w:t>
+      </w:r>
+    </w:p>
+    <w:p>
+      <w:pPr>
+        <w:pStyle w:val="ListParagraph"/>
+        <w:numPr>
+          <w:ilvl w:val="0"/>
+          <w:numId w:val="2"/>
+        </w:numPr>
+        <w:spacing w:after="30"/>
+      </w:pPr>
+      <w:r>
+        <w:rPr>
+          <w:rFonts w:ascii="Arial" w:cs="Arial" w:eastAsia="Arial" w:hAnsi="Arial"/>
+          <w:sz w:val="20"/>
+          <w:szCs w:val="20"/>
+        </w:rPr>
+        <w:t xml:space="preserve">Кейс 2. Сверка извещений ф. 0504805 с платёжными документами, комплект для ЕНС</w:t>
+      </w:r>
+      <w:r>
+        <w:rPr>
+          <w:rFonts w:ascii="Arial" w:cs="Arial" w:eastAsia="Arial" w:hAnsi="Arial"/>
+          <w:color w:val="7F7F7F"/>
+          <w:sz w:val="20"/>
+          <w:szCs w:val="20"/>
+        </w:rPr>
+        <w:t xml:space="preserve"> (Платежи и ЕНС)</w:t>
+      </w:r>
+    </w:p>
+    <w:p>
+      <w:pPr>
+        <w:pStyle w:val="ListParagraph"/>
+        <w:numPr>
+          <w:ilvl w:val="0"/>
+          <w:numId w:val="2"/>
+        </w:numPr>
+        <w:spacing w:after="30"/>
+      </w:pPr>
+      <w:r>
+        <w:rPr>
+          <w:rFonts w:ascii="Arial" w:cs="Arial" w:eastAsia="Arial" w:hAnsi="Arial"/>
+          <w:sz w:val="20"/>
+          <w:szCs w:val="20"/>
+        </w:rPr>
+        <w:t xml:space="preserve">Кейс 16. Персонифицированная сверка ЕНП</w:t>
+      </w:r>
+      <w:r>
+        <w:rPr>
+          <w:rFonts w:ascii="Arial" w:cs="Arial" w:eastAsia="Arial" w:hAnsi="Arial"/>
+          <w:color w:val="7F7F7F"/>
+          <w:sz w:val="20"/>
+          <w:szCs w:val="20"/>
+        </w:rPr>
+        <w:t xml:space="preserve"> (Платежи и ЕНС)</w:t>
+      </w:r>
+    </w:p>
+    <w:p>
+      <w:pPr>
+        <w:pStyle w:val="ListParagraph"/>
+        <w:numPr>
+          <w:ilvl w:val="0"/>
+          <w:numId w:val="2"/>
+        </w:numPr>
+        <w:spacing w:after="30"/>
+      </w:pPr>
+      <w:r>
+        <w:rPr>
+          <w:rFonts w:ascii="Arial" w:cs="Arial" w:eastAsia="Arial" w:hAnsi="Arial"/>
+          <w:sz w:val="20"/>
+          <w:szCs w:val="20"/>
+        </w:rPr>
+        <w:t xml:space="preserve">Кейс 32. Актуализация телефонного справочника</w:t>
+      </w:r>
+      <w:r>
+        <w:rPr>
+          <w:rFonts w:ascii="Arial" w:cs="Arial" w:eastAsia="Arial" w:hAnsi="Arial"/>
+          <w:color w:val="7F7F7F"/>
+          <w:sz w:val="20"/>
+          <w:szCs w:val="20"/>
+        </w:rPr>
+        <w:t xml:space="preserve"> (Внутренняя деятельность (не налоговая))</w:t>
+      </w:r>
+    </w:p>
+    <w:p>
+      <w:pPr>
+        <w:spacing w:after="120" w:line="276"/>
+      </w:pPr>
+      <w:r>
+        <w:rPr>
+          <w:rFonts w:ascii="Arial" w:cs="Arial" w:eastAsia="Arial" w:hAnsi="Arial"/>
+          <w:b/>
+          <w:bCs/>
+          <w:sz w:val="20"/>
+          <w:szCs w:val="20"/>
+        </w:rPr>
+        <w:t xml:space="preserve">Также затрагивает: </w:t>
+      </w:r>
+      <w:r>
+        <w:rPr>
+          <w:rFonts w:ascii="Arial" w:cs="Arial" w:eastAsia="Arial" w:hAnsi="Arial"/>
+          <w:sz w:val="20"/>
+          <w:szCs w:val="20"/>
+        </w:rPr>
+        <w:t xml:space="preserve">кейсы 14</w:t>
+      </w:r>
+    </w:p>
+    <w:p>
+      <w:pPr>
+        <w:pStyle w:val="Heading2"/>
+        <w:keepNext/>
+      </w:pPr>
+      <w:r>
+        <w:rPr>
+          <w:rFonts w:ascii="Arial" w:cs="Arial" w:eastAsia="Arial" w:hAnsi="Arial"/>
+        </w:rPr>
+        <w:t xml:space="preserve">П5. Классификация, дедубликация и кластеризация</w:t>
+      </w:r>
+    </w:p>
+    <w:p>
+      <w:pPr>
+        <w:spacing w:after="80" w:line="276"/>
+      </w:pPr>
+      <w:r>
+        <w:rPr>
+          <w:rFonts w:ascii="Arial" w:cs="Arial" w:eastAsia="Arial" w:hAnsi="Arial"/>
+          <w:b/>
+          <w:bCs/>
+          <w:sz w:val="21"/>
+          <w:szCs w:val="21"/>
+        </w:rPr>
+        <w:t xml:space="preserve">Общая проблема: </w:t>
+      </w:r>
+      <w:r>
+        <w:rPr>
+          <w:rFonts w:ascii="Arial" w:cs="Arial" w:eastAsia="Arial" w:hAnsi="Arial"/>
+          <w:sz w:val="21"/>
+          <w:szCs w:val="21"/>
+        </w:rPr>
+        <w:t xml:space="preserve">Поток обращений, замечаний, текстов или записей в свободной форме: одно и то же описано по-разному, часть не по существу, приоритет определяется вручную.</w:t>
+      </w:r>
+    </w:p>
+    <w:p>
+      <w:pPr>
+        <w:spacing w:after="80" w:line="276"/>
+      </w:pPr>
+      <w:r>
+        <w:rPr>
+          <w:rFonts w:ascii="Arial" w:cs="Arial" w:eastAsia="Arial" w:hAnsi="Arial"/>
+          <w:b/>
+          <w:bCs/>
+          <w:sz w:val="21"/>
+          <w:szCs w:val="21"/>
+        </w:rPr>
+        <w:t xml:space="preserve">Тиражируемое решение: </w:t>
+      </w:r>
+      <w:r>
+        <w:rPr>
+          <w:rFonts w:ascii="Arial" w:cs="Arial" w:eastAsia="Arial" w:hAnsi="Arial"/>
+          <w:sz w:val="21"/>
+          <w:szCs w:val="21"/>
+        </w:rPr>
+        <w:t xml:space="preserve">Объединение дублей, присвоение класса и приоритета (например, по числу заявителей или критичности) с перечнем источников. Объединяет 13, 15, 21, 36.</w:t>
+      </w:r>
+    </w:p>
+    <w:p>
+      <w:pPr>
+        <w:keepNext/>
+        <w:spacing w:after="40" w:line="276"/>
+      </w:pPr>
+      <w:r>
+        <w:rPr>
+          <w:rFonts w:ascii="Arial" w:cs="Arial" w:eastAsia="Arial" w:hAnsi="Arial"/>
+          <w:b/>
+          <w:bCs/>
+          <w:sz w:val="21"/>
+          <w:szCs w:val="21"/>
+        </w:rPr>
+        <w:t xml:space="preserve">Основные кейсы:</w:t>
+      </w:r>
+    </w:p>
+    <w:p>
+      <w:pPr>
+        <w:pStyle w:val="ListParagraph"/>
+        <w:numPr>
+          <w:ilvl w:val="0"/>
+          <w:numId w:val="2"/>
+        </w:numPr>
+        <w:spacing w:after="30"/>
+      </w:pPr>
+      <w:r>
+        <w:rPr>
+          <w:rFonts w:ascii="Arial" w:cs="Arial" w:eastAsia="Arial" w:hAnsi="Arial"/>
+          <w:sz w:val="20"/>
+          <w:szCs w:val="20"/>
+        </w:rPr>
+        <w:t xml:space="preserve">Кейс 13. Свод замечаний по итогам тестирования</w:t>
+      </w:r>
+      <w:r>
+        <w:rPr>
+          <w:rFonts w:ascii="Arial" w:cs="Arial" w:eastAsia="Arial" w:hAnsi="Arial"/>
+          <w:color w:val="7F7F7F"/>
+          <w:sz w:val="20"/>
+          <w:szCs w:val="20"/>
+        </w:rPr>
+        <w:t xml:space="preserve"> (Внутренняя деятельность (не налоговая))</w:t>
+      </w:r>
+    </w:p>
+    <w:p>
+      <w:pPr>
+        <w:pStyle w:val="ListParagraph"/>
+        <w:numPr>
+          <w:ilvl w:val="0"/>
+          <w:numId w:val="2"/>
+        </w:numPr>
+        <w:spacing w:after="30"/>
+      </w:pPr>
+      <w:r>
+        <w:rPr>
+          <w:rFonts w:ascii="Arial" w:cs="Arial" w:eastAsia="Arial" w:hAnsi="Arial"/>
+          <w:sz w:val="20"/>
+          <w:szCs w:val="20"/>
+        </w:rPr>
+        <w:t xml:space="preserve">Кейс 15. Обработка предложений территориальных органов по развитию систем</w:t>
+      </w:r>
+      <w:r>
+        <w:rPr>
+          <w:rFonts w:ascii="Arial" w:cs="Arial" w:eastAsia="Arial" w:hAnsi="Arial"/>
+          <w:color w:val="7F7F7F"/>
+          <w:sz w:val="20"/>
+          <w:szCs w:val="20"/>
+        </w:rPr>
+        <w:t xml:space="preserve"> (Внутренняя деятельность (не налоговая))</w:t>
+      </w:r>
+    </w:p>
+    <w:p>
+      <w:pPr>
+        <w:pStyle w:val="ListParagraph"/>
+        <w:numPr>
+          <w:ilvl w:val="0"/>
+          <w:numId w:val="2"/>
+        </w:numPr>
+        <w:spacing w:after="30"/>
+      </w:pPr>
+      <w:r>
+        <w:rPr>
+          <w:rFonts w:ascii="Arial" w:cs="Arial" w:eastAsia="Arial" w:hAnsi="Arial"/>
+          <w:sz w:val="20"/>
+          <w:szCs w:val="20"/>
+        </w:rPr>
+        <w:t xml:space="preserve">Кейс 21. Тип обособленного спора в выгрузке судебных актов</w:t>
+      </w:r>
+      <w:r>
+        <w:rPr>
+          <w:rFonts w:ascii="Arial" w:cs="Arial" w:eastAsia="Arial" w:hAnsi="Arial"/>
+          <w:color w:val="7F7F7F"/>
+          <w:sz w:val="20"/>
+          <w:szCs w:val="20"/>
+        </w:rPr>
+        <w:t xml:space="preserve"> (Банкротство)</w:t>
+      </w:r>
+    </w:p>
+    <w:p>
+      <w:pPr>
+        <w:pStyle w:val="ListParagraph"/>
+        <w:numPr>
+          <w:ilvl w:val="0"/>
+          <w:numId w:val="2"/>
+        </w:numPr>
+        <w:spacing w:after="30"/>
+      </w:pPr>
+      <w:r>
+        <w:rPr>
+          <w:rFonts w:ascii="Arial" w:cs="Arial" w:eastAsia="Arial" w:hAnsi="Arial"/>
+          <w:sz w:val="20"/>
+          <w:szCs w:val="20"/>
+        </w:rPr>
+        <w:t xml:space="preserve">Кейс 36. Анализ отказов банков</w:t>
+      </w:r>
+      <w:r>
+        <w:rPr>
+          <w:rFonts w:ascii="Arial" w:cs="Arial" w:eastAsia="Arial" w:hAnsi="Arial"/>
+          <w:color w:val="7F7F7F"/>
+          <w:sz w:val="20"/>
+          <w:szCs w:val="20"/>
+        </w:rPr>
+        <w:t xml:space="preserve"> (Взыскание задолженности)</w:t>
+      </w:r>
+    </w:p>
+    <w:p>
+      <w:pPr>
+        <w:spacing w:after="120" w:line="276"/>
+      </w:pPr>
+      <w:r>
+        <w:rPr>
+          <w:rFonts w:ascii="Arial" w:cs="Arial" w:eastAsia="Arial" w:hAnsi="Arial"/>
+          <w:b/>
+          <w:bCs/>
+          <w:sz w:val="20"/>
+          <w:szCs w:val="20"/>
+        </w:rPr>
+        <w:t xml:space="preserve">Также затрагивает: </w:t>
+      </w:r>
+      <w:r>
+        <w:rPr>
+          <w:rFonts w:ascii="Arial" w:cs="Arial" w:eastAsia="Arial" w:hAnsi="Arial"/>
+          <w:sz w:val="20"/>
+          <w:szCs w:val="20"/>
+        </w:rPr>
+        <w:t xml:space="preserve">кейсы 1, 25, 27, 37</w:t>
+      </w:r>
+    </w:p>
+    <w:p>
+      <w:pPr>
+        <w:pStyle w:val="Heading2"/>
+        <w:keepNext/>
+      </w:pPr>
+      <w:r>
+        <w:rPr>
+          <w:rFonts w:ascii="Arial" w:cs="Arial" w:eastAsia="Arial" w:hAnsi="Arial"/>
+        </w:rPr>
+        <w:t xml:space="preserve">П6. Подготовка документов и справок</w:t>
+      </w:r>
+    </w:p>
+    <w:p>
+      <w:pPr>
+        <w:spacing w:after="80" w:line="276"/>
+      </w:pPr>
+      <w:r>
+        <w:rPr>
+          <w:rFonts w:ascii="Arial" w:cs="Arial" w:eastAsia="Arial" w:hAnsi="Arial"/>
+          <w:b/>
+          <w:bCs/>
+          <w:sz w:val="21"/>
+          <w:szCs w:val="21"/>
+        </w:rPr>
+        <w:t xml:space="preserve">Общая проблема: </w:t>
+      </w:r>
+      <w:r>
+        <w:rPr>
+          <w:rFonts w:ascii="Arial" w:cs="Arial" w:eastAsia="Arial" w:hAnsi="Arial"/>
+          <w:sz w:val="21"/>
+          <w:szCs w:val="21"/>
+        </w:rPr>
+        <w:t xml:space="preserve">Протоколы, справки, ТЗ, проекты решений и презентации собираются вручную по шаблону; результат зависит от исполнителя, цифры расходятся между таблицей и текстом.</w:t>
+      </w:r>
+    </w:p>
+    <w:p>
+      <w:pPr>
+        <w:spacing w:after="80" w:line="276"/>
+      </w:pPr>
+      <w:r>
+        <w:rPr>
+          <w:rFonts w:ascii="Arial" w:cs="Arial" w:eastAsia="Arial" w:hAnsi="Arial"/>
+          <w:b/>
+          <w:bCs/>
+          <w:sz w:val="21"/>
+          <w:szCs w:val="21"/>
+        </w:rPr>
+        <w:t xml:space="preserve">Тиражируемое решение: </w:t>
+      </w:r>
+      <w:r>
+        <w:rPr>
+          <w:rFonts w:ascii="Arial" w:cs="Arial" w:eastAsia="Arial" w:hAnsi="Arial"/>
+          <w:sz w:val="21"/>
+          <w:szCs w:val="21"/>
+        </w:rPr>
+        <w:t xml:space="preserve">Проект документа по унифицированной структуре с источником и датой по каждой цифре; финальное решение и правка остаются за сотрудником.</w:t>
+      </w:r>
+    </w:p>
+    <w:p>
+      <w:pPr>
+        <w:keepNext/>
+        <w:spacing w:after="40" w:line="276"/>
+      </w:pPr>
+      <w:r>
+        <w:rPr>
+          <w:rFonts w:ascii="Arial" w:cs="Arial" w:eastAsia="Arial" w:hAnsi="Arial"/>
+          <w:b/>
+          <w:bCs/>
+          <w:sz w:val="21"/>
+          <w:szCs w:val="21"/>
+        </w:rPr>
+        <w:t xml:space="preserve">Основные кейсы:</w:t>
+      </w:r>
+    </w:p>
+    <w:p>
+      <w:pPr>
+        <w:pStyle w:val="ListParagraph"/>
+        <w:numPr>
+          <w:ilvl w:val="0"/>
+          <w:numId w:val="2"/>
+        </w:numPr>
+        <w:spacing w:after="30"/>
+      </w:pPr>
+      <w:r>
+        <w:rPr>
+          <w:rFonts w:ascii="Arial" w:cs="Arial" w:eastAsia="Arial" w:hAnsi="Arial"/>
+          <w:sz w:val="20"/>
+          <w:szCs w:val="20"/>
+        </w:rPr>
+        <w:t xml:space="preserve">Кейс 5. Описание объекта закупки (ТЗ) по 44-ФЗ</w:t>
+      </w:r>
+      <w:r>
+        <w:rPr>
+          <w:rFonts w:ascii="Arial" w:cs="Arial" w:eastAsia="Arial" w:hAnsi="Arial"/>
+          <w:color w:val="7F7F7F"/>
+          <w:sz w:val="20"/>
+          <w:szCs w:val="20"/>
+        </w:rPr>
+        <w:t xml:space="preserve"> (Внутренняя деятельность (не налоговая))</w:t>
+      </w:r>
+    </w:p>
+    <w:p>
+      <w:pPr>
+        <w:pStyle w:val="ListParagraph"/>
+        <w:numPr>
+          <w:ilvl w:val="0"/>
+          <w:numId w:val="2"/>
+        </w:numPr>
+        <w:spacing w:after="30"/>
+      </w:pPr>
+      <w:r>
+        <w:rPr>
+          <w:rFonts w:ascii="Arial" w:cs="Arial" w:eastAsia="Arial" w:hAnsi="Arial"/>
+          <w:sz w:val="20"/>
+          <w:szCs w:val="20"/>
+        </w:rPr>
+        <w:t xml:space="preserve">Кейс 11. Расшифровка совещаний, протокол и реестр поручений</w:t>
+      </w:r>
+      <w:r>
+        <w:rPr>
+          <w:rFonts w:ascii="Arial" w:cs="Arial" w:eastAsia="Arial" w:hAnsi="Arial"/>
+          <w:color w:val="7F7F7F"/>
+          <w:sz w:val="20"/>
+          <w:szCs w:val="20"/>
+        </w:rPr>
+        <w:t xml:space="preserve"> (Внутренняя деятельность (не налоговая))</w:t>
+      </w:r>
+    </w:p>
+    <w:p>
+      <w:pPr>
+        <w:pStyle w:val="ListParagraph"/>
+        <w:numPr>
+          <w:ilvl w:val="0"/>
+          <w:numId w:val="2"/>
+        </w:numPr>
+        <w:spacing w:after="30"/>
+      </w:pPr>
+      <w:r>
+        <w:rPr>
+          <w:rFonts w:ascii="Arial" w:cs="Arial" w:eastAsia="Arial" w:hAnsi="Arial"/>
+          <w:sz w:val="20"/>
+          <w:szCs w:val="20"/>
+        </w:rPr>
+        <w:t xml:space="preserve">Кейс 33. Подготовка презентации по проекту</w:t>
+      </w:r>
+      <w:r>
+        <w:rPr>
+          <w:rFonts w:ascii="Arial" w:cs="Arial" w:eastAsia="Arial" w:hAnsi="Arial"/>
+          <w:color w:val="7F7F7F"/>
+          <w:sz w:val="20"/>
+          <w:szCs w:val="20"/>
+        </w:rPr>
+        <w:t xml:space="preserve"> (Внутренняя деятельность (не налоговая))</w:t>
+      </w:r>
+    </w:p>
+    <w:p>
+      <w:pPr>
+        <w:pStyle w:val="ListParagraph"/>
+        <w:numPr>
+          <w:ilvl w:val="0"/>
+          <w:numId w:val="2"/>
+        </w:numPr>
+        <w:spacing w:after="30"/>
+      </w:pPr>
+      <w:r>
+        <w:rPr>
+          <w:rFonts w:ascii="Arial" w:cs="Arial" w:eastAsia="Arial" w:hAnsi="Arial"/>
+          <w:sz w:val="20"/>
+          <w:szCs w:val="20"/>
+        </w:rPr>
+        <w:t xml:space="preserve">Кейс 44. Проекты решений по жалобам (гл. 9, ст. 77, п. 10 ст. 101 НК РФ)</w:t>
+      </w:r>
+      <w:r>
+        <w:rPr>
+          <w:rFonts w:ascii="Arial" w:cs="Arial" w:eastAsia="Arial" w:hAnsi="Arial"/>
+          <w:color w:val="7F7F7F"/>
+          <w:sz w:val="20"/>
+          <w:szCs w:val="20"/>
+        </w:rPr>
+        <w:t xml:space="preserve"> (Правовая работа и споры)</w:t>
+      </w:r>
+    </w:p>
+    <w:p>
+      <w:pPr>
+        <w:spacing w:after="120" w:line="276"/>
+      </w:pPr>
+      <w:r>
+        <w:rPr>
+          <w:rFonts w:ascii="Arial" w:cs="Arial" w:eastAsia="Arial" w:hAnsi="Arial"/>
+          <w:b/>
+          <w:bCs/>
+          <w:sz w:val="20"/>
+          <w:szCs w:val="20"/>
+        </w:rPr>
+        <w:t xml:space="preserve">Также затрагивает: </w:t>
+      </w:r>
+      <w:r>
+        <w:rPr>
+          <w:rFonts w:ascii="Arial" w:cs="Arial" w:eastAsia="Arial" w:hAnsi="Arial"/>
+          <w:sz w:val="20"/>
+          <w:szCs w:val="20"/>
+        </w:rPr>
+        <w:t xml:space="preserve">кейсы 13, 25, 36, 38, 39, 45, 47</w:t>
+      </w:r>
+    </w:p>
+    <w:p>
+      <w:pPr>
+        <w:pStyle w:val="Heading2"/>
+        <w:keepNext/>
+      </w:pPr>
+      <w:r>
+        <w:rPr>
+          <w:rFonts w:ascii="Arial" w:cs="Arial" w:eastAsia="Arial" w:hAnsi="Arial"/>
+        </w:rPr>
+        <w:t xml:space="preserve">П7. Сбор данных из внешних источников</w:t>
+      </w:r>
+    </w:p>
+    <w:p>
+      <w:pPr>
+        <w:spacing w:after="80" w:line="276"/>
+      </w:pPr>
+      <w:r>
+        <w:rPr>
+          <w:rFonts w:ascii="Arial" w:cs="Arial" w:eastAsia="Arial" w:hAnsi="Arial"/>
+          <w:b/>
+          <w:bCs/>
+          <w:sz w:val="21"/>
+          <w:szCs w:val="21"/>
+        </w:rPr>
+        <w:t xml:space="preserve">Общая проблема: </w:t>
+      </w:r>
+      <w:r>
+        <w:rPr>
+          <w:rFonts w:ascii="Arial" w:cs="Arial" w:eastAsia="Arial" w:hAnsi="Arial"/>
+          <w:sz w:val="21"/>
+          <w:szCs w:val="21"/>
+        </w:rPr>
+        <w:t xml:space="preserve">Нужные сведения находятся вне ведомственных систем: КАД, ЕФРСБ, реестр ФНП, ЕГРН, ФССП, коммерческие сервисы и сайты объявлений; вручную по большому списку не собрать.</w:t>
+      </w:r>
+    </w:p>
+    <w:p>
+      <w:pPr>
+        <w:spacing w:after="80" w:line="276"/>
+      </w:pPr>
+      <w:r>
+        <w:rPr>
+          <w:rFonts w:ascii="Arial" w:cs="Arial" w:eastAsia="Arial" w:hAnsi="Arial"/>
+          <w:b/>
+          <w:bCs/>
+          <w:sz w:val="21"/>
+          <w:szCs w:val="21"/>
+        </w:rPr>
+        <w:t xml:space="preserve">Тиражируемое решение: </w:t>
+      </w:r>
+      <w:r>
+        <w:rPr>
+          <w:rFonts w:ascii="Arial" w:cs="Arial" w:eastAsia="Arial" w:hAnsi="Arial"/>
+          <w:sz w:val="21"/>
+          <w:szCs w:val="21"/>
+        </w:rPr>
+        <w:t xml:space="preserve">Коннекторы к внешним источникам (API и сайты) с обновлением по расписанию и выделением изменений. Нужно отдельно решить вопросы доступа и передачи данных вовне.</w:t>
+      </w:r>
+    </w:p>
+    <w:p>
+      <w:pPr>
+        <w:keepNext/>
+        <w:spacing w:after="40" w:line="276"/>
+      </w:pPr>
+      <w:r>
+        <w:rPr>
+          <w:rFonts w:ascii="Arial" w:cs="Arial" w:eastAsia="Arial" w:hAnsi="Arial"/>
+          <w:b/>
+          <w:bCs/>
+          <w:sz w:val="21"/>
+          <w:szCs w:val="21"/>
+        </w:rPr>
+        <w:t xml:space="preserve">Основные кейсы:</w:t>
+      </w:r>
+    </w:p>
+    <w:p>
+      <w:pPr>
+        <w:pStyle w:val="ListParagraph"/>
+        <w:numPr>
+          <w:ilvl w:val="0"/>
+          <w:numId w:val="2"/>
+        </w:numPr>
+        <w:spacing w:after="30"/>
+      </w:pPr>
+      <w:r>
+        <w:rPr>
+          <w:rFonts w:ascii="Arial" w:cs="Arial" w:eastAsia="Arial" w:hAnsi="Arial"/>
+          <w:sz w:val="20"/>
+          <w:szCs w:val="20"/>
+        </w:rPr>
+        <w:t xml:space="preserve">Кейс 8. Проверка залогов движимого имущества в реестре ФНП</w:t>
+      </w:r>
+      <w:r>
+        <w:rPr>
+          <w:rFonts w:ascii="Arial" w:cs="Arial" w:eastAsia="Arial" w:hAnsi="Arial"/>
+          <w:color w:val="7F7F7F"/>
+          <w:sz w:val="20"/>
+          <w:szCs w:val="20"/>
+        </w:rPr>
+        <w:t xml:space="preserve"> (Изменение сроков уплаты и меры поддержки)</w:t>
+      </w:r>
+    </w:p>
+    <w:p>
+      <w:pPr>
+        <w:pStyle w:val="ListParagraph"/>
+        <w:numPr>
+          <w:ilvl w:val="0"/>
+          <w:numId w:val="2"/>
+        </w:numPr>
+        <w:spacing w:after="30"/>
+      </w:pPr>
+      <w:r>
+        <w:rPr>
+          <w:rFonts w:ascii="Arial" w:cs="Arial" w:eastAsia="Arial" w:hAnsi="Arial"/>
+          <w:sz w:val="20"/>
+          <w:szCs w:val="20"/>
+        </w:rPr>
+        <w:t xml:space="preserve">Кейс 23. Актуальная стадия банкротства по перечням дел</w:t>
+      </w:r>
+      <w:r>
+        <w:rPr>
+          <w:rFonts w:ascii="Arial" w:cs="Arial" w:eastAsia="Arial" w:hAnsi="Arial"/>
+          <w:color w:val="7F7F7F"/>
+          <w:sz w:val="20"/>
+          <w:szCs w:val="20"/>
+        </w:rPr>
+        <w:t xml:space="preserve"> (Банкротство)</w:t>
+      </w:r>
+    </w:p>
+    <w:p>
+      <w:pPr>
+        <w:pStyle w:val="ListParagraph"/>
+        <w:numPr>
+          <w:ilvl w:val="0"/>
+          <w:numId w:val="2"/>
+        </w:numPr>
+        <w:spacing w:after="30"/>
+      </w:pPr>
+      <w:r>
+        <w:rPr>
+          <w:rFonts w:ascii="Arial" w:cs="Arial" w:eastAsia="Arial" w:hAnsi="Arial"/>
+          <w:sz w:val="20"/>
+          <w:szCs w:val="20"/>
+        </w:rPr>
+        <w:t xml:space="preserve">Кейс 24. Заявления о субсидиарной ответственности и контролирующие лица</w:t>
+      </w:r>
+      <w:r>
+        <w:rPr>
+          <w:rFonts w:ascii="Arial" w:cs="Arial" w:eastAsia="Arial" w:hAnsi="Arial"/>
+          <w:color w:val="7F7F7F"/>
+          <w:sz w:val="20"/>
+          <w:szCs w:val="20"/>
+        </w:rPr>
+        <w:t xml:space="preserve"> (Банкротство)</w:t>
+      </w:r>
+    </w:p>
+    <w:p>
+      <w:pPr>
+        <w:spacing w:after="120" w:line="276"/>
+      </w:pPr>
+      <w:r>
+        <w:rPr>
+          <w:rFonts w:ascii="Arial" w:cs="Arial" w:eastAsia="Arial" w:hAnsi="Arial"/>
+          <w:b/>
+          <w:bCs/>
+          <w:sz w:val="20"/>
+          <w:szCs w:val="20"/>
+        </w:rPr>
+        <w:t xml:space="preserve">Также затрагивает: </w:t>
+      </w:r>
+      <w:r>
+        <w:rPr>
+          <w:rFonts w:ascii="Arial" w:cs="Arial" w:eastAsia="Arial" w:hAnsi="Arial"/>
+          <w:sz w:val="20"/>
+          <w:szCs w:val="20"/>
+        </w:rPr>
+        <w:t xml:space="preserve">кейсы 9, 10, 19, 22, 39</w:t>
+      </w:r>
+    </w:p>
+    <w:p>
+      <w:pPr>
+        <w:pStyle w:val="Heading2"/>
+        <w:keepNext/>
+      </w:pPr>
+      <w:r>
+        <w:rPr>
+          <w:rFonts w:ascii="Arial" w:cs="Arial" w:eastAsia="Arial" w:hAnsi="Arial"/>
+        </w:rPr>
+        <w:t xml:space="preserve">П8. Аналитика, дашборды и регулярная отчётность</w:t>
+      </w:r>
+    </w:p>
+    <w:p>
+      <w:pPr>
+        <w:spacing w:after="80" w:line="276"/>
+      </w:pPr>
+      <w:r>
+        <w:rPr>
+          <w:rFonts w:ascii="Arial" w:cs="Arial" w:eastAsia="Arial" w:hAnsi="Arial"/>
+          <w:b/>
+          <w:bCs/>
+          <w:sz w:val="21"/>
+          <w:szCs w:val="21"/>
+        </w:rPr>
+        <w:t xml:space="preserve">Общая проблема: </w:t>
+      </w:r>
+      <w:r>
+        <w:rPr>
+          <w:rFonts w:ascii="Arial" w:cs="Arial" w:eastAsia="Arial" w:hAnsi="Arial"/>
+          <w:sz w:val="21"/>
+          <w:szCs w:val="21"/>
+        </w:rPr>
+        <w:t xml:space="preserve">Показатели считаются и переносятся в слайды вручную к каждому совещанию; нет единой картины, нельзя раскрыть цифру до первичных строк.</w:t>
+      </w:r>
+    </w:p>
+    <w:p>
+      <w:pPr>
+        <w:spacing w:after="80" w:line="276"/>
+      </w:pPr>
+      <w:r>
+        <w:rPr>
+          <w:rFonts w:ascii="Arial" w:cs="Arial" w:eastAsia="Arial" w:hAnsi="Arial"/>
+          <w:b/>
+          <w:bCs/>
+          <w:sz w:val="21"/>
+          <w:szCs w:val="21"/>
+        </w:rPr>
+        <w:t xml:space="preserve">Тиражируемое решение: </w:t>
+      </w:r>
+      <w:r>
+        <w:rPr>
+          <w:rFonts w:ascii="Arial" w:cs="Arial" w:eastAsia="Arial" w:hAnsi="Arial"/>
+          <w:sz w:val="21"/>
+          <w:szCs w:val="21"/>
+        </w:rPr>
+        <w:t xml:space="preserve">Конструктор дашбордов по запросу (кейс 28) и сборка отчёта «по кнопке» на свежих выгрузках с проверкой сходимости; один шаблон закрывает 12, 26, 34, 40, 46.</w:t>
+      </w:r>
+    </w:p>
+    <w:p>
+      <w:pPr>
+        <w:keepNext/>
+        <w:spacing w:after="40" w:line="276"/>
+      </w:pPr>
+      <w:r>
+        <w:rPr>
+          <w:rFonts w:ascii="Arial" w:cs="Arial" w:eastAsia="Arial" w:hAnsi="Arial"/>
+          <w:b/>
+          <w:bCs/>
+          <w:sz w:val="21"/>
+          <w:szCs w:val="21"/>
+        </w:rPr>
+        <w:t xml:space="preserve">Основные кейсы:</w:t>
+      </w:r>
+    </w:p>
+    <w:p>
+      <w:pPr>
+        <w:pStyle w:val="ListParagraph"/>
+        <w:numPr>
+          <w:ilvl w:val="0"/>
+          <w:numId w:val="2"/>
+        </w:numPr>
+        <w:spacing w:after="30"/>
+      </w:pPr>
+      <w:r>
+        <w:rPr>
+          <w:rFonts w:ascii="Arial" w:cs="Arial" w:eastAsia="Arial" w:hAnsi="Arial"/>
+          <w:sz w:val="20"/>
+          <w:szCs w:val="20"/>
+        </w:rPr>
+        <w:t xml:space="preserve">Кейс 3. Интеллектуальный анализ кадрового дашборда</w:t>
+      </w:r>
+      <w:r>
+        <w:rPr>
+          <w:rFonts w:ascii="Arial" w:cs="Arial" w:eastAsia="Arial" w:hAnsi="Arial"/>
+          <w:color w:val="7F7F7F"/>
+          <w:sz w:val="20"/>
+          <w:szCs w:val="20"/>
+        </w:rPr>
+        <w:t xml:space="preserve"> (Внутренняя деятельность (не налоговая))</w:t>
+      </w:r>
+    </w:p>
+    <w:p>
+      <w:pPr>
+        <w:pStyle w:val="ListParagraph"/>
+        <w:numPr>
+          <w:ilvl w:val="0"/>
+          <w:numId w:val="2"/>
+        </w:numPr>
+        <w:spacing w:after="30"/>
+      </w:pPr>
+      <w:r>
+        <w:rPr>
+          <w:rFonts w:ascii="Arial" w:cs="Arial" w:eastAsia="Arial" w:hAnsi="Arial"/>
+          <w:sz w:val="20"/>
+          <w:szCs w:val="20"/>
+        </w:rPr>
+        <w:t xml:space="preserve">Кейс 12. Единый управленческий дашборд для руководства</w:t>
+      </w:r>
+      <w:r>
+        <w:rPr>
+          <w:rFonts w:ascii="Arial" w:cs="Arial" w:eastAsia="Arial" w:hAnsi="Arial"/>
+          <w:color w:val="7F7F7F"/>
+          <w:sz w:val="20"/>
+          <w:szCs w:val="20"/>
+        </w:rPr>
+        <w:t xml:space="preserve"> (Внутренняя деятельность (не налоговая))</w:t>
+      </w:r>
+    </w:p>
+    <w:p>
+      <w:pPr>
+        <w:pStyle w:val="ListParagraph"/>
+        <w:numPr>
+          <w:ilvl w:val="0"/>
+          <w:numId w:val="2"/>
+        </w:numPr>
+        <w:spacing w:after="30"/>
+      </w:pPr>
+      <w:r>
+        <w:rPr>
+          <w:rFonts w:ascii="Arial" w:cs="Arial" w:eastAsia="Arial" w:hAnsi="Arial"/>
+          <w:sz w:val="20"/>
+          <w:szCs w:val="20"/>
+        </w:rPr>
+        <w:t xml:space="preserve">Кейс 25. Аналитика состояния задолженности и слайд для руководства</w:t>
+      </w:r>
+      <w:r>
+        <w:rPr>
+          <w:rFonts w:ascii="Arial" w:cs="Arial" w:eastAsia="Arial" w:hAnsi="Arial"/>
+          <w:color w:val="7F7F7F"/>
+          <w:sz w:val="20"/>
+          <w:szCs w:val="20"/>
+        </w:rPr>
+        <w:t xml:space="preserve"> (Банкротство)</w:t>
+      </w:r>
+    </w:p>
+    <w:p>
+      <w:pPr>
+        <w:pStyle w:val="ListParagraph"/>
+        <w:numPr>
+          <w:ilvl w:val="0"/>
+          <w:numId w:val="2"/>
+        </w:numPr>
+        <w:spacing w:after="30"/>
+      </w:pPr>
+      <w:r>
+        <w:rPr>
+          <w:rFonts w:ascii="Arial" w:cs="Arial" w:eastAsia="Arial" w:hAnsi="Arial"/>
+          <w:sz w:val="20"/>
+          <w:szCs w:val="20"/>
+        </w:rPr>
+        <w:t xml:space="preserve">Кейс 26. Еженедельный интерактивный дашборд ЦК ИПБ</w:t>
+      </w:r>
+      <w:r>
+        <w:rPr>
+          <w:rFonts w:ascii="Arial" w:cs="Arial" w:eastAsia="Arial" w:hAnsi="Arial"/>
+          <w:color w:val="7F7F7F"/>
+          <w:sz w:val="20"/>
+          <w:szCs w:val="20"/>
+        </w:rPr>
+        <w:t xml:space="preserve"> (Банкротство)</w:t>
+      </w:r>
+    </w:p>
+    <w:p>
+      <w:pPr>
+        <w:pStyle w:val="ListParagraph"/>
+        <w:numPr>
+          <w:ilvl w:val="0"/>
+          <w:numId w:val="2"/>
+        </w:numPr>
+        <w:spacing w:after="30"/>
+      </w:pPr>
+      <w:r>
+        <w:rPr>
+          <w:rFonts w:ascii="Arial" w:cs="Arial" w:eastAsia="Arial" w:hAnsi="Arial"/>
+          <w:sz w:val="20"/>
+          <w:szCs w:val="20"/>
+        </w:rPr>
+        <w:t xml:space="preserve">Кейс 28. Гибкие дашборды и конструктор запросов</w:t>
+      </w:r>
+      <w:r>
+        <w:rPr>
+          <w:rFonts w:ascii="Arial" w:cs="Arial" w:eastAsia="Arial" w:hAnsi="Arial"/>
+          <w:color w:val="7F7F7F"/>
+          <w:sz w:val="20"/>
+          <w:szCs w:val="20"/>
+        </w:rPr>
+        <w:t xml:space="preserve"> (Взыскание задолженности)</w:t>
+      </w:r>
+    </w:p>
+    <w:p>
+      <w:pPr>
+        <w:pStyle w:val="ListParagraph"/>
+        <w:numPr>
+          <w:ilvl w:val="0"/>
+          <w:numId w:val="2"/>
+        </w:numPr>
+        <w:spacing w:after="30"/>
+      </w:pPr>
+      <w:r>
+        <w:rPr>
+          <w:rFonts w:ascii="Arial" w:cs="Arial" w:eastAsia="Arial" w:hAnsi="Arial"/>
+          <w:sz w:val="20"/>
+          <w:szCs w:val="20"/>
+        </w:rPr>
+        <w:t xml:space="preserve">Кейс 29. Проверка гипотез прироста задолженности</w:t>
+      </w:r>
+      <w:r>
+        <w:rPr>
+          <w:rFonts w:ascii="Arial" w:cs="Arial" w:eastAsia="Arial" w:hAnsi="Arial"/>
+          <w:color w:val="7F7F7F"/>
+          <w:sz w:val="20"/>
+          <w:szCs w:val="20"/>
+        </w:rPr>
+        <w:t xml:space="preserve"> (Взыскание задолженности)</w:t>
+      </w:r>
+    </w:p>
+    <w:p>
+      <w:pPr>
+        <w:pStyle w:val="ListParagraph"/>
+        <w:numPr>
+          <w:ilvl w:val="0"/>
+          <w:numId w:val="2"/>
+        </w:numPr>
+        <w:spacing w:after="30"/>
+      </w:pPr>
+      <w:r>
+        <w:rPr>
+          <w:rFonts w:ascii="Arial" w:cs="Arial" w:eastAsia="Arial" w:hAnsi="Arial"/>
+          <w:sz w:val="20"/>
+          <w:szCs w:val="20"/>
+        </w:rPr>
+        <w:t xml:space="preserve">Кейс 34. Анализ еженедельной отчётности ЦК ВПД</w:t>
+      </w:r>
+      <w:r>
+        <w:rPr>
+          <w:rFonts w:ascii="Arial" w:cs="Arial" w:eastAsia="Arial" w:hAnsi="Arial"/>
+          <w:color w:val="7F7F7F"/>
+          <w:sz w:val="20"/>
+          <w:szCs w:val="20"/>
+        </w:rPr>
+        <w:t xml:space="preserve"> (Банкротство)</w:t>
+      </w:r>
+    </w:p>
+    <w:p>
+      <w:pPr>
+        <w:pStyle w:val="ListParagraph"/>
+        <w:numPr>
+          <w:ilvl w:val="0"/>
+          <w:numId w:val="2"/>
+        </w:numPr>
+        <w:spacing w:after="30"/>
+      </w:pPr>
+      <w:r>
+        <w:rPr>
+          <w:rFonts w:ascii="Arial" w:cs="Arial" w:eastAsia="Arial" w:hAnsi="Arial"/>
+          <w:sz w:val="20"/>
+          <w:szCs w:val="20"/>
+        </w:rPr>
+        <w:t xml:space="preserve">Кейс 40. Анализ ежемесячной отчётности ЦК РКМ</w:t>
+      </w:r>
+      <w:r>
+        <w:rPr>
+          <w:rFonts w:ascii="Arial" w:cs="Arial" w:eastAsia="Arial" w:hAnsi="Arial"/>
+          <w:color w:val="7F7F7F"/>
+          <w:sz w:val="20"/>
+          <w:szCs w:val="20"/>
+        </w:rPr>
+        <w:t xml:space="preserve"> (Банкротство)</w:t>
+      </w:r>
+    </w:p>
+    <w:p>
+      <w:pPr>
+        <w:pStyle w:val="ListParagraph"/>
+        <w:numPr>
+          <w:ilvl w:val="0"/>
+          <w:numId w:val="2"/>
+        </w:numPr>
+        <w:spacing w:after="30"/>
+      </w:pPr>
+      <w:r>
+        <w:rPr>
+          <w:rFonts w:ascii="Arial" w:cs="Arial" w:eastAsia="Arial" w:hAnsi="Arial"/>
+          <w:sz w:val="20"/>
+          <w:szCs w:val="20"/>
+        </w:rPr>
+        <w:t xml:space="preserve">Кейс 46. Дашборд по мерам поддержки «Площадка реструктуризации долга»</w:t>
+      </w:r>
+      <w:r>
+        <w:rPr>
+          <w:rFonts w:ascii="Arial" w:cs="Arial" w:eastAsia="Arial" w:hAnsi="Arial"/>
+          <w:color w:val="7F7F7F"/>
+          <w:sz w:val="20"/>
+          <w:szCs w:val="20"/>
+        </w:rPr>
+        <w:t xml:space="preserve"> (Изменение сроков уплаты и меры поддержки)</w:t>
+      </w:r>
+    </w:p>
+    <w:p>
+      <w:pPr>
+        <w:spacing w:after="120" w:line="276"/>
+      </w:pPr>
+      <w:r>
+        <w:rPr>
+          <w:rFonts w:ascii="Arial" w:cs="Arial" w:eastAsia="Arial" w:hAnsi="Arial"/>
+          <w:b/>
+          <w:bCs/>
+          <w:sz w:val="20"/>
+          <w:szCs w:val="20"/>
+        </w:rPr>
+        <w:t xml:space="preserve">Также затрагивает: </w:t>
+      </w:r>
+      <w:r>
+        <w:rPr>
+          <w:rFonts w:ascii="Arial" w:cs="Arial" w:eastAsia="Arial" w:hAnsi="Arial"/>
+          <w:sz w:val="20"/>
+          <w:szCs w:val="20"/>
+        </w:rPr>
+        <w:t xml:space="preserve">кейсы 15, 20, 30</w:t>
+      </w:r>
+    </w:p>
+    <w:p>
+      <w:pPr>
+        <w:pStyle w:val="Heading2"/>
+        <w:keepNext/>
+      </w:pPr>
+      <w:r>
+        <w:rPr>
+          <w:rFonts w:ascii="Arial" w:cs="Arial" w:eastAsia="Arial" w:hAnsi="Arial"/>
+        </w:rPr>
+        <w:t xml:space="preserve">П9. Оценка платежеспособности, стоимости и рисков</w:t>
+      </w:r>
+    </w:p>
+    <w:p>
+      <w:pPr>
+        <w:spacing w:after="80" w:line="276"/>
+      </w:pPr>
+      <w:r>
+        <w:rPr>
+          <w:rFonts w:ascii="Arial" w:cs="Arial" w:eastAsia="Arial" w:hAnsi="Arial"/>
+          <w:b/>
+          <w:bCs/>
+          <w:sz w:val="21"/>
+          <w:szCs w:val="21"/>
+        </w:rPr>
+        <w:t xml:space="preserve">Общая проблема: </w:t>
+      </w:r>
+      <w:r>
+        <w:rPr>
+          <w:rFonts w:ascii="Arial" w:cs="Arial" w:eastAsia="Arial" w:hAnsi="Arial"/>
+          <w:sz w:val="21"/>
+          <w:szCs w:val="21"/>
+        </w:rPr>
+        <w:t xml:space="preserve">Для принятия решения о взыскании, отсрочке или обеспечении нужно собрать сведения о финансах, имуществе и операциях и оценить платежеспособность или стоимость.</w:t>
+      </w:r>
+    </w:p>
+    <w:p>
+      <w:pPr>
+        <w:spacing w:after="80" w:line="276"/>
+      </w:pPr>
+      <w:r>
+        <w:rPr>
+          <w:rFonts w:ascii="Arial" w:cs="Arial" w:eastAsia="Arial" w:hAnsi="Arial"/>
+          <w:b/>
+          <w:bCs/>
+          <w:sz w:val="21"/>
+          <w:szCs w:val="21"/>
+        </w:rPr>
+        <w:t xml:space="preserve">Тиражируемое решение: </w:t>
+      </w:r>
+      <w:r>
+        <w:rPr>
+          <w:rFonts w:ascii="Arial" w:cs="Arial" w:eastAsia="Arial" w:hAnsi="Arial"/>
+          <w:sz w:val="21"/>
+          <w:szCs w:val="21"/>
+        </w:rPr>
+        <w:t xml:space="preserve">Единая методика оценки платежеспособности и приоритизации должников (38, 45, 47, 10, 27) и отдельный контур оценки стоимости имущества (9). Выводы подтверждает сотрудник.</w:t>
+      </w:r>
+    </w:p>
+    <w:p>
+      <w:pPr>
+        <w:keepNext/>
+        <w:spacing w:after="40" w:line="276"/>
+      </w:pPr>
+      <w:r>
+        <w:rPr>
+          <w:rFonts w:ascii="Arial" w:cs="Arial" w:eastAsia="Arial" w:hAnsi="Arial"/>
+          <w:b/>
+          <w:bCs/>
+          <w:sz w:val="21"/>
+          <w:szCs w:val="21"/>
+        </w:rPr>
+        <w:t xml:space="preserve">Основные кейсы:</w:t>
+      </w:r>
+    </w:p>
+    <w:p>
+      <w:pPr>
+        <w:pStyle w:val="ListParagraph"/>
+        <w:numPr>
+          <w:ilvl w:val="0"/>
+          <w:numId w:val="2"/>
+        </w:numPr>
+        <w:spacing w:after="30"/>
+      </w:pPr>
+      <w:r>
+        <w:rPr>
+          <w:rFonts w:ascii="Arial" w:cs="Arial" w:eastAsia="Arial" w:hAnsi="Arial"/>
+          <w:sz w:val="20"/>
+          <w:szCs w:val="20"/>
+        </w:rPr>
+        <w:t xml:space="preserve">Кейс 9. Рыночная стоимость по аналогам (Циан, Авито, Авто.ру)</w:t>
+      </w:r>
+      <w:r>
+        <w:rPr>
+          <w:rFonts w:ascii="Arial" w:cs="Arial" w:eastAsia="Arial" w:hAnsi="Arial"/>
+          <w:color w:val="7F7F7F"/>
+          <w:sz w:val="20"/>
+          <w:szCs w:val="20"/>
+        </w:rPr>
+        <w:t xml:space="preserve"> (Изменение сроков уплаты и меры поддержки)</w:t>
+      </w:r>
+    </w:p>
+    <w:p>
+      <w:pPr>
+        <w:pStyle w:val="ListParagraph"/>
+        <w:numPr>
+          <w:ilvl w:val="0"/>
+          <w:numId w:val="2"/>
+        </w:numPr>
+        <w:spacing w:after="30"/>
+      </w:pPr>
+      <w:r>
+        <w:rPr>
+          <w:rFonts w:ascii="Arial" w:cs="Arial" w:eastAsia="Arial" w:hAnsi="Arial"/>
+          <w:sz w:val="20"/>
+          <w:szCs w:val="20"/>
+        </w:rPr>
+        <w:t xml:space="preserve">Кейс 10. Анализ поручителя</w:t>
+      </w:r>
+      <w:r>
+        <w:rPr>
+          <w:rFonts w:ascii="Arial" w:cs="Arial" w:eastAsia="Arial" w:hAnsi="Arial"/>
+          <w:color w:val="7F7F7F"/>
+          <w:sz w:val="20"/>
+          <w:szCs w:val="20"/>
+        </w:rPr>
+        <w:t xml:space="preserve"> (Изменение сроков уплаты и меры поддержки)</w:t>
+      </w:r>
+    </w:p>
+    <w:p>
+      <w:pPr>
+        <w:pStyle w:val="ListParagraph"/>
+        <w:numPr>
+          <w:ilvl w:val="0"/>
+          <w:numId w:val="2"/>
+        </w:numPr>
+        <w:spacing w:after="30"/>
+      </w:pPr>
+      <w:r>
+        <w:rPr>
+          <w:rFonts w:ascii="Arial" w:cs="Arial" w:eastAsia="Arial" w:hAnsi="Arial"/>
+          <w:sz w:val="20"/>
+          <w:szCs w:val="20"/>
+        </w:rPr>
+        <w:t xml:space="preserve">Кейс 27. Категоризация должников и маршрутизация сценария взыскания</w:t>
+      </w:r>
+      <w:r>
+        <w:rPr>
+          <w:rFonts w:ascii="Arial" w:cs="Arial" w:eastAsia="Arial" w:hAnsi="Arial"/>
+          <w:color w:val="7F7F7F"/>
+          <w:sz w:val="20"/>
+          <w:szCs w:val="20"/>
+        </w:rPr>
+        <w:t xml:space="preserve"> (Взыскание задолженности)</w:t>
+      </w:r>
+    </w:p>
+    <w:p>
+      <w:pPr>
+        <w:pStyle w:val="ListParagraph"/>
+        <w:numPr>
+          <w:ilvl w:val="0"/>
+          <w:numId w:val="2"/>
+        </w:numPr>
+        <w:spacing w:after="30"/>
+      </w:pPr>
+      <w:r>
+        <w:rPr>
+          <w:rFonts w:ascii="Arial" w:cs="Arial" w:eastAsia="Arial" w:hAnsi="Arial"/>
+          <w:sz w:val="20"/>
+          <w:szCs w:val="20"/>
+        </w:rPr>
+        <w:t xml:space="preserve">Кейс 38. Аналитическая справка о платежеспособности налогоплательщика</w:t>
+      </w:r>
+      <w:r>
+        <w:rPr>
+          <w:rFonts w:ascii="Arial" w:cs="Arial" w:eastAsia="Arial" w:hAnsi="Arial"/>
+          <w:color w:val="7F7F7F"/>
+          <w:sz w:val="20"/>
+          <w:szCs w:val="20"/>
+        </w:rPr>
+        <w:t xml:space="preserve"> (Налоговый контроль и обеспечительные меры)</w:t>
+      </w:r>
+    </w:p>
+    <w:p>
+      <w:pPr>
+        <w:pStyle w:val="ListParagraph"/>
+        <w:numPr>
+          <w:ilvl w:val="0"/>
+          <w:numId w:val="2"/>
+        </w:numPr>
+        <w:spacing w:after="30"/>
+      </w:pPr>
+      <w:r>
+        <w:rPr>
+          <w:rFonts w:ascii="Arial" w:cs="Arial" w:eastAsia="Arial" w:hAnsi="Arial"/>
+          <w:sz w:val="20"/>
+          <w:szCs w:val="20"/>
+        </w:rPr>
+        <w:t xml:space="preserve">Кейс 45. Анализ банковских операций по счетам налогоплательщика</w:t>
+      </w:r>
+      <w:r>
+        <w:rPr>
+          <w:rFonts w:ascii="Arial" w:cs="Arial" w:eastAsia="Arial" w:hAnsi="Arial"/>
+          <w:color w:val="7F7F7F"/>
+          <w:sz w:val="20"/>
+          <w:szCs w:val="20"/>
+        </w:rPr>
+        <w:t xml:space="preserve"> (Изменение сроков уплаты и меры поддержки)</w:t>
+      </w:r>
+    </w:p>
+    <w:p>
+      <w:pPr>
+        <w:pStyle w:val="Heading2"/>
+        <w:keepNext/>
+      </w:pPr>
+      <w:r>
+        <w:rPr>
+          <w:rFonts w:ascii="Arial" w:cs="Arial" w:eastAsia="Arial" w:hAnsi="Arial"/>
+        </w:rPr>
+        <w:t xml:space="preserve">П10. Качество данных, интеграция и доступ</w:t>
+      </w:r>
+    </w:p>
+    <w:p>
+      <w:pPr>
+        <w:spacing w:after="80" w:line="276"/>
+      </w:pPr>
+      <w:r>
+        <w:rPr>
+          <w:rFonts w:ascii="Arial" w:cs="Arial" w:eastAsia="Arial" w:hAnsi="Arial"/>
+          <w:b/>
+          <w:bCs/>
+          <w:sz w:val="21"/>
+          <w:szCs w:val="21"/>
+        </w:rPr>
+        <w:t xml:space="preserve">Общая проблема: </w:t>
+      </w:r>
+      <w:r>
+        <w:rPr>
+          <w:rFonts w:ascii="Arial" w:cs="Arial" w:eastAsia="Arial" w:hAnsi="Arial"/>
+          <w:sz w:val="21"/>
+          <w:szCs w:val="21"/>
+        </w:rPr>
+        <w:t xml:space="preserve">Проблема не в анализе, а в самих данных или доступе к ним: данных нет в системе, они некорректны, нет доступа к хранилищу, выгрузки не обезличены.</w:t>
+      </w:r>
+    </w:p>
+    <w:p>
+      <w:pPr>
+        <w:spacing w:after="80" w:line="276"/>
+      </w:pPr>
+      <w:r>
+        <w:rPr>
+          <w:rFonts w:ascii="Arial" w:cs="Arial" w:eastAsia="Arial" w:hAnsi="Arial"/>
+          <w:b/>
+          <w:bCs/>
+          <w:sz w:val="21"/>
+          <w:szCs w:val="21"/>
+        </w:rPr>
+        <w:t xml:space="preserve">Тиражируемое решение: </w:t>
+      </w:r>
+      <w:r>
+        <w:rPr>
+          <w:rFonts w:ascii="Arial" w:cs="Arial" w:eastAsia="Arial" w:hAnsi="Arial"/>
+          <w:sz w:val="21"/>
+          <w:szCs w:val="21"/>
+        </w:rPr>
+        <w:t xml:space="preserve">Предпосылка для остальных поддоменов: интеграция источников, справочники, доступ на чтение и обезличивание. Эти кейсы (18, 19, 20, 30) блокируют старт других.</w:t>
+      </w:r>
+    </w:p>
+    <w:p>
+      <w:pPr>
+        <w:keepNext/>
+        <w:spacing w:after="40" w:line="276"/>
+      </w:pPr>
+      <w:r>
+        <w:rPr>
+          <w:rFonts w:ascii="Arial" w:cs="Arial" w:eastAsia="Arial" w:hAnsi="Arial"/>
+          <w:b/>
+          <w:bCs/>
+          <w:sz w:val="21"/>
+          <w:szCs w:val="21"/>
+        </w:rPr>
+        <w:t xml:space="preserve">Основные кейсы:</w:t>
+      </w:r>
+    </w:p>
+    <w:p>
+      <w:pPr>
+        <w:pStyle w:val="ListParagraph"/>
+        <w:numPr>
+          <w:ilvl w:val="0"/>
+          <w:numId w:val="2"/>
+        </w:numPr>
+        <w:spacing w:after="30"/>
+      </w:pPr>
+      <w:r>
+        <w:rPr>
+          <w:rFonts w:ascii="Arial" w:cs="Arial" w:eastAsia="Arial" w:hAnsi="Arial"/>
+          <w:sz w:val="20"/>
+          <w:szCs w:val="20"/>
+        </w:rPr>
+        <w:t xml:space="preserve">Кейс 18. Получение данных из ClickHouse</w:t>
+      </w:r>
+      <w:r>
+        <w:rPr>
+          <w:rFonts w:ascii="Arial" w:cs="Arial" w:eastAsia="Arial" w:hAnsi="Arial"/>
+          <w:color w:val="7F7F7F"/>
+          <w:sz w:val="20"/>
+          <w:szCs w:val="20"/>
+        </w:rPr>
+        <w:t xml:space="preserve"> (Внутренняя деятельность (не налоговая))</w:t>
+      </w:r>
+    </w:p>
+    <w:p>
+      <w:pPr>
+        <w:pStyle w:val="ListParagraph"/>
+        <w:numPr>
+          <w:ilvl w:val="0"/>
+          <w:numId w:val="2"/>
+        </w:numPr>
+        <w:spacing w:after="30"/>
+      </w:pPr>
+      <w:r>
+        <w:rPr>
+          <w:rFonts w:ascii="Arial" w:cs="Arial" w:eastAsia="Arial" w:hAnsi="Arial"/>
+          <w:sz w:val="20"/>
+          <w:szCs w:val="20"/>
+        </w:rPr>
+        <w:t xml:space="preserve">Кейс 19. Список закрепления арбитражных управляющих</w:t>
+      </w:r>
+      <w:r>
+        <w:rPr>
+          <w:rFonts w:ascii="Arial" w:cs="Arial" w:eastAsia="Arial" w:hAnsi="Arial"/>
+          <w:color w:val="7F7F7F"/>
+          <w:sz w:val="20"/>
+          <w:szCs w:val="20"/>
+        </w:rPr>
+        <w:t xml:space="preserve"> (Банкротство)</w:t>
+      </w:r>
+    </w:p>
+    <w:p>
+      <w:pPr>
+        <w:pStyle w:val="ListParagraph"/>
+        <w:numPr>
+          <w:ilvl w:val="0"/>
+          <w:numId w:val="2"/>
+        </w:numPr>
+        <w:spacing w:after="30"/>
+      </w:pPr>
+      <w:r>
+        <w:rPr>
+          <w:rFonts w:ascii="Arial" w:cs="Arial" w:eastAsia="Arial" w:hAnsi="Arial"/>
+          <w:sz w:val="20"/>
+          <w:szCs w:val="20"/>
+        </w:rPr>
+        <w:t xml:space="preserve">Кейс 20. Рейтинг отработки ТНО процессуальных документов</w:t>
+      </w:r>
+      <w:r>
+        <w:rPr>
+          <w:rFonts w:ascii="Arial" w:cs="Arial" w:eastAsia="Arial" w:hAnsi="Arial"/>
+          <w:color w:val="7F7F7F"/>
+          <w:sz w:val="20"/>
+          <w:szCs w:val="20"/>
+        </w:rPr>
+        <w:t xml:space="preserve"> (Банкротство)</w:t>
+      </w:r>
+    </w:p>
+    <w:p>
+      <w:pPr>
+        <w:pStyle w:val="ListParagraph"/>
+        <w:numPr>
+          <w:ilvl w:val="0"/>
+          <w:numId w:val="2"/>
+        </w:numPr>
+        <w:spacing w:after="30"/>
+      </w:pPr>
+      <w:r>
+        <w:rPr>
+          <w:rFonts w:ascii="Arial" w:cs="Arial" w:eastAsia="Arial" w:hAnsi="Arial"/>
+          <w:sz w:val="20"/>
+          <w:szCs w:val="20"/>
+        </w:rPr>
+        <w:t xml:space="preserve">Кейс 30. Ускоренный анализ выгрузок данных</w:t>
+      </w:r>
+      <w:r>
+        <w:rPr>
+          <w:rFonts w:ascii="Arial" w:cs="Arial" w:eastAsia="Arial" w:hAnsi="Arial"/>
+          <w:color w:val="7F7F7F"/>
+          <w:sz w:val="20"/>
+          <w:szCs w:val="20"/>
+        </w:rPr>
+        <w:t xml:space="preserve"> (Внутренняя деятельность (не налоговая))</w:t>
+      </w:r>
+    </w:p>
+    <w:p>
+      <w:pPr>
+        <w:pStyle w:val="Heading2"/>
+        <w:keepNext/>
+      </w:pPr>
+      <w:r>
+        <w:rPr>
+          <w:rFonts w:ascii="Arial" w:cs="Arial" w:eastAsia="Arial" w:hAnsi="Arial"/>
+        </w:rPr>
+        <w:t xml:space="preserve">П11. Автоматизация процесса и агентные сценарии</w:t>
+      </w:r>
+    </w:p>
+    <w:p>
+      <w:pPr>
+        <w:spacing w:after="80" w:line="276"/>
+      </w:pPr>
+      <w:r>
+        <w:rPr>
+          <w:rFonts w:ascii="Arial" w:cs="Arial" w:eastAsia="Arial" w:hAnsi="Arial"/>
+          <w:b/>
+          <w:bCs/>
+          <w:sz w:val="21"/>
+          <w:szCs w:val="21"/>
+        </w:rPr>
+        <w:t xml:space="preserve">Общая проблема: </w:t>
+      </w:r>
+      <w:r>
+        <w:rPr>
+          <w:rFonts w:ascii="Arial" w:cs="Arial" w:eastAsia="Arial" w:hAnsi="Arial"/>
+          <w:sz w:val="21"/>
+          <w:szCs w:val="21"/>
+        </w:rPr>
+        <w:t xml:space="preserve">Процесс состоит из последовательности шагов в системах и согласований, которые выполняются вручную с постоянным контролем сроков и статусов.</w:t>
+      </w:r>
+    </w:p>
+    <w:p>
+      <w:pPr>
+        <w:spacing w:after="80" w:line="276"/>
+      </w:pPr>
+      <w:r>
+        <w:rPr>
+          <w:rFonts w:ascii="Arial" w:cs="Arial" w:eastAsia="Arial" w:hAnsi="Arial"/>
+          <w:b/>
+          <w:bCs/>
+          <w:sz w:val="21"/>
+          <w:szCs w:val="21"/>
+        </w:rPr>
+        <w:t xml:space="preserve">Тиражируемое решение: </w:t>
+      </w:r>
+      <w:r>
+        <w:rPr>
+          <w:rFonts w:ascii="Arial" w:cs="Arial" w:eastAsia="Arial" w:hAnsi="Arial"/>
+          <w:sz w:val="21"/>
+          <w:szCs w:val="21"/>
+        </w:rPr>
+        <w:t xml:space="preserve">Сквозной автоматизированный процесс или агентный доступ к системам (кейсы 4, 17, 31) с жёсткими предохранителями в коде, журналом действий и контролем человека.</w:t>
+      </w:r>
+    </w:p>
+    <w:p>
+      <w:pPr>
+        <w:keepNext/>
+        <w:spacing w:after="40" w:line="276"/>
+      </w:pPr>
+      <w:r>
+        <w:rPr>
+          <w:rFonts w:ascii="Arial" w:cs="Arial" w:eastAsia="Arial" w:hAnsi="Arial"/>
+          <w:b/>
+          <w:bCs/>
+          <w:sz w:val="21"/>
+          <w:szCs w:val="21"/>
+        </w:rPr>
+        <w:t xml:space="preserve">Основные кейсы:</w:t>
+      </w:r>
+    </w:p>
+    <w:p>
+      <w:pPr>
+        <w:pStyle w:val="ListParagraph"/>
+        <w:numPr>
+          <w:ilvl w:val="0"/>
+          <w:numId w:val="2"/>
+        </w:numPr>
+        <w:spacing w:after="30"/>
+      </w:pPr>
+      <w:r>
+        <w:rPr>
+          <w:rFonts w:ascii="Arial" w:cs="Arial" w:eastAsia="Arial" w:hAnsi="Arial"/>
+          <w:sz w:val="20"/>
+          <w:szCs w:val="20"/>
+        </w:rPr>
+        <w:t xml:space="preserve">Кейс 4. Цифровое согласование продления срочных служебных контрактов</w:t>
+      </w:r>
+      <w:r>
+        <w:rPr>
+          <w:rFonts w:ascii="Arial" w:cs="Arial" w:eastAsia="Arial" w:hAnsi="Arial"/>
+          <w:color w:val="7F7F7F"/>
+          <w:sz w:val="20"/>
+          <w:szCs w:val="20"/>
+        </w:rPr>
+        <w:t xml:space="preserve"> (Внутренняя деятельность (не налоговая))</w:t>
+      </w:r>
+    </w:p>
+    <w:p>
+      <w:pPr>
+        <w:pStyle w:val="ListParagraph"/>
+        <w:numPr>
+          <w:ilvl w:val="0"/>
+          <w:numId w:val="2"/>
+        </w:numPr>
+        <w:spacing w:after="30"/>
+      </w:pPr>
+      <w:r>
+        <w:rPr>
+          <w:rFonts w:ascii="Arial" w:cs="Arial" w:eastAsia="Arial" w:hAnsi="Arial"/>
+          <w:sz w:val="20"/>
+          <w:szCs w:val="20"/>
+        </w:rPr>
+        <w:t xml:space="preserve">Кейс 17. Неквитированные платежи</w:t>
+      </w:r>
+      <w:r>
+        <w:rPr>
+          <w:rFonts w:ascii="Arial" w:cs="Arial" w:eastAsia="Arial" w:hAnsi="Arial"/>
+          <w:color w:val="7F7F7F"/>
+          <w:sz w:val="20"/>
+          <w:szCs w:val="20"/>
+        </w:rPr>
+        <w:t xml:space="preserve"> (Платежи и ЕНС)</w:t>
+      </w:r>
+    </w:p>
+    <w:p>
+      <w:pPr>
+        <w:pStyle w:val="ListParagraph"/>
+        <w:numPr>
+          <w:ilvl w:val="0"/>
+          <w:numId w:val="2"/>
+        </w:numPr>
+        <w:spacing w:after="30"/>
+      </w:pPr>
+      <w:r>
+        <w:rPr>
+          <w:rFonts w:ascii="Arial" w:cs="Arial" w:eastAsia="Arial" w:hAnsi="Arial"/>
+          <w:sz w:val="20"/>
+          <w:szCs w:val="20"/>
+        </w:rPr>
+        <w:t xml:space="preserve">Кейс 31. HRochka ATS: автоматизация воронки найма</w:t>
+      </w:r>
+      <w:r>
+        <w:rPr>
+          <w:rFonts w:ascii="Arial" w:cs="Arial" w:eastAsia="Arial" w:hAnsi="Arial"/>
+          <w:color w:val="7F7F7F"/>
+          <w:sz w:val="20"/>
+          <w:szCs w:val="20"/>
+        </w:rPr>
+        <w:t xml:space="preserve"> (Внутренняя деятельность (не налоговая))</w:t>
+      </w:r>
+    </w:p>
+    <w:p>
+      <w:pPr>
+        <w:spacing w:after="120" w:line="276"/>
+      </w:pPr>
+      <w:r>
+        <w:rPr>
+          <w:rFonts w:ascii="Arial" w:cs="Arial" w:eastAsia="Arial" w:hAnsi="Arial"/>
+          <w:b/>
+          <w:bCs/>
+          <w:sz w:val="20"/>
+          <w:szCs w:val="20"/>
+        </w:rPr>
+        <w:t xml:space="preserve">Также затрагивает: </w:t>
+      </w:r>
+      <w:r>
+        <w:rPr>
+          <w:rFonts w:ascii="Arial" w:cs="Arial" w:eastAsia="Arial" w:hAnsi="Arial"/>
+          <w:sz w:val="20"/>
+          <w:szCs w:val="20"/>
+        </w:rPr>
+        <w:t xml:space="preserve">кейсы 22</w:t>
+      </w:r>
     </w:p>
     <w:sectPr>
       <w:footerReference w:type="default" r:id="rId7"/>
@@ -11323,8 +19888,26 @@
       </w:pPr>
     </w:lvl>
   </w:abstractNum>
+  <w:abstractNum w:abstractNumId="2" w15:restartNumberingAfterBreak="0">
+    <w:multiLevelType w:val="hybridMultilevel"/>
+    <w:lvl w:ilvl="0" w15:tentative="1">
+      <w:start w:val="1"/>
+      <w:numFmt w:val="bullet"/>
+      <w:lvlText w:val="•"/>
+      <w:lvlJc w:val="left"/>
+      <w:pPr>
+        <w:ind w:left="540" w:hanging="270"/>
+      </w:pPr>
+    </w:lvl>
+  </w:abstractNum>
   <w:num w:numId="1">
     <w:abstractNumId w:val="1"/>
+    <w:lvlOverride w:ilvl="0">
+      <w:startOverride w:val="1"/>
+    </w:lvlOverride>
+  </w:num>
+  <w:num w:numId="2">
+    <w:abstractNumId w:val="2"/>
     <w:lvlOverride w:ilvl="0">
       <w:startOverride w:val="1"/>
     </w:lvlOverride>

--- a/cases_by_tax_domain.docx
+++ b/cases_by_tax_domain.docx
@@ -23010,11 +23010,12 @@
         </w:tblBorders>
       </w:tblPr>
       <w:tblGrid>
-        <w:gridCol w:w="600"/>
-        <w:gridCol w:w="2900"/>
-        <w:gridCol w:w="2338"/>
+        <w:gridCol w:w="550"/>
         <w:gridCol w:w="2300"/>
+        <w:gridCol w:w="2100"/>
         <w:gridCol w:w="1500"/>
+        <w:gridCol w:w="1888"/>
+        <w:gridCol w:w="1300"/>
       </w:tblGrid>
       <w:tr>
         <w:trPr>
@@ -23022,7 +23023,7 @@
         </w:trPr>
         <w:tc>
           <w:tcPr>
-            <w:tcW w:type="dxa" w:w="600"/>
+            <w:tcW w:type="dxa" w:w="550"/>
             <w:tcBorders>
               <w:top w:val="single" w:color="BFBFBF" w:sz="4"/>
               <w:left w:val="single" w:color="BFBFBF" w:sz="4"/>
@@ -23044,72 +23045,10 @@
                 <w:b/>
                 <w:bCs/>
                 <w:color w:val="FFFFFF"/>
-                <w:sz w:val="18"/>
-                <w:szCs w:val="18"/>
+                <w:sz w:val="16"/>
+                <w:szCs w:val="16"/>
               </w:rPr>
               <w:t xml:space="preserve">№</w:t>
-            </w:r>
-          </w:p>
-        </w:tc>
-        <w:tc>
-          <w:tcPr>
-            <w:tcW w:type="dxa" w:w="2900"/>
-            <w:tcBorders>
-              <w:top w:val="single" w:color="BFBFBF" w:sz="4"/>
-              <w:left w:val="single" w:color="BFBFBF" w:sz="4"/>
-              <w:bottom w:val="single" w:color="BFBFBF" w:sz="4"/>
-              <w:right w:val="single" w:color="BFBFBF" w:sz="4"/>
-            </w:tcBorders>
-            <w:shd w:fill="1F3864" w:color="auto" w:val="clear"/>
-            <w:tcMar>
-              <w:top w:type="dxa" w:w="60"/>
-              <w:left w:type="dxa" w:w="100"/>
-              <w:bottom w:type="dxa" w:w="60"/>
-              <w:right w:type="dxa" w:w="100"/>
-            </w:tcMar>
-          </w:tcPr>
-          <w:p>
-            <w:r>
-              <w:rPr>
-                <w:rFonts w:ascii="Arial" w:cs="Arial" w:eastAsia="Arial" w:hAnsi="Arial"/>
-                <w:b/>
-                <w:bCs/>
-                <w:color w:val="FFFFFF"/>
-                <w:sz w:val="18"/>
-                <w:szCs w:val="18"/>
-              </w:rPr>
-              <w:t xml:space="preserve">Поддомен</w:t>
-            </w:r>
-          </w:p>
-        </w:tc>
-        <w:tc>
-          <w:tcPr>
-            <w:tcW w:type="dxa" w:w="2338"/>
-            <w:tcBorders>
-              <w:top w:val="single" w:color="BFBFBF" w:sz="4"/>
-              <w:left w:val="single" w:color="BFBFBF" w:sz="4"/>
-              <w:bottom w:val="single" w:color="BFBFBF" w:sz="4"/>
-              <w:right w:val="single" w:color="BFBFBF" w:sz="4"/>
-            </w:tcBorders>
-            <w:shd w:fill="1F3864" w:color="auto" w:val="clear"/>
-            <w:tcMar>
-              <w:top w:type="dxa" w:w="60"/>
-              <w:left w:type="dxa" w:w="100"/>
-              <w:bottom w:type="dxa" w:w="60"/>
-              <w:right w:type="dxa" w:w="100"/>
-            </w:tcMar>
-          </w:tcPr>
-          <w:p>
-            <w:r>
-              <w:rPr>
-                <w:rFonts w:ascii="Arial" w:cs="Arial" w:eastAsia="Arial" w:hAnsi="Arial"/>
-                <w:b/>
-                <w:bCs/>
-                <w:color w:val="FFFFFF"/>
-                <w:sz w:val="18"/>
-                <w:szCs w:val="18"/>
-              </w:rPr>
-              <w:t xml:space="preserve">Код (code)</w:t>
             </w:r>
           </w:p>
         </w:tc>
@@ -23137,10 +23076,41 @@
                 <w:b/>
                 <w:bCs/>
                 <w:color w:val="FFFFFF"/>
-                <w:sz w:val="18"/>
-                <w:szCs w:val="18"/>
+                <w:sz w:val="16"/>
+                <w:szCs w:val="16"/>
               </w:rPr>
-              <w:t xml:space="preserve">Основные (primary_case_ids)</w:t>
+              <w:t xml:space="preserve">Поддомен</w:t>
+            </w:r>
+          </w:p>
+        </w:tc>
+        <w:tc>
+          <w:tcPr>
+            <w:tcW w:type="dxa" w:w="2100"/>
+            <w:tcBorders>
+              <w:top w:val="single" w:color="BFBFBF" w:sz="4"/>
+              <w:left w:val="single" w:color="BFBFBF" w:sz="4"/>
+              <w:bottom w:val="single" w:color="BFBFBF" w:sz="4"/>
+              <w:right w:val="single" w:color="BFBFBF" w:sz="4"/>
+            </w:tcBorders>
+            <w:shd w:fill="1F3864" w:color="auto" w:val="clear"/>
+            <w:tcMar>
+              <w:top w:type="dxa" w:w="60"/>
+              <w:left w:type="dxa" w:w="100"/>
+              <w:bottom w:type="dxa" w:w="60"/>
+              <w:right w:type="dxa" w:w="100"/>
+            </w:tcMar>
+          </w:tcPr>
+          <w:p>
+            <w:r>
+              <w:rPr>
+                <w:rFonts w:ascii="Arial" w:cs="Arial" w:eastAsia="Arial" w:hAnsi="Arial"/>
+                <w:b/>
+                <w:bCs/>
+                <w:color w:val="FFFFFF"/>
+                <w:sz w:val="16"/>
+                <w:szCs w:val="16"/>
+              </w:rPr>
+              <w:t xml:space="preserve">Код (code)</w:t>
             </w:r>
           </w:p>
         </w:tc>
@@ -23168,10 +23138,72 @@
                 <w:b/>
                 <w:bCs/>
                 <w:color w:val="FFFFFF"/>
-                <w:sz w:val="18"/>
-                <w:szCs w:val="18"/>
+                <w:sz w:val="16"/>
+                <w:szCs w:val="16"/>
               </w:rPr>
-              <w:t xml:space="preserve">Всего</w:t>
+              <w:t xml:space="preserve">Основные (primary_case_ids)</w:t>
+            </w:r>
+          </w:p>
+        </w:tc>
+        <w:tc>
+          <w:tcPr>
+            <w:tcW w:type="dxa" w:w="1888"/>
+            <w:tcBorders>
+              <w:top w:val="single" w:color="BFBFBF" w:sz="4"/>
+              <w:left w:val="single" w:color="BFBFBF" w:sz="4"/>
+              <w:bottom w:val="single" w:color="BFBFBF" w:sz="4"/>
+              <w:right w:val="single" w:color="BFBFBF" w:sz="4"/>
+            </w:tcBorders>
+            <w:shd w:fill="1F3864" w:color="auto" w:val="clear"/>
+            <w:tcMar>
+              <w:top w:type="dxa" w:w="60"/>
+              <w:left w:type="dxa" w:w="100"/>
+              <w:bottom w:type="dxa" w:w="60"/>
+              <w:right w:type="dxa" w:w="100"/>
+            </w:tcMar>
+          </w:tcPr>
+          <w:p>
+            <w:r>
+              <w:rPr>
+                <w:rFonts w:ascii="Arial" w:cs="Arial" w:eastAsia="Arial" w:hAnsi="Arial"/>
+                <w:b/>
+                <w:bCs/>
+                <w:color w:val="FFFFFF"/>
+                <w:sz w:val="16"/>
+                <w:szCs w:val="16"/>
+              </w:rPr>
+              <w:t xml:space="preserve">Дополнительные (secondary_case_ids)</w:t>
+            </w:r>
+          </w:p>
+        </w:tc>
+        <w:tc>
+          <w:tcPr>
+            <w:tcW w:type="dxa" w:w="1300"/>
+            <w:tcBorders>
+              <w:top w:val="single" w:color="BFBFBF" w:sz="4"/>
+              <w:left w:val="single" w:color="BFBFBF" w:sz="4"/>
+              <w:bottom w:val="single" w:color="BFBFBF" w:sz="4"/>
+              <w:right w:val="single" w:color="BFBFBF" w:sz="4"/>
+            </w:tcBorders>
+            <w:shd w:fill="1F3864" w:color="auto" w:val="clear"/>
+            <w:tcMar>
+              <w:top w:type="dxa" w:w="60"/>
+              <w:left w:type="dxa" w:w="100"/>
+              <w:bottom w:type="dxa" w:w="60"/>
+              <w:right w:type="dxa" w:w="100"/>
+            </w:tcMar>
+          </w:tcPr>
+          <w:p>
+            <w:r>
+              <w:rPr>
+                <w:rFonts w:ascii="Arial" w:cs="Arial" w:eastAsia="Arial" w:hAnsi="Arial"/>
+                <w:b/>
+                <w:bCs/>
+                <w:color w:val="FFFFFF"/>
+                <w:sz w:val="16"/>
+                <w:szCs w:val="16"/>
+              </w:rPr>
+              <w:t xml:space="preserve">Всего (осн. + доп.)</w:t>
             </w:r>
           </w:p>
         </w:tc>
@@ -23179,7 +23211,7 @@
       <w:tr>
         <w:tc>
           <w:tcPr>
-            <w:tcW w:type="dxa" w:w="600"/>
+            <w:tcW w:type="dxa" w:w="550"/>
             <w:tcBorders>
               <w:top w:val="single" w:color="BFBFBF" w:sz="4"/>
               <w:left w:val="single" w:color="BFBFBF" w:sz="4"/>
@@ -23199,68 +23231,10 @@
                 <w:rFonts w:ascii="Arial" w:cs="Arial" w:eastAsia="Arial" w:hAnsi="Arial"/>
                 <w:b/>
                 <w:bCs/>
-                <w:sz w:val="18"/>
-                <w:szCs w:val="18"/>
-              </w:rPr>
-              <w:t xml:space="preserve">П1</w:t>
-            </w:r>
-          </w:p>
-        </w:tc>
-        <w:tc>
-          <w:tcPr>
-            <w:tcW w:type="dxa" w:w="2900"/>
-            <w:tcBorders>
-              <w:top w:val="single" w:color="BFBFBF" w:sz="4"/>
-              <w:left w:val="single" w:color="BFBFBF" w:sz="4"/>
-              <w:bottom w:val="single" w:color="BFBFBF" w:sz="4"/>
-              <w:right w:val="single" w:color="BFBFBF" w:sz="4"/>
-            </w:tcBorders>
-            <w:tcMar>
-              <w:top w:type="dxa" w:w="60"/>
-              <w:left w:type="dxa" w:w="100"/>
-              <w:bottom w:type="dxa" w:w="60"/>
-              <w:right w:type="dxa" w:w="100"/>
-            </w:tcMar>
-          </w:tcPr>
-          <w:p>
-            <w:r>
-              <w:rPr>
-                <w:rFonts w:ascii="Arial" w:cs="Arial" w:eastAsia="Arial" w:hAnsi="Arial"/>
-                <w:b w:val="false"/>
-                <w:bCs w:val="false"/>
-                <w:sz w:val="18"/>
-                <w:szCs w:val="18"/>
-              </w:rPr>
-              <w:t xml:space="preserve">Консолидация данных из разных источников</w:t>
-            </w:r>
-          </w:p>
-        </w:tc>
-        <w:tc>
-          <w:tcPr>
-            <w:tcW w:type="dxa" w:w="2338"/>
-            <w:tcBorders>
-              <w:top w:val="single" w:color="BFBFBF" w:sz="4"/>
-              <w:left w:val="single" w:color="BFBFBF" w:sz="4"/>
-              <w:bottom w:val="single" w:color="BFBFBF" w:sz="4"/>
-              <w:right w:val="single" w:color="BFBFBF" w:sz="4"/>
-            </w:tcBorders>
-            <w:tcMar>
-              <w:top w:type="dxa" w:w="60"/>
-              <w:left w:type="dxa" w:w="100"/>
-              <w:bottom w:type="dxa" w:w="60"/>
-              <w:right w:type="dxa" w:w="100"/>
-            </w:tcMar>
-          </w:tcPr>
-          <w:p>
-            <w:r>
-              <w:rPr>
-                <w:rFonts w:ascii="Arial" w:cs="Arial" w:eastAsia="Arial" w:hAnsi="Arial"/>
-                <w:b w:val="false"/>
-                <w:bCs w:val="false"/>
                 <w:sz w:val="16"/>
                 <w:szCs w:val="16"/>
               </w:rPr>
-              <w:t xml:space="preserve">DATA_CONSOLIDATION</w:t>
+              <w:t xml:space="preserve">П1</w:t>
             </w:r>
           </w:p>
         </w:tc>
@@ -23286,10 +23260,39 @@
                 <w:rFonts w:ascii="Arial" w:cs="Arial" w:eastAsia="Arial" w:hAnsi="Arial"/>
                 <w:b w:val="false"/>
                 <w:bCs w:val="false"/>
-                <w:sz w:val="18"/>
-                <w:szCs w:val="18"/>
+                <w:sz w:val="16"/>
+                <w:szCs w:val="16"/>
               </w:rPr>
-              <w:t xml:space="preserve">22, 42, 43</w:t>
+              <w:t xml:space="preserve">Консолидация данных из разных источников</w:t>
+            </w:r>
+          </w:p>
+        </w:tc>
+        <w:tc>
+          <w:tcPr>
+            <w:tcW w:type="dxa" w:w="2100"/>
+            <w:tcBorders>
+              <w:top w:val="single" w:color="BFBFBF" w:sz="4"/>
+              <w:left w:val="single" w:color="BFBFBF" w:sz="4"/>
+              <w:bottom w:val="single" w:color="BFBFBF" w:sz="4"/>
+              <w:right w:val="single" w:color="BFBFBF" w:sz="4"/>
+            </w:tcBorders>
+            <w:tcMar>
+              <w:top w:type="dxa" w:w="60"/>
+              <w:left w:type="dxa" w:w="100"/>
+              <w:bottom w:type="dxa" w:w="60"/>
+              <w:right w:type="dxa" w:w="100"/>
+            </w:tcMar>
+          </w:tcPr>
+          <w:p>
+            <w:r>
+              <w:rPr>
+                <w:rFonts w:ascii="Arial" w:cs="Arial" w:eastAsia="Arial" w:hAnsi="Arial"/>
+                <w:b w:val="false"/>
+                <w:bCs w:val="false"/>
+                <w:sz w:val="14"/>
+                <w:szCs w:val="14"/>
+              </w:rPr>
+              <w:t xml:space="preserve">DATA_CONSOLIDATION</w:t>
             </w:r>
           </w:p>
         </w:tc>
@@ -23315,76 +23318,16 @@
                 <w:rFonts w:ascii="Arial" w:cs="Arial" w:eastAsia="Arial" w:hAnsi="Arial"/>
                 <w:b w:val="false"/>
                 <w:bCs w:val="false"/>
-                <w:sz w:val="18"/>
-                <w:szCs w:val="18"/>
+                <w:sz w:val="16"/>
+                <w:szCs w:val="16"/>
               </w:rPr>
-              <w:t xml:space="preserve">12</w:t>
-            </w:r>
-          </w:p>
-        </w:tc>
-      </w:tr>
-      <w:tr>
-        <w:tc>
-          <w:tcPr>
-            <w:tcW w:type="dxa" w:w="600"/>
-            <w:tcBorders>
-              <w:top w:val="single" w:color="BFBFBF" w:sz="4"/>
-              <w:left w:val="single" w:color="BFBFBF" w:sz="4"/>
-              <w:bottom w:val="single" w:color="BFBFBF" w:sz="4"/>
-              <w:right w:val="single" w:color="BFBFBF" w:sz="4"/>
-            </w:tcBorders>
-            <w:tcMar>
-              <w:top w:type="dxa" w:w="60"/>
-              <w:left w:type="dxa" w:w="100"/>
-              <w:bottom w:type="dxa" w:w="60"/>
-              <w:right w:type="dxa" w:w="100"/>
-            </w:tcMar>
-          </w:tcPr>
-          <w:p>
-            <w:r>
-              <w:rPr>
-                <w:rFonts w:ascii="Arial" w:cs="Arial" w:eastAsia="Arial" w:hAnsi="Arial"/>
-                <w:b/>
-                <w:bCs/>
-                <w:sz w:val="18"/>
-                <w:szCs w:val="18"/>
-              </w:rPr>
-              <w:t xml:space="preserve">П2</w:t>
+              <w:t xml:space="preserve">22, 42, 43</w:t>
             </w:r>
           </w:p>
         </w:tc>
         <w:tc>
           <w:tcPr>
-            <w:tcW w:type="dxa" w:w="2900"/>
-            <w:tcBorders>
-              <w:top w:val="single" w:color="BFBFBF" w:sz="4"/>
-              <w:left w:val="single" w:color="BFBFBF" w:sz="4"/>
-              <w:bottom w:val="single" w:color="BFBFBF" w:sz="4"/>
-              <w:right w:val="single" w:color="BFBFBF" w:sz="4"/>
-            </w:tcBorders>
-            <w:tcMar>
-              <w:top w:type="dxa" w:w="60"/>
-              <w:left w:type="dxa" w:w="100"/>
-              <w:bottom w:type="dxa" w:w="60"/>
-              <w:right w:type="dxa" w:w="100"/>
-            </w:tcMar>
-          </w:tcPr>
-          <w:p>
-            <w:r>
-              <w:rPr>
-                <w:rFonts w:ascii="Arial" w:cs="Arial" w:eastAsia="Arial" w:hAnsi="Arial"/>
-                <w:b w:val="false"/>
-                <w:bCs w:val="false"/>
-                <w:sz w:val="18"/>
-                <w:szCs w:val="18"/>
-              </w:rPr>
-              <w:t xml:space="preserve">Анализ и извлечение из больших документов</w:t>
-            </w:r>
-          </w:p>
-        </w:tc>
-        <w:tc>
-          <w:tcPr>
-            <w:tcW w:type="dxa" w:w="2338"/>
+            <w:tcW w:type="dxa" w:w="1888"/>
             <w:tcBorders>
               <w:top w:val="single" w:color="BFBFBF" w:sz="4"/>
               <w:left w:val="single" w:color="BFBFBF" w:sz="4"/>
@@ -23407,7 +23350,67 @@
                 <w:sz w:val="16"/>
                 <w:szCs w:val="16"/>
               </w:rPr>
-              <w:t xml:space="preserve">DOC_ANALYSIS</w:t>
+              <w:t xml:space="preserve">10, 12, 16, 24, 26, 34, 38, 40, 46</w:t>
+            </w:r>
+          </w:p>
+        </w:tc>
+        <w:tc>
+          <w:tcPr>
+            <w:tcW w:type="dxa" w:w="1300"/>
+            <w:tcBorders>
+              <w:top w:val="single" w:color="BFBFBF" w:sz="4"/>
+              <w:left w:val="single" w:color="BFBFBF" w:sz="4"/>
+              <w:bottom w:val="single" w:color="BFBFBF" w:sz="4"/>
+              <w:right w:val="single" w:color="BFBFBF" w:sz="4"/>
+            </w:tcBorders>
+            <w:tcMar>
+              <w:top w:type="dxa" w:w="60"/>
+              <w:left w:type="dxa" w:w="100"/>
+              <w:bottom w:type="dxa" w:w="60"/>
+              <w:right w:type="dxa" w:w="100"/>
+            </w:tcMar>
+          </w:tcPr>
+          <w:p>
+            <w:r>
+              <w:rPr>
+                <w:rFonts w:ascii="Arial" w:cs="Arial" w:eastAsia="Arial" w:hAnsi="Arial"/>
+                <w:b/>
+                <w:bCs/>
+                <w:sz w:val="16"/>
+                <w:szCs w:val="16"/>
+              </w:rPr>
+              <w:t xml:space="preserve">3 + 9 = 12</w:t>
+            </w:r>
+          </w:p>
+        </w:tc>
+      </w:tr>
+      <w:tr>
+        <w:tc>
+          <w:tcPr>
+            <w:tcW w:type="dxa" w:w="550"/>
+            <w:tcBorders>
+              <w:top w:val="single" w:color="BFBFBF" w:sz="4"/>
+              <w:left w:val="single" w:color="BFBFBF" w:sz="4"/>
+              <w:bottom w:val="single" w:color="BFBFBF" w:sz="4"/>
+              <w:right w:val="single" w:color="BFBFBF" w:sz="4"/>
+            </w:tcBorders>
+            <w:tcMar>
+              <w:top w:type="dxa" w:w="60"/>
+              <w:left w:type="dxa" w:w="100"/>
+              <w:bottom w:type="dxa" w:w="60"/>
+              <w:right w:type="dxa" w:w="100"/>
+            </w:tcMar>
+          </w:tcPr>
+          <w:p>
+            <w:r>
+              <w:rPr>
+                <w:rFonts w:ascii="Arial" w:cs="Arial" w:eastAsia="Arial" w:hAnsi="Arial"/>
+                <w:b/>
+                <w:bCs/>
+                <w:sz w:val="16"/>
+                <w:szCs w:val="16"/>
+              </w:rPr>
+              <w:t xml:space="preserve">П2</w:t>
             </w:r>
           </w:p>
         </w:tc>
@@ -23433,10 +23436,39 @@
                 <w:rFonts w:ascii="Arial" w:cs="Arial" w:eastAsia="Arial" w:hAnsi="Arial"/>
                 <w:b w:val="false"/>
                 <w:bCs w:val="false"/>
-                <w:sz w:val="18"/>
-                <w:szCs w:val="18"/>
+                <w:sz w:val="16"/>
+                <w:szCs w:val="16"/>
               </w:rPr>
-              <w:t xml:space="preserve">7, 37, 39, 47</w:t>
+              <w:t xml:space="preserve">Анализ и извлечение из больших документов</w:t>
+            </w:r>
+          </w:p>
+        </w:tc>
+        <w:tc>
+          <w:tcPr>
+            <w:tcW w:type="dxa" w:w="2100"/>
+            <w:tcBorders>
+              <w:top w:val="single" w:color="BFBFBF" w:sz="4"/>
+              <w:left w:val="single" w:color="BFBFBF" w:sz="4"/>
+              <w:bottom w:val="single" w:color="BFBFBF" w:sz="4"/>
+              <w:right w:val="single" w:color="BFBFBF" w:sz="4"/>
+            </w:tcBorders>
+            <w:tcMar>
+              <w:top w:type="dxa" w:w="60"/>
+              <w:left w:type="dxa" w:w="100"/>
+              <w:bottom w:type="dxa" w:w="60"/>
+              <w:right w:type="dxa" w:w="100"/>
+            </w:tcMar>
+          </w:tcPr>
+          <w:p>
+            <w:r>
+              <w:rPr>
+                <w:rFonts w:ascii="Arial" w:cs="Arial" w:eastAsia="Arial" w:hAnsi="Arial"/>
+                <w:b w:val="false"/>
+                <w:bCs w:val="false"/>
+                <w:sz w:val="14"/>
+                <w:szCs w:val="14"/>
+              </w:rPr>
+              <w:t xml:space="preserve">DOC_ANALYSIS</w:t>
             </w:r>
           </w:p>
         </w:tc>
@@ -23462,76 +23494,16 @@
                 <w:rFonts w:ascii="Arial" w:cs="Arial" w:eastAsia="Arial" w:hAnsi="Arial"/>
                 <w:b w:val="false"/>
                 <w:bCs w:val="false"/>
-                <w:sz w:val="18"/>
-                <w:szCs w:val="18"/>
+                <w:sz w:val="16"/>
+                <w:szCs w:val="16"/>
               </w:rPr>
-              <w:t xml:space="preserve">11</w:t>
-            </w:r>
-          </w:p>
-        </w:tc>
-      </w:tr>
-      <w:tr>
-        <w:tc>
-          <w:tcPr>
-            <w:tcW w:type="dxa" w:w="600"/>
-            <w:tcBorders>
-              <w:top w:val="single" w:color="BFBFBF" w:sz="4"/>
-              <w:left w:val="single" w:color="BFBFBF" w:sz="4"/>
-              <w:bottom w:val="single" w:color="BFBFBF" w:sz="4"/>
-              <w:right w:val="single" w:color="BFBFBF" w:sz="4"/>
-            </w:tcBorders>
-            <w:tcMar>
-              <w:top w:type="dxa" w:w="60"/>
-              <w:left w:type="dxa" w:w="100"/>
-              <w:bottom w:type="dxa" w:w="60"/>
-              <w:right w:type="dxa" w:w="100"/>
-            </w:tcMar>
-          </w:tcPr>
-          <w:p>
-            <w:r>
-              <w:rPr>
-                <w:rFonts w:ascii="Arial" w:cs="Arial" w:eastAsia="Arial" w:hAnsi="Arial"/>
-                <w:b/>
-                <w:bCs/>
-                <w:sz w:val="18"/>
-                <w:szCs w:val="18"/>
-              </w:rPr>
-              <w:t xml:space="preserve">П3</w:t>
+              <w:t xml:space="preserve">7, 37, 39, 47</w:t>
             </w:r>
           </w:p>
         </w:tc>
         <w:tc>
           <w:tcPr>
-            <w:tcW w:type="dxa" w:w="2900"/>
-            <w:tcBorders>
-              <w:top w:val="single" w:color="BFBFBF" w:sz="4"/>
-              <w:left w:val="single" w:color="BFBFBF" w:sz="4"/>
-              <w:bottom w:val="single" w:color="BFBFBF" w:sz="4"/>
-              <w:right w:val="single" w:color="BFBFBF" w:sz="4"/>
-            </w:tcBorders>
-            <w:tcMar>
-              <w:top w:type="dxa" w:w="60"/>
-              <w:left w:type="dxa" w:w="100"/>
-              <w:bottom w:type="dxa" w:w="60"/>
-              <w:right w:type="dxa" w:w="100"/>
-            </w:tcMar>
-          </w:tcPr>
-          <w:p>
-            <w:r>
-              <w:rPr>
-                <w:rFonts w:ascii="Arial" w:cs="Arial" w:eastAsia="Arial" w:hAnsi="Arial"/>
-                <w:b w:val="false"/>
-                <w:bCs w:val="false"/>
-                <w:sz w:val="18"/>
-                <w:szCs w:val="18"/>
-              </w:rPr>
-              <w:t xml:space="preserve">Проверка на соответствие нормам, срокам и эталонам</w:t>
-            </w:r>
-          </w:p>
-        </w:tc>
-        <w:tc>
-          <w:tcPr>
-            <w:tcW w:type="dxa" w:w="2338"/>
+            <w:tcW w:type="dxa" w:w="1888"/>
             <w:tcBorders>
               <w:top w:val="single" w:color="BFBFBF" w:sz="4"/>
               <w:left w:val="single" w:color="BFBFBF" w:sz="4"/>
@@ -23554,7 +23526,67 @@
                 <w:sz w:val="16"/>
                 <w:szCs w:val="16"/>
               </w:rPr>
-              <w:t xml:space="preserve">COMPLIANCE_CHECK</w:t>
+              <w:t xml:space="preserve">6, 11, 21, 31, 33, 44, 45</w:t>
+            </w:r>
+          </w:p>
+        </w:tc>
+        <w:tc>
+          <w:tcPr>
+            <w:tcW w:type="dxa" w:w="1300"/>
+            <w:tcBorders>
+              <w:top w:val="single" w:color="BFBFBF" w:sz="4"/>
+              <w:left w:val="single" w:color="BFBFBF" w:sz="4"/>
+              <w:bottom w:val="single" w:color="BFBFBF" w:sz="4"/>
+              <w:right w:val="single" w:color="BFBFBF" w:sz="4"/>
+            </w:tcBorders>
+            <w:tcMar>
+              <w:top w:type="dxa" w:w="60"/>
+              <w:left w:type="dxa" w:w="100"/>
+              <w:bottom w:type="dxa" w:w="60"/>
+              <w:right w:type="dxa" w:w="100"/>
+            </w:tcMar>
+          </w:tcPr>
+          <w:p>
+            <w:r>
+              <w:rPr>
+                <w:rFonts w:ascii="Arial" w:cs="Arial" w:eastAsia="Arial" w:hAnsi="Arial"/>
+                <w:b/>
+                <w:bCs/>
+                <w:sz w:val="16"/>
+                <w:szCs w:val="16"/>
+              </w:rPr>
+              <w:t xml:space="preserve">4 + 7 = 11</w:t>
+            </w:r>
+          </w:p>
+        </w:tc>
+      </w:tr>
+      <w:tr>
+        <w:tc>
+          <w:tcPr>
+            <w:tcW w:type="dxa" w:w="550"/>
+            <w:tcBorders>
+              <w:top w:val="single" w:color="BFBFBF" w:sz="4"/>
+              <w:left w:val="single" w:color="BFBFBF" w:sz="4"/>
+              <w:bottom w:val="single" w:color="BFBFBF" w:sz="4"/>
+              <w:right w:val="single" w:color="BFBFBF" w:sz="4"/>
+            </w:tcBorders>
+            <w:tcMar>
+              <w:top w:type="dxa" w:w="60"/>
+              <w:left w:type="dxa" w:w="100"/>
+              <w:bottom w:type="dxa" w:w="60"/>
+              <w:right w:type="dxa" w:w="100"/>
+            </w:tcMar>
+          </w:tcPr>
+          <w:p>
+            <w:r>
+              <w:rPr>
+                <w:rFonts w:ascii="Arial" w:cs="Arial" w:eastAsia="Arial" w:hAnsi="Arial"/>
+                <w:b/>
+                <w:bCs/>
+                <w:sz w:val="16"/>
+                <w:szCs w:val="16"/>
+              </w:rPr>
+              <w:t xml:space="preserve">П3</w:t>
             </w:r>
           </w:p>
         </w:tc>
@@ -23580,10 +23612,39 @@
                 <w:rFonts w:ascii="Arial" w:cs="Arial" w:eastAsia="Arial" w:hAnsi="Arial"/>
                 <w:b w:val="false"/>
                 <w:bCs w:val="false"/>
-                <w:sz w:val="18"/>
-                <w:szCs w:val="18"/>
+                <w:sz w:val="16"/>
+                <w:szCs w:val="16"/>
               </w:rPr>
-              <w:t xml:space="preserve">6, 14, 35, 41</w:t>
+              <w:t xml:space="preserve">Проверка на соответствие нормам, срокам и эталонам</w:t>
+            </w:r>
+          </w:p>
+        </w:tc>
+        <w:tc>
+          <w:tcPr>
+            <w:tcW w:type="dxa" w:w="2100"/>
+            <w:tcBorders>
+              <w:top w:val="single" w:color="BFBFBF" w:sz="4"/>
+              <w:left w:val="single" w:color="BFBFBF" w:sz="4"/>
+              <w:bottom w:val="single" w:color="BFBFBF" w:sz="4"/>
+              <w:right w:val="single" w:color="BFBFBF" w:sz="4"/>
+            </w:tcBorders>
+            <w:tcMar>
+              <w:top w:type="dxa" w:w="60"/>
+              <w:left w:type="dxa" w:w="100"/>
+              <w:bottom w:type="dxa" w:w="60"/>
+              <w:right w:type="dxa" w:w="100"/>
+            </w:tcMar>
+          </w:tcPr>
+          <w:p>
+            <w:r>
+              <w:rPr>
+                <w:rFonts w:ascii="Arial" w:cs="Arial" w:eastAsia="Arial" w:hAnsi="Arial"/>
+                <w:b w:val="false"/>
+                <w:bCs w:val="false"/>
+                <w:sz w:val="14"/>
+                <w:szCs w:val="14"/>
+              </w:rPr>
+              <w:t xml:space="preserve">COMPLIANCE_CHECK</w:t>
             </w:r>
           </w:p>
         </w:tc>
@@ -23609,76 +23670,16 @@
                 <w:rFonts w:ascii="Arial" w:cs="Arial" w:eastAsia="Arial" w:hAnsi="Arial"/>
                 <w:b w:val="false"/>
                 <w:bCs w:val="false"/>
-                <w:sz w:val="18"/>
-                <w:szCs w:val="18"/>
+                <w:sz w:val="16"/>
+                <w:szCs w:val="16"/>
               </w:rPr>
-              <w:t xml:space="preserve">6</w:t>
-            </w:r>
-          </w:p>
-        </w:tc>
-      </w:tr>
-      <w:tr>
-        <w:tc>
-          <w:tcPr>
-            <w:tcW w:type="dxa" w:w="600"/>
-            <w:tcBorders>
-              <w:top w:val="single" w:color="BFBFBF" w:sz="4"/>
-              <w:left w:val="single" w:color="BFBFBF" w:sz="4"/>
-              <w:bottom w:val="single" w:color="BFBFBF" w:sz="4"/>
-              <w:right w:val="single" w:color="BFBFBF" w:sz="4"/>
-            </w:tcBorders>
-            <w:tcMar>
-              <w:top w:type="dxa" w:w="60"/>
-              <w:left w:type="dxa" w:w="100"/>
-              <w:bottom w:type="dxa" w:w="60"/>
-              <w:right w:type="dxa" w:w="100"/>
-            </w:tcMar>
-          </w:tcPr>
-          <w:p>
-            <w:r>
-              <w:rPr>
-                <w:rFonts w:ascii="Arial" w:cs="Arial" w:eastAsia="Arial" w:hAnsi="Arial"/>
-                <w:b/>
-                <w:bCs/>
-                <w:sz w:val="18"/>
-                <w:szCs w:val="18"/>
-              </w:rPr>
-              <w:t xml:space="preserve">П4</w:t>
+              <w:t xml:space="preserve">6, 14, 35, 41</w:t>
             </w:r>
           </w:p>
         </w:tc>
         <w:tc>
           <w:tcPr>
-            <w:tcW w:type="dxa" w:w="2900"/>
-            <w:tcBorders>
-              <w:top w:val="single" w:color="BFBFBF" w:sz="4"/>
-              <w:left w:val="single" w:color="BFBFBF" w:sz="4"/>
-              <w:bottom w:val="single" w:color="BFBFBF" w:sz="4"/>
-              <w:right w:val="single" w:color="BFBFBF" w:sz="4"/>
-            </w:tcBorders>
-            <w:tcMar>
-              <w:top w:type="dxa" w:w="60"/>
-              <w:left w:type="dxa" w:w="100"/>
-              <w:bottom w:type="dxa" w:w="60"/>
-              <w:right w:type="dxa" w:w="100"/>
-            </w:tcMar>
-          </w:tcPr>
-          <w:p>
-            <w:r>
-              <w:rPr>
-                <w:rFonts w:ascii="Arial" w:cs="Arial" w:eastAsia="Arial" w:hAnsi="Arial"/>
-                <w:b w:val="false"/>
-                <w:bCs w:val="false"/>
-                <w:sz w:val="18"/>
-                <w:szCs w:val="18"/>
-              </w:rPr>
-              <w:t xml:space="preserve">Сверка и сопоставление записей</w:t>
-            </w:r>
-          </w:p>
-        </w:tc>
-        <w:tc>
-          <w:tcPr>
-            <w:tcW w:type="dxa" w:w="2338"/>
+            <w:tcW w:type="dxa" w:w="1888"/>
             <w:tcBorders>
               <w:top w:val="single" w:color="BFBFBF" w:sz="4"/>
               <w:left w:val="single" w:color="BFBFBF" w:sz="4"/>
@@ -23701,7 +23702,67 @@
                 <w:sz w:val="16"/>
                 <w:szCs w:val="16"/>
               </w:rPr>
-              <w:t xml:space="preserve">RECONCILIATION</w:t>
+              <w:t xml:space="preserve">2, 5</w:t>
+            </w:r>
+          </w:p>
+        </w:tc>
+        <w:tc>
+          <w:tcPr>
+            <w:tcW w:type="dxa" w:w="1300"/>
+            <w:tcBorders>
+              <w:top w:val="single" w:color="BFBFBF" w:sz="4"/>
+              <w:left w:val="single" w:color="BFBFBF" w:sz="4"/>
+              <w:bottom w:val="single" w:color="BFBFBF" w:sz="4"/>
+              <w:right w:val="single" w:color="BFBFBF" w:sz="4"/>
+            </w:tcBorders>
+            <w:tcMar>
+              <w:top w:type="dxa" w:w="60"/>
+              <w:left w:type="dxa" w:w="100"/>
+              <w:bottom w:type="dxa" w:w="60"/>
+              <w:right w:type="dxa" w:w="100"/>
+            </w:tcMar>
+          </w:tcPr>
+          <w:p>
+            <w:r>
+              <w:rPr>
+                <w:rFonts w:ascii="Arial" w:cs="Arial" w:eastAsia="Arial" w:hAnsi="Arial"/>
+                <w:b/>
+                <w:bCs/>
+                <w:sz w:val="16"/>
+                <w:szCs w:val="16"/>
+              </w:rPr>
+              <w:t xml:space="preserve">4 + 2 = 6</w:t>
+            </w:r>
+          </w:p>
+        </w:tc>
+      </w:tr>
+      <w:tr>
+        <w:tc>
+          <w:tcPr>
+            <w:tcW w:type="dxa" w:w="550"/>
+            <w:tcBorders>
+              <w:top w:val="single" w:color="BFBFBF" w:sz="4"/>
+              <w:left w:val="single" w:color="BFBFBF" w:sz="4"/>
+              <w:bottom w:val="single" w:color="BFBFBF" w:sz="4"/>
+              <w:right w:val="single" w:color="BFBFBF" w:sz="4"/>
+            </w:tcBorders>
+            <w:tcMar>
+              <w:top w:type="dxa" w:w="60"/>
+              <w:left w:type="dxa" w:w="100"/>
+              <w:bottom w:type="dxa" w:w="60"/>
+              <w:right w:type="dxa" w:w="100"/>
+            </w:tcMar>
+          </w:tcPr>
+          <w:p>
+            <w:r>
+              <w:rPr>
+                <w:rFonts w:ascii="Arial" w:cs="Arial" w:eastAsia="Arial" w:hAnsi="Arial"/>
+                <w:b/>
+                <w:bCs/>
+                <w:sz w:val="16"/>
+                <w:szCs w:val="16"/>
+              </w:rPr>
+              <w:t xml:space="preserve">П4</w:t>
             </w:r>
           </w:p>
         </w:tc>
@@ -23727,10 +23788,39 @@
                 <w:rFonts w:ascii="Arial" w:cs="Arial" w:eastAsia="Arial" w:hAnsi="Arial"/>
                 <w:b w:val="false"/>
                 <w:bCs w:val="false"/>
-                <w:sz w:val="18"/>
-                <w:szCs w:val="18"/>
+                <w:sz w:val="16"/>
+                <w:szCs w:val="16"/>
               </w:rPr>
-              <w:t xml:space="preserve">1, 2, 16, 32</w:t>
+              <w:t xml:space="preserve">Сверка и сопоставление записей</w:t>
+            </w:r>
+          </w:p>
+        </w:tc>
+        <w:tc>
+          <w:tcPr>
+            <w:tcW w:type="dxa" w:w="2100"/>
+            <w:tcBorders>
+              <w:top w:val="single" w:color="BFBFBF" w:sz="4"/>
+              <w:left w:val="single" w:color="BFBFBF" w:sz="4"/>
+              <w:bottom w:val="single" w:color="BFBFBF" w:sz="4"/>
+              <w:right w:val="single" w:color="BFBFBF" w:sz="4"/>
+            </w:tcBorders>
+            <w:tcMar>
+              <w:top w:type="dxa" w:w="60"/>
+              <w:left w:type="dxa" w:w="100"/>
+              <w:bottom w:type="dxa" w:w="60"/>
+              <w:right w:type="dxa" w:w="100"/>
+            </w:tcMar>
+          </w:tcPr>
+          <w:p>
+            <w:r>
+              <w:rPr>
+                <w:rFonts w:ascii="Arial" w:cs="Arial" w:eastAsia="Arial" w:hAnsi="Arial"/>
+                <w:b w:val="false"/>
+                <w:bCs w:val="false"/>
+                <w:sz w:val="14"/>
+                <w:szCs w:val="14"/>
+              </w:rPr>
+              <w:t xml:space="preserve">RECONCILIATION</w:t>
             </w:r>
           </w:p>
         </w:tc>
@@ -23756,76 +23846,16 @@
                 <w:rFonts w:ascii="Arial" w:cs="Arial" w:eastAsia="Arial" w:hAnsi="Arial"/>
                 <w:b w:val="false"/>
                 <w:bCs w:val="false"/>
-                <w:sz w:val="18"/>
-                <w:szCs w:val="18"/>
+                <w:sz w:val="16"/>
+                <w:szCs w:val="16"/>
               </w:rPr>
-              <w:t xml:space="preserve">5</w:t>
-            </w:r>
-          </w:p>
-        </w:tc>
-      </w:tr>
-      <w:tr>
-        <w:tc>
-          <w:tcPr>
-            <w:tcW w:type="dxa" w:w="600"/>
-            <w:tcBorders>
-              <w:top w:val="single" w:color="BFBFBF" w:sz="4"/>
-              <w:left w:val="single" w:color="BFBFBF" w:sz="4"/>
-              <w:bottom w:val="single" w:color="BFBFBF" w:sz="4"/>
-              <w:right w:val="single" w:color="BFBFBF" w:sz="4"/>
-            </w:tcBorders>
-            <w:tcMar>
-              <w:top w:type="dxa" w:w="60"/>
-              <w:left w:type="dxa" w:w="100"/>
-              <w:bottom w:type="dxa" w:w="60"/>
-              <w:right w:type="dxa" w:w="100"/>
-            </w:tcMar>
-          </w:tcPr>
-          <w:p>
-            <w:r>
-              <w:rPr>
-                <w:rFonts w:ascii="Arial" w:cs="Arial" w:eastAsia="Arial" w:hAnsi="Arial"/>
-                <w:b/>
-                <w:bCs/>
-                <w:sz w:val="18"/>
-                <w:szCs w:val="18"/>
-              </w:rPr>
-              <w:t xml:space="preserve">П5</w:t>
+              <w:t xml:space="preserve">1, 2, 16, 32</w:t>
             </w:r>
           </w:p>
         </w:tc>
         <w:tc>
           <w:tcPr>
-            <w:tcW w:type="dxa" w:w="2900"/>
-            <w:tcBorders>
-              <w:top w:val="single" w:color="BFBFBF" w:sz="4"/>
-              <w:left w:val="single" w:color="BFBFBF" w:sz="4"/>
-              <w:bottom w:val="single" w:color="BFBFBF" w:sz="4"/>
-              <w:right w:val="single" w:color="BFBFBF" w:sz="4"/>
-            </w:tcBorders>
-            <w:tcMar>
-              <w:top w:type="dxa" w:w="60"/>
-              <w:left w:type="dxa" w:w="100"/>
-              <w:bottom w:type="dxa" w:w="60"/>
-              <w:right w:type="dxa" w:w="100"/>
-            </w:tcMar>
-          </w:tcPr>
-          <w:p>
-            <w:r>
-              <w:rPr>
-                <w:rFonts w:ascii="Arial" w:cs="Arial" w:eastAsia="Arial" w:hAnsi="Arial"/>
-                <w:b w:val="false"/>
-                <w:bCs w:val="false"/>
-                <w:sz w:val="18"/>
-                <w:szCs w:val="18"/>
-              </w:rPr>
-              <w:t xml:space="preserve">Классификация, дедубликация и кластеризация</w:t>
-            </w:r>
-          </w:p>
-        </w:tc>
-        <w:tc>
-          <w:tcPr>
-            <w:tcW w:type="dxa" w:w="2338"/>
+            <w:tcW w:type="dxa" w:w="1888"/>
             <w:tcBorders>
               <w:top w:val="single" w:color="BFBFBF" w:sz="4"/>
               <w:left w:val="single" w:color="BFBFBF" w:sz="4"/>
@@ -23848,7 +23878,67 @@
                 <w:sz w:val="16"/>
                 <w:szCs w:val="16"/>
               </w:rPr>
-              <w:t xml:space="preserve">CLASSIFICATION_DEDUP</w:t>
+              <w:t xml:space="preserve">14</w:t>
+            </w:r>
+          </w:p>
+        </w:tc>
+        <w:tc>
+          <w:tcPr>
+            <w:tcW w:type="dxa" w:w="1300"/>
+            <w:tcBorders>
+              <w:top w:val="single" w:color="BFBFBF" w:sz="4"/>
+              <w:left w:val="single" w:color="BFBFBF" w:sz="4"/>
+              <w:bottom w:val="single" w:color="BFBFBF" w:sz="4"/>
+              <w:right w:val="single" w:color="BFBFBF" w:sz="4"/>
+            </w:tcBorders>
+            <w:tcMar>
+              <w:top w:type="dxa" w:w="60"/>
+              <w:left w:type="dxa" w:w="100"/>
+              <w:bottom w:type="dxa" w:w="60"/>
+              <w:right w:type="dxa" w:w="100"/>
+            </w:tcMar>
+          </w:tcPr>
+          <w:p>
+            <w:r>
+              <w:rPr>
+                <w:rFonts w:ascii="Arial" w:cs="Arial" w:eastAsia="Arial" w:hAnsi="Arial"/>
+                <w:b/>
+                <w:bCs/>
+                <w:sz w:val="16"/>
+                <w:szCs w:val="16"/>
+              </w:rPr>
+              <w:t xml:space="preserve">4 + 1 = 5</w:t>
+            </w:r>
+          </w:p>
+        </w:tc>
+      </w:tr>
+      <w:tr>
+        <w:tc>
+          <w:tcPr>
+            <w:tcW w:type="dxa" w:w="550"/>
+            <w:tcBorders>
+              <w:top w:val="single" w:color="BFBFBF" w:sz="4"/>
+              <w:left w:val="single" w:color="BFBFBF" w:sz="4"/>
+              <w:bottom w:val="single" w:color="BFBFBF" w:sz="4"/>
+              <w:right w:val="single" w:color="BFBFBF" w:sz="4"/>
+            </w:tcBorders>
+            <w:tcMar>
+              <w:top w:type="dxa" w:w="60"/>
+              <w:left w:type="dxa" w:w="100"/>
+              <w:bottom w:type="dxa" w:w="60"/>
+              <w:right w:type="dxa" w:w="100"/>
+            </w:tcMar>
+          </w:tcPr>
+          <w:p>
+            <w:r>
+              <w:rPr>
+                <w:rFonts w:ascii="Arial" w:cs="Arial" w:eastAsia="Arial" w:hAnsi="Arial"/>
+                <w:b/>
+                <w:bCs/>
+                <w:sz w:val="16"/>
+                <w:szCs w:val="16"/>
+              </w:rPr>
+              <w:t xml:space="preserve">П5</w:t>
             </w:r>
           </w:p>
         </w:tc>
@@ -23874,10 +23964,39 @@
                 <w:rFonts w:ascii="Arial" w:cs="Arial" w:eastAsia="Arial" w:hAnsi="Arial"/>
                 <w:b w:val="false"/>
                 <w:bCs w:val="false"/>
-                <w:sz w:val="18"/>
-                <w:szCs w:val="18"/>
+                <w:sz w:val="16"/>
+                <w:szCs w:val="16"/>
               </w:rPr>
-              <w:t xml:space="preserve">13, 15, 21, 36</w:t>
+              <w:t xml:space="preserve">Классификация, дедубликация и кластеризация</w:t>
+            </w:r>
+          </w:p>
+        </w:tc>
+        <w:tc>
+          <w:tcPr>
+            <w:tcW w:type="dxa" w:w="2100"/>
+            <w:tcBorders>
+              <w:top w:val="single" w:color="BFBFBF" w:sz="4"/>
+              <w:left w:val="single" w:color="BFBFBF" w:sz="4"/>
+              <w:bottom w:val="single" w:color="BFBFBF" w:sz="4"/>
+              <w:right w:val="single" w:color="BFBFBF" w:sz="4"/>
+            </w:tcBorders>
+            <w:tcMar>
+              <w:top w:type="dxa" w:w="60"/>
+              <w:left w:type="dxa" w:w="100"/>
+              <w:bottom w:type="dxa" w:w="60"/>
+              <w:right w:type="dxa" w:w="100"/>
+            </w:tcMar>
+          </w:tcPr>
+          <w:p>
+            <w:r>
+              <w:rPr>
+                <w:rFonts w:ascii="Arial" w:cs="Arial" w:eastAsia="Arial" w:hAnsi="Arial"/>
+                <w:b w:val="false"/>
+                <w:bCs w:val="false"/>
+                <w:sz w:val="14"/>
+                <w:szCs w:val="14"/>
+              </w:rPr>
+              <w:t xml:space="preserve">CLASSIFICATION_DEDUP</w:t>
             </w:r>
           </w:p>
         </w:tc>
@@ -23903,76 +24022,16 @@
                 <w:rFonts w:ascii="Arial" w:cs="Arial" w:eastAsia="Arial" w:hAnsi="Arial"/>
                 <w:b w:val="false"/>
                 <w:bCs w:val="false"/>
-                <w:sz w:val="18"/>
-                <w:szCs w:val="18"/>
+                <w:sz w:val="16"/>
+                <w:szCs w:val="16"/>
               </w:rPr>
-              <w:t xml:space="preserve">8</w:t>
-            </w:r>
-          </w:p>
-        </w:tc>
-      </w:tr>
-      <w:tr>
-        <w:tc>
-          <w:tcPr>
-            <w:tcW w:type="dxa" w:w="600"/>
-            <w:tcBorders>
-              <w:top w:val="single" w:color="BFBFBF" w:sz="4"/>
-              <w:left w:val="single" w:color="BFBFBF" w:sz="4"/>
-              <w:bottom w:val="single" w:color="BFBFBF" w:sz="4"/>
-              <w:right w:val="single" w:color="BFBFBF" w:sz="4"/>
-            </w:tcBorders>
-            <w:tcMar>
-              <w:top w:type="dxa" w:w="60"/>
-              <w:left w:type="dxa" w:w="100"/>
-              <w:bottom w:type="dxa" w:w="60"/>
-              <w:right w:type="dxa" w:w="100"/>
-            </w:tcMar>
-          </w:tcPr>
-          <w:p>
-            <w:r>
-              <w:rPr>
-                <w:rFonts w:ascii="Arial" w:cs="Arial" w:eastAsia="Arial" w:hAnsi="Arial"/>
-                <w:b/>
-                <w:bCs/>
-                <w:sz w:val="18"/>
-                <w:szCs w:val="18"/>
-              </w:rPr>
-              <w:t xml:space="preserve">П6</w:t>
+              <w:t xml:space="preserve">13, 15, 21, 36</w:t>
             </w:r>
           </w:p>
         </w:tc>
         <w:tc>
           <w:tcPr>
-            <w:tcW w:type="dxa" w:w="2900"/>
-            <w:tcBorders>
-              <w:top w:val="single" w:color="BFBFBF" w:sz="4"/>
-              <w:left w:val="single" w:color="BFBFBF" w:sz="4"/>
-              <w:bottom w:val="single" w:color="BFBFBF" w:sz="4"/>
-              <w:right w:val="single" w:color="BFBFBF" w:sz="4"/>
-            </w:tcBorders>
-            <w:tcMar>
-              <w:top w:type="dxa" w:w="60"/>
-              <w:left w:type="dxa" w:w="100"/>
-              <w:bottom w:type="dxa" w:w="60"/>
-              <w:right w:type="dxa" w:w="100"/>
-            </w:tcMar>
-          </w:tcPr>
-          <w:p>
-            <w:r>
-              <w:rPr>
-                <w:rFonts w:ascii="Arial" w:cs="Arial" w:eastAsia="Arial" w:hAnsi="Arial"/>
-                <w:b w:val="false"/>
-                <w:bCs w:val="false"/>
-                <w:sz w:val="18"/>
-                <w:szCs w:val="18"/>
-              </w:rPr>
-              <w:t xml:space="preserve">Подготовка документов и справок</w:t>
-            </w:r>
-          </w:p>
-        </w:tc>
-        <w:tc>
-          <w:tcPr>
-            <w:tcW w:type="dxa" w:w="2338"/>
+            <w:tcW w:type="dxa" w:w="1888"/>
             <w:tcBorders>
               <w:top w:val="single" w:color="BFBFBF" w:sz="4"/>
               <w:left w:val="single" w:color="BFBFBF" w:sz="4"/>
@@ -23995,7 +24054,67 @@
                 <w:sz w:val="16"/>
                 <w:szCs w:val="16"/>
               </w:rPr>
-              <w:t xml:space="preserve">DOC_GENERATION</w:t>
+              <w:t xml:space="preserve">1, 25, 27, 37</w:t>
+            </w:r>
+          </w:p>
+        </w:tc>
+        <w:tc>
+          <w:tcPr>
+            <w:tcW w:type="dxa" w:w="1300"/>
+            <w:tcBorders>
+              <w:top w:val="single" w:color="BFBFBF" w:sz="4"/>
+              <w:left w:val="single" w:color="BFBFBF" w:sz="4"/>
+              <w:bottom w:val="single" w:color="BFBFBF" w:sz="4"/>
+              <w:right w:val="single" w:color="BFBFBF" w:sz="4"/>
+            </w:tcBorders>
+            <w:tcMar>
+              <w:top w:type="dxa" w:w="60"/>
+              <w:left w:type="dxa" w:w="100"/>
+              <w:bottom w:type="dxa" w:w="60"/>
+              <w:right w:type="dxa" w:w="100"/>
+            </w:tcMar>
+          </w:tcPr>
+          <w:p>
+            <w:r>
+              <w:rPr>
+                <w:rFonts w:ascii="Arial" w:cs="Arial" w:eastAsia="Arial" w:hAnsi="Arial"/>
+                <w:b/>
+                <w:bCs/>
+                <w:sz w:val="16"/>
+                <w:szCs w:val="16"/>
+              </w:rPr>
+              <w:t xml:space="preserve">4 + 4 = 8</w:t>
+            </w:r>
+          </w:p>
+        </w:tc>
+      </w:tr>
+      <w:tr>
+        <w:tc>
+          <w:tcPr>
+            <w:tcW w:type="dxa" w:w="550"/>
+            <w:tcBorders>
+              <w:top w:val="single" w:color="BFBFBF" w:sz="4"/>
+              <w:left w:val="single" w:color="BFBFBF" w:sz="4"/>
+              <w:bottom w:val="single" w:color="BFBFBF" w:sz="4"/>
+              <w:right w:val="single" w:color="BFBFBF" w:sz="4"/>
+            </w:tcBorders>
+            <w:tcMar>
+              <w:top w:type="dxa" w:w="60"/>
+              <w:left w:type="dxa" w:w="100"/>
+              <w:bottom w:type="dxa" w:w="60"/>
+              <w:right w:type="dxa" w:w="100"/>
+            </w:tcMar>
+          </w:tcPr>
+          <w:p>
+            <w:r>
+              <w:rPr>
+                <w:rFonts w:ascii="Arial" w:cs="Arial" w:eastAsia="Arial" w:hAnsi="Arial"/>
+                <w:b/>
+                <w:bCs/>
+                <w:sz w:val="16"/>
+                <w:szCs w:val="16"/>
+              </w:rPr>
+              <w:t xml:space="preserve">П6</w:t>
             </w:r>
           </w:p>
         </w:tc>
@@ -24021,10 +24140,39 @@
                 <w:rFonts w:ascii="Arial" w:cs="Arial" w:eastAsia="Arial" w:hAnsi="Arial"/>
                 <w:b w:val="false"/>
                 <w:bCs w:val="false"/>
-                <w:sz w:val="18"/>
-                <w:szCs w:val="18"/>
+                <w:sz w:val="16"/>
+                <w:szCs w:val="16"/>
               </w:rPr>
-              <w:t xml:space="preserve">5, 11, 33, 44</w:t>
+              <w:t xml:space="preserve">Подготовка документов и справок</w:t>
+            </w:r>
+          </w:p>
+        </w:tc>
+        <w:tc>
+          <w:tcPr>
+            <w:tcW w:type="dxa" w:w="2100"/>
+            <w:tcBorders>
+              <w:top w:val="single" w:color="BFBFBF" w:sz="4"/>
+              <w:left w:val="single" w:color="BFBFBF" w:sz="4"/>
+              <w:bottom w:val="single" w:color="BFBFBF" w:sz="4"/>
+              <w:right w:val="single" w:color="BFBFBF" w:sz="4"/>
+            </w:tcBorders>
+            <w:tcMar>
+              <w:top w:type="dxa" w:w="60"/>
+              <w:left w:type="dxa" w:w="100"/>
+              <w:bottom w:type="dxa" w:w="60"/>
+              <w:right w:type="dxa" w:w="100"/>
+            </w:tcMar>
+          </w:tcPr>
+          <w:p>
+            <w:r>
+              <w:rPr>
+                <w:rFonts w:ascii="Arial" w:cs="Arial" w:eastAsia="Arial" w:hAnsi="Arial"/>
+                <w:b w:val="false"/>
+                <w:bCs w:val="false"/>
+                <w:sz w:val="14"/>
+                <w:szCs w:val="14"/>
+              </w:rPr>
+              <w:t xml:space="preserve">DOC_GENERATION</w:t>
             </w:r>
           </w:p>
         </w:tc>
@@ -24050,76 +24198,16 @@
                 <w:rFonts w:ascii="Arial" w:cs="Arial" w:eastAsia="Arial" w:hAnsi="Arial"/>
                 <w:b w:val="false"/>
                 <w:bCs w:val="false"/>
-                <w:sz w:val="18"/>
-                <w:szCs w:val="18"/>
+                <w:sz w:val="16"/>
+                <w:szCs w:val="16"/>
               </w:rPr>
-              <w:t xml:space="preserve">11</w:t>
-            </w:r>
-          </w:p>
-        </w:tc>
-      </w:tr>
-      <w:tr>
-        <w:tc>
-          <w:tcPr>
-            <w:tcW w:type="dxa" w:w="600"/>
-            <w:tcBorders>
-              <w:top w:val="single" w:color="BFBFBF" w:sz="4"/>
-              <w:left w:val="single" w:color="BFBFBF" w:sz="4"/>
-              <w:bottom w:val="single" w:color="BFBFBF" w:sz="4"/>
-              <w:right w:val="single" w:color="BFBFBF" w:sz="4"/>
-            </w:tcBorders>
-            <w:tcMar>
-              <w:top w:type="dxa" w:w="60"/>
-              <w:left w:type="dxa" w:w="100"/>
-              <w:bottom w:type="dxa" w:w="60"/>
-              <w:right w:type="dxa" w:w="100"/>
-            </w:tcMar>
-          </w:tcPr>
-          <w:p>
-            <w:r>
-              <w:rPr>
-                <w:rFonts w:ascii="Arial" w:cs="Arial" w:eastAsia="Arial" w:hAnsi="Arial"/>
-                <w:b/>
-                <w:bCs/>
-                <w:sz w:val="18"/>
-                <w:szCs w:val="18"/>
-              </w:rPr>
-              <w:t xml:space="preserve">П7</w:t>
+              <w:t xml:space="preserve">5, 11, 33, 44</w:t>
             </w:r>
           </w:p>
         </w:tc>
         <w:tc>
           <w:tcPr>
-            <w:tcW w:type="dxa" w:w="2900"/>
-            <w:tcBorders>
-              <w:top w:val="single" w:color="BFBFBF" w:sz="4"/>
-              <w:left w:val="single" w:color="BFBFBF" w:sz="4"/>
-              <w:bottom w:val="single" w:color="BFBFBF" w:sz="4"/>
-              <w:right w:val="single" w:color="BFBFBF" w:sz="4"/>
-            </w:tcBorders>
-            <w:tcMar>
-              <w:top w:type="dxa" w:w="60"/>
-              <w:left w:type="dxa" w:w="100"/>
-              <w:bottom w:type="dxa" w:w="60"/>
-              <w:right w:type="dxa" w:w="100"/>
-            </w:tcMar>
-          </w:tcPr>
-          <w:p>
-            <w:r>
-              <w:rPr>
-                <w:rFonts w:ascii="Arial" w:cs="Arial" w:eastAsia="Arial" w:hAnsi="Arial"/>
-                <w:b w:val="false"/>
-                <w:bCs w:val="false"/>
-                <w:sz w:val="18"/>
-                <w:szCs w:val="18"/>
-              </w:rPr>
-              <w:t xml:space="preserve">Сбор данных из внешних источников</w:t>
-            </w:r>
-          </w:p>
-        </w:tc>
-        <w:tc>
-          <w:tcPr>
-            <w:tcW w:type="dxa" w:w="2338"/>
+            <w:tcW w:type="dxa" w:w="1888"/>
             <w:tcBorders>
               <w:top w:val="single" w:color="BFBFBF" w:sz="4"/>
               <w:left w:val="single" w:color="BFBFBF" w:sz="4"/>
@@ -24142,7 +24230,67 @@
                 <w:sz w:val="16"/>
                 <w:szCs w:val="16"/>
               </w:rPr>
-              <w:t xml:space="preserve">EXTERNAL_COLLECTION</w:t>
+              <w:t xml:space="preserve">13, 25, 36, 38, 39, 45, 47</w:t>
+            </w:r>
+          </w:p>
+        </w:tc>
+        <w:tc>
+          <w:tcPr>
+            <w:tcW w:type="dxa" w:w="1300"/>
+            <w:tcBorders>
+              <w:top w:val="single" w:color="BFBFBF" w:sz="4"/>
+              <w:left w:val="single" w:color="BFBFBF" w:sz="4"/>
+              <w:bottom w:val="single" w:color="BFBFBF" w:sz="4"/>
+              <w:right w:val="single" w:color="BFBFBF" w:sz="4"/>
+            </w:tcBorders>
+            <w:tcMar>
+              <w:top w:type="dxa" w:w="60"/>
+              <w:left w:type="dxa" w:w="100"/>
+              <w:bottom w:type="dxa" w:w="60"/>
+              <w:right w:type="dxa" w:w="100"/>
+            </w:tcMar>
+          </w:tcPr>
+          <w:p>
+            <w:r>
+              <w:rPr>
+                <w:rFonts w:ascii="Arial" w:cs="Arial" w:eastAsia="Arial" w:hAnsi="Arial"/>
+                <w:b/>
+                <w:bCs/>
+                <w:sz w:val="16"/>
+                <w:szCs w:val="16"/>
+              </w:rPr>
+              <w:t xml:space="preserve">4 + 7 = 11</w:t>
+            </w:r>
+          </w:p>
+        </w:tc>
+      </w:tr>
+      <w:tr>
+        <w:tc>
+          <w:tcPr>
+            <w:tcW w:type="dxa" w:w="550"/>
+            <w:tcBorders>
+              <w:top w:val="single" w:color="BFBFBF" w:sz="4"/>
+              <w:left w:val="single" w:color="BFBFBF" w:sz="4"/>
+              <w:bottom w:val="single" w:color="BFBFBF" w:sz="4"/>
+              <w:right w:val="single" w:color="BFBFBF" w:sz="4"/>
+            </w:tcBorders>
+            <w:tcMar>
+              <w:top w:type="dxa" w:w="60"/>
+              <w:left w:type="dxa" w:w="100"/>
+              <w:bottom w:type="dxa" w:w="60"/>
+              <w:right w:type="dxa" w:w="100"/>
+            </w:tcMar>
+          </w:tcPr>
+          <w:p>
+            <w:r>
+              <w:rPr>
+                <w:rFonts w:ascii="Arial" w:cs="Arial" w:eastAsia="Arial" w:hAnsi="Arial"/>
+                <w:b/>
+                <w:bCs/>
+                <w:sz w:val="16"/>
+                <w:szCs w:val="16"/>
+              </w:rPr>
+              <w:t xml:space="preserve">П7</w:t>
             </w:r>
           </w:p>
         </w:tc>
@@ -24168,10 +24316,39 @@
                 <w:rFonts w:ascii="Arial" w:cs="Arial" w:eastAsia="Arial" w:hAnsi="Arial"/>
                 <w:b w:val="false"/>
                 <w:bCs w:val="false"/>
-                <w:sz w:val="18"/>
-                <w:szCs w:val="18"/>
+                <w:sz w:val="16"/>
+                <w:szCs w:val="16"/>
               </w:rPr>
-              <w:t xml:space="preserve">8, 23, 24</w:t>
+              <w:t xml:space="preserve">Сбор данных из внешних источников</w:t>
+            </w:r>
+          </w:p>
+        </w:tc>
+        <w:tc>
+          <w:tcPr>
+            <w:tcW w:type="dxa" w:w="2100"/>
+            <w:tcBorders>
+              <w:top w:val="single" w:color="BFBFBF" w:sz="4"/>
+              <w:left w:val="single" w:color="BFBFBF" w:sz="4"/>
+              <w:bottom w:val="single" w:color="BFBFBF" w:sz="4"/>
+              <w:right w:val="single" w:color="BFBFBF" w:sz="4"/>
+            </w:tcBorders>
+            <w:tcMar>
+              <w:top w:type="dxa" w:w="60"/>
+              <w:left w:type="dxa" w:w="100"/>
+              <w:bottom w:type="dxa" w:w="60"/>
+              <w:right w:type="dxa" w:w="100"/>
+            </w:tcMar>
+          </w:tcPr>
+          <w:p>
+            <w:r>
+              <w:rPr>
+                <w:rFonts w:ascii="Arial" w:cs="Arial" w:eastAsia="Arial" w:hAnsi="Arial"/>
+                <w:b w:val="false"/>
+                <w:bCs w:val="false"/>
+                <w:sz w:val="14"/>
+                <w:szCs w:val="14"/>
+              </w:rPr>
+              <w:t xml:space="preserve">EXTERNAL_COLLECTION</w:t>
             </w:r>
           </w:p>
         </w:tc>
@@ -24197,76 +24374,16 @@
                 <w:rFonts w:ascii="Arial" w:cs="Arial" w:eastAsia="Arial" w:hAnsi="Arial"/>
                 <w:b w:val="false"/>
                 <w:bCs w:val="false"/>
-                <w:sz w:val="18"/>
-                <w:szCs w:val="18"/>
+                <w:sz w:val="16"/>
+                <w:szCs w:val="16"/>
               </w:rPr>
-              <w:t xml:space="preserve">8</w:t>
-            </w:r>
-          </w:p>
-        </w:tc>
-      </w:tr>
-      <w:tr>
-        <w:tc>
-          <w:tcPr>
-            <w:tcW w:type="dxa" w:w="600"/>
-            <w:tcBorders>
-              <w:top w:val="single" w:color="BFBFBF" w:sz="4"/>
-              <w:left w:val="single" w:color="BFBFBF" w:sz="4"/>
-              <w:bottom w:val="single" w:color="BFBFBF" w:sz="4"/>
-              <w:right w:val="single" w:color="BFBFBF" w:sz="4"/>
-            </w:tcBorders>
-            <w:tcMar>
-              <w:top w:type="dxa" w:w="60"/>
-              <w:left w:type="dxa" w:w="100"/>
-              <w:bottom w:type="dxa" w:w="60"/>
-              <w:right w:type="dxa" w:w="100"/>
-            </w:tcMar>
-          </w:tcPr>
-          <w:p>
-            <w:r>
-              <w:rPr>
-                <w:rFonts w:ascii="Arial" w:cs="Arial" w:eastAsia="Arial" w:hAnsi="Arial"/>
-                <w:b/>
-                <w:bCs/>
-                <w:sz w:val="18"/>
-                <w:szCs w:val="18"/>
-              </w:rPr>
-              <w:t xml:space="preserve">П8</w:t>
+              <w:t xml:space="preserve">8, 23, 24</w:t>
             </w:r>
           </w:p>
         </w:tc>
         <w:tc>
           <w:tcPr>
-            <w:tcW w:type="dxa" w:w="2900"/>
-            <w:tcBorders>
-              <w:top w:val="single" w:color="BFBFBF" w:sz="4"/>
-              <w:left w:val="single" w:color="BFBFBF" w:sz="4"/>
-              <w:bottom w:val="single" w:color="BFBFBF" w:sz="4"/>
-              <w:right w:val="single" w:color="BFBFBF" w:sz="4"/>
-            </w:tcBorders>
-            <w:tcMar>
-              <w:top w:type="dxa" w:w="60"/>
-              <w:left w:type="dxa" w:w="100"/>
-              <w:bottom w:type="dxa" w:w="60"/>
-              <w:right w:type="dxa" w:w="100"/>
-            </w:tcMar>
-          </w:tcPr>
-          <w:p>
-            <w:r>
-              <w:rPr>
-                <w:rFonts w:ascii="Arial" w:cs="Arial" w:eastAsia="Arial" w:hAnsi="Arial"/>
-                <w:b w:val="false"/>
-                <w:bCs w:val="false"/>
-                <w:sz w:val="18"/>
-                <w:szCs w:val="18"/>
-              </w:rPr>
-              <w:t xml:space="preserve">Аналитика, дашборды и регулярная отчётность</w:t>
-            </w:r>
-          </w:p>
-        </w:tc>
-        <w:tc>
-          <w:tcPr>
-            <w:tcW w:type="dxa" w:w="2338"/>
+            <w:tcW w:type="dxa" w:w="1888"/>
             <w:tcBorders>
               <w:top w:val="single" w:color="BFBFBF" w:sz="4"/>
               <w:left w:val="single" w:color="BFBFBF" w:sz="4"/>
@@ -24289,7 +24406,67 @@
                 <w:sz w:val="16"/>
                 <w:szCs w:val="16"/>
               </w:rPr>
-              <w:t xml:space="preserve">ANALYTICS_REPORTING</w:t>
+              <w:t xml:space="preserve">9, 10, 19, 22, 39</w:t>
+            </w:r>
+          </w:p>
+        </w:tc>
+        <w:tc>
+          <w:tcPr>
+            <w:tcW w:type="dxa" w:w="1300"/>
+            <w:tcBorders>
+              <w:top w:val="single" w:color="BFBFBF" w:sz="4"/>
+              <w:left w:val="single" w:color="BFBFBF" w:sz="4"/>
+              <w:bottom w:val="single" w:color="BFBFBF" w:sz="4"/>
+              <w:right w:val="single" w:color="BFBFBF" w:sz="4"/>
+            </w:tcBorders>
+            <w:tcMar>
+              <w:top w:type="dxa" w:w="60"/>
+              <w:left w:type="dxa" w:w="100"/>
+              <w:bottom w:type="dxa" w:w="60"/>
+              <w:right w:type="dxa" w:w="100"/>
+            </w:tcMar>
+          </w:tcPr>
+          <w:p>
+            <w:r>
+              <w:rPr>
+                <w:rFonts w:ascii="Arial" w:cs="Arial" w:eastAsia="Arial" w:hAnsi="Arial"/>
+                <w:b/>
+                <w:bCs/>
+                <w:sz w:val="16"/>
+                <w:szCs w:val="16"/>
+              </w:rPr>
+              <w:t xml:space="preserve">3 + 5 = 8</w:t>
+            </w:r>
+          </w:p>
+        </w:tc>
+      </w:tr>
+      <w:tr>
+        <w:tc>
+          <w:tcPr>
+            <w:tcW w:type="dxa" w:w="550"/>
+            <w:tcBorders>
+              <w:top w:val="single" w:color="BFBFBF" w:sz="4"/>
+              <w:left w:val="single" w:color="BFBFBF" w:sz="4"/>
+              <w:bottom w:val="single" w:color="BFBFBF" w:sz="4"/>
+              <w:right w:val="single" w:color="BFBFBF" w:sz="4"/>
+            </w:tcBorders>
+            <w:tcMar>
+              <w:top w:type="dxa" w:w="60"/>
+              <w:left w:type="dxa" w:w="100"/>
+              <w:bottom w:type="dxa" w:w="60"/>
+              <w:right w:type="dxa" w:w="100"/>
+            </w:tcMar>
+          </w:tcPr>
+          <w:p>
+            <w:r>
+              <w:rPr>
+                <w:rFonts w:ascii="Arial" w:cs="Arial" w:eastAsia="Arial" w:hAnsi="Arial"/>
+                <w:b/>
+                <w:bCs/>
+                <w:sz w:val="16"/>
+                <w:szCs w:val="16"/>
+              </w:rPr>
+              <w:t xml:space="preserve">П8</w:t>
             </w:r>
           </w:p>
         </w:tc>
@@ -24315,10 +24492,39 @@
                 <w:rFonts w:ascii="Arial" w:cs="Arial" w:eastAsia="Arial" w:hAnsi="Arial"/>
                 <w:b w:val="false"/>
                 <w:bCs w:val="false"/>
-                <w:sz w:val="18"/>
-                <w:szCs w:val="18"/>
+                <w:sz w:val="16"/>
+                <w:szCs w:val="16"/>
               </w:rPr>
-              <w:t xml:space="preserve">3, 12, 25, 26, 28, 29, 34, 40, 46</w:t>
+              <w:t xml:space="preserve">Аналитика, дашборды и регулярная отчётность</w:t>
+            </w:r>
+          </w:p>
+        </w:tc>
+        <w:tc>
+          <w:tcPr>
+            <w:tcW w:type="dxa" w:w="2100"/>
+            <w:tcBorders>
+              <w:top w:val="single" w:color="BFBFBF" w:sz="4"/>
+              <w:left w:val="single" w:color="BFBFBF" w:sz="4"/>
+              <w:bottom w:val="single" w:color="BFBFBF" w:sz="4"/>
+              <w:right w:val="single" w:color="BFBFBF" w:sz="4"/>
+            </w:tcBorders>
+            <w:tcMar>
+              <w:top w:type="dxa" w:w="60"/>
+              <w:left w:type="dxa" w:w="100"/>
+              <w:bottom w:type="dxa" w:w="60"/>
+              <w:right w:type="dxa" w:w="100"/>
+            </w:tcMar>
+          </w:tcPr>
+          <w:p>
+            <w:r>
+              <w:rPr>
+                <w:rFonts w:ascii="Arial" w:cs="Arial" w:eastAsia="Arial" w:hAnsi="Arial"/>
+                <w:b w:val="false"/>
+                <w:bCs w:val="false"/>
+                <w:sz w:val="14"/>
+                <w:szCs w:val="14"/>
+              </w:rPr>
+              <w:t xml:space="preserve">ANALYTICS_REPORTING</w:t>
             </w:r>
           </w:p>
         </w:tc>
@@ -24344,76 +24550,16 @@
                 <w:rFonts w:ascii="Arial" w:cs="Arial" w:eastAsia="Arial" w:hAnsi="Arial"/>
                 <w:b w:val="false"/>
                 <w:bCs w:val="false"/>
-                <w:sz w:val="18"/>
-                <w:szCs w:val="18"/>
+                <w:sz w:val="16"/>
+                <w:szCs w:val="16"/>
               </w:rPr>
-              <w:t xml:space="preserve">12</w:t>
-            </w:r>
-          </w:p>
-        </w:tc>
-      </w:tr>
-      <w:tr>
-        <w:tc>
-          <w:tcPr>
-            <w:tcW w:type="dxa" w:w="600"/>
-            <w:tcBorders>
-              <w:top w:val="single" w:color="BFBFBF" w:sz="4"/>
-              <w:left w:val="single" w:color="BFBFBF" w:sz="4"/>
-              <w:bottom w:val="single" w:color="BFBFBF" w:sz="4"/>
-              <w:right w:val="single" w:color="BFBFBF" w:sz="4"/>
-            </w:tcBorders>
-            <w:tcMar>
-              <w:top w:type="dxa" w:w="60"/>
-              <w:left w:type="dxa" w:w="100"/>
-              <w:bottom w:type="dxa" w:w="60"/>
-              <w:right w:type="dxa" w:w="100"/>
-            </w:tcMar>
-          </w:tcPr>
-          <w:p>
-            <w:r>
-              <w:rPr>
-                <w:rFonts w:ascii="Arial" w:cs="Arial" w:eastAsia="Arial" w:hAnsi="Arial"/>
-                <w:b/>
-                <w:bCs/>
-                <w:sz w:val="18"/>
-                <w:szCs w:val="18"/>
-              </w:rPr>
-              <w:t xml:space="preserve">П9</w:t>
+              <w:t xml:space="preserve">3, 12, 25, 26, 28, 29, 34, 40, 46</w:t>
             </w:r>
           </w:p>
         </w:tc>
         <w:tc>
           <w:tcPr>
-            <w:tcW w:type="dxa" w:w="2900"/>
-            <w:tcBorders>
-              <w:top w:val="single" w:color="BFBFBF" w:sz="4"/>
-              <w:left w:val="single" w:color="BFBFBF" w:sz="4"/>
-              <w:bottom w:val="single" w:color="BFBFBF" w:sz="4"/>
-              <w:right w:val="single" w:color="BFBFBF" w:sz="4"/>
-            </w:tcBorders>
-            <w:tcMar>
-              <w:top w:type="dxa" w:w="60"/>
-              <w:left w:type="dxa" w:w="100"/>
-              <w:bottom w:type="dxa" w:w="60"/>
-              <w:right w:type="dxa" w:w="100"/>
-            </w:tcMar>
-          </w:tcPr>
-          <w:p>
-            <w:r>
-              <w:rPr>
-                <w:rFonts w:ascii="Arial" w:cs="Arial" w:eastAsia="Arial" w:hAnsi="Arial"/>
-                <w:b w:val="false"/>
-                <w:bCs w:val="false"/>
-                <w:sz w:val="18"/>
-                <w:szCs w:val="18"/>
-              </w:rPr>
-              <w:t xml:space="preserve">Оценка платежеспособности, стоимости и рисков</w:t>
-            </w:r>
-          </w:p>
-        </w:tc>
-        <w:tc>
-          <w:tcPr>
-            <w:tcW w:type="dxa" w:w="2338"/>
+            <w:tcW w:type="dxa" w:w="1888"/>
             <w:tcBorders>
               <w:top w:val="single" w:color="BFBFBF" w:sz="4"/>
               <w:left w:val="single" w:color="BFBFBF" w:sz="4"/>
@@ -24436,7 +24582,67 @@
                 <w:sz w:val="16"/>
                 <w:szCs w:val="16"/>
               </w:rPr>
-              <w:t xml:space="preserve">RISK_VALUATION</w:t>
+              <w:t xml:space="preserve">15, 20, 30</w:t>
+            </w:r>
+          </w:p>
+        </w:tc>
+        <w:tc>
+          <w:tcPr>
+            <w:tcW w:type="dxa" w:w="1300"/>
+            <w:tcBorders>
+              <w:top w:val="single" w:color="BFBFBF" w:sz="4"/>
+              <w:left w:val="single" w:color="BFBFBF" w:sz="4"/>
+              <w:bottom w:val="single" w:color="BFBFBF" w:sz="4"/>
+              <w:right w:val="single" w:color="BFBFBF" w:sz="4"/>
+            </w:tcBorders>
+            <w:tcMar>
+              <w:top w:type="dxa" w:w="60"/>
+              <w:left w:type="dxa" w:w="100"/>
+              <w:bottom w:type="dxa" w:w="60"/>
+              <w:right w:type="dxa" w:w="100"/>
+            </w:tcMar>
+          </w:tcPr>
+          <w:p>
+            <w:r>
+              <w:rPr>
+                <w:rFonts w:ascii="Arial" w:cs="Arial" w:eastAsia="Arial" w:hAnsi="Arial"/>
+                <w:b/>
+                <w:bCs/>
+                <w:sz w:val="16"/>
+                <w:szCs w:val="16"/>
+              </w:rPr>
+              <w:t xml:space="preserve">9 + 3 = 12</w:t>
+            </w:r>
+          </w:p>
+        </w:tc>
+      </w:tr>
+      <w:tr>
+        <w:tc>
+          <w:tcPr>
+            <w:tcW w:type="dxa" w:w="550"/>
+            <w:tcBorders>
+              <w:top w:val="single" w:color="BFBFBF" w:sz="4"/>
+              <w:left w:val="single" w:color="BFBFBF" w:sz="4"/>
+              <w:bottom w:val="single" w:color="BFBFBF" w:sz="4"/>
+              <w:right w:val="single" w:color="BFBFBF" w:sz="4"/>
+            </w:tcBorders>
+            <w:tcMar>
+              <w:top w:type="dxa" w:w="60"/>
+              <w:left w:type="dxa" w:w="100"/>
+              <w:bottom w:type="dxa" w:w="60"/>
+              <w:right w:type="dxa" w:w="100"/>
+            </w:tcMar>
+          </w:tcPr>
+          <w:p>
+            <w:r>
+              <w:rPr>
+                <w:rFonts w:ascii="Arial" w:cs="Arial" w:eastAsia="Arial" w:hAnsi="Arial"/>
+                <w:b/>
+                <w:bCs/>
+                <w:sz w:val="16"/>
+                <w:szCs w:val="16"/>
+              </w:rPr>
+              <w:t xml:space="preserve">П9</w:t>
             </w:r>
           </w:p>
         </w:tc>
@@ -24462,10 +24668,39 @@
                 <w:rFonts w:ascii="Arial" w:cs="Arial" w:eastAsia="Arial" w:hAnsi="Arial"/>
                 <w:b w:val="false"/>
                 <w:bCs w:val="false"/>
-                <w:sz w:val="18"/>
-                <w:szCs w:val="18"/>
+                <w:sz w:val="16"/>
+                <w:szCs w:val="16"/>
               </w:rPr>
-              <w:t xml:space="preserve">9, 10, 27, 38, 45</w:t>
+              <w:t xml:space="preserve">Оценка платежеспособности, стоимости и рисков</w:t>
+            </w:r>
+          </w:p>
+        </w:tc>
+        <w:tc>
+          <w:tcPr>
+            <w:tcW w:type="dxa" w:w="2100"/>
+            <w:tcBorders>
+              <w:top w:val="single" w:color="BFBFBF" w:sz="4"/>
+              <w:left w:val="single" w:color="BFBFBF" w:sz="4"/>
+              <w:bottom w:val="single" w:color="BFBFBF" w:sz="4"/>
+              <w:right w:val="single" w:color="BFBFBF" w:sz="4"/>
+            </w:tcBorders>
+            <w:tcMar>
+              <w:top w:type="dxa" w:w="60"/>
+              <w:left w:type="dxa" w:w="100"/>
+              <w:bottom w:type="dxa" w:w="60"/>
+              <w:right w:type="dxa" w:w="100"/>
+            </w:tcMar>
+          </w:tcPr>
+          <w:p>
+            <w:r>
+              <w:rPr>
+                <w:rFonts w:ascii="Arial" w:cs="Arial" w:eastAsia="Arial" w:hAnsi="Arial"/>
+                <w:b w:val="false"/>
+                <w:bCs w:val="false"/>
+                <w:sz w:val="14"/>
+                <w:szCs w:val="14"/>
+              </w:rPr>
+              <w:t xml:space="preserve">RISK_VALUATION</w:t>
             </w:r>
           </w:p>
         </w:tc>
@@ -24491,76 +24726,16 @@
                 <w:rFonts w:ascii="Arial" w:cs="Arial" w:eastAsia="Arial" w:hAnsi="Arial"/>
                 <w:b w:val="false"/>
                 <w:bCs w:val="false"/>
-                <w:sz w:val="18"/>
-                <w:szCs w:val="18"/>
+                <w:sz w:val="16"/>
+                <w:szCs w:val="16"/>
               </w:rPr>
-              <w:t xml:space="preserve">5</w:t>
-            </w:r>
-          </w:p>
-        </w:tc>
-      </w:tr>
-      <w:tr>
-        <w:tc>
-          <w:tcPr>
-            <w:tcW w:type="dxa" w:w="600"/>
-            <w:tcBorders>
-              <w:top w:val="single" w:color="BFBFBF" w:sz="4"/>
-              <w:left w:val="single" w:color="BFBFBF" w:sz="4"/>
-              <w:bottom w:val="single" w:color="BFBFBF" w:sz="4"/>
-              <w:right w:val="single" w:color="BFBFBF" w:sz="4"/>
-            </w:tcBorders>
-            <w:tcMar>
-              <w:top w:type="dxa" w:w="60"/>
-              <w:left w:type="dxa" w:w="100"/>
-              <w:bottom w:type="dxa" w:w="60"/>
-              <w:right w:type="dxa" w:w="100"/>
-            </w:tcMar>
-          </w:tcPr>
-          <w:p>
-            <w:r>
-              <w:rPr>
-                <w:rFonts w:ascii="Arial" w:cs="Arial" w:eastAsia="Arial" w:hAnsi="Arial"/>
-                <w:b/>
-                <w:bCs/>
-                <w:sz w:val="18"/>
-                <w:szCs w:val="18"/>
-              </w:rPr>
-              <w:t xml:space="preserve">П10</w:t>
+              <w:t xml:space="preserve">9, 10, 27, 38, 45</w:t>
             </w:r>
           </w:p>
         </w:tc>
         <w:tc>
           <w:tcPr>
-            <w:tcW w:type="dxa" w:w="2900"/>
-            <w:tcBorders>
-              <w:top w:val="single" w:color="BFBFBF" w:sz="4"/>
-              <w:left w:val="single" w:color="BFBFBF" w:sz="4"/>
-              <w:bottom w:val="single" w:color="BFBFBF" w:sz="4"/>
-              <w:right w:val="single" w:color="BFBFBF" w:sz="4"/>
-            </w:tcBorders>
-            <w:tcMar>
-              <w:top w:type="dxa" w:w="60"/>
-              <w:left w:type="dxa" w:w="100"/>
-              <w:bottom w:type="dxa" w:w="60"/>
-              <w:right w:type="dxa" w:w="100"/>
-            </w:tcMar>
-          </w:tcPr>
-          <w:p>
-            <w:r>
-              <w:rPr>
-                <w:rFonts w:ascii="Arial" w:cs="Arial" w:eastAsia="Arial" w:hAnsi="Arial"/>
-                <w:b w:val="false"/>
-                <w:bCs w:val="false"/>
-                <w:sz w:val="18"/>
-                <w:szCs w:val="18"/>
-              </w:rPr>
-              <w:t xml:space="preserve">Качество данных, интеграция и доступ</w:t>
-            </w:r>
-          </w:p>
-        </w:tc>
-        <w:tc>
-          <w:tcPr>
-            <w:tcW w:type="dxa" w:w="2338"/>
+            <w:tcW w:type="dxa" w:w="1888"/>
             <w:tcBorders>
               <w:top w:val="single" w:color="BFBFBF" w:sz="4"/>
               <w:left w:val="single" w:color="BFBFBF" w:sz="4"/>
@@ -24583,7 +24758,67 @@
                 <w:sz w:val="16"/>
                 <w:szCs w:val="16"/>
               </w:rPr>
-              <w:t xml:space="preserve">DATA_QUALITY_ACCESS</w:t>
+              <w:t xml:space="preserve">—</w:t>
+            </w:r>
+          </w:p>
+        </w:tc>
+        <w:tc>
+          <w:tcPr>
+            <w:tcW w:type="dxa" w:w="1300"/>
+            <w:tcBorders>
+              <w:top w:val="single" w:color="BFBFBF" w:sz="4"/>
+              <w:left w:val="single" w:color="BFBFBF" w:sz="4"/>
+              <w:bottom w:val="single" w:color="BFBFBF" w:sz="4"/>
+              <w:right w:val="single" w:color="BFBFBF" w:sz="4"/>
+            </w:tcBorders>
+            <w:tcMar>
+              <w:top w:type="dxa" w:w="60"/>
+              <w:left w:type="dxa" w:w="100"/>
+              <w:bottom w:type="dxa" w:w="60"/>
+              <w:right w:type="dxa" w:w="100"/>
+            </w:tcMar>
+          </w:tcPr>
+          <w:p>
+            <w:r>
+              <w:rPr>
+                <w:rFonts w:ascii="Arial" w:cs="Arial" w:eastAsia="Arial" w:hAnsi="Arial"/>
+                <w:b/>
+                <w:bCs/>
+                <w:sz w:val="16"/>
+                <w:szCs w:val="16"/>
+              </w:rPr>
+              <w:t xml:space="preserve">5 + 0 = 5</w:t>
+            </w:r>
+          </w:p>
+        </w:tc>
+      </w:tr>
+      <w:tr>
+        <w:tc>
+          <w:tcPr>
+            <w:tcW w:type="dxa" w:w="550"/>
+            <w:tcBorders>
+              <w:top w:val="single" w:color="BFBFBF" w:sz="4"/>
+              <w:left w:val="single" w:color="BFBFBF" w:sz="4"/>
+              <w:bottom w:val="single" w:color="BFBFBF" w:sz="4"/>
+              <w:right w:val="single" w:color="BFBFBF" w:sz="4"/>
+            </w:tcBorders>
+            <w:tcMar>
+              <w:top w:type="dxa" w:w="60"/>
+              <w:left w:type="dxa" w:w="100"/>
+              <w:bottom w:type="dxa" w:w="60"/>
+              <w:right w:type="dxa" w:w="100"/>
+            </w:tcMar>
+          </w:tcPr>
+          <w:p>
+            <w:r>
+              <w:rPr>
+                <w:rFonts w:ascii="Arial" w:cs="Arial" w:eastAsia="Arial" w:hAnsi="Arial"/>
+                <w:b/>
+                <w:bCs/>
+                <w:sz w:val="16"/>
+                <w:szCs w:val="16"/>
+              </w:rPr>
+              <w:t xml:space="preserve">П10</w:t>
             </w:r>
           </w:p>
         </w:tc>
@@ -24609,10 +24844,39 @@
                 <w:rFonts w:ascii="Arial" w:cs="Arial" w:eastAsia="Arial" w:hAnsi="Arial"/>
                 <w:b w:val="false"/>
                 <w:bCs w:val="false"/>
-                <w:sz w:val="18"/>
-                <w:szCs w:val="18"/>
+                <w:sz w:val="16"/>
+                <w:szCs w:val="16"/>
               </w:rPr>
-              <w:t xml:space="preserve">18, 19, 20, 30</w:t>
+              <w:t xml:space="preserve">Качество данных, интеграция и доступ</w:t>
+            </w:r>
+          </w:p>
+        </w:tc>
+        <w:tc>
+          <w:tcPr>
+            <w:tcW w:type="dxa" w:w="2100"/>
+            <w:tcBorders>
+              <w:top w:val="single" w:color="BFBFBF" w:sz="4"/>
+              <w:left w:val="single" w:color="BFBFBF" w:sz="4"/>
+              <w:bottom w:val="single" w:color="BFBFBF" w:sz="4"/>
+              <w:right w:val="single" w:color="BFBFBF" w:sz="4"/>
+            </w:tcBorders>
+            <w:tcMar>
+              <w:top w:type="dxa" w:w="60"/>
+              <w:left w:type="dxa" w:w="100"/>
+              <w:bottom w:type="dxa" w:w="60"/>
+              <w:right w:type="dxa" w:w="100"/>
+            </w:tcMar>
+          </w:tcPr>
+          <w:p>
+            <w:r>
+              <w:rPr>
+                <w:rFonts w:ascii="Arial" w:cs="Arial" w:eastAsia="Arial" w:hAnsi="Arial"/>
+                <w:b w:val="false"/>
+                <w:bCs w:val="false"/>
+                <w:sz w:val="14"/>
+                <w:szCs w:val="14"/>
+              </w:rPr>
+              <w:t xml:space="preserve">DATA_QUALITY_ACCESS</w:t>
             </w:r>
           </w:p>
         </w:tc>
@@ -24638,76 +24902,16 @@
                 <w:rFonts w:ascii="Arial" w:cs="Arial" w:eastAsia="Arial" w:hAnsi="Arial"/>
                 <w:b w:val="false"/>
                 <w:bCs w:val="false"/>
-                <w:sz w:val="18"/>
-                <w:szCs w:val="18"/>
+                <w:sz w:val="16"/>
+                <w:szCs w:val="16"/>
               </w:rPr>
-              <w:t xml:space="preserve">4</w:t>
-            </w:r>
-          </w:p>
-        </w:tc>
-      </w:tr>
-      <w:tr>
-        <w:tc>
-          <w:tcPr>
-            <w:tcW w:type="dxa" w:w="600"/>
-            <w:tcBorders>
-              <w:top w:val="single" w:color="BFBFBF" w:sz="4"/>
-              <w:left w:val="single" w:color="BFBFBF" w:sz="4"/>
-              <w:bottom w:val="single" w:color="BFBFBF" w:sz="4"/>
-              <w:right w:val="single" w:color="BFBFBF" w:sz="4"/>
-            </w:tcBorders>
-            <w:tcMar>
-              <w:top w:type="dxa" w:w="60"/>
-              <w:left w:type="dxa" w:w="100"/>
-              <w:bottom w:type="dxa" w:w="60"/>
-              <w:right w:type="dxa" w:w="100"/>
-            </w:tcMar>
-          </w:tcPr>
-          <w:p>
-            <w:r>
-              <w:rPr>
-                <w:rFonts w:ascii="Arial" w:cs="Arial" w:eastAsia="Arial" w:hAnsi="Arial"/>
-                <w:b/>
-                <w:bCs/>
-                <w:sz w:val="18"/>
-                <w:szCs w:val="18"/>
-              </w:rPr>
-              <w:t xml:space="preserve">П11</w:t>
+              <w:t xml:space="preserve">18, 19, 20, 30</w:t>
             </w:r>
           </w:p>
         </w:tc>
         <w:tc>
           <w:tcPr>
-            <w:tcW w:type="dxa" w:w="2900"/>
-            <w:tcBorders>
-              <w:top w:val="single" w:color="BFBFBF" w:sz="4"/>
-              <w:left w:val="single" w:color="BFBFBF" w:sz="4"/>
-              <w:bottom w:val="single" w:color="BFBFBF" w:sz="4"/>
-              <w:right w:val="single" w:color="BFBFBF" w:sz="4"/>
-            </w:tcBorders>
-            <w:tcMar>
-              <w:top w:type="dxa" w:w="60"/>
-              <w:left w:type="dxa" w:w="100"/>
-              <w:bottom w:type="dxa" w:w="60"/>
-              <w:right w:type="dxa" w:w="100"/>
-            </w:tcMar>
-          </w:tcPr>
-          <w:p>
-            <w:r>
-              <w:rPr>
-                <w:rFonts w:ascii="Arial" w:cs="Arial" w:eastAsia="Arial" w:hAnsi="Arial"/>
-                <w:b w:val="false"/>
-                <w:bCs w:val="false"/>
-                <w:sz w:val="18"/>
-                <w:szCs w:val="18"/>
-              </w:rPr>
-              <w:t xml:space="preserve">Автоматизация процесса и агентные сценарии</w:t>
-            </w:r>
-          </w:p>
-        </w:tc>
-        <w:tc>
-          <w:tcPr>
-            <w:tcW w:type="dxa" w:w="2338"/>
+            <w:tcW w:type="dxa" w:w="1888"/>
             <w:tcBorders>
               <w:top w:val="single" w:color="BFBFBF" w:sz="4"/>
               <w:left w:val="single" w:color="BFBFBF" w:sz="4"/>
@@ -24730,7 +24934,67 @@
                 <w:sz w:val="16"/>
                 <w:szCs w:val="16"/>
               </w:rPr>
-              <w:t xml:space="preserve">PROCESS_AUTOMATION</w:t>
+              <w:t xml:space="preserve">—</w:t>
+            </w:r>
+          </w:p>
+        </w:tc>
+        <w:tc>
+          <w:tcPr>
+            <w:tcW w:type="dxa" w:w="1300"/>
+            <w:tcBorders>
+              <w:top w:val="single" w:color="BFBFBF" w:sz="4"/>
+              <w:left w:val="single" w:color="BFBFBF" w:sz="4"/>
+              <w:bottom w:val="single" w:color="BFBFBF" w:sz="4"/>
+              <w:right w:val="single" w:color="BFBFBF" w:sz="4"/>
+            </w:tcBorders>
+            <w:tcMar>
+              <w:top w:type="dxa" w:w="60"/>
+              <w:left w:type="dxa" w:w="100"/>
+              <w:bottom w:type="dxa" w:w="60"/>
+              <w:right w:type="dxa" w:w="100"/>
+            </w:tcMar>
+          </w:tcPr>
+          <w:p>
+            <w:r>
+              <w:rPr>
+                <w:rFonts w:ascii="Arial" w:cs="Arial" w:eastAsia="Arial" w:hAnsi="Arial"/>
+                <w:b/>
+                <w:bCs/>
+                <w:sz w:val="16"/>
+                <w:szCs w:val="16"/>
+              </w:rPr>
+              <w:t xml:space="preserve">4 + 0 = 4</w:t>
+            </w:r>
+          </w:p>
+        </w:tc>
+      </w:tr>
+      <w:tr>
+        <w:tc>
+          <w:tcPr>
+            <w:tcW w:type="dxa" w:w="550"/>
+            <w:tcBorders>
+              <w:top w:val="single" w:color="BFBFBF" w:sz="4"/>
+              <w:left w:val="single" w:color="BFBFBF" w:sz="4"/>
+              <w:bottom w:val="single" w:color="BFBFBF" w:sz="4"/>
+              <w:right w:val="single" w:color="BFBFBF" w:sz="4"/>
+            </w:tcBorders>
+            <w:tcMar>
+              <w:top w:type="dxa" w:w="60"/>
+              <w:left w:type="dxa" w:w="100"/>
+              <w:bottom w:type="dxa" w:w="60"/>
+              <w:right w:type="dxa" w:w="100"/>
+            </w:tcMar>
+          </w:tcPr>
+          <w:p>
+            <w:r>
+              <w:rPr>
+                <w:rFonts w:ascii="Arial" w:cs="Arial" w:eastAsia="Arial" w:hAnsi="Arial"/>
+                <w:b/>
+                <w:bCs/>
+                <w:sz w:val="16"/>
+                <w:szCs w:val="16"/>
+              </w:rPr>
+              <w:t xml:space="preserve">П11</w:t>
             </w:r>
           </w:p>
         </w:tc>
@@ -24756,10 +25020,39 @@
                 <w:rFonts w:ascii="Arial" w:cs="Arial" w:eastAsia="Arial" w:hAnsi="Arial"/>
                 <w:b w:val="false"/>
                 <w:bCs w:val="false"/>
-                <w:sz w:val="18"/>
-                <w:szCs w:val="18"/>
+                <w:sz w:val="16"/>
+                <w:szCs w:val="16"/>
               </w:rPr>
-              <w:t xml:space="preserve">4, 17, 31</w:t>
+              <w:t xml:space="preserve">Автоматизация процесса и агентные сценарии</w:t>
+            </w:r>
+          </w:p>
+        </w:tc>
+        <w:tc>
+          <w:tcPr>
+            <w:tcW w:type="dxa" w:w="2100"/>
+            <w:tcBorders>
+              <w:top w:val="single" w:color="BFBFBF" w:sz="4"/>
+              <w:left w:val="single" w:color="BFBFBF" w:sz="4"/>
+              <w:bottom w:val="single" w:color="BFBFBF" w:sz="4"/>
+              <w:right w:val="single" w:color="BFBFBF" w:sz="4"/>
+            </w:tcBorders>
+            <w:tcMar>
+              <w:top w:type="dxa" w:w="60"/>
+              <w:left w:type="dxa" w:w="100"/>
+              <w:bottom w:type="dxa" w:w="60"/>
+              <w:right w:type="dxa" w:w="100"/>
+            </w:tcMar>
+          </w:tcPr>
+          <w:p>
+            <w:r>
+              <w:rPr>
+                <w:rFonts w:ascii="Arial" w:cs="Arial" w:eastAsia="Arial" w:hAnsi="Arial"/>
+                <w:b w:val="false"/>
+                <w:bCs w:val="false"/>
+                <w:sz w:val="14"/>
+                <w:szCs w:val="14"/>
+              </w:rPr>
+              <w:t xml:space="preserve">PROCESS_AUTOMATION</w:t>
             </w:r>
           </w:p>
         </w:tc>
@@ -24785,10 +25078,68 @@
                 <w:rFonts w:ascii="Arial" w:cs="Arial" w:eastAsia="Arial" w:hAnsi="Arial"/>
                 <w:b w:val="false"/>
                 <w:bCs w:val="false"/>
-                <w:sz w:val="18"/>
-                <w:szCs w:val="18"/>
+                <w:sz w:val="16"/>
+                <w:szCs w:val="16"/>
               </w:rPr>
-              <w:t xml:space="preserve">4</w:t>
+              <w:t xml:space="preserve">4, 17, 31</w:t>
+            </w:r>
+          </w:p>
+        </w:tc>
+        <w:tc>
+          <w:tcPr>
+            <w:tcW w:type="dxa" w:w="1888"/>
+            <w:tcBorders>
+              <w:top w:val="single" w:color="BFBFBF" w:sz="4"/>
+              <w:left w:val="single" w:color="BFBFBF" w:sz="4"/>
+              <w:bottom w:val="single" w:color="BFBFBF" w:sz="4"/>
+              <w:right w:val="single" w:color="BFBFBF" w:sz="4"/>
+            </w:tcBorders>
+            <w:tcMar>
+              <w:top w:type="dxa" w:w="60"/>
+              <w:left w:type="dxa" w:w="100"/>
+              <w:bottom w:type="dxa" w:w="60"/>
+              <w:right w:type="dxa" w:w="100"/>
+            </w:tcMar>
+          </w:tcPr>
+          <w:p>
+            <w:r>
+              <w:rPr>
+                <w:rFonts w:ascii="Arial" w:cs="Arial" w:eastAsia="Arial" w:hAnsi="Arial"/>
+                <w:b w:val="false"/>
+                <w:bCs w:val="false"/>
+                <w:sz w:val="16"/>
+                <w:szCs w:val="16"/>
+              </w:rPr>
+              <w:t xml:space="preserve">22</w:t>
+            </w:r>
+          </w:p>
+        </w:tc>
+        <w:tc>
+          <w:tcPr>
+            <w:tcW w:type="dxa" w:w="1300"/>
+            <w:tcBorders>
+              <w:top w:val="single" w:color="BFBFBF" w:sz="4"/>
+              <w:left w:val="single" w:color="BFBFBF" w:sz="4"/>
+              <w:bottom w:val="single" w:color="BFBFBF" w:sz="4"/>
+              <w:right w:val="single" w:color="BFBFBF" w:sz="4"/>
+            </w:tcBorders>
+            <w:tcMar>
+              <w:top w:type="dxa" w:w="60"/>
+              <w:left w:type="dxa" w:w="100"/>
+              <w:bottom w:type="dxa" w:w="60"/>
+              <w:right w:type="dxa" w:w="100"/>
+            </w:tcMar>
+          </w:tcPr>
+          <w:p>
+            <w:r>
+              <w:rPr>
+                <w:rFonts w:ascii="Arial" w:cs="Arial" w:eastAsia="Arial" w:hAnsi="Arial"/>
+                <w:b/>
+                <w:bCs/>
+                <w:sz w:val="16"/>
+                <w:szCs w:val="16"/>
+              </w:rPr>
+              <w:t xml:space="preserve">3 + 1 = 4</w:t>
             </w:r>
           </w:p>
         </w:tc>
